--- a/WebContent/docx/HRD+HRR检测报告-齐鲁.docx
+++ b/WebContent/docx/HRD+HRR检测报告-齐鲁.docx
@@ -2166,7 +2166,6 @@
                 <w:szCs w:val="21"/>
               </w:rPr>
             </w:pPr>
-            <w:bookmarkStart w:id="17" w:name="_GoBack"/>
             <w:r>
               <w:rPr>
                 <w:rFonts w:hint="eastAsia" w:ascii="Times New Roman" w:hAnsi="Times New Roman" w:eastAsia="微软雅黑" w:cs="Times New Roman"/>
@@ -2175,7 +2174,6 @@
               </w:rPr>
               <w:t>{{ sequencing_depth | oqa(500,400) }}</w:t>
             </w:r>
-            <w:bookmarkEnd w:id="17"/>
           </w:p>
         </w:tc>
       </w:tr>
@@ -10332,8 +10330,8 @@
           </w14:shadow>
         </w:rPr>
       </w:pPr>
-      <w:bookmarkStart w:id="6" w:name="_Toc12657"/>
-      <w:bookmarkStart w:id="7" w:name="_Toc31913"/>
+      <w:bookmarkStart w:id="6" w:name="_Toc31913"/>
+      <w:bookmarkStart w:id="7" w:name="_Toc12657"/>
       <w:r>
         <w:rPr>
           <w:rFonts w:hint="default" w:ascii="Times New Roman" w:hAnsi="Times New Roman" w:eastAsia="微软雅黑" w:cs="Times New Roman"/>
@@ -10476,12 +10474,6 @@
             <w:insideH w:val="single" w:color="A4A4A4" w:sz="4" w:space="0"/>
             <w:insideV w:val="single" w:color="A4A4A4" w:sz="4" w:space="0"/>
           </w:tblBorders>
-          <w:tblCellMar>
-            <w:top w:w="0" w:type="dxa"/>
-            <w:left w:w="108" w:type="dxa"/>
-            <w:bottom w:w="0" w:type="dxa"/>
-            <w:right w:w="108" w:type="dxa"/>
-          </w:tblCellMar>
         </w:tblPrEx>
         <w:trPr>
           <w:trHeight w:val="417" w:hRule="atLeast"/>
@@ -14770,8 +14762,8 @@
           </w14:shadow>
         </w:rPr>
       </w:pPr>
-      <w:bookmarkStart w:id="8" w:name="_Toc3250"/>
-      <w:bookmarkStart w:id="9" w:name="_Toc18974"/>
+      <w:bookmarkStart w:id="8" w:name="_Toc18974"/>
+      <w:bookmarkStart w:id="9" w:name="_Toc3250"/>
       <w:bookmarkStart w:id="10" w:name="_Toc27011"/>
       <w:bookmarkStart w:id="11" w:name="_Toc149837264"/>
       <w:r>
@@ -19733,9 +19725,9 @@
           </w14:shadow>
         </w:rPr>
       </w:pPr>
-      <w:bookmarkStart w:id="12" w:name="_Toc13837"/>
-      <w:bookmarkStart w:id="13" w:name="_Toc8321"/>
-      <w:bookmarkStart w:id="14" w:name="_Toc11208"/>
+      <w:bookmarkStart w:id="12" w:name="_Toc8321"/>
+      <w:bookmarkStart w:id="13" w:name="_Toc11208"/>
+      <w:bookmarkStart w:id="14" w:name="_Toc13837"/>
       <w:bookmarkStart w:id="15" w:name="_Toc149837265"/>
       <w:r>
         <w:rPr>
@@ -25271,96 +25263,11 @@
         </w:rPr>
         <w:t>基因列表</w:t>
       </w:r>
-      <w:r>
-        <w:rPr>
-          <w:rFonts w:hint="eastAsia" w:ascii="Times New Roman" w:hAnsi="Times New Roman" w:eastAsia="微软雅黑" w:cs="Times New Roman"/>
-          <w:i/>
-          <w:iCs/>
-          <w:sz w:val="18"/>
-          <w:szCs w:val="18"/>
-          <w:lang w:val="en-US" w:eastAsia="zh-CN"/>
-        </w:rPr>
-        <w:t>{</w:t>
-      </w:r>
-      <w:r>
-        <w:rPr>
-          <w:rFonts w:hint="default" w:ascii="Times New Roman" w:hAnsi="Times New Roman" w:eastAsia="微软雅黑" w:cs="Times New Roman"/>
-          <w:sz w:val="18"/>
-          <w:szCs w:val="18"/>
-          <w:lang w:eastAsia="zh-CN"/>
-        </w:rPr>
-        <w:t>%</w:t>
-      </w:r>
-      <w:r>
-        <w:rPr>
-          <w:rFonts w:hint="eastAsia" w:ascii="Times New Roman" w:hAnsi="Times New Roman" w:eastAsia="微软雅黑" w:cs="Times New Roman"/>
-          <w:sz w:val="18"/>
-          <w:szCs w:val="18"/>
-          <w:lang w:val="en-US" w:eastAsia="zh-CN"/>
-        </w:rPr>
-        <w:t xml:space="preserve"> for gene_table in</w:t>
-      </w:r>
-      <w:r>
-        <w:rPr>
-          <w:rFonts w:hint="default" w:ascii="Times New Roman" w:hAnsi="Times New Roman" w:eastAsia="微软雅黑" w:cs="Times New Roman"/>
-          <w:sz w:val="18"/>
-          <w:szCs w:val="18"/>
-          <w:lang w:eastAsia="zh-CN"/>
-        </w:rPr>
-        <w:t xml:space="preserve"> gene</w:t>
-      </w:r>
-      <w:r>
-        <w:rPr>
-          <w:rFonts w:hint="eastAsia" w:ascii="Times New Roman" w:hAnsi="Times New Roman" w:eastAsia="微软雅黑" w:cs="Times New Roman"/>
-          <w:sz w:val="18"/>
-          <w:szCs w:val="18"/>
-          <w:lang w:val="en-US" w:eastAsia="zh-CN"/>
-        </w:rPr>
-        <w:t>.conf_genes</w:t>
-      </w:r>
-      <w:r>
-        <w:rPr>
-          <w:rFonts w:hint="default" w:ascii="Times New Roman" w:hAnsi="Times New Roman" w:eastAsia="微软雅黑" w:cs="Times New Roman"/>
-          <w:sz w:val="18"/>
-          <w:szCs w:val="18"/>
-          <w:lang w:eastAsia="zh-CN"/>
-        </w:rPr>
-        <w:t>.</w:t>
-      </w:r>
-      <w:r>
-        <w:rPr>
-          <w:rFonts w:hint="eastAsia" w:ascii="Times New Roman" w:hAnsi="Times New Roman" w:eastAsia="微软雅黑" w:cs="Times New Roman"/>
-          <w:sz w:val="18"/>
-          <w:szCs w:val="18"/>
-          <w:lang w:val="en-US" w:eastAsia="zh-CN"/>
-        </w:rPr>
-        <w:t>gene_tables</w:t>
-      </w:r>
-      <w:r>
-        <w:rPr>
-          <w:rFonts w:hint="default" w:ascii="Times New Roman" w:hAnsi="Times New Roman" w:eastAsia="微软雅黑" w:cs="Times New Roman"/>
-          <w:sz w:val="18"/>
-          <w:szCs w:val="18"/>
-          <w:lang w:eastAsia="zh-CN"/>
-        </w:rPr>
-        <w:t>%}</w:t>
-      </w:r>
-      <w:r>
-        <w:rPr>
-          <w:rFonts w:hint="eastAsia" w:ascii="微软雅黑" w:hAnsi="微软雅黑" w:eastAsia="微软雅黑" w:cs="微软雅黑"/>
-          <w:b/>
-          <w:bCs/>
-          <w:sz w:val="21"/>
-          <w:szCs w:val="21"/>
-          <w:lang w:val="en-US" w:eastAsia="zh-CN"/>
-        </w:rPr>
-        <w:t>{{gene_table.title}}</w:t>
-      </w:r>
     </w:p>
     <w:tbl>
       <w:tblPr>
-        <w:tblStyle w:val="164"/>
-        <w:tblW w:w="9864" w:type="dxa"/>
+        <w:tblStyle w:val="32"/>
+        <w:tblW w:w="10171" w:type="dxa"/>
         <w:jc w:val="center"/>
         <w:tblBorders>
           <w:top w:val="single" w:color="auto" w:sz="4" w:space="0"/>
@@ -25373,15 +25280,21 @@
         <w:tblLayout w:type="fixed"/>
         <w:tblCellMar>
           <w:top w:w="0" w:type="dxa"/>
-          <w:left w:w="0" w:type="dxa"/>
+          <w:left w:w="108" w:type="dxa"/>
           <w:bottom w:w="0" w:type="dxa"/>
-          <w:right w:w="0" w:type="dxa"/>
+          <w:right w:w="108" w:type="dxa"/>
         </w:tblCellMar>
       </w:tblPr>
       <w:tblGrid>
-        <w:gridCol w:w="3288"/>
-        <w:gridCol w:w="3288"/>
-        <w:gridCol w:w="3288"/>
+        <w:gridCol w:w="1275"/>
+        <w:gridCol w:w="1089"/>
+        <w:gridCol w:w="1095"/>
+        <w:gridCol w:w="1155"/>
+        <w:gridCol w:w="1099"/>
+        <w:gridCol w:w="1007"/>
+        <w:gridCol w:w="1243"/>
+        <w:gridCol w:w="1151"/>
+        <w:gridCol w:w="1057"/>
       </w:tblGrid>
       <w:tr>
         <w:tblPrEx>
@@ -25395,46 +25308,78 @@
           </w:tblBorders>
           <w:tblCellMar>
             <w:top w:w="0" w:type="dxa"/>
-            <w:left w:w="0" w:type="dxa"/>
+            <w:left w:w="108" w:type="dxa"/>
             <w:bottom w:w="0" w:type="dxa"/>
-            <w:right w:w="0" w:type="dxa"/>
+            <w:right w:w="108" w:type="dxa"/>
           </w:tblCellMar>
         </w:tblPrEx>
         <w:trPr>
-          <w:trHeight w:val="227" w:hRule="atLeast"/>
+          <w:trHeight w:val="0" w:hRule="atLeast"/>
           <w:jc w:val="center"/>
         </w:trPr>
         <w:tc>
           <w:tcPr>
-            <w:tcW w:w="9864" w:type="dxa"/>
-            <w:gridSpan w:val="3"/>
+            <w:tcW w:w="10171" w:type="dxa"/>
+            <w:gridSpan w:val="9"/>
             <w:vAlign w:val="center"/>
           </w:tcPr>
           <w:p>
             <w:pPr>
+              <w:keepNext w:val="0"/>
+              <w:keepLines w:val="0"/>
+              <w:pageBreakBefore w:val="0"/>
               <w:widowControl/>
+              <w:kinsoku/>
+              <w:wordWrap/>
+              <w:overflowPunct/>
+              <w:topLinePunct w:val="0"/>
+              <w:autoSpaceDE/>
+              <w:autoSpaceDN/>
+              <w:bidi w:val="0"/>
+              <w:adjustRightInd/>
+              <w:snapToGrid/>
               <w:spacing w:after="0" w:line="240" w:lineRule="auto"/>
               <w:jc w:val="center"/>
-              <w:textAlignment w:val="center"/>
-              <w:rPr>
-                <w:rFonts w:hint="default" w:ascii="Times New Roman" w:hAnsi="Times New Roman" w:eastAsia="微软雅黑" w:cs="Times New Roman"/>
-                <w:i/>
-                <w:iCs/>
+              <w:textAlignment w:val="auto"/>
+              <w:rPr>
+                <w:rFonts w:ascii="Times New Roman Regular" w:hAnsi="Times New Roman Regular" w:cs="Times New Roman Regular"/>
+                <w:color w:val="000000" w:themeColor="text1"/>
+                <w:kern w:val="2"/>
+                <w:sz w:val="18"/>
+                <w:szCs w:val="18"/>
+                <w14:textFill>
+                  <w14:solidFill>
+                    <w14:schemeClr w14:val="tx1"/>
+                  </w14:solidFill>
+                </w14:textFill>
+              </w:rPr>
+            </w:pPr>
+            <w:r>
+              <w:rPr>
+                <w:rFonts w:hint="eastAsia" w:ascii="Times New Roman" w:hAnsi="Times New Roman" w:eastAsia="微软雅黑" w:cs="Times New Roman"/>
+                <w:sz w:val="18"/>
+                <w:szCs w:val="18"/>
+                <w:lang w:eastAsia="zh-CN"/>
+              </w:rPr>
+              <w:t xml:space="preserve">{%tr for Gene in gene.genes | </w:t>
+            </w:r>
+            <w:r>
+              <w:rPr>
+                <w:rFonts w:hint="eastAsia" w:ascii="Times New Roman" w:hAnsi="Times New Roman" w:eastAsia="微软雅黑" w:cs="Times New Roman"/>
                 <w:sz w:val="18"/>
                 <w:szCs w:val="18"/>
                 <w:lang w:val="en-US" w:eastAsia="zh-CN"/>
               </w:rPr>
-            </w:pPr>
+              <w:t>genes</w:t>
+            </w:r>
             <w:r>
               <w:rPr>
                 <w:rFonts w:hint="eastAsia" w:ascii="Times New Roman" w:hAnsi="Times New Roman" w:eastAsia="微软雅黑" w:cs="Times New Roman"/>
-                <w:i/>
-                <w:iCs/>
-                <w:sz w:val="18"/>
-                <w:szCs w:val="18"/>
-                <w:lang w:val="en-US" w:eastAsia="zh-CN"/>
-              </w:rPr>
-              <w:t>{%tr for genes in gene_table.genes%}</w:t>
+                <w:sz w:val="18"/>
+                <w:szCs w:val="18"/>
+                <w:lang w:eastAsia="zh-CN"/>
+              </w:rPr>
+              <w:t>(9,18,True) %}</w:t>
             </w:r>
           </w:p>
         </w:tc>
@@ -25451,32 +25396,45 @@
           </w:tblBorders>
           <w:tblCellMar>
             <w:top w:w="0" w:type="dxa"/>
-            <w:left w:w="0" w:type="dxa"/>
+            <w:left w:w="108" w:type="dxa"/>
             <w:bottom w:w="0" w:type="dxa"/>
-            <w:right w:w="0" w:type="dxa"/>
+            <w:right w:w="108" w:type="dxa"/>
           </w:tblCellMar>
         </w:tblPrEx>
         <w:trPr>
-          <w:trHeight w:val="90" w:hRule="atLeast"/>
+          <w:trHeight w:val="0" w:hRule="atLeast"/>
           <w:jc w:val="center"/>
         </w:trPr>
         <w:tc>
           <w:tcPr>
-            <w:tcW w:w="3288" w:type="dxa"/>
+            <w:tcW w:w="1275" w:type="dxa"/>
             <w:vAlign w:val="center"/>
           </w:tcPr>
           <w:p>
             <w:pPr>
+              <w:keepNext w:val="0"/>
+              <w:keepLines w:val="0"/>
+              <w:pageBreakBefore w:val="0"/>
               <w:widowControl/>
+              <w:kinsoku/>
+              <w:wordWrap/>
+              <w:overflowPunct/>
+              <w:topLinePunct w:val="0"/>
+              <w:autoSpaceDE/>
+              <w:autoSpaceDN/>
+              <w:bidi w:val="0"/>
+              <w:adjustRightInd/>
+              <w:snapToGrid/>
               <w:spacing w:after="0" w:line="240" w:lineRule="auto"/>
               <w:jc w:val="center"/>
-              <w:textAlignment w:val="center"/>
-              <w:rPr>
-                <w:rFonts w:hint="default" w:ascii="Times New Roman" w:hAnsi="Times New Roman" w:eastAsia="微软雅黑" w:cs="Times New Roman"/>
+              <w:textAlignment w:val="auto"/>
+              <w:rPr>
+                <w:rFonts w:ascii="Times New Roman" w:hAnsi="Times New Roman" w:eastAsia="微软雅黑" w:cs="Times New Roman"/>
                 <w:i/>
                 <w:iCs/>
                 <w:sz w:val="18"/>
                 <w:szCs w:val="18"/>
+                <w:lang w:eastAsia="zh-CN"/>
               </w:rPr>
             </w:pPr>
             <w:r>
@@ -25486,30 +25444,48 @@
                 <w:iCs/>
                 <w:sz w:val="18"/>
                 <w:szCs w:val="18"/>
-                <w:lang w:val="en-US" w:eastAsia="zh-CN"/>
-              </w:rPr>
-              <w:t>{%tc for gene in genes%}</w:t>
+                <w:lang w:eastAsia="zh-CN"/>
+              </w:rPr>
+              <w:t>{{r Gene[0] }}</w:t>
             </w:r>
           </w:p>
         </w:tc>
         <w:tc>
           <w:tcPr>
-            <w:tcW w:w="3288" w:type="dxa"/>
+            <w:tcW w:w="1089" w:type="dxa"/>
             <w:vAlign w:val="center"/>
           </w:tcPr>
           <w:p>
             <w:pPr>
+              <w:keepNext w:val="0"/>
+              <w:keepLines w:val="0"/>
+              <w:pageBreakBefore w:val="0"/>
               <w:widowControl/>
+              <w:kinsoku/>
+              <w:wordWrap/>
+              <w:overflowPunct/>
+              <w:topLinePunct w:val="0"/>
+              <w:autoSpaceDE/>
+              <w:autoSpaceDN/>
+              <w:bidi w:val="0"/>
+              <w:adjustRightInd/>
+              <w:snapToGrid/>
               <w:spacing w:after="0" w:line="240" w:lineRule="auto"/>
               <w:jc w:val="center"/>
-              <w:textAlignment w:val="center"/>
-              <w:rPr>
-                <w:rFonts w:hint="default" w:ascii="Times New Roman" w:hAnsi="Times New Roman" w:eastAsia="微软雅黑" w:cs="Times New Roman"/>
+              <w:textAlignment w:val="auto"/>
+              <w:rPr>
+                <w:rFonts w:ascii="Times New Roman Regular" w:hAnsi="Times New Roman Regular" w:cs="Times New Roman Regular"/>
                 <w:i/>
                 <w:iCs/>
-                <w:sz w:val="18"/>
-                <w:szCs w:val="18"/>
-                <w:lang w:val="en-US" w:eastAsia="zh-CN"/>
+                <w:color w:val="000000" w:themeColor="text1"/>
+                <w:kern w:val="2"/>
+                <w:sz w:val="18"/>
+                <w:szCs w:val="18"/>
+                <w14:textFill>
+                  <w14:solidFill>
+                    <w14:schemeClr w14:val="tx1"/>
+                  </w14:solidFill>
+                </w14:textFill>
               </w:rPr>
             </w:pPr>
             <w:r>
@@ -25519,30 +25495,48 @@
                 <w:iCs/>
                 <w:sz w:val="18"/>
                 <w:szCs w:val="18"/>
-                <w:lang w:val="en-US" w:eastAsia="zh-CN"/>
-              </w:rPr>
-              <w:t>{{r gene}}</w:t>
+                <w:lang w:eastAsia="zh-CN"/>
+              </w:rPr>
+              <w:t>{{r Gene[1] }}</w:t>
             </w:r>
           </w:p>
         </w:tc>
         <w:tc>
           <w:tcPr>
-            <w:tcW w:w="3288" w:type="dxa"/>
+            <w:tcW w:w="1095" w:type="dxa"/>
             <w:vAlign w:val="center"/>
           </w:tcPr>
           <w:p>
             <w:pPr>
+              <w:keepNext w:val="0"/>
+              <w:keepLines w:val="0"/>
+              <w:pageBreakBefore w:val="0"/>
               <w:widowControl/>
+              <w:kinsoku/>
+              <w:wordWrap/>
+              <w:overflowPunct/>
+              <w:topLinePunct w:val="0"/>
+              <w:autoSpaceDE/>
+              <w:autoSpaceDN/>
+              <w:bidi w:val="0"/>
+              <w:adjustRightInd/>
+              <w:snapToGrid/>
               <w:spacing w:after="0" w:line="240" w:lineRule="auto"/>
               <w:jc w:val="center"/>
-              <w:textAlignment w:val="center"/>
-              <w:rPr>
-                <w:rFonts w:hint="default" w:ascii="Times New Roman" w:hAnsi="Times New Roman" w:eastAsia="微软雅黑" w:cs="Times New Roman"/>
+              <w:textAlignment w:val="auto"/>
+              <w:rPr>
+                <w:rFonts w:ascii="Times New Roman Regular" w:hAnsi="Times New Roman Regular" w:cs="Times New Roman Regular"/>
                 <w:i/>
                 <w:iCs/>
-                <w:sz w:val="18"/>
-                <w:szCs w:val="18"/>
-                <w:lang w:val="en-US" w:eastAsia="zh-CN"/>
+                <w:color w:val="000000" w:themeColor="text1"/>
+                <w:kern w:val="2"/>
+                <w:sz w:val="18"/>
+                <w:szCs w:val="18"/>
+                <w14:textFill>
+                  <w14:solidFill>
+                    <w14:schemeClr w14:val="tx1"/>
+                  </w14:solidFill>
+                </w14:textFill>
               </w:rPr>
             </w:pPr>
             <w:r>
@@ -25552,9 +25546,315 @@
                 <w:iCs/>
                 <w:sz w:val="18"/>
                 <w:szCs w:val="18"/>
-                <w:lang w:val="en-US" w:eastAsia="zh-CN"/>
-              </w:rPr>
-              <w:t>{%tc endfor %}</w:t>
+                <w:lang w:eastAsia="zh-CN"/>
+              </w:rPr>
+              <w:t>{{r Gene[2] }}</w:t>
+            </w:r>
+          </w:p>
+        </w:tc>
+        <w:tc>
+          <w:tcPr>
+            <w:tcW w:w="1155" w:type="dxa"/>
+            <w:vAlign w:val="center"/>
+          </w:tcPr>
+          <w:p>
+            <w:pPr>
+              <w:keepNext w:val="0"/>
+              <w:keepLines w:val="0"/>
+              <w:pageBreakBefore w:val="0"/>
+              <w:widowControl/>
+              <w:kinsoku/>
+              <w:wordWrap/>
+              <w:overflowPunct/>
+              <w:topLinePunct w:val="0"/>
+              <w:autoSpaceDE/>
+              <w:autoSpaceDN/>
+              <w:bidi w:val="0"/>
+              <w:adjustRightInd/>
+              <w:snapToGrid/>
+              <w:spacing w:after="0" w:line="240" w:lineRule="auto"/>
+              <w:jc w:val="center"/>
+              <w:textAlignment w:val="auto"/>
+              <w:rPr>
+                <w:rFonts w:ascii="Times New Roman Regular" w:hAnsi="Times New Roman Regular" w:cs="Times New Roman Regular"/>
+                <w:i/>
+                <w:iCs/>
+                <w:color w:val="000000" w:themeColor="text1"/>
+                <w:kern w:val="2"/>
+                <w:sz w:val="18"/>
+                <w:szCs w:val="18"/>
+                <w14:textFill>
+                  <w14:solidFill>
+                    <w14:schemeClr w14:val="tx1"/>
+                  </w14:solidFill>
+                </w14:textFill>
+              </w:rPr>
+            </w:pPr>
+            <w:r>
+              <w:rPr>
+                <w:rFonts w:hint="eastAsia" w:ascii="Times New Roman" w:hAnsi="Times New Roman" w:eastAsia="微软雅黑" w:cs="Times New Roman"/>
+                <w:i/>
+                <w:iCs/>
+                <w:sz w:val="18"/>
+                <w:szCs w:val="18"/>
+                <w:lang w:eastAsia="zh-CN"/>
+              </w:rPr>
+              <w:t>{{r Gene[3] }}</w:t>
+            </w:r>
+          </w:p>
+        </w:tc>
+        <w:tc>
+          <w:tcPr>
+            <w:tcW w:w="1099" w:type="dxa"/>
+            <w:vAlign w:val="center"/>
+          </w:tcPr>
+          <w:p>
+            <w:pPr>
+              <w:keepNext w:val="0"/>
+              <w:keepLines w:val="0"/>
+              <w:pageBreakBefore w:val="0"/>
+              <w:widowControl/>
+              <w:kinsoku/>
+              <w:wordWrap/>
+              <w:overflowPunct/>
+              <w:topLinePunct w:val="0"/>
+              <w:autoSpaceDE/>
+              <w:autoSpaceDN/>
+              <w:bidi w:val="0"/>
+              <w:adjustRightInd/>
+              <w:snapToGrid/>
+              <w:spacing w:after="0" w:line="240" w:lineRule="auto"/>
+              <w:jc w:val="center"/>
+              <w:textAlignment w:val="auto"/>
+              <w:rPr>
+                <w:rFonts w:ascii="Times New Roman Regular" w:hAnsi="Times New Roman Regular" w:cs="Times New Roman Regular"/>
+                <w:i/>
+                <w:iCs/>
+                <w:color w:val="000000" w:themeColor="text1"/>
+                <w:kern w:val="2"/>
+                <w:sz w:val="18"/>
+                <w:szCs w:val="18"/>
+                <w14:textFill>
+                  <w14:solidFill>
+                    <w14:schemeClr w14:val="tx1"/>
+                  </w14:solidFill>
+                </w14:textFill>
+              </w:rPr>
+            </w:pPr>
+            <w:r>
+              <w:rPr>
+                <w:rFonts w:hint="eastAsia" w:ascii="Times New Roman" w:hAnsi="Times New Roman" w:eastAsia="微软雅黑" w:cs="Times New Roman"/>
+                <w:i/>
+                <w:iCs/>
+                <w:sz w:val="18"/>
+                <w:szCs w:val="18"/>
+                <w:lang w:eastAsia="zh-CN"/>
+              </w:rPr>
+              <w:t>{{r Gene[4] }}</w:t>
+            </w:r>
+          </w:p>
+        </w:tc>
+        <w:tc>
+          <w:tcPr>
+            <w:tcW w:w="1007" w:type="dxa"/>
+            <w:vAlign w:val="center"/>
+          </w:tcPr>
+          <w:p>
+            <w:pPr>
+              <w:keepNext w:val="0"/>
+              <w:keepLines w:val="0"/>
+              <w:pageBreakBefore w:val="0"/>
+              <w:widowControl/>
+              <w:kinsoku/>
+              <w:wordWrap/>
+              <w:overflowPunct/>
+              <w:topLinePunct w:val="0"/>
+              <w:autoSpaceDE/>
+              <w:autoSpaceDN/>
+              <w:bidi w:val="0"/>
+              <w:adjustRightInd/>
+              <w:snapToGrid/>
+              <w:spacing w:after="0" w:line="240" w:lineRule="auto"/>
+              <w:jc w:val="center"/>
+              <w:textAlignment w:val="auto"/>
+              <w:rPr>
+                <w:rFonts w:ascii="Times New Roman Regular" w:hAnsi="Times New Roman Regular" w:cs="Times New Roman Regular"/>
+                <w:i/>
+                <w:iCs/>
+                <w:color w:val="000000" w:themeColor="text1"/>
+                <w:kern w:val="2"/>
+                <w:sz w:val="18"/>
+                <w:szCs w:val="18"/>
+                <w14:textFill>
+                  <w14:solidFill>
+                    <w14:schemeClr w14:val="tx1"/>
+                  </w14:solidFill>
+                </w14:textFill>
+              </w:rPr>
+            </w:pPr>
+            <w:r>
+              <w:rPr>
+                <w:rFonts w:hint="eastAsia" w:ascii="Times New Roman" w:hAnsi="Times New Roman" w:eastAsia="微软雅黑" w:cs="Times New Roman"/>
+                <w:i/>
+                <w:iCs/>
+                <w:sz w:val="18"/>
+                <w:szCs w:val="18"/>
+                <w:lang w:eastAsia="zh-CN"/>
+              </w:rPr>
+              <w:t>{{r Gene[5] }}</w:t>
+            </w:r>
+          </w:p>
+        </w:tc>
+        <w:tc>
+          <w:tcPr>
+            <w:tcW w:w="1243" w:type="dxa"/>
+            <w:vAlign w:val="center"/>
+          </w:tcPr>
+          <w:p>
+            <w:pPr>
+              <w:keepNext w:val="0"/>
+              <w:keepLines w:val="0"/>
+              <w:pageBreakBefore w:val="0"/>
+              <w:widowControl/>
+              <w:kinsoku/>
+              <w:wordWrap/>
+              <w:overflowPunct/>
+              <w:topLinePunct w:val="0"/>
+              <w:autoSpaceDE/>
+              <w:autoSpaceDN/>
+              <w:bidi w:val="0"/>
+              <w:adjustRightInd/>
+              <w:snapToGrid/>
+              <w:spacing w:after="0" w:line="240" w:lineRule="auto"/>
+              <w:jc w:val="center"/>
+              <w:textAlignment w:val="auto"/>
+              <w:rPr>
+                <w:rFonts w:ascii="Times New Roman Regular" w:hAnsi="Times New Roman Regular" w:cs="Times New Roman Regular"/>
+                <w:i/>
+                <w:iCs/>
+                <w:color w:val="000000" w:themeColor="text1"/>
+                <w:kern w:val="2"/>
+                <w:sz w:val="18"/>
+                <w:szCs w:val="18"/>
+                <w14:textFill>
+                  <w14:solidFill>
+                    <w14:schemeClr w14:val="tx1"/>
+                  </w14:solidFill>
+                </w14:textFill>
+              </w:rPr>
+            </w:pPr>
+            <w:r>
+              <w:rPr>
+                <w:rFonts w:hint="eastAsia" w:ascii="Times New Roman" w:hAnsi="Times New Roman" w:eastAsia="微软雅黑" w:cs="Times New Roman"/>
+                <w:i/>
+                <w:iCs/>
+                <w:sz w:val="18"/>
+                <w:szCs w:val="18"/>
+                <w:lang w:eastAsia="zh-CN"/>
+              </w:rPr>
+              <w:t>{{r Gene[6] }}</w:t>
+            </w:r>
+          </w:p>
+        </w:tc>
+        <w:tc>
+          <w:tcPr>
+            <w:tcW w:w="1151" w:type="dxa"/>
+            <w:vAlign w:val="center"/>
+          </w:tcPr>
+          <w:p>
+            <w:pPr>
+              <w:keepNext w:val="0"/>
+              <w:keepLines w:val="0"/>
+              <w:pageBreakBefore w:val="0"/>
+              <w:widowControl/>
+              <w:kinsoku/>
+              <w:wordWrap/>
+              <w:overflowPunct/>
+              <w:topLinePunct w:val="0"/>
+              <w:autoSpaceDE/>
+              <w:autoSpaceDN/>
+              <w:bidi w:val="0"/>
+              <w:adjustRightInd/>
+              <w:snapToGrid/>
+              <w:spacing w:after="0" w:line="240" w:lineRule="auto"/>
+              <w:jc w:val="center"/>
+              <w:textAlignment w:val="auto"/>
+              <w:rPr>
+                <w:rFonts w:ascii="Times New Roman Regular" w:hAnsi="Times New Roman Regular" w:cs="Times New Roman Regular"/>
+                <w:i/>
+                <w:iCs/>
+                <w:color w:val="000000" w:themeColor="text1"/>
+                <w:kern w:val="2"/>
+                <w:sz w:val="18"/>
+                <w:szCs w:val="18"/>
+                <w14:textFill>
+                  <w14:solidFill>
+                    <w14:schemeClr w14:val="tx1"/>
+                  </w14:solidFill>
+                </w14:textFill>
+              </w:rPr>
+            </w:pPr>
+            <w:r>
+              <w:rPr>
+                <w:rFonts w:hint="eastAsia" w:ascii="Times New Roman" w:hAnsi="Times New Roman" w:eastAsia="微软雅黑" w:cs="Times New Roman"/>
+                <w:i/>
+                <w:iCs/>
+                <w:sz w:val="18"/>
+                <w:szCs w:val="18"/>
+                <w:lang w:eastAsia="zh-CN"/>
+              </w:rPr>
+              <w:t>{{r Gene[7] }}</w:t>
+            </w:r>
+          </w:p>
+        </w:tc>
+        <w:tc>
+          <w:tcPr>
+            <w:tcW w:w="1057" w:type="dxa"/>
+            <w:vAlign w:val="center"/>
+          </w:tcPr>
+          <w:p>
+            <w:pPr>
+              <w:keepNext w:val="0"/>
+              <w:keepLines w:val="0"/>
+              <w:pageBreakBefore w:val="0"/>
+              <w:widowControl/>
+              <w:kinsoku/>
+              <w:wordWrap/>
+              <w:overflowPunct/>
+              <w:topLinePunct w:val="0"/>
+              <w:autoSpaceDE/>
+              <w:autoSpaceDN/>
+              <w:bidi w:val="0"/>
+              <w:adjustRightInd/>
+              <w:snapToGrid/>
+              <w:spacing w:after="0" w:line="240" w:lineRule="auto"/>
+              <w:jc w:val="center"/>
+              <w:textAlignment w:val="auto"/>
+              <w:rPr>
+                <w:rFonts w:ascii="Times New Roman Regular" w:hAnsi="Times New Roman Regular" w:cs="Times New Roman Regular"/>
+                <w:i/>
+                <w:iCs/>
+                <w:color w:val="000000" w:themeColor="text1"/>
+                <w:kern w:val="2"/>
+                <w:sz w:val="18"/>
+                <w:szCs w:val="18"/>
+                <w14:textFill>
+                  <w14:solidFill>
+                    <w14:schemeClr w14:val="tx1"/>
+                  </w14:solidFill>
+                </w14:textFill>
+              </w:rPr>
+            </w:pPr>
+            <w:r>
+              <w:rPr>
+                <w:rFonts w:hint="eastAsia" w:ascii="Times New Roman" w:hAnsi="Times New Roman" w:eastAsia="微软雅黑" w:cs="Times New Roman"/>
+                <w:i/>
+                <w:iCs/>
+                <w:sz w:val="18"/>
+                <w:szCs w:val="18"/>
+                <w:lang w:eastAsia="zh-CN"/>
+              </w:rPr>
+              <w:t>{{r Gene[8] }}</w:t>
             </w:r>
           </w:p>
         </w:tc>
@@ -25571,45 +25871,60 @@
           </w:tblBorders>
           <w:tblCellMar>
             <w:top w:w="0" w:type="dxa"/>
-            <w:left w:w="0" w:type="dxa"/>
+            <w:left w:w="108" w:type="dxa"/>
             <w:bottom w:w="0" w:type="dxa"/>
-            <w:right w:w="0" w:type="dxa"/>
+            <w:right w:w="108" w:type="dxa"/>
           </w:tblCellMar>
         </w:tblPrEx>
         <w:trPr>
-          <w:trHeight w:val="227" w:hRule="atLeast"/>
+          <w:trHeight w:val="0" w:hRule="atLeast"/>
           <w:jc w:val="center"/>
         </w:trPr>
         <w:tc>
           <w:tcPr>
-            <w:tcW w:w="9864" w:type="dxa"/>
-            <w:gridSpan w:val="3"/>
+            <w:tcW w:w="10171" w:type="dxa"/>
+            <w:gridSpan w:val="9"/>
             <w:vAlign w:val="center"/>
           </w:tcPr>
           <w:p>
             <w:pPr>
+              <w:keepNext w:val="0"/>
+              <w:keepLines w:val="0"/>
+              <w:pageBreakBefore w:val="0"/>
               <w:widowControl/>
+              <w:kinsoku/>
+              <w:wordWrap/>
+              <w:overflowPunct/>
+              <w:topLinePunct w:val="0"/>
+              <w:autoSpaceDE/>
+              <w:autoSpaceDN/>
+              <w:bidi w:val="0"/>
+              <w:adjustRightInd/>
+              <w:snapToGrid/>
               <w:spacing w:after="0" w:line="240" w:lineRule="auto"/>
               <w:jc w:val="center"/>
-              <w:rPr>
-                <w:rFonts w:hint="default" w:ascii="Times New Roman" w:hAnsi="Times New Roman" w:eastAsia="微软雅黑" w:cs="Times New Roman"/>
-                <w:i/>
-                <w:iCs/>
-                <w:sz w:val="18"/>
-                <w:szCs w:val="18"/>
-                <w:lang w:val="en-US" w:eastAsia="zh-CN"/>
+              <w:textAlignment w:val="auto"/>
+              <w:rPr>
+                <w:rFonts w:ascii="Times New Roman Regular" w:hAnsi="Times New Roman Regular" w:cs="Times New Roman Regular"/>
+                <w:color w:val="000000" w:themeColor="text1"/>
+                <w:kern w:val="2"/>
+                <w:sz w:val="18"/>
+                <w:szCs w:val="18"/>
+                <w14:textFill>
+                  <w14:solidFill>
+                    <w14:schemeClr w14:val="tx1"/>
+                  </w14:solidFill>
+                </w14:textFill>
               </w:rPr>
             </w:pPr>
             <w:r>
               <w:rPr>
                 <w:rFonts w:hint="eastAsia" w:ascii="Times New Roman" w:hAnsi="Times New Roman" w:eastAsia="微软雅黑" w:cs="Times New Roman"/>
-                <w:i/>
-                <w:iCs/>
-                <w:sz w:val="18"/>
-                <w:szCs w:val="18"/>
-                <w:lang w:val="en-US" w:eastAsia="zh-CN"/>
-              </w:rPr>
-              <w:t>{%tr endfor %}</w:t>
+                <w:sz w:val="18"/>
+                <w:szCs w:val="18"/>
+                <w:lang w:eastAsia="zh-CN"/>
+              </w:rPr>
+              <w:t>{%tr endfor%}</w:t>
             </w:r>
           </w:p>
         </w:tc>
@@ -25620,24 +25935,25 @@
         <w:spacing w:after="0"/>
         <w:jc w:val="both"/>
         <w:rPr>
-          <w:rFonts w:hint="eastAsia" w:ascii="Times New Roman" w:hAnsi="Times New Roman" w:eastAsia="微软雅黑" w:cs="Times New Roman"/>
+          <w:rFonts w:hint="default" w:ascii="Times New Roman" w:hAnsi="Times New Roman" w:eastAsia="微软雅黑" w:cs="Times New Roman"/>
           <w:bCs/>
           <w:sz w:val="21"/>
           <w:szCs w:val="21"/>
-          <w:lang w:eastAsia="zh-CN"/>
+          <w:lang w:val="en-US" w:eastAsia="zh-CN"/>
         </w:rPr>
       </w:pPr>
       <w:r>
         <w:rPr>
           <w:rFonts w:hint="eastAsia" w:ascii="Times New Roman" w:hAnsi="Times New Roman" w:eastAsia="微软雅黑" w:cs="Times New Roman"/>
-          <w:b/>
           <w:bCs/>
-          <w:sz w:val="18"/>
-          <w:szCs w:val="18"/>
+          <w:sz w:val="21"/>
+          <w:szCs w:val="21"/>
           <w:lang w:val="en-US" w:eastAsia="zh-CN"/>
         </w:rPr>
-        <w:t>{% endfor %}</w:t>
+        <w:t>~</w:t>
       </w:r>
+      <w:bookmarkStart w:id="17" w:name="_GoBack"/>
+      <w:bookmarkEnd w:id="17"/>
     </w:p>
     <w:sectPr>
       <w:headerReference r:id="rId9" w:type="default"/>

--- a/WebContent/docx/HRD+HRR检测报告-齐鲁.docx
+++ b/WebContent/docx/HRD+HRR检测报告-齐鲁.docx
@@ -3592,6 +3592,22 @@
             </w:pPr>
             <w:r>
               <w:rPr>
+                <w:rFonts w:hint="eastAsia" w:ascii="Times New Roman" w:hAnsi="Times New Roman" w:eastAsia="微软雅黑" w:cs="Times New Roman"/>
+                <w:b/>
+                <w:color w:val="FFFFFF" w:themeColor="background1"/>
+                <w:sz w:val="21"/>
+                <w:szCs w:val="21"/>
+                <w:lang w:val="en-US" w:eastAsia="zh-CN"/>
+                <w14:textFill>
+                  <w14:solidFill>
+                    <w14:schemeClr w14:val="bg1"/>
+                  </w14:solidFill>
+                </w14:textFill>
+              </w:rPr>
+              <w:t>检测</w:t>
+            </w:r>
+            <w:r>
+              <w:rPr>
                 <w:rFonts w:hint="default" w:ascii="Times New Roman" w:hAnsi="Times New Roman" w:eastAsia="微软雅黑" w:cs="Times New Roman"/>
                 <w:b/>
                 <w:color w:val="FFFFFF" w:themeColor="background1"/>
@@ -3603,7 +3619,7 @@
                   </w14:solidFill>
                 </w14:textFill>
               </w:rPr>
-              <w:t>突变基因</w:t>
+              <w:t>基因</w:t>
             </w:r>
           </w:p>
         </w:tc>
@@ -4958,7 +4974,7 @@
                 <w:szCs w:val="18"/>
                 <w:lang w:eastAsia="zh-CN"/>
               </w:rPr>
-              <w:t>{{ tip.comutation }}</w:t>
+              <w:t>{{ tip.comutation1 }}</w:t>
             </w:r>
           </w:p>
         </w:tc>
@@ -5007,7 +5023,7 @@
                 <w:szCs w:val="18"/>
                 <w:lang w:eastAsia="zh-CN"/>
               </w:rPr>
-              <w:t>-</w:t>
+              <w:t>{{ tip.comutation }}</w:t>
             </w:r>
           </w:p>
         </w:tc>
@@ -8359,7 +8375,7 @@
             </w:pPr>
             <w:r>
               <w:rPr>
-                <w:rFonts w:hint="default" w:ascii="Times New Roman" w:hAnsi="Times New Roman" w:eastAsia="微软雅黑" w:cs="Times New Roman"/>
+                <w:rFonts w:hint="eastAsia" w:ascii="Times New Roman" w:hAnsi="Times New Roman" w:eastAsia="微软雅黑" w:cs="Times New Roman"/>
                 <w:b/>
                 <w:bCs/>
                 <w:color w:val="FFFFFF" w:themeColor="background1"/>
@@ -8372,24 +8388,10 @@
                   </w14:solidFill>
                 </w14:textFill>
               </w:rPr>
-              <w:t>突变</w:t>
-            </w:r>
-            <w:r>
-              <w:rPr>
-                <w:rFonts w:hint="default" w:ascii="Times New Roman" w:hAnsi="Times New Roman" w:eastAsia="微软雅黑" w:cs="Times New Roman"/>
-                <w:b/>
-                <w:bCs/>
-                <w:color w:val="FFFFFF" w:themeColor="background1"/>
-                <w:sz w:val="21"/>
-                <w:szCs w:val="21"/>
-                <w14:textFill>
-                  <w14:solidFill>
-                    <w14:schemeClr w14:val="bg1"/>
-                  </w14:solidFill>
-                </w14:textFill>
-              </w:rPr>
-              <w:t>基因</w:t>
-            </w:r>
+              <w:t>检测基因</w:t>
+            </w:r>
+            <w:bookmarkStart w:id="17" w:name="_GoBack"/>
+            <w:bookmarkEnd w:id="17"/>
           </w:p>
         </w:tc>
         <w:tc>
@@ -10330,8 +10332,8 @@
           </w14:shadow>
         </w:rPr>
       </w:pPr>
-      <w:bookmarkStart w:id="6" w:name="_Toc31913"/>
-      <w:bookmarkStart w:id="7" w:name="_Toc12657"/>
+      <w:bookmarkStart w:id="6" w:name="_Toc12657"/>
+      <w:bookmarkStart w:id="7" w:name="_Toc31913"/>
       <w:r>
         <w:rPr>
           <w:rFonts w:hint="default" w:ascii="Times New Roman" w:hAnsi="Times New Roman" w:eastAsia="微软雅黑" w:cs="Times New Roman"/>
@@ -10474,6 +10476,12 @@
             <w:insideH w:val="single" w:color="A4A4A4" w:sz="4" w:space="0"/>
             <w:insideV w:val="single" w:color="A4A4A4" w:sz="4" w:space="0"/>
           </w:tblBorders>
+          <w:tblCellMar>
+            <w:top w:w="0" w:type="dxa"/>
+            <w:left w:w="108" w:type="dxa"/>
+            <w:bottom w:w="0" w:type="dxa"/>
+            <w:right w:w="108" w:type="dxa"/>
+          </w:tblCellMar>
         </w:tblPrEx>
         <w:trPr>
           <w:trHeight w:val="417" w:hRule="atLeast"/>
@@ -14762,9 +14770,9 @@
           </w14:shadow>
         </w:rPr>
       </w:pPr>
-      <w:bookmarkStart w:id="8" w:name="_Toc18974"/>
-      <w:bookmarkStart w:id="9" w:name="_Toc3250"/>
-      <w:bookmarkStart w:id="10" w:name="_Toc27011"/>
+      <w:bookmarkStart w:id="8" w:name="_Toc27011"/>
+      <w:bookmarkStart w:id="9" w:name="_Toc18974"/>
+      <w:bookmarkStart w:id="10" w:name="_Toc3250"/>
       <w:bookmarkStart w:id="11" w:name="_Toc149837264"/>
       <w:r>
         <w:rPr>
@@ -14829,7 +14837,27 @@
           <w:szCs w:val="24"/>
           <w:lang w:eastAsia="zh-CN"/>
         </w:rPr>
-        <w:t>{{ tdd.comutation }}</w:t>
+        <w:t>{{ tdd.comutation</w:t>
+      </w:r>
+      <w:r>
+        <w:rPr>
+          <w:rFonts w:hint="eastAsia" w:ascii="Times New Roman" w:hAnsi="Times New Roman" w:eastAsia="微软雅黑" w:cs="Times New Roman"/>
+          <w:b/>
+          <w:sz w:val="24"/>
+          <w:szCs w:val="24"/>
+          <w:lang w:val="en-US" w:eastAsia="zh-CN"/>
+        </w:rPr>
+        <w:t>1</w:t>
+      </w:r>
+      <w:r>
+        <w:rPr>
+          <w:rFonts w:hint="default" w:ascii="Times New Roman" w:hAnsi="Times New Roman" w:eastAsia="微软雅黑" w:cs="Times New Roman"/>
+          <w:b/>
+          <w:sz w:val="24"/>
+          <w:szCs w:val="24"/>
+          <w:lang w:eastAsia="zh-CN"/>
+        </w:rPr>
+        <w:t xml:space="preserve"> }}</w:t>
       </w:r>
     </w:p>
     <w:tbl>
@@ -14953,7 +14981,7 @@
                 <w:szCs w:val="18"/>
                 <w:lang w:eastAsia="zh-CN"/>
               </w:rPr>
-              <w:t>-</w:t>
+              <w:t>{{tdd.comutation}}</w:t>
             </w:r>
           </w:p>
         </w:tc>
@@ -19725,9 +19753,9 @@
           </w14:shadow>
         </w:rPr>
       </w:pPr>
-      <w:bookmarkStart w:id="12" w:name="_Toc8321"/>
-      <w:bookmarkStart w:id="13" w:name="_Toc11208"/>
-      <w:bookmarkStart w:id="14" w:name="_Toc13837"/>
+      <w:bookmarkStart w:id="12" w:name="_Toc11208"/>
+      <w:bookmarkStart w:id="13" w:name="_Toc13837"/>
+      <w:bookmarkStart w:id="14" w:name="_Toc8321"/>
       <w:bookmarkStart w:id="15" w:name="_Toc149837265"/>
       <w:r>
         <w:rPr>
@@ -25952,8 +25980,6 @@
         </w:rPr>
         <w:t>~</w:t>
       </w:r>
-      <w:bookmarkStart w:id="17" w:name="_GoBack"/>
-      <w:bookmarkEnd w:id="17"/>
     </w:p>
     <w:sectPr>
       <w:headerReference r:id="rId9" w:type="default"/>

--- a/WebContent/docx/HRD+HRR检测报告-齐鲁.docx
+++ b/WebContent/docx/HRD+HRR检测报告-齐鲁.docx
@@ -1574,7 +1574,7 @@
               <w:jc w:val="both"/>
               <w:textAlignment w:val="auto"/>
               <w:rPr>
-                <w:rFonts w:ascii="Times New Roman" w:hAnsi="Times New Roman" w:eastAsia="微软雅黑" w:cs="Times New Roman"/>
+                <w:rFonts w:hint="default" w:ascii="Times New Roman" w:hAnsi="Times New Roman" w:eastAsia="微软雅黑" w:cs="Times New Roman"/>
                 <w:b/>
                 <w:bCs/>
                 <w:sz w:val="21"/>
@@ -1590,7 +1590,17 @@
                 <w:sz w:val="21"/>
                 <w:lang w:eastAsia="zh-CN"/>
               </w:rPr>
-              <w:t>BRCA1/2基因状态</w:t>
+              <w:t>BRCA1/2基因</w:t>
+            </w:r>
+            <w:r>
+              <w:rPr>
+                <w:rFonts w:hint="eastAsia" w:ascii="Times New Roman" w:hAnsi="Times New Roman" w:eastAsia="微软雅黑" w:cs="Times New Roman"/>
+                <w:b/>
+                <w:bCs/>
+                <w:sz w:val="21"/>
+                <w:lang w:val="en-US" w:eastAsia="zh-CN"/>
+              </w:rPr>
+              <w:t>失活变异</w:t>
             </w:r>
           </w:p>
         </w:tc>
@@ -1643,7 +1653,7 @@
                 <w:szCs w:val="18"/>
                 <w:lang w:val="en-US" w:eastAsia="zh-CN"/>
               </w:rPr>
-              <w:t>{{ summaryOfRresults.hrdBRCAState }}</w:t>
+              <w:t>{{ summaryOfRresults.hrdBRCAState | splitlines }}</w:t>
             </w:r>
           </w:p>
         </w:tc>
@@ -8104,9 +8114,9 @@
         </w:rPr>
       </w:pPr>
       <w:bookmarkStart w:id="2" w:name="_Toc20084"/>
-      <w:bookmarkStart w:id="3" w:name="_Toc28455"/>
-      <w:bookmarkStart w:id="4" w:name="_Toc27793"/>
-      <w:bookmarkStart w:id="5" w:name="_Toc149837259"/>
+      <w:bookmarkStart w:id="3" w:name="_Toc27793"/>
+      <w:bookmarkStart w:id="4" w:name="_Toc149837259"/>
+      <w:bookmarkStart w:id="5" w:name="_Toc28455"/>
       <w:r>
         <w:rPr>
           <w:rFonts w:hint="eastAsia" w:ascii="微软雅黑" w:hAnsi="微软雅黑" w:eastAsia="微软雅黑"/>
@@ -8390,8 +8400,6 @@
               </w:rPr>
               <w:t>检测基因</w:t>
             </w:r>
-            <w:bookmarkStart w:id="17" w:name="_GoBack"/>
-            <w:bookmarkEnd w:id="17"/>
           </w:p>
         </w:tc>
         <w:tc>
@@ -10332,8 +10340,8 @@
           </w14:shadow>
         </w:rPr>
       </w:pPr>
-      <w:bookmarkStart w:id="6" w:name="_Toc12657"/>
-      <w:bookmarkStart w:id="7" w:name="_Toc31913"/>
+      <w:bookmarkStart w:id="6" w:name="_Toc31913"/>
+      <w:bookmarkStart w:id="7" w:name="_Toc12657"/>
       <w:r>
         <w:rPr>
           <w:rFonts w:hint="default" w:ascii="Times New Roman" w:hAnsi="Times New Roman" w:eastAsia="微软雅黑" w:cs="Times New Roman"/>
@@ -10377,7 +10385,45 @@
           <w:szCs w:val="24"/>
           <w:lang w:eastAsia="zh-CN"/>
         </w:rPr>
-        <w:t>同源重组缺陷状态为阴性：未检测到该肿瘤患者存在致病或可能致病变异的BRCA基因变异且基因组不稳定性（GIS）评分小于43分。</w:t>
+        <w:t>同源重组缺陷状态为阴性：未检测到该肿瘤患者存在</w:t>
+      </w:r>
+      <w:r>
+        <w:rPr>
+          <w:rFonts w:hint="eastAsia" w:ascii="Times New Roman" w:hAnsi="Times New Roman" w:eastAsia="微软雅黑" w:cs="Times New Roman"/>
+          <w:sz w:val="24"/>
+          <w:szCs w:val="24"/>
+          <w:lang w:val="en-US" w:eastAsia="zh-CN"/>
+        </w:rPr>
+        <w:t>有害</w:t>
+      </w:r>
+      <w:r>
+        <w:rPr>
+          <w:rFonts w:hint="default" w:ascii="Times New Roman" w:hAnsi="Times New Roman" w:eastAsia="微软雅黑" w:cs="Times New Roman"/>
+          <w:sz w:val="24"/>
+          <w:szCs w:val="24"/>
+          <w:lang w:eastAsia="zh-CN"/>
+        </w:rPr>
+        <w:t>或可能</w:t>
+      </w:r>
+      <w:r>
+        <w:rPr>
+          <w:rFonts w:hint="eastAsia" w:ascii="Times New Roman" w:hAnsi="Times New Roman" w:eastAsia="微软雅黑" w:cs="Times New Roman"/>
+          <w:sz w:val="24"/>
+          <w:szCs w:val="24"/>
+          <w:lang w:val="en-US" w:eastAsia="zh-CN"/>
+        </w:rPr>
+        <w:t>有害</w:t>
+      </w:r>
+      <w:bookmarkStart w:id="17" w:name="_GoBack"/>
+      <w:bookmarkEnd w:id="17"/>
+      <w:r>
+        <w:rPr>
+          <w:rFonts w:hint="default" w:ascii="Times New Roman" w:hAnsi="Times New Roman" w:eastAsia="微软雅黑" w:cs="Times New Roman"/>
+          <w:sz w:val="24"/>
+          <w:szCs w:val="24"/>
+          <w:lang w:eastAsia="zh-CN"/>
+        </w:rPr>
+        <w:t>的BRCA基因变异且基因组不稳定性（GIS）评分小于43分。</w:t>
       </w:r>
       <w:r>
         <w:rPr>
@@ -14770,8 +14816,8 @@
           </w14:shadow>
         </w:rPr>
       </w:pPr>
-      <w:bookmarkStart w:id="8" w:name="_Toc27011"/>
-      <w:bookmarkStart w:id="9" w:name="_Toc18974"/>
+      <w:bookmarkStart w:id="8" w:name="_Toc18974"/>
+      <w:bookmarkStart w:id="9" w:name="_Toc27011"/>
       <w:bookmarkStart w:id="10" w:name="_Toc3250"/>
       <w:bookmarkStart w:id="11" w:name="_Toc149837264"/>
       <w:r>
@@ -19754,8 +19800,8 @@
         </w:rPr>
       </w:pPr>
       <w:bookmarkStart w:id="12" w:name="_Toc11208"/>
-      <w:bookmarkStart w:id="13" w:name="_Toc13837"/>
-      <w:bookmarkStart w:id="14" w:name="_Toc8321"/>
+      <w:bookmarkStart w:id="13" w:name="_Toc8321"/>
+      <w:bookmarkStart w:id="14" w:name="_Toc13837"/>
       <w:bookmarkStart w:id="15" w:name="_Toc149837265"/>
       <w:r>
         <w:rPr>

--- a/WebContent/docx/HRD+HRR检测报告-齐鲁.docx
+++ b/WebContent/docx/HRD+HRR检测报告-齐鲁.docx
@@ -2235,6 +2235,32 @@
           <w:lang w:eastAsia="zh-CN"/>
         </w:rPr>
         <w:t>同源重组缺陷状态“阳性”定义为：存在致病或可能致病的BRCA基因变异和（或）基因组不稳定性评分（HRD score）大于等于43分，同源重组缺陷状态“阴性”定义为：不存在致病或可能致病变异的BRCA基因变异且基因组不稳定性评分（HRD score）小于43分。</w:t>
+      </w:r>
+    </w:p>
+    <w:p>
+      <w:pPr>
+        <w:widowControl w:val="0"/>
+        <w:numPr>
+          <w:ilvl w:val="0"/>
+          <w:numId w:val="8"/>
+        </w:numPr>
+        <w:spacing w:after="0" w:line="240" w:lineRule="auto"/>
+        <w:ind w:left="420" w:hanging="420"/>
+        <w:rPr>
+          <w:rFonts w:ascii="Times New Roman" w:hAnsi="Times New Roman" w:eastAsia="微软雅黑" w:cs="Times New Roman"/>
+          <w:sz w:val="18"/>
+          <w:szCs w:val="18"/>
+          <w:lang w:eastAsia="zh-CN"/>
+        </w:rPr>
+      </w:pPr>
+      <w:r>
+        <w:rPr>
+          <w:rFonts w:hint="eastAsia" w:ascii="Times New Roman" w:hAnsi="Times New Roman" w:eastAsia="微软雅黑" w:cs="Times New Roman"/>
+          <w:sz w:val="18"/>
+          <w:szCs w:val="18"/>
+          <w:lang w:eastAsia="zh-CN"/>
+        </w:rPr>
+        <w:t>BRCA1、BRCA2基因检测点突变（SNV）、小片段插入/缺失（Indel）、大片段缺失等变异类型，为患者提供遗传风险评估和临床用药参考；基因组不稳定评分（HRD score）是参考杂合性缺失（LOH）、端粒等位基因不平衡（TAI）、大片段迁移（LST）3个指标综合计算评分，全面反应基因组瘢痕状态，进而对基因组不稳定状态进行评估，为患者提供临床用药参考。</w:t>
       </w:r>
     </w:p>
     <w:p>
@@ -8113,9 +8139,9 @@
           <w:lang w:eastAsia="zh-CN"/>
         </w:rPr>
       </w:pPr>
-      <w:bookmarkStart w:id="2" w:name="_Toc20084"/>
-      <w:bookmarkStart w:id="3" w:name="_Toc27793"/>
-      <w:bookmarkStart w:id="4" w:name="_Toc149837259"/>
+      <w:bookmarkStart w:id="2" w:name="_Toc27793"/>
+      <w:bookmarkStart w:id="3" w:name="_Toc149837259"/>
+      <w:bookmarkStart w:id="4" w:name="_Toc20084"/>
       <w:bookmarkStart w:id="5" w:name="_Toc28455"/>
       <w:r>
         <w:rPr>
@@ -10340,8 +10366,8 @@
           </w14:shadow>
         </w:rPr>
       </w:pPr>
-      <w:bookmarkStart w:id="6" w:name="_Toc31913"/>
-      <w:bookmarkStart w:id="7" w:name="_Toc12657"/>
+      <w:bookmarkStart w:id="6" w:name="_Toc12657"/>
+      <w:bookmarkStart w:id="7" w:name="_Toc31913"/>
       <w:r>
         <w:rPr>
           <w:rFonts w:hint="default" w:ascii="Times New Roman" w:hAnsi="Times New Roman" w:eastAsia="微软雅黑" w:cs="Times New Roman"/>
@@ -10414,8 +10440,6 @@
         </w:rPr>
         <w:t>有害</w:t>
       </w:r>
-      <w:bookmarkStart w:id="17" w:name="_GoBack"/>
-      <w:bookmarkEnd w:id="17"/>
       <w:r>
         <w:rPr>
           <w:rFonts w:hint="default" w:ascii="Times New Roman" w:hAnsi="Times New Roman" w:eastAsia="微软雅黑" w:cs="Times New Roman"/>
@@ -10508,9 +10532,9 @@
       <w:tblGrid>
         <w:gridCol w:w="1974"/>
         <w:gridCol w:w="1974"/>
-        <w:gridCol w:w="1974"/>
-        <w:gridCol w:w="1974"/>
-        <w:gridCol w:w="1974"/>
+        <w:gridCol w:w="1832"/>
+        <w:gridCol w:w="2352"/>
+        <w:gridCol w:w="1738"/>
       </w:tblGrid>
       <w:tr>
         <w:tblPrEx>
@@ -10612,7 +10636,7 @@
         </w:tc>
         <w:tc>
           <w:tcPr>
-            <w:tcW w:w="1974" w:type="dxa"/>
+            <w:tcW w:w="1832" w:type="dxa"/>
             <w:tcBorders>
               <w:top w:val="nil"/>
               <w:left w:val="single" w:color="FFFFFF" w:sz="18" w:space="0"/>
@@ -10651,7 +10675,7 @@
         </w:tc>
         <w:tc>
           <w:tcPr>
-            <w:tcW w:w="1974" w:type="dxa"/>
+            <w:tcW w:w="2352" w:type="dxa"/>
             <w:tcBorders>
               <w:top w:val="nil"/>
               <w:left w:val="single" w:color="FFFFFF" w:sz="18" w:space="0"/>
@@ -10672,7 +10696,7 @@
                 <w:color w:val="FFFFFF"/>
                 <w:sz w:val="18"/>
                 <w:szCs w:val="18"/>
-                <w:lang w:eastAsia="zh-CN"/>
+                <w:lang w:val="en-US" w:eastAsia="zh-CN"/>
               </w:rPr>
             </w:pPr>
             <w:r>
@@ -10684,13 +10708,24 @@
                 <w:szCs w:val="18"/>
                 <w:lang w:eastAsia="zh-CN"/>
               </w:rPr>
-              <w:t>纯合/杂合/突变频率</w:t>
+              <w:t>纯合/杂合/突变频率/</w:t>
+            </w:r>
+            <w:r>
+              <w:rPr>
+                <w:rFonts w:hint="eastAsia" w:ascii="Times New Roman" w:hAnsi="Times New Roman" w:eastAsia="微软雅黑" w:cs="Times New Roman"/>
+                <w:b/>
+                <w:color w:val="FFFFFF"/>
+                <w:sz w:val="18"/>
+                <w:szCs w:val="18"/>
+                <w:lang w:val="en-US" w:eastAsia="zh-CN"/>
+              </w:rPr>
+              <w:t>拷贝数</w:t>
             </w:r>
           </w:p>
         </w:tc>
         <w:tc>
           <w:tcPr>
-            <w:tcW w:w="1974" w:type="dxa"/>
+            <w:tcW w:w="1738" w:type="dxa"/>
             <w:tcBorders>
               <w:top w:val="nil"/>
               <w:left w:val="single" w:color="FFFFFF" w:sz="18" w:space="0"/>
@@ -10737,12 +10772,6 @@
             <w:insideH w:val="single" w:color="A4A4A4" w:sz="4" w:space="0"/>
             <w:insideV w:val="single" w:color="A4A4A4" w:sz="4" w:space="0"/>
           </w:tblBorders>
-          <w:tblCellMar>
-            <w:top w:w="0" w:type="dxa"/>
-            <w:left w:w="108" w:type="dxa"/>
-            <w:bottom w:w="0" w:type="dxa"/>
-            <w:right w:w="108" w:type="dxa"/>
-          </w:tblCellMar>
         </w:tblPrEx>
         <w:trPr>
           <w:trHeight w:val="494" w:hRule="atLeast"/>
@@ -10879,18 +10908,17 @@
               <w:jc w:val="center"/>
               <w:rPr>
                 <w:rFonts w:hint="default" w:ascii="Times New Roman" w:hAnsi="Times New Roman" w:eastAsia="微软雅黑" w:cs="Times New Roman"/>
-                <w:bCs/>
-                <w:sz w:val="18"/>
-                <w:szCs w:val="18"/>
-                <w:lang w:eastAsia="zh-CN"/>
-              </w:rPr>
-            </w:pPr>
-            <w:r>
-              <w:rPr>
-                <w:rFonts w:hint="default" w:ascii="Times New Roman" w:hAnsi="Times New Roman" w:eastAsia="微软雅黑" w:cs="Times New Roman"/>
-                <w:sz w:val="18"/>
-              </w:rPr>
-              <w:t>{{ brca.Gene }}</w:t>
+                <w:sz w:val="18"/>
+                <w:lang w:eastAsia="zh-CN"/>
+              </w:rPr>
+            </w:pPr>
+            <w:r>
+              <w:rPr>
+                <w:rFonts w:hint="default" w:ascii="Times New Roman" w:hAnsi="Times New Roman" w:eastAsia="微软雅黑" w:cs="Times New Roman"/>
+                <w:sz w:val="18"/>
+                <w:lang w:eastAsia="zh-CN"/>
+              </w:rPr>
+              <w:t>{% if brca.Transcript == ‘.’%}{{ brca.Gene}}{% else%}{{ brca.Gene }}</w:t>
             </w:r>
           </w:p>
           <w:p>
@@ -10911,8 +10939,9 @@
               <w:rPr>
                 <w:rFonts w:hint="default" w:ascii="Times New Roman" w:hAnsi="Times New Roman" w:eastAsia="微软雅黑" w:cs="Times New Roman"/>
                 <w:sz w:val="18"/>
-              </w:rPr>
-              <w:t>{{ brca.Transcript}}</w:t>
+                <w:lang w:eastAsia="zh-CN"/>
+              </w:rPr>
+              <w:t>{{ brca.Transcript }}{% endif%}</w:t>
             </w:r>
           </w:p>
         </w:tc>
@@ -10926,6 +10955,66 @@
           </w:tcPr>
           <w:p>
             <w:pPr>
+              <w:spacing w:before="26"/>
+              <w:jc w:val="center"/>
+              <w:rPr>
+                <w:rFonts w:hint="default" w:ascii="Times New Roman" w:hAnsi="Times New Roman" w:eastAsia="微软雅黑" w:cs="Times New Roman"/>
+                <w:bCs/>
+                <w:sz w:val="18"/>
+                <w:szCs w:val="18"/>
+                <w:lang w:eastAsia="zh-CN"/>
+              </w:rPr>
+            </w:pPr>
+            <w:r>
+              <w:rPr>
+                <w:rFonts w:hint="eastAsia" w:ascii="Times New Roman" w:hAnsi="Times New Roman" w:eastAsia="微软雅黑" w:cs="Times New Roman"/>
+                <w:sz w:val="18"/>
+                <w:lang w:val="en-US" w:eastAsia="zh-CN"/>
+              </w:rPr>
+              <w:t xml:space="preserve">{% if brca.Exon != </w:t>
+            </w:r>
+            <w:r>
+              <w:rPr>
+                <w:rFonts w:hint="default" w:ascii="Times New Roman" w:hAnsi="Times New Roman" w:eastAsia="微软雅黑" w:cs="Times New Roman"/>
+                <w:sz w:val="18"/>
+                <w:lang w:val="en-US" w:eastAsia="zh-CN"/>
+              </w:rPr>
+              <w:t>‘</w:t>
+            </w:r>
+            <w:r>
+              <w:rPr>
+                <w:rFonts w:hint="eastAsia" w:ascii="Times New Roman" w:hAnsi="Times New Roman" w:eastAsia="微软雅黑" w:cs="Times New Roman"/>
+                <w:sz w:val="18"/>
+                <w:lang w:val="en-US" w:eastAsia="zh-CN"/>
+              </w:rPr>
+              <w:t>.</w:t>
+            </w:r>
+            <w:r>
+              <w:rPr>
+                <w:rFonts w:hint="default" w:ascii="Times New Roman" w:hAnsi="Times New Roman" w:eastAsia="微软雅黑" w:cs="Times New Roman"/>
+                <w:sz w:val="18"/>
+                <w:lang w:val="en-US" w:eastAsia="zh-CN"/>
+              </w:rPr>
+              <w:t>’</w:t>
+            </w:r>
+            <w:r>
+              <w:rPr>
+                <w:rFonts w:hint="eastAsia" w:ascii="Times New Roman" w:hAnsi="Times New Roman" w:eastAsia="微软雅黑" w:cs="Times New Roman"/>
+                <w:sz w:val="18"/>
+                <w:lang w:val="en-US" w:eastAsia="zh-CN"/>
+              </w:rPr>
+              <w:t>%}</w:t>
+            </w:r>
+            <w:r>
+              <w:rPr>
+                <w:rFonts w:hint="default" w:ascii="Times New Roman" w:hAnsi="Times New Roman" w:eastAsia="微软雅黑" w:cs="Times New Roman"/>
+                <w:sz w:val="18"/>
+              </w:rPr>
+              <w:t>{{ brca.Exon }}</w:t>
+            </w:r>
+          </w:p>
+          <w:p>
+            <w:pPr>
               <w:widowControl w:val="0"/>
               <w:spacing w:before="26" w:after="0" w:line="240" w:lineRule="auto"/>
               <w:jc w:val="center"/>
@@ -10939,25 +11028,12 @@
             </w:pPr>
             <w:r>
               <w:rPr>
-                <w:rFonts w:hint="default" w:ascii="Times New Roman" w:hAnsi="Times New Roman" w:eastAsia="微软雅黑" w:cs="Times New Roman"/>
-                <w:sz w:val="18"/>
-              </w:rPr>
-              <w:t>{{ brca.Exon }}</w:t>
-            </w:r>
-          </w:p>
-          <w:p>
-            <w:pPr>
-              <w:widowControl w:val="0"/>
-              <w:spacing w:before="26" w:after="0" w:line="240" w:lineRule="auto"/>
-              <w:jc w:val="center"/>
-              <w:rPr>
-                <w:rFonts w:hint="default" w:ascii="Times New Roman" w:hAnsi="Times New Roman" w:eastAsia="微软雅黑" w:cs="Times New Roman"/>
-                <w:bCs/>
-                <w:sz w:val="18"/>
-                <w:szCs w:val="18"/>
-                <w:lang w:eastAsia="zh-CN"/>
-              </w:rPr>
-            </w:pPr>
+                <w:rFonts w:hint="eastAsia" w:ascii="Times New Roman" w:hAnsi="Times New Roman" w:eastAsia="微软雅黑" w:cs="Times New Roman"/>
+                <w:sz w:val="18"/>
+                <w:lang w:val="en-US" w:eastAsia="zh-CN"/>
+              </w:rPr>
+              <w:t>{% endif %}</w:t>
+            </w:r>
             <w:r>
               <w:rPr>
                 <w:rFonts w:hint="default" w:ascii="Times New Roman" w:hAnsi="Times New Roman" w:eastAsia="微软雅黑" w:cs="Times New Roman"/>
@@ -10965,11 +11041,13 @@
               </w:rPr>
               <w:t>{{ brca.cHGVS }}</w:t>
             </w:r>
+            <w:bookmarkStart w:id="17" w:name="_GoBack"/>
+            <w:bookmarkEnd w:id="17"/>
           </w:p>
         </w:tc>
         <w:tc>
           <w:tcPr>
-            <w:tcW w:w="1974" w:type="dxa"/>
+            <w:tcW w:w="1832" w:type="dxa"/>
             <w:tcBorders>
               <w:top w:val="nil"/>
             </w:tcBorders>
@@ -10996,7 +11074,7 @@
         </w:tc>
         <w:tc>
           <w:tcPr>
-            <w:tcW w:w="1974" w:type="dxa"/>
+            <w:tcW w:w="2352" w:type="dxa"/>
             <w:tcBorders>
               <w:top w:val="nil"/>
             </w:tcBorders>
@@ -11026,7 +11104,7 @@
         </w:tc>
         <w:tc>
           <w:tcPr>
-            <w:tcW w:w="1974" w:type="dxa"/>
+            <w:tcW w:w="1738" w:type="dxa"/>
             <w:tcBorders>
               <w:top w:val="nil"/>
             </w:tcBorders>
@@ -11241,7 +11319,7 @@
         </w:tc>
         <w:tc>
           <w:tcPr>
-            <w:tcW w:w="1974" w:type="dxa"/>
+            <w:tcW w:w="1832" w:type="dxa"/>
             <w:tcBorders>
               <w:top w:val="nil"/>
             </w:tcBorders>
@@ -11274,7 +11352,7 @@
         </w:tc>
         <w:tc>
           <w:tcPr>
-            <w:tcW w:w="1974" w:type="dxa"/>
+            <w:tcW w:w="2352" w:type="dxa"/>
             <w:tcBorders>
               <w:top w:val="nil"/>
             </w:tcBorders>
@@ -11307,7 +11385,7 @@
         </w:tc>
         <w:tc>
           <w:tcPr>
-            <w:tcW w:w="1974" w:type="dxa"/>
+            <w:tcW w:w="1738" w:type="dxa"/>
             <w:tcBorders>
               <w:top w:val="nil"/>
             </w:tcBorders>
@@ -13999,14 +14077,6 @@
       </w:tr>
       <w:tr>
         <w:tblPrEx>
-          <w:tblBorders>
-            <w:top w:val="single" w:color="A4A4A4" w:sz="4" w:space="0"/>
-            <w:left w:val="none" w:color="auto" w:sz="0" w:space="0"/>
-            <w:bottom w:val="single" w:color="A4A4A4" w:sz="4" w:space="0"/>
-            <w:right w:val="none" w:color="auto" w:sz="0" w:space="0"/>
-            <w:insideH w:val="single" w:color="A4A4A4" w:sz="4" w:space="0"/>
-            <w:insideV w:val="single" w:color="A4A4A4" w:sz="4" w:space="0"/>
-          </w:tblBorders>
           <w:tblCellMar>
             <w:top w:w="0" w:type="dxa"/>
             <w:left w:w="108" w:type="dxa"/>
@@ -14816,9 +14886,9 @@
           </w14:shadow>
         </w:rPr>
       </w:pPr>
-      <w:bookmarkStart w:id="8" w:name="_Toc18974"/>
-      <w:bookmarkStart w:id="9" w:name="_Toc27011"/>
-      <w:bookmarkStart w:id="10" w:name="_Toc3250"/>
+      <w:bookmarkStart w:id="8" w:name="_Toc3250"/>
+      <w:bookmarkStart w:id="9" w:name="_Toc18974"/>
+      <w:bookmarkStart w:id="10" w:name="_Toc27011"/>
       <w:bookmarkStart w:id="11" w:name="_Toc149837264"/>
       <w:r>
         <w:rPr>
@@ -19799,9 +19869,9 @@
           </w14:shadow>
         </w:rPr>
       </w:pPr>
-      <w:bookmarkStart w:id="12" w:name="_Toc11208"/>
+      <w:bookmarkStart w:id="12" w:name="_Toc13837"/>
       <w:bookmarkStart w:id="13" w:name="_Toc8321"/>
-      <w:bookmarkStart w:id="14" w:name="_Toc13837"/>
+      <w:bookmarkStart w:id="14" w:name="_Toc11208"/>
       <w:bookmarkStart w:id="15" w:name="_Toc149837265"/>
       <w:r>
         <w:rPr>
@@ -26018,13 +26088,24 @@
       </w:pPr>
       <w:r>
         <w:rPr>
+          <w:rFonts w:hint="default" w:ascii="Times New Roman" w:hAnsi="Times New Roman" w:eastAsia="微软雅黑" w:cs="Times New Roman"/>
+          <w:b/>
+          <w:bCs/>
+          <w:sz w:val="18"/>
+          <w:szCs w:val="18"/>
+          <w:lang w:eastAsia="zh-CN"/>
+        </w:rPr>
+        <w:t>注：</w:t>
+      </w:r>
+      <w:r>
+        <w:rPr>
           <w:rFonts w:hint="eastAsia" w:ascii="Times New Roman" w:hAnsi="Times New Roman" w:eastAsia="微软雅黑" w:cs="Times New Roman"/>
-          <w:bCs/>
-          <w:sz w:val="21"/>
-          <w:szCs w:val="21"/>
+          <w:sz w:val="18"/>
+          <w:szCs w:val="18"/>
+          <w:highlight w:val="none"/>
           <w:lang w:val="en-US" w:eastAsia="zh-CN"/>
         </w:rPr>
-        <w:t>~</w:t>
+        <w:t>仅BRCA1、BRCA2基因检测大片段缺失。</w:t>
       </w:r>
     </w:p>
     <w:sectPr>

--- a/WebContent/docx/HRD+HRR检测报告-齐鲁.docx
+++ b/WebContent/docx/HRD+HRR检测报告-齐鲁.docx
@@ -3272,7 +3272,7 @@
             </w14:solidFill>
           </w14:textFill>
         </w:rPr>
-        <w:t xml:space="preserve">{%if BodyDrugDrugDetectionStr or unknownVarAnalysisStr </w:t>
+        <w:t>{%if BodyDrugDrugDetectionStr or</w:t>
       </w:r>
       <w:r>
         <w:rPr>
@@ -3288,8 +3288,10 @@
             </w14:solidFill>
           </w14:textFill>
         </w:rPr>
-        <w:t xml:space="preserve">or </w:t>
+        <w:t xml:space="preserve"> </w:t>
       </w:r>
+      <w:bookmarkStart w:id="17" w:name="_GoBack"/>
+      <w:bookmarkEnd w:id="17"/>
       <w:r>
         <w:rPr>
           <w:rFonts w:hint="default" w:ascii="Times New Roman" w:hAnsi="Times New Roman" w:eastAsia="微软雅黑" w:cs="Times New Roman"/>
@@ -8140,9 +8142,9 @@
         </w:rPr>
       </w:pPr>
       <w:bookmarkStart w:id="2" w:name="_Toc27793"/>
-      <w:bookmarkStart w:id="3" w:name="_Toc149837259"/>
-      <w:bookmarkStart w:id="4" w:name="_Toc20084"/>
-      <w:bookmarkStart w:id="5" w:name="_Toc28455"/>
+      <w:bookmarkStart w:id="3" w:name="_Toc20084"/>
+      <w:bookmarkStart w:id="4" w:name="_Toc28455"/>
+      <w:bookmarkStart w:id="5" w:name="_Toc149837259"/>
       <w:r>
         <w:rPr>
           <w:rFonts w:hint="eastAsia" w:ascii="微软雅黑" w:hAnsi="微软雅黑" w:eastAsia="微软雅黑"/>
@@ -10366,8 +10368,8 @@
           </w14:shadow>
         </w:rPr>
       </w:pPr>
-      <w:bookmarkStart w:id="6" w:name="_Toc12657"/>
-      <w:bookmarkStart w:id="7" w:name="_Toc31913"/>
+      <w:bookmarkStart w:id="6" w:name="_Toc31913"/>
+      <w:bookmarkStart w:id="7" w:name="_Toc12657"/>
       <w:r>
         <w:rPr>
           <w:rFonts w:hint="default" w:ascii="Times New Roman" w:hAnsi="Times New Roman" w:eastAsia="微软雅黑" w:cs="Times New Roman"/>
@@ -10772,6 +10774,12 @@
             <w:insideH w:val="single" w:color="A4A4A4" w:sz="4" w:space="0"/>
             <w:insideV w:val="single" w:color="A4A4A4" w:sz="4" w:space="0"/>
           </w:tblBorders>
+          <w:tblCellMar>
+            <w:top w:w="0" w:type="dxa"/>
+            <w:left w:w="108" w:type="dxa"/>
+            <w:bottom w:w="0" w:type="dxa"/>
+            <w:right w:w="108" w:type="dxa"/>
+          </w:tblCellMar>
         </w:tblPrEx>
         <w:trPr>
           <w:trHeight w:val="494" w:hRule="atLeast"/>
@@ -11041,8 +11049,6 @@
               </w:rPr>
               <w:t>{{ brca.cHGVS }}</w:t>
             </w:r>
-            <w:bookmarkStart w:id="17" w:name="_GoBack"/>
-            <w:bookmarkEnd w:id="17"/>
           </w:p>
         </w:tc>
         <w:tc>
@@ -14077,6 +14083,14 @@
       </w:tr>
       <w:tr>
         <w:tblPrEx>
+          <w:tblBorders>
+            <w:top w:val="single" w:color="A4A4A4" w:sz="4" w:space="0"/>
+            <w:left w:val="none" w:color="auto" w:sz="0" w:space="0"/>
+            <w:bottom w:val="single" w:color="A4A4A4" w:sz="4" w:space="0"/>
+            <w:right w:val="none" w:color="auto" w:sz="0" w:space="0"/>
+            <w:insideH w:val="single" w:color="A4A4A4" w:sz="4" w:space="0"/>
+            <w:insideV w:val="single" w:color="A4A4A4" w:sz="4" w:space="0"/>
+          </w:tblBorders>
           <w:tblCellMar>
             <w:top w:w="0" w:type="dxa"/>
             <w:left w:w="108" w:type="dxa"/>
@@ -14887,8 +14901,8 @@
         </w:rPr>
       </w:pPr>
       <w:bookmarkStart w:id="8" w:name="_Toc3250"/>
-      <w:bookmarkStart w:id="9" w:name="_Toc18974"/>
-      <w:bookmarkStart w:id="10" w:name="_Toc27011"/>
+      <w:bookmarkStart w:id="9" w:name="_Toc27011"/>
+      <w:bookmarkStart w:id="10" w:name="_Toc18974"/>
       <w:bookmarkStart w:id="11" w:name="_Toc149837264"/>
       <w:r>
         <w:rPr>
@@ -19869,9 +19883,9 @@
           </w14:shadow>
         </w:rPr>
       </w:pPr>
-      <w:bookmarkStart w:id="12" w:name="_Toc13837"/>
-      <w:bookmarkStart w:id="13" w:name="_Toc8321"/>
-      <w:bookmarkStart w:id="14" w:name="_Toc11208"/>
+      <w:bookmarkStart w:id="12" w:name="_Toc11208"/>
+      <w:bookmarkStart w:id="13" w:name="_Toc13837"/>
+      <w:bookmarkStart w:id="14" w:name="_Toc8321"/>
       <w:bookmarkStart w:id="15" w:name="_Toc149837265"/>
       <w:r>
         <w:rPr>

--- a/WebContent/docx/HRD+HRR检测报告-齐鲁.docx
+++ b/WebContent/docx/HRD+HRR检测报告-齐鲁.docx
@@ -2406,12 +2406,6 @@
             <w:insideH w:val="single" w:color="A4A4A4" w:sz="4" w:space="0"/>
             <w:insideV w:val="single" w:color="A4A4A4" w:sz="4" w:space="0"/>
           </w:tblBorders>
-          <w:tblCellMar>
-            <w:top w:w="0" w:type="dxa"/>
-            <w:left w:w="108" w:type="dxa"/>
-            <w:bottom w:w="0" w:type="dxa"/>
-            <w:right w:w="108" w:type="dxa"/>
-          </w:tblCellMar>
         </w:tblPrEx>
         <w:trPr>
           <w:trHeight w:val="454" w:hRule="atLeast"/>
@@ -3290,8 +3284,6 @@
         </w:rPr>
         <w:t xml:space="preserve"> </w:t>
       </w:r>
-      <w:bookmarkStart w:id="17" w:name="_GoBack"/>
-      <w:bookmarkEnd w:id="17"/>
       <w:r>
         <w:rPr>
           <w:rFonts w:hint="default" w:ascii="Times New Roman" w:hAnsi="Times New Roman" w:eastAsia="微软雅黑" w:cs="Times New Roman"/>
@@ -14900,8 +14892,8 @@
           </w14:shadow>
         </w:rPr>
       </w:pPr>
-      <w:bookmarkStart w:id="8" w:name="_Toc3250"/>
-      <w:bookmarkStart w:id="9" w:name="_Toc27011"/>
+      <w:bookmarkStart w:id="8" w:name="_Toc27011"/>
+      <w:bookmarkStart w:id="9" w:name="_Toc3250"/>
       <w:bookmarkStart w:id="10" w:name="_Toc18974"/>
       <w:bookmarkStart w:id="11" w:name="_Toc149837264"/>
       <w:r>
@@ -19146,12 +19138,6 @@
             <w:insideH w:val="dotted" w:color="45A3A7" w:sz="4" w:space="0"/>
             <w:insideV w:val="dotted" w:color="45A3A7" w:sz="4" w:space="0"/>
           </w:tblBorders>
-          <w:tblCellMar>
-            <w:top w:w="0" w:type="dxa"/>
-            <w:left w:w="108" w:type="dxa"/>
-            <w:bottom w:w="0" w:type="dxa"/>
-            <w:right w:w="108" w:type="dxa"/>
-          </w:tblCellMar>
         </w:tblPrEx>
         <w:trPr>
           <w:trHeight w:val="420" w:hRule="atLeast"/>
@@ -24681,6 +24667,2418 @@
         </w:tc>
       </w:tr>
     </w:tbl>
+    <w:p>
+      <w:pPr>
+        <w:widowControl w:val="0"/>
+        <w:tabs>
+          <w:tab w:val="left" w:pos="1317"/>
+        </w:tabs>
+        <w:kinsoku w:val="0"/>
+        <w:overflowPunct w:val="0"/>
+        <w:spacing w:before="40" w:after="0" w:line="187" w:lineRule="auto"/>
+        <w:ind w:right="1128"/>
+        <w:rPr>
+          <w:rFonts w:hint="eastAsia" w:ascii="Times New Roman" w:hAnsi="Times New Roman" w:eastAsia="微软雅黑" w:cs="Times New Roman"/>
+          <w:b/>
+          <w:bCs/>
+          <w:sz w:val="18"/>
+          <w:lang w:eastAsia="zh-CN"/>
+        </w:rPr>
+      </w:pPr>
+    </w:p>
+    <w:p>
+      <w:pPr>
+        <w:widowControl w:val="0"/>
+        <w:tabs>
+          <w:tab w:val="left" w:pos="1317"/>
+        </w:tabs>
+        <w:kinsoku w:val="0"/>
+        <w:overflowPunct w:val="0"/>
+        <w:spacing w:before="40" w:after="0" w:line="187" w:lineRule="auto"/>
+        <w:ind w:right="1128"/>
+        <w:rPr>
+          <w:rFonts w:hint="eastAsia" w:ascii="微软雅黑" w:hAnsi="微软雅黑" w:eastAsia="微软雅黑"/>
+          <w:b/>
+          <w:color w:val="000000"/>
+          <w:sz w:val="32"/>
+          <w:lang w:eastAsia="zh-CN"/>
+        </w:rPr>
+      </w:pPr>
+      <w:r>
+        <w:rPr>
+          <w:rFonts w:hint="eastAsia" w:ascii="微软雅黑" w:hAnsi="微软雅黑" w:eastAsia="微软雅黑"/>
+          <w:b/>
+          <w:color w:val="000000"/>
+          <w:sz w:val="32"/>
+          <w:lang w:val="en-US" w:eastAsia="zh-CN"/>
+        </w:rPr>
+        <w:t>对照</w:t>
+      </w:r>
+      <w:r>
+        <w:rPr>
+          <w:rFonts w:hint="eastAsia" w:ascii="微软雅黑" w:hAnsi="微软雅黑" w:eastAsia="微软雅黑"/>
+          <w:b/>
+          <w:color w:val="000000"/>
+          <w:sz w:val="32"/>
+          <w:lang w:eastAsia="zh-CN"/>
+        </w:rPr>
+        <w:t>样本</w:t>
+      </w:r>
+    </w:p>
+    <w:tbl>
+      <w:tblPr>
+        <w:tblStyle w:val="32"/>
+        <w:tblW w:w="9810" w:type="dxa"/>
+        <w:jc w:val="center"/>
+        <w:tblBorders>
+          <w:top w:val="single" w:color="416AAB" w:sz="24" w:space="0"/>
+          <w:left w:val="single" w:color="416AAB" w:sz="24" w:space="0"/>
+          <w:bottom w:val="single" w:color="A4A4A4" w:sz="4" w:space="0"/>
+          <w:right w:val="single" w:color="416AAB" w:sz="24" w:space="0"/>
+          <w:insideH w:val="single" w:color="A4A4A4" w:sz="4" w:space="0"/>
+          <w:insideV w:val="single" w:color="A4A4A4" w:sz="4" w:space="0"/>
+        </w:tblBorders>
+        <w:tblLayout w:type="fixed"/>
+        <w:tblCellMar>
+          <w:top w:w="0" w:type="dxa"/>
+          <w:left w:w="0" w:type="dxa"/>
+          <w:bottom w:w="0" w:type="dxa"/>
+          <w:right w:w="0" w:type="dxa"/>
+        </w:tblCellMar>
+      </w:tblPr>
+      <w:tblGrid>
+        <w:gridCol w:w="1987"/>
+        <w:gridCol w:w="2721"/>
+        <w:gridCol w:w="2381"/>
+        <w:gridCol w:w="2721"/>
+      </w:tblGrid>
+      <w:tr>
+        <w:tblPrEx>
+          <w:tblBorders>
+            <w:top w:val="single" w:color="416AAB" w:sz="24" w:space="0"/>
+            <w:left w:val="single" w:color="416AAB" w:sz="24" w:space="0"/>
+            <w:bottom w:val="single" w:color="A4A4A4" w:sz="4" w:space="0"/>
+            <w:right w:val="single" w:color="416AAB" w:sz="24" w:space="0"/>
+            <w:insideH w:val="single" w:color="A4A4A4" w:sz="4" w:space="0"/>
+            <w:insideV w:val="single" w:color="A4A4A4" w:sz="4" w:space="0"/>
+          </w:tblBorders>
+          <w:tblCellMar>
+            <w:top w:w="0" w:type="dxa"/>
+            <w:left w:w="0" w:type="dxa"/>
+            <w:bottom w:w="0" w:type="dxa"/>
+            <w:right w:w="0" w:type="dxa"/>
+          </w:tblCellMar>
+        </w:tblPrEx>
+        <w:trPr>
+          <w:trHeight w:val="513" w:hRule="atLeast"/>
+          <w:jc w:val="center"/>
+        </w:trPr>
+        <w:tc>
+          <w:tcPr>
+            <w:tcW w:w="1987" w:type="dxa"/>
+            <w:tcBorders>
+              <w:top w:val="nil"/>
+              <w:left w:val="nil"/>
+              <w:bottom w:val="nil"/>
+              <w:right w:val="single" w:color="FFFFFF" w:sz="18" w:space="0"/>
+            </w:tcBorders>
+            <w:shd w:val="clear" w:color="auto" w:fill="006600"/>
+            <w:vAlign w:val="center"/>
+          </w:tcPr>
+          <w:p>
+            <w:pPr>
+              <w:widowControl w:val="0"/>
+              <w:spacing w:after="0" w:line="240" w:lineRule="auto"/>
+              <w:ind w:left="119"/>
+              <w:jc w:val="center"/>
+              <w:rPr>
+                <w:rFonts w:ascii="Times New Roman" w:hAnsi="Times New Roman" w:eastAsia="微软雅黑" w:cs="Times New Roman"/>
+                <w:b/>
+                <w:color w:val="FFFFFF"/>
+                <w:sz w:val="21"/>
+              </w:rPr>
+            </w:pPr>
+            <w:r>
+              <w:rPr>
+                <w:rFonts w:ascii="Times New Roman" w:hAnsi="Times New Roman" w:eastAsia="微软雅黑" w:cs="Times New Roman"/>
+                <w:b/>
+                <w:color w:val="FFFFFF"/>
+                <w:sz w:val="21"/>
+              </w:rPr>
+              <w:t>质控环节</w:t>
+            </w:r>
+          </w:p>
+        </w:tc>
+        <w:tc>
+          <w:tcPr>
+            <w:tcW w:w="2721" w:type="dxa"/>
+            <w:tcBorders>
+              <w:top w:val="nil"/>
+              <w:left w:val="single" w:color="FFFFFF" w:sz="18" w:space="0"/>
+              <w:bottom w:val="nil"/>
+              <w:right w:val="single" w:color="FFFFFF" w:sz="18" w:space="0"/>
+            </w:tcBorders>
+            <w:shd w:val="clear" w:color="auto" w:fill="006600"/>
+            <w:vAlign w:val="center"/>
+          </w:tcPr>
+          <w:p>
+            <w:pPr>
+              <w:widowControl w:val="0"/>
+              <w:spacing w:after="0" w:line="240" w:lineRule="auto"/>
+              <w:ind w:left="119"/>
+              <w:jc w:val="center"/>
+              <w:rPr>
+                <w:rFonts w:ascii="Times New Roman" w:hAnsi="Times New Roman" w:eastAsia="微软雅黑" w:cs="Times New Roman"/>
+                <w:b/>
+                <w:color w:val="FFFFFF"/>
+                <w:sz w:val="21"/>
+              </w:rPr>
+            </w:pPr>
+            <w:r>
+              <w:rPr>
+                <w:rFonts w:ascii="Times New Roman" w:hAnsi="Times New Roman" w:eastAsia="微软雅黑" w:cs="Times New Roman"/>
+                <w:b/>
+                <w:color w:val="FFFFFF"/>
+                <w:sz w:val="21"/>
+              </w:rPr>
+              <w:t>质控参数</w:t>
+            </w:r>
+          </w:p>
+        </w:tc>
+        <w:tc>
+          <w:tcPr>
+            <w:tcW w:w="2381" w:type="dxa"/>
+            <w:tcBorders>
+              <w:top w:val="nil"/>
+              <w:left w:val="single" w:color="FFFFFF" w:sz="18" w:space="0"/>
+              <w:bottom w:val="nil"/>
+              <w:right w:val="single" w:color="FFFFFF" w:sz="18" w:space="0"/>
+            </w:tcBorders>
+            <w:shd w:val="clear" w:color="auto" w:fill="006600"/>
+            <w:vAlign w:val="center"/>
+          </w:tcPr>
+          <w:p>
+            <w:pPr>
+              <w:widowControl w:val="0"/>
+              <w:spacing w:after="0" w:line="240" w:lineRule="auto"/>
+              <w:ind w:left="119"/>
+              <w:jc w:val="center"/>
+              <w:rPr>
+                <w:rFonts w:ascii="Times New Roman" w:hAnsi="Times New Roman" w:eastAsia="微软雅黑" w:cs="Times New Roman"/>
+                <w:b/>
+                <w:color w:val="FFFFFF"/>
+                <w:sz w:val="21"/>
+                <w:lang w:eastAsia="zh-CN"/>
+              </w:rPr>
+            </w:pPr>
+            <w:r>
+              <w:rPr>
+                <w:rFonts w:hint="eastAsia" w:ascii="Times New Roman" w:hAnsi="Times New Roman" w:eastAsia="微软雅黑" w:cs="Times New Roman"/>
+                <w:b/>
+                <w:color w:val="FFFFFF"/>
+                <w:sz w:val="21"/>
+                <w:lang w:eastAsia="zh-CN"/>
+              </w:rPr>
+              <w:t>质控数值</w:t>
+            </w:r>
+          </w:p>
+        </w:tc>
+        <w:tc>
+          <w:tcPr>
+            <w:tcW w:w="2721" w:type="dxa"/>
+            <w:tcBorders>
+              <w:top w:val="nil"/>
+              <w:left w:val="single" w:color="FFFFFF" w:sz="18" w:space="0"/>
+              <w:bottom w:val="nil"/>
+              <w:right w:val="nil"/>
+            </w:tcBorders>
+            <w:shd w:val="clear" w:color="auto" w:fill="006600"/>
+            <w:vAlign w:val="center"/>
+          </w:tcPr>
+          <w:p>
+            <w:pPr>
+              <w:widowControl w:val="0"/>
+              <w:spacing w:after="0" w:line="240" w:lineRule="auto"/>
+              <w:ind w:left="119"/>
+              <w:jc w:val="center"/>
+              <w:rPr>
+                <w:rFonts w:ascii="Times New Roman" w:hAnsi="Times New Roman" w:eastAsia="微软雅黑" w:cs="Times New Roman"/>
+                <w:b/>
+                <w:color w:val="FFFFFF"/>
+                <w:sz w:val="21"/>
+              </w:rPr>
+            </w:pPr>
+            <w:r>
+              <w:rPr>
+                <w:rFonts w:ascii="Times New Roman" w:hAnsi="Times New Roman" w:eastAsia="微软雅黑" w:cs="Times New Roman"/>
+                <w:b/>
+                <w:color w:val="FFFFFF"/>
+                <w:sz w:val="21"/>
+              </w:rPr>
+              <w:t>质控标准</w:t>
+            </w:r>
+          </w:p>
+        </w:tc>
+      </w:tr>
+      <w:tr>
+        <w:tblPrEx>
+          <w:tblBorders>
+            <w:top w:val="single" w:color="416AAB" w:sz="24" w:space="0"/>
+            <w:left w:val="single" w:color="416AAB" w:sz="24" w:space="0"/>
+            <w:bottom w:val="single" w:color="A4A4A4" w:sz="4" w:space="0"/>
+            <w:right w:val="single" w:color="416AAB" w:sz="24" w:space="0"/>
+            <w:insideH w:val="single" w:color="A4A4A4" w:sz="4" w:space="0"/>
+            <w:insideV w:val="single" w:color="A4A4A4" w:sz="4" w:space="0"/>
+          </w:tblBorders>
+          <w:tblCellMar>
+            <w:top w:w="0" w:type="dxa"/>
+            <w:left w:w="0" w:type="dxa"/>
+            <w:bottom w:w="0" w:type="dxa"/>
+            <w:right w:w="0" w:type="dxa"/>
+          </w:tblCellMar>
+        </w:tblPrEx>
+        <w:trPr>
+          <w:trHeight w:val="512" w:hRule="atLeast"/>
+          <w:jc w:val="center"/>
+        </w:trPr>
+        <w:tc>
+          <w:tcPr>
+            <w:tcW w:w="1987" w:type="dxa"/>
+            <w:tcBorders>
+              <w:top w:val="nil"/>
+              <w:left w:val="nil"/>
+            </w:tcBorders>
+            <w:vAlign w:val="center"/>
+          </w:tcPr>
+          <w:p>
+            <w:pPr>
+              <w:widowControl w:val="0"/>
+              <w:spacing w:after="0" w:line="240" w:lineRule="auto"/>
+              <w:ind w:left="119"/>
+              <w:jc w:val="center"/>
+              <w:rPr>
+                <w:rFonts w:ascii="Times New Roman" w:hAnsi="Times New Roman" w:eastAsia="微软雅黑" w:cs="Times New Roman"/>
+                <w:b/>
+                <w:sz w:val="18"/>
+                <w:szCs w:val="18"/>
+                <w:lang w:eastAsia="zh-CN"/>
+              </w:rPr>
+            </w:pPr>
+            <w:r>
+              <w:rPr>
+                <w:rFonts w:ascii="Times New Roman" w:hAnsi="Times New Roman" w:eastAsia="微软雅黑" w:cs="Times New Roman"/>
+                <w:b/>
+                <w:sz w:val="18"/>
+                <w:szCs w:val="18"/>
+              </w:rPr>
+              <w:t>病理</w:t>
+            </w:r>
+            <w:r>
+              <w:rPr>
+                <w:rFonts w:hint="eastAsia" w:ascii="Times New Roman" w:hAnsi="Times New Roman" w:eastAsia="微软雅黑" w:cs="Times New Roman"/>
+                <w:b/>
+                <w:sz w:val="18"/>
+                <w:szCs w:val="18"/>
+                <w:lang w:eastAsia="zh-CN"/>
+              </w:rPr>
+              <w:t>评估</w:t>
+            </w:r>
+          </w:p>
+        </w:tc>
+        <w:tc>
+          <w:tcPr>
+            <w:tcW w:w="2721" w:type="dxa"/>
+            <w:tcBorders>
+              <w:top w:val="nil"/>
+            </w:tcBorders>
+            <w:vAlign w:val="center"/>
+          </w:tcPr>
+          <w:p>
+            <w:pPr>
+              <w:widowControl w:val="0"/>
+              <w:spacing w:after="0" w:line="240" w:lineRule="auto"/>
+              <w:ind w:left="119"/>
+              <w:jc w:val="center"/>
+              <w:rPr>
+                <w:rFonts w:ascii="Times New Roman" w:hAnsi="Times New Roman" w:eastAsia="微软雅黑" w:cs="Times New Roman"/>
+                <w:bCs/>
+                <w:sz w:val="18"/>
+                <w:szCs w:val="18"/>
+              </w:rPr>
+            </w:pPr>
+            <w:r>
+              <w:rPr>
+                <w:rFonts w:ascii="Times New Roman" w:hAnsi="Times New Roman" w:eastAsia="微软雅黑" w:cs="Times New Roman"/>
+                <w:bCs/>
+                <w:sz w:val="18"/>
+                <w:szCs w:val="18"/>
+              </w:rPr>
+              <w:t>肿瘤细胞含量</w:t>
+            </w:r>
+          </w:p>
+        </w:tc>
+        <w:tc>
+          <w:tcPr>
+            <w:tcW w:w="2381" w:type="dxa"/>
+            <w:tcBorders>
+              <w:top w:val="nil"/>
+            </w:tcBorders>
+            <w:vAlign w:val="center"/>
+          </w:tcPr>
+          <w:p>
+            <w:pPr>
+              <w:widowControl w:val="0"/>
+              <w:spacing w:after="0" w:line="240" w:lineRule="auto"/>
+              <w:ind w:left="119"/>
+              <w:jc w:val="center"/>
+              <w:rPr>
+                <w:rFonts w:ascii="Times New Roman" w:hAnsi="Times New Roman" w:eastAsia="微软雅黑" w:cs="Times New Roman"/>
+                <w:sz w:val="18"/>
+                <w:szCs w:val="18"/>
+                <w:lang w:eastAsia="zh-CN"/>
+              </w:rPr>
+            </w:pPr>
+            <w:r>
+              <w:rPr>
+                <w:rFonts w:hint="eastAsia" w:ascii="Times New Roman" w:hAnsi="Times New Roman" w:eastAsia="微软雅黑" w:cs="Times New Roman"/>
+                <w:sz w:val="18"/>
+                <w:szCs w:val="18"/>
+                <w:lang w:eastAsia="zh-CN"/>
+              </w:rPr>
+              <w:t xml:space="preserve">{{ </w:t>
+            </w:r>
+            <w:r>
+              <w:rPr>
+                <w:rFonts w:ascii="Times New Roman" w:hAnsi="Times New Roman" w:eastAsia="微软雅黑" w:cs="Times New Roman"/>
+                <w:sz w:val="18"/>
+                <w:szCs w:val="18"/>
+                <w:lang w:eastAsia="zh-CN"/>
+              </w:rPr>
+              <w:t>ql_qc_g_info</w:t>
+            </w:r>
+            <w:r>
+              <w:rPr>
+                <w:rFonts w:hint="eastAsia" w:ascii="Times New Roman" w:hAnsi="Times New Roman" w:eastAsia="微软雅黑" w:cs="Times New Roman"/>
+                <w:sz w:val="18"/>
+                <w:szCs w:val="18"/>
+                <w:lang w:val="en-US" w:eastAsia="zh-CN"/>
+              </w:rPr>
+              <w:t>.</w:t>
+            </w:r>
+            <w:r>
+              <w:rPr>
+                <w:rFonts w:ascii="Times New Roman" w:hAnsi="Times New Roman" w:eastAsia="微软雅黑" w:cs="Times New Roman"/>
+                <w:sz w:val="18"/>
+                <w:szCs w:val="18"/>
+                <w:lang w:eastAsia="zh-CN"/>
+              </w:rPr>
+              <w:t>tumorcellcontent</w:t>
+            </w:r>
+            <w:r>
+              <w:rPr>
+                <w:rFonts w:hint="eastAsia" w:ascii="Times New Roman" w:hAnsi="Times New Roman" w:eastAsia="微软雅黑" w:cs="Times New Roman"/>
+                <w:sz w:val="18"/>
+                <w:szCs w:val="18"/>
+                <w:lang w:eastAsia="zh-CN"/>
+              </w:rPr>
+              <w:t xml:space="preserve"> }}</w:t>
+            </w:r>
+          </w:p>
+        </w:tc>
+        <w:tc>
+          <w:tcPr>
+            <w:tcW w:w="2721" w:type="dxa"/>
+            <w:tcBorders>
+              <w:top w:val="nil"/>
+              <w:right w:val="nil"/>
+            </w:tcBorders>
+            <w:vAlign w:val="center"/>
+          </w:tcPr>
+          <w:p>
+            <w:pPr>
+              <w:widowControl w:val="0"/>
+              <w:spacing w:after="0" w:line="240" w:lineRule="auto"/>
+              <w:ind w:left="119"/>
+              <w:jc w:val="center"/>
+              <w:rPr>
+                <w:rFonts w:ascii="Times New Roman" w:hAnsi="Times New Roman" w:eastAsia="微软雅黑" w:cs="Times New Roman"/>
+                <w:bCs/>
+                <w:sz w:val="18"/>
+                <w:szCs w:val="18"/>
+                <w:lang w:eastAsia="zh-CN"/>
+              </w:rPr>
+            </w:pPr>
+            <w:r>
+              <w:rPr>
+                <w:rFonts w:hint="eastAsia" w:ascii="Times New Roman" w:hAnsi="Times New Roman" w:eastAsia="微软雅黑" w:cs="Times New Roman"/>
+                <w:bCs/>
+                <w:sz w:val="18"/>
+                <w:szCs w:val="18"/>
+                <w:lang w:eastAsia="zh-CN"/>
+              </w:rPr>
+              <w:t>≥10</w:t>
+            </w:r>
+            <w:r>
+              <w:rPr>
+                <w:rFonts w:ascii="Times New Roman" w:hAnsi="Times New Roman" w:eastAsia="微软雅黑" w:cs="Times New Roman"/>
+                <w:bCs/>
+                <w:sz w:val="18"/>
+                <w:szCs w:val="18"/>
+              </w:rPr>
+              <w:t>%</w:t>
+            </w:r>
+          </w:p>
+        </w:tc>
+      </w:tr>
+      <w:tr>
+        <w:tblPrEx>
+          <w:tblBorders>
+            <w:top w:val="single" w:color="416AAB" w:sz="24" w:space="0"/>
+            <w:left w:val="single" w:color="416AAB" w:sz="24" w:space="0"/>
+            <w:bottom w:val="single" w:color="A4A4A4" w:sz="4" w:space="0"/>
+            <w:right w:val="single" w:color="416AAB" w:sz="24" w:space="0"/>
+            <w:insideH w:val="single" w:color="A4A4A4" w:sz="4" w:space="0"/>
+            <w:insideV w:val="single" w:color="A4A4A4" w:sz="4" w:space="0"/>
+          </w:tblBorders>
+          <w:tblCellMar>
+            <w:top w:w="0" w:type="dxa"/>
+            <w:left w:w="0" w:type="dxa"/>
+            <w:bottom w:w="0" w:type="dxa"/>
+            <w:right w:w="0" w:type="dxa"/>
+          </w:tblCellMar>
+        </w:tblPrEx>
+        <w:trPr>
+          <w:trHeight w:val="512" w:hRule="atLeast"/>
+          <w:jc w:val="center"/>
+        </w:trPr>
+        <w:tc>
+          <w:tcPr>
+            <w:tcW w:w="1987" w:type="dxa"/>
+            <w:vMerge w:val="restart"/>
+            <w:tcBorders>
+              <w:left w:val="nil"/>
+            </w:tcBorders>
+            <w:vAlign w:val="center"/>
+          </w:tcPr>
+          <w:p>
+            <w:pPr>
+              <w:widowControl w:val="0"/>
+              <w:spacing w:after="0" w:line="240" w:lineRule="auto"/>
+              <w:ind w:left="119"/>
+              <w:jc w:val="center"/>
+              <w:rPr>
+                <w:rFonts w:ascii="Times New Roman" w:hAnsi="Times New Roman" w:eastAsia="微软雅黑" w:cs="Times New Roman"/>
+                <w:b/>
+                <w:sz w:val="18"/>
+                <w:szCs w:val="18"/>
+                <w:lang w:eastAsia="zh-CN"/>
+              </w:rPr>
+            </w:pPr>
+            <w:r>
+              <w:rPr>
+                <w:rFonts w:hint="eastAsia" w:ascii="Times New Roman" w:hAnsi="Times New Roman" w:eastAsia="微软雅黑" w:cs="Times New Roman"/>
+                <w:b/>
+                <w:sz w:val="18"/>
+                <w:szCs w:val="18"/>
+                <w:lang w:eastAsia="zh-CN"/>
+              </w:rPr>
+              <w:t>核酸质量评估</w:t>
+            </w:r>
+          </w:p>
+        </w:tc>
+        <w:tc>
+          <w:tcPr>
+            <w:tcW w:w="2721" w:type="dxa"/>
+            <w:vAlign w:val="center"/>
+          </w:tcPr>
+          <w:p>
+            <w:pPr>
+              <w:widowControl w:val="0"/>
+              <w:spacing w:after="0" w:line="240" w:lineRule="auto"/>
+              <w:ind w:left="119"/>
+              <w:jc w:val="center"/>
+              <w:rPr>
+                <w:rFonts w:ascii="Times New Roman" w:hAnsi="Times New Roman" w:eastAsia="微软雅黑" w:cs="Times New Roman"/>
+                <w:bCs/>
+                <w:sz w:val="18"/>
+                <w:szCs w:val="18"/>
+                <w:lang w:eastAsia="zh-CN"/>
+              </w:rPr>
+            </w:pPr>
+            <w:r>
+              <w:rPr>
+                <w:rFonts w:ascii="Times New Roman" w:hAnsi="Times New Roman" w:eastAsia="微软雅黑" w:cs="Times New Roman"/>
+                <w:bCs/>
+                <w:sz w:val="18"/>
+                <w:szCs w:val="18"/>
+              </w:rPr>
+              <w:t>DNA总量</w:t>
+            </w:r>
+            <w:r>
+              <w:rPr>
+                <w:rFonts w:hint="eastAsia" w:ascii="Times New Roman" w:hAnsi="Times New Roman" w:eastAsia="微软雅黑" w:cs="Times New Roman"/>
+                <w:bCs/>
+                <w:sz w:val="18"/>
+                <w:szCs w:val="18"/>
+                <w:lang w:eastAsia="zh-CN"/>
+              </w:rPr>
+              <w:t>（</w:t>
+            </w:r>
+            <w:r>
+              <w:rPr>
+                <w:rFonts w:ascii="Times New Roman" w:hAnsi="Times New Roman" w:eastAsia="微软雅黑" w:cs="Times New Roman"/>
+                <w:bCs/>
+                <w:sz w:val="18"/>
+                <w:szCs w:val="18"/>
+              </w:rPr>
+              <w:t>ng</w:t>
+            </w:r>
+            <w:r>
+              <w:rPr>
+                <w:rFonts w:hint="eastAsia" w:ascii="Times New Roman" w:hAnsi="Times New Roman" w:eastAsia="微软雅黑" w:cs="Times New Roman"/>
+                <w:bCs/>
+                <w:sz w:val="18"/>
+                <w:szCs w:val="18"/>
+                <w:lang w:eastAsia="zh-CN"/>
+              </w:rPr>
+              <w:t>）</w:t>
+            </w:r>
+          </w:p>
+        </w:tc>
+        <w:tc>
+          <w:tcPr>
+            <w:tcW w:w="2381" w:type="dxa"/>
+            <w:vAlign w:val="center"/>
+          </w:tcPr>
+          <w:p>
+            <w:pPr>
+              <w:widowControl w:val="0"/>
+              <w:spacing w:after="0" w:line="240" w:lineRule="auto"/>
+              <w:ind w:left="119"/>
+              <w:jc w:val="center"/>
+              <w:rPr>
+                <w:rFonts w:ascii="Times New Roman" w:hAnsi="Times New Roman" w:eastAsia="微软雅黑" w:cs="Times New Roman"/>
+                <w:sz w:val="18"/>
+                <w:szCs w:val="18"/>
+                <w:lang w:eastAsia="zh-CN"/>
+              </w:rPr>
+            </w:pPr>
+            <w:r>
+              <w:rPr>
+                <w:rFonts w:hint="eastAsia" w:ascii="Times New Roman" w:hAnsi="Times New Roman" w:eastAsia="微软雅黑" w:cs="Times New Roman"/>
+                <w:sz w:val="18"/>
+                <w:szCs w:val="18"/>
+                <w:lang w:eastAsia="zh-CN"/>
+              </w:rPr>
+              <w:t xml:space="preserve">{{ </w:t>
+            </w:r>
+            <w:r>
+              <w:rPr>
+                <w:rFonts w:ascii="Times New Roman" w:hAnsi="Times New Roman" w:eastAsia="微软雅黑" w:cs="Times New Roman"/>
+                <w:sz w:val="18"/>
+                <w:szCs w:val="18"/>
+                <w:lang w:eastAsia="zh-CN"/>
+              </w:rPr>
+              <w:t>ql_qc_g_info</w:t>
+            </w:r>
+            <w:r>
+              <w:rPr>
+                <w:rFonts w:hint="eastAsia" w:ascii="Times New Roman" w:hAnsi="Times New Roman" w:eastAsia="微软雅黑" w:cs="Times New Roman"/>
+                <w:sz w:val="18"/>
+                <w:szCs w:val="18"/>
+                <w:lang w:val="en-US" w:eastAsia="zh-CN"/>
+              </w:rPr>
+              <w:t>.</w:t>
+            </w:r>
+            <w:r>
+              <w:rPr>
+                <w:rFonts w:ascii="Times New Roman" w:hAnsi="Times New Roman" w:eastAsia="微软雅黑" w:cs="Times New Roman"/>
+                <w:sz w:val="18"/>
+                <w:szCs w:val="18"/>
+                <w:lang w:eastAsia="zh-CN"/>
+              </w:rPr>
+              <w:t>DNA_total</w:t>
+            </w:r>
+            <w:r>
+              <w:rPr>
+                <w:rFonts w:hint="eastAsia" w:ascii="Times New Roman" w:hAnsi="Times New Roman" w:eastAsia="微软雅黑" w:cs="Times New Roman"/>
+                <w:sz w:val="18"/>
+                <w:szCs w:val="18"/>
+                <w:lang w:eastAsia="zh-CN"/>
+              </w:rPr>
+              <w:t xml:space="preserve"> }}</w:t>
+            </w:r>
+          </w:p>
+        </w:tc>
+        <w:tc>
+          <w:tcPr>
+            <w:tcW w:w="2721" w:type="dxa"/>
+            <w:tcBorders>
+              <w:right w:val="nil"/>
+            </w:tcBorders>
+            <w:vAlign w:val="center"/>
+          </w:tcPr>
+          <w:p>
+            <w:pPr>
+              <w:widowControl w:val="0"/>
+              <w:spacing w:after="0" w:line="240" w:lineRule="auto"/>
+              <w:ind w:left="119"/>
+              <w:jc w:val="center"/>
+              <w:rPr>
+                <w:rFonts w:ascii="Times New Roman" w:hAnsi="Times New Roman" w:eastAsia="微软雅黑" w:cs="Times New Roman"/>
+                <w:bCs/>
+                <w:sz w:val="18"/>
+                <w:szCs w:val="18"/>
+                <w:lang w:eastAsia="zh-CN"/>
+              </w:rPr>
+            </w:pPr>
+            <w:r>
+              <w:rPr>
+                <w:rFonts w:hint="eastAsia" w:ascii="Times New Roman" w:hAnsi="Times New Roman" w:eastAsia="微软雅黑" w:cs="Times New Roman"/>
+                <w:bCs/>
+                <w:sz w:val="18"/>
+                <w:szCs w:val="18"/>
+                <w:lang w:eastAsia="zh-CN"/>
+              </w:rPr>
+              <w:t>≥2</w:t>
+            </w:r>
+            <w:r>
+              <w:rPr>
+                <w:rFonts w:hint="eastAsia" w:ascii="Times New Roman" w:hAnsi="Times New Roman" w:eastAsia="微软雅黑" w:cs="Times New Roman"/>
+                <w:bCs/>
+                <w:sz w:val="18"/>
+                <w:szCs w:val="18"/>
+              </w:rPr>
+              <w:t>00</w:t>
+            </w:r>
+          </w:p>
+        </w:tc>
+      </w:tr>
+      <w:tr>
+        <w:tblPrEx>
+          <w:tblBorders>
+            <w:top w:val="single" w:color="416AAB" w:sz="24" w:space="0"/>
+            <w:left w:val="single" w:color="416AAB" w:sz="24" w:space="0"/>
+            <w:bottom w:val="single" w:color="A4A4A4" w:sz="4" w:space="0"/>
+            <w:right w:val="single" w:color="416AAB" w:sz="24" w:space="0"/>
+            <w:insideH w:val="single" w:color="A4A4A4" w:sz="4" w:space="0"/>
+            <w:insideV w:val="single" w:color="A4A4A4" w:sz="4" w:space="0"/>
+          </w:tblBorders>
+          <w:tblCellMar>
+            <w:top w:w="0" w:type="dxa"/>
+            <w:left w:w="0" w:type="dxa"/>
+            <w:bottom w:w="0" w:type="dxa"/>
+            <w:right w:w="0" w:type="dxa"/>
+          </w:tblCellMar>
+        </w:tblPrEx>
+        <w:trPr>
+          <w:trHeight w:val="512" w:hRule="atLeast"/>
+          <w:jc w:val="center"/>
+        </w:trPr>
+        <w:tc>
+          <w:tcPr>
+            <w:tcW w:w="1987" w:type="dxa"/>
+            <w:vMerge w:val="continue"/>
+            <w:tcBorders>
+              <w:left w:val="nil"/>
+            </w:tcBorders>
+            <w:vAlign w:val="center"/>
+          </w:tcPr>
+          <w:p>
+            <w:pPr>
+              <w:widowControl w:val="0"/>
+              <w:spacing w:after="0" w:line="240" w:lineRule="auto"/>
+              <w:ind w:left="119"/>
+              <w:jc w:val="center"/>
+              <w:rPr>
+                <w:rFonts w:ascii="Times New Roman" w:hAnsi="Times New Roman" w:eastAsia="微软雅黑" w:cs="Times New Roman"/>
+                <w:b/>
+                <w:sz w:val="18"/>
+                <w:szCs w:val="18"/>
+              </w:rPr>
+            </w:pPr>
+          </w:p>
+        </w:tc>
+        <w:tc>
+          <w:tcPr>
+            <w:tcW w:w="2721" w:type="dxa"/>
+            <w:vAlign w:val="center"/>
+          </w:tcPr>
+          <w:p>
+            <w:pPr>
+              <w:widowControl w:val="0"/>
+              <w:spacing w:after="0" w:line="240" w:lineRule="auto"/>
+              <w:ind w:left="119"/>
+              <w:jc w:val="center"/>
+              <w:rPr>
+                <w:rFonts w:ascii="Times New Roman" w:hAnsi="Times New Roman" w:eastAsia="微软雅黑" w:cs="Times New Roman"/>
+                <w:bCs/>
+                <w:sz w:val="18"/>
+                <w:szCs w:val="18"/>
+              </w:rPr>
+            </w:pPr>
+            <w:r>
+              <w:rPr>
+                <w:rFonts w:ascii="Times New Roman" w:hAnsi="Times New Roman" w:eastAsia="微软雅黑" w:cs="Times New Roman"/>
+                <w:bCs/>
+                <w:sz w:val="18"/>
+                <w:szCs w:val="18"/>
+              </w:rPr>
+              <w:t>DNA降解程度</w:t>
+            </w:r>
+          </w:p>
+        </w:tc>
+        <w:tc>
+          <w:tcPr>
+            <w:tcW w:w="2381" w:type="dxa"/>
+            <w:vAlign w:val="center"/>
+          </w:tcPr>
+          <w:p>
+            <w:pPr>
+              <w:widowControl w:val="0"/>
+              <w:spacing w:after="0" w:line="240" w:lineRule="auto"/>
+              <w:ind w:left="119"/>
+              <w:jc w:val="center"/>
+              <w:rPr>
+                <w:rFonts w:ascii="Times New Roman" w:hAnsi="Times New Roman" w:eastAsia="微软雅黑" w:cs="Times New Roman"/>
+                <w:sz w:val="18"/>
+                <w:szCs w:val="18"/>
+                <w:lang w:eastAsia="zh-CN"/>
+              </w:rPr>
+            </w:pPr>
+            <w:r>
+              <w:rPr>
+                <w:rFonts w:hint="eastAsia" w:ascii="Times New Roman" w:hAnsi="Times New Roman" w:eastAsia="微软雅黑" w:cs="Times New Roman"/>
+                <w:sz w:val="18"/>
+                <w:szCs w:val="18"/>
+                <w:lang w:eastAsia="zh-CN"/>
+              </w:rPr>
+              <w:t xml:space="preserve">{{  </w:t>
+            </w:r>
+            <w:r>
+              <w:rPr>
+                <w:rFonts w:ascii="Times New Roman" w:hAnsi="Times New Roman" w:eastAsia="微软雅黑" w:cs="Times New Roman"/>
+                <w:sz w:val="18"/>
+                <w:szCs w:val="18"/>
+                <w:lang w:eastAsia="zh-CN"/>
+              </w:rPr>
+              <w:t>ql_qc_g_info</w:t>
+            </w:r>
+            <w:r>
+              <w:rPr>
+                <w:rFonts w:hint="eastAsia" w:ascii="Times New Roman" w:hAnsi="Times New Roman" w:eastAsia="微软雅黑" w:cs="Times New Roman"/>
+                <w:sz w:val="18"/>
+                <w:szCs w:val="18"/>
+                <w:lang w:val="en-US" w:eastAsia="zh-CN"/>
+              </w:rPr>
+              <w:t>.</w:t>
+            </w:r>
+            <w:r>
+              <w:rPr>
+                <w:rFonts w:ascii="Times New Roman" w:hAnsi="Times New Roman" w:eastAsia="微软雅黑" w:cs="Times New Roman"/>
+                <w:sz w:val="18"/>
+                <w:szCs w:val="18"/>
+                <w:lang w:eastAsia="zh-CN"/>
+              </w:rPr>
+              <w:t>DNA_degradation</w:t>
+            </w:r>
+            <w:r>
+              <w:rPr>
+                <w:rFonts w:hint="eastAsia" w:ascii="Times New Roman" w:hAnsi="Times New Roman" w:eastAsia="微软雅黑" w:cs="Times New Roman"/>
+                <w:sz w:val="18"/>
+                <w:szCs w:val="18"/>
+                <w:lang w:eastAsia="zh-CN"/>
+              </w:rPr>
+              <w:t xml:space="preserve"> }}</w:t>
+            </w:r>
+          </w:p>
+        </w:tc>
+        <w:tc>
+          <w:tcPr>
+            <w:tcW w:w="2721" w:type="dxa"/>
+            <w:tcBorders>
+              <w:right w:val="nil"/>
+            </w:tcBorders>
+            <w:vAlign w:val="center"/>
+          </w:tcPr>
+          <w:p>
+            <w:pPr>
+              <w:widowControl w:val="0"/>
+              <w:spacing w:after="0" w:line="240" w:lineRule="auto"/>
+              <w:ind w:left="119"/>
+              <w:jc w:val="center"/>
+              <w:rPr>
+                <w:rFonts w:ascii="Times New Roman" w:hAnsi="Times New Roman" w:eastAsia="微软雅黑" w:cs="Times New Roman"/>
+                <w:bCs/>
+                <w:sz w:val="18"/>
+                <w:szCs w:val="18"/>
+                <w:lang w:eastAsia="zh-CN"/>
+              </w:rPr>
+            </w:pPr>
+            <w:r>
+              <w:rPr>
+                <w:rFonts w:hint="eastAsia" w:ascii="Times New Roman" w:hAnsi="Times New Roman" w:eastAsia="微软雅黑" w:cs="Times New Roman"/>
+                <w:bCs/>
+                <w:sz w:val="18"/>
+                <w:szCs w:val="18"/>
+                <w:lang w:eastAsia="zh-CN"/>
+              </w:rPr>
+              <w:t>A</w:t>
+            </w:r>
+            <w:r>
+              <w:rPr>
+                <w:rFonts w:ascii="Times New Roman" w:hAnsi="Times New Roman" w:eastAsia="微软雅黑" w:cs="Times New Roman"/>
+                <w:bCs/>
+                <w:sz w:val="18"/>
+                <w:szCs w:val="18"/>
+                <w:lang w:eastAsia="zh-CN"/>
+              </w:rPr>
+              <w:t>/B/</w:t>
+            </w:r>
+            <w:r>
+              <w:rPr>
+                <w:rFonts w:hint="eastAsia" w:ascii="Times New Roman" w:hAnsi="Times New Roman" w:eastAsia="微软雅黑" w:cs="Times New Roman"/>
+                <w:bCs/>
+                <w:sz w:val="18"/>
+                <w:szCs w:val="18"/>
+              </w:rPr>
+              <w:t>C级</w:t>
+            </w:r>
+          </w:p>
+        </w:tc>
+      </w:tr>
+      <w:tr>
+        <w:tblPrEx>
+          <w:tblBorders>
+            <w:top w:val="single" w:color="416AAB" w:sz="24" w:space="0"/>
+            <w:left w:val="single" w:color="416AAB" w:sz="24" w:space="0"/>
+            <w:bottom w:val="single" w:color="A4A4A4" w:sz="4" w:space="0"/>
+            <w:right w:val="single" w:color="416AAB" w:sz="24" w:space="0"/>
+            <w:insideH w:val="single" w:color="A4A4A4" w:sz="4" w:space="0"/>
+            <w:insideV w:val="single" w:color="A4A4A4" w:sz="4" w:space="0"/>
+          </w:tblBorders>
+          <w:tblCellMar>
+            <w:top w:w="0" w:type="dxa"/>
+            <w:left w:w="0" w:type="dxa"/>
+            <w:bottom w:w="0" w:type="dxa"/>
+            <w:right w:w="0" w:type="dxa"/>
+          </w:tblCellMar>
+        </w:tblPrEx>
+        <w:trPr>
+          <w:trHeight w:val="512" w:hRule="atLeast"/>
+          <w:jc w:val="center"/>
+        </w:trPr>
+        <w:tc>
+          <w:tcPr>
+            <w:tcW w:w="1987" w:type="dxa"/>
+            <w:vMerge w:val="continue"/>
+            <w:tcBorders>
+              <w:left w:val="nil"/>
+            </w:tcBorders>
+            <w:vAlign w:val="center"/>
+          </w:tcPr>
+          <w:p>
+            <w:pPr>
+              <w:widowControl w:val="0"/>
+              <w:spacing w:after="0" w:line="240" w:lineRule="auto"/>
+              <w:ind w:left="119"/>
+              <w:jc w:val="center"/>
+              <w:rPr>
+                <w:rFonts w:ascii="Times New Roman" w:hAnsi="Times New Roman" w:eastAsia="微软雅黑" w:cs="Times New Roman"/>
+                <w:b/>
+                <w:sz w:val="18"/>
+                <w:szCs w:val="18"/>
+              </w:rPr>
+            </w:pPr>
+          </w:p>
+        </w:tc>
+        <w:tc>
+          <w:tcPr>
+            <w:tcW w:w="2721" w:type="dxa"/>
+            <w:vAlign w:val="center"/>
+          </w:tcPr>
+          <w:p>
+            <w:pPr>
+              <w:widowControl w:val="0"/>
+              <w:spacing w:after="0" w:line="240" w:lineRule="auto"/>
+              <w:ind w:left="119"/>
+              <w:jc w:val="center"/>
+              <w:rPr>
+                <w:rFonts w:ascii="Times New Roman" w:hAnsi="Times New Roman" w:eastAsia="微软雅黑" w:cs="Times New Roman"/>
+                <w:bCs/>
+                <w:sz w:val="18"/>
+                <w:szCs w:val="18"/>
+                <w:lang w:eastAsia="zh-CN"/>
+              </w:rPr>
+            </w:pPr>
+            <w:r>
+              <w:rPr>
+                <w:rFonts w:hint="eastAsia" w:ascii="Times New Roman" w:hAnsi="Times New Roman" w:eastAsia="微软雅黑" w:cs="Times New Roman"/>
+                <w:bCs/>
+                <w:sz w:val="18"/>
+                <w:szCs w:val="18"/>
+                <w:lang w:eastAsia="zh-CN"/>
+              </w:rPr>
+              <w:t>预</w:t>
+            </w:r>
+            <w:r>
+              <w:rPr>
+                <w:rFonts w:ascii="Times New Roman" w:hAnsi="Times New Roman" w:eastAsia="微软雅黑" w:cs="Times New Roman"/>
+                <w:bCs/>
+                <w:sz w:val="18"/>
+                <w:szCs w:val="18"/>
+              </w:rPr>
+              <w:t>文库</w:t>
+            </w:r>
+            <w:r>
+              <w:rPr>
+                <w:rFonts w:hint="eastAsia" w:ascii="Times New Roman" w:hAnsi="Times New Roman" w:eastAsia="微软雅黑" w:cs="Times New Roman"/>
+                <w:bCs/>
+                <w:sz w:val="18"/>
+                <w:szCs w:val="18"/>
+                <w:lang w:eastAsia="zh-CN"/>
+              </w:rPr>
+              <w:t>总</w:t>
+            </w:r>
+            <w:r>
+              <w:rPr>
+                <w:rFonts w:ascii="Times New Roman" w:hAnsi="Times New Roman" w:eastAsia="微软雅黑" w:cs="Times New Roman"/>
+                <w:bCs/>
+                <w:sz w:val="18"/>
+                <w:szCs w:val="18"/>
+              </w:rPr>
+              <w:t>量</w:t>
+            </w:r>
+            <w:r>
+              <w:rPr>
+                <w:rFonts w:hint="eastAsia" w:ascii="Times New Roman" w:hAnsi="Times New Roman" w:eastAsia="微软雅黑" w:cs="Times New Roman"/>
+                <w:bCs/>
+                <w:sz w:val="18"/>
+                <w:szCs w:val="18"/>
+                <w:lang w:eastAsia="zh-CN"/>
+              </w:rPr>
+              <w:t>（ng）</w:t>
+            </w:r>
+          </w:p>
+        </w:tc>
+        <w:tc>
+          <w:tcPr>
+            <w:tcW w:w="2381" w:type="dxa"/>
+            <w:vAlign w:val="center"/>
+          </w:tcPr>
+          <w:p>
+            <w:pPr>
+              <w:widowControl w:val="0"/>
+              <w:spacing w:after="0" w:line="240" w:lineRule="auto"/>
+              <w:ind w:left="119"/>
+              <w:jc w:val="center"/>
+              <w:rPr>
+                <w:rFonts w:ascii="Times New Roman" w:hAnsi="Times New Roman" w:eastAsia="微软雅黑" w:cs="Times New Roman"/>
+                <w:sz w:val="18"/>
+                <w:szCs w:val="18"/>
+                <w:lang w:eastAsia="zh-CN"/>
+              </w:rPr>
+            </w:pPr>
+            <w:r>
+              <w:rPr>
+                <w:rFonts w:hint="eastAsia" w:ascii="Times New Roman" w:hAnsi="Times New Roman" w:eastAsia="微软雅黑" w:cs="Times New Roman"/>
+                <w:sz w:val="18"/>
+                <w:szCs w:val="18"/>
+                <w:lang w:eastAsia="zh-CN"/>
+              </w:rPr>
+              <w:t xml:space="preserve">{{ </w:t>
+            </w:r>
+            <w:r>
+              <w:rPr>
+                <w:rFonts w:ascii="Times New Roman" w:hAnsi="Times New Roman" w:eastAsia="微软雅黑" w:cs="Times New Roman"/>
+                <w:sz w:val="18"/>
+                <w:szCs w:val="18"/>
+                <w:lang w:eastAsia="zh-CN"/>
+              </w:rPr>
+              <w:t>ql_qc_g_info</w:t>
+            </w:r>
+            <w:r>
+              <w:rPr>
+                <w:rFonts w:hint="eastAsia" w:ascii="Times New Roman" w:hAnsi="Times New Roman" w:eastAsia="微软雅黑" w:cs="Times New Roman"/>
+                <w:sz w:val="18"/>
+                <w:szCs w:val="18"/>
+                <w:lang w:val="en-US" w:eastAsia="zh-CN"/>
+              </w:rPr>
+              <w:t>.</w:t>
+            </w:r>
+            <w:r>
+              <w:rPr>
+                <w:rFonts w:ascii="Times New Roman" w:hAnsi="Times New Roman" w:eastAsia="微软雅黑" w:cs="Times New Roman"/>
+                <w:sz w:val="18"/>
+                <w:szCs w:val="18"/>
+                <w:lang w:eastAsia="zh-CN"/>
+              </w:rPr>
+              <w:t>outbound_quantity</w:t>
+            </w:r>
+            <w:r>
+              <w:rPr>
+                <w:rFonts w:hint="eastAsia" w:ascii="Times New Roman" w:hAnsi="Times New Roman" w:eastAsia="微软雅黑" w:cs="Times New Roman"/>
+                <w:sz w:val="18"/>
+                <w:szCs w:val="18"/>
+                <w:lang w:eastAsia="zh-CN"/>
+              </w:rPr>
+              <w:t xml:space="preserve"> }}</w:t>
+            </w:r>
+          </w:p>
+        </w:tc>
+        <w:tc>
+          <w:tcPr>
+            <w:tcW w:w="2721" w:type="dxa"/>
+            <w:tcBorders>
+              <w:right w:val="nil"/>
+            </w:tcBorders>
+            <w:vAlign w:val="center"/>
+          </w:tcPr>
+          <w:p>
+            <w:pPr>
+              <w:widowControl w:val="0"/>
+              <w:spacing w:after="0" w:line="240" w:lineRule="auto"/>
+              <w:ind w:left="119"/>
+              <w:jc w:val="center"/>
+              <w:rPr>
+                <w:rFonts w:ascii="Times New Roman" w:hAnsi="Times New Roman" w:eastAsia="微软雅黑" w:cs="Times New Roman"/>
+                <w:bCs/>
+                <w:sz w:val="18"/>
+                <w:szCs w:val="18"/>
+              </w:rPr>
+            </w:pPr>
+            <w:r>
+              <w:rPr>
+                <w:rFonts w:hint="eastAsia" w:ascii="Times New Roman" w:hAnsi="Times New Roman" w:eastAsia="微软雅黑" w:cs="Times New Roman"/>
+                <w:bCs/>
+                <w:sz w:val="18"/>
+                <w:szCs w:val="18"/>
+                <w:lang w:eastAsia="zh-CN"/>
+              </w:rPr>
+              <w:t>≥500</w:t>
+            </w:r>
+          </w:p>
+        </w:tc>
+      </w:tr>
+      <w:tr>
+        <w:tblPrEx>
+          <w:tblBorders>
+            <w:top w:val="single" w:color="416AAB" w:sz="24" w:space="0"/>
+            <w:left w:val="single" w:color="416AAB" w:sz="24" w:space="0"/>
+            <w:bottom w:val="single" w:color="A4A4A4" w:sz="4" w:space="0"/>
+            <w:right w:val="single" w:color="416AAB" w:sz="24" w:space="0"/>
+            <w:insideH w:val="single" w:color="A4A4A4" w:sz="4" w:space="0"/>
+            <w:insideV w:val="single" w:color="A4A4A4" w:sz="4" w:space="0"/>
+          </w:tblBorders>
+          <w:tblCellMar>
+            <w:top w:w="0" w:type="dxa"/>
+            <w:left w:w="0" w:type="dxa"/>
+            <w:bottom w:w="0" w:type="dxa"/>
+            <w:right w:w="0" w:type="dxa"/>
+          </w:tblCellMar>
+        </w:tblPrEx>
+        <w:trPr>
+          <w:trHeight w:val="512" w:hRule="atLeast"/>
+          <w:jc w:val="center"/>
+        </w:trPr>
+        <w:tc>
+          <w:tcPr>
+            <w:tcW w:w="1987" w:type="dxa"/>
+            <w:vMerge w:val="restart"/>
+            <w:tcBorders>
+              <w:left w:val="nil"/>
+            </w:tcBorders>
+            <w:vAlign w:val="center"/>
+          </w:tcPr>
+          <w:p>
+            <w:pPr>
+              <w:widowControl w:val="0"/>
+              <w:spacing w:after="0" w:line="240" w:lineRule="auto"/>
+              <w:ind w:left="119"/>
+              <w:jc w:val="center"/>
+              <w:rPr>
+                <w:rFonts w:ascii="Times New Roman" w:hAnsi="Times New Roman" w:eastAsia="微软雅黑" w:cs="Times New Roman"/>
+                <w:b/>
+                <w:sz w:val="18"/>
+                <w:szCs w:val="18"/>
+                <w:lang w:eastAsia="zh-CN"/>
+              </w:rPr>
+            </w:pPr>
+            <w:r>
+              <w:rPr>
+                <w:rFonts w:ascii="Times New Roman" w:hAnsi="Times New Roman" w:eastAsia="微软雅黑" w:cs="Times New Roman"/>
+                <w:b/>
+                <w:sz w:val="18"/>
+                <w:szCs w:val="18"/>
+              </w:rPr>
+              <w:t>测序</w:t>
+            </w:r>
+            <w:r>
+              <w:rPr>
+                <w:rFonts w:hint="eastAsia" w:ascii="Times New Roman" w:hAnsi="Times New Roman" w:eastAsia="微软雅黑" w:cs="Times New Roman"/>
+                <w:b/>
+                <w:sz w:val="18"/>
+                <w:szCs w:val="18"/>
+                <w:lang w:eastAsia="zh-CN"/>
+              </w:rPr>
+              <w:t>质量评估</w:t>
+            </w:r>
+          </w:p>
+        </w:tc>
+        <w:tc>
+          <w:tcPr>
+            <w:tcW w:w="2721" w:type="dxa"/>
+            <w:vAlign w:val="center"/>
+          </w:tcPr>
+          <w:p>
+            <w:pPr>
+              <w:widowControl w:val="0"/>
+              <w:spacing w:after="0" w:line="240" w:lineRule="auto"/>
+              <w:ind w:left="119"/>
+              <w:jc w:val="center"/>
+              <w:rPr>
+                <w:rFonts w:ascii="Times New Roman" w:hAnsi="Times New Roman" w:eastAsia="微软雅黑" w:cs="Times New Roman"/>
+                <w:bCs/>
+                <w:sz w:val="18"/>
+                <w:szCs w:val="18"/>
+              </w:rPr>
+            </w:pPr>
+            <w:r>
+              <w:rPr>
+                <w:rFonts w:ascii="Times New Roman" w:hAnsi="Times New Roman" w:eastAsia="微软雅黑" w:cs="Times New Roman"/>
+                <w:bCs/>
+                <w:sz w:val="18"/>
+                <w:szCs w:val="18"/>
+                <w:lang w:eastAsia="zh-CN"/>
+              </w:rPr>
+              <w:t>HRD Score</w:t>
+            </w:r>
+            <w:r>
+              <w:rPr>
+                <w:rFonts w:ascii="Times New Roman" w:hAnsi="Times New Roman" w:eastAsia="微软雅黑" w:cs="Times New Roman"/>
+                <w:bCs/>
+                <w:sz w:val="18"/>
+                <w:szCs w:val="18"/>
+              </w:rPr>
+              <w:t>平均测序深度</w:t>
+            </w:r>
+          </w:p>
+        </w:tc>
+        <w:tc>
+          <w:tcPr>
+            <w:tcW w:w="2381" w:type="dxa"/>
+            <w:vAlign w:val="center"/>
+          </w:tcPr>
+          <w:p>
+            <w:pPr>
+              <w:widowControl w:val="0"/>
+              <w:spacing w:after="0" w:line="240" w:lineRule="auto"/>
+              <w:ind w:left="119"/>
+              <w:jc w:val="center"/>
+              <w:rPr>
+                <w:rFonts w:ascii="Times New Roman" w:hAnsi="Times New Roman" w:eastAsia="微软雅黑" w:cs="Times New Roman"/>
+                <w:bCs/>
+                <w:sz w:val="18"/>
+                <w:szCs w:val="18"/>
+              </w:rPr>
+            </w:pPr>
+            <w:r>
+              <w:rPr>
+                <w:rFonts w:hint="eastAsia" w:ascii="Times New Roman" w:hAnsi="Times New Roman" w:eastAsia="微软雅黑" w:cs="Times New Roman"/>
+                <w:sz w:val="18"/>
+                <w:szCs w:val="18"/>
+                <w:lang w:eastAsia="zh-CN"/>
+              </w:rPr>
+              <w:t xml:space="preserve">{{  </w:t>
+            </w:r>
+            <w:r>
+              <w:rPr>
+                <w:rFonts w:ascii="Times New Roman" w:hAnsi="Times New Roman" w:eastAsia="微软雅黑" w:cs="Times New Roman"/>
+                <w:sz w:val="18"/>
+                <w:szCs w:val="18"/>
+                <w:lang w:eastAsia="zh-CN"/>
+              </w:rPr>
+              <w:t>ql_qc_g</w:t>
+            </w:r>
+            <w:r>
+              <w:rPr>
+                <w:rFonts w:hint="eastAsia" w:ascii="Times New Roman" w:hAnsi="Times New Roman" w:eastAsia="微软雅黑" w:cs="Times New Roman"/>
+                <w:sz w:val="18"/>
+                <w:szCs w:val="18"/>
+                <w:lang w:val="en-US" w:eastAsia="zh-CN"/>
+              </w:rPr>
+              <w:t>_hrd_</w:t>
+            </w:r>
+            <w:r>
+              <w:rPr>
+                <w:rFonts w:ascii="Times New Roman" w:hAnsi="Times New Roman" w:eastAsia="微软雅黑" w:cs="Times New Roman"/>
+                <w:sz w:val="18"/>
+                <w:szCs w:val="18"/>
+                <w:lang w:eastAsia="zh-CN"/>
+              </w:rPr>
+              <w:t>info</w:t>
+            </w:r>
+            <w:r>
+              <w:rPr>
+                <w:rFonts w:hint="eastAsia" w:ascii="Times New Roman" w:hAnsi="Times New Roman" w:eastAsia="微软雅黑" w:cs="Times New Roman"/>
+                <w:sz w:val="18"/>
+                <w:szCs w:val="18"/>
+                <w:lang w:eastAsia="zh-CN"/>
+              </w:rPr>
+              <w:t>.</w:t>
+            </w:r>
+            <w:r>
+              <w:rPr>
+                <w:rFonts w:ascii="Times New Roman" w:hAnsi="Times New Roman" w:eastAsia="微软雅黑" w:cs="Times New Roman"/>
+                <w:sz w:val="18"/>
+                <w:szCs w:val="18"/>
+                <w:lang w:eastAsia="zh-CN"/>
+              </w:rPr>
+              <w:t>sequencing_depth</w:t>
+            </w:r>
+            <w:r>
+              <w:rPr>
+                <w:rFonts w:hint="eastAsia" w:ascii="Times New Roman" w:hAnsi="Times New Roman" w:eastAsia="微软雅黑" w:cs="Times New Roman"/>
+                <w:sz w:val="18"/>
+                <w:szCs w:val="18"/>
+                <w:lang w:eastAsia="zh-CN"/>
+              </w:rPr>
+              <w:t xml:space="preserve"> }}</w:t>
+            </w:r>
+          </w:p>
+        </w:tc>
+        <w:tc>
+          <w:tcPr>
+            <w:tcW w:w="2721" w:type="dxa"/>
+            <w:tcBorders>
+              <w:right w:val="nil"/>
+            </w:tcBorders>
+            <w:vAlign w:val="center"/>
+          </w:tcPr>
+          <w:p>
+            <w:pPr>
+              <w:widowControl w:val="0"/>
+              <w:spacing w:after="0" w:line="240" w:lineRule="auto"/>
+              <w:ind w:left="119"/>
+              <w:jc w:val="center"/>
+              <w:rPr>
+                <w:rFonts w:ascii="Times New Roman" w:hAnsi="Times New Roman" w:eastAsia="微软雅黑" w:cs="Times New Roman"/>
+                <w:bCs/>
+                <w:sz w:val="18"/>
+                <w:szCs w:val="18"/>
+                <w:lang w:eastAsia="zh-CN"/>
+              </w:rPr>
+            </w:pPr>
+            <w:r>
+              <w:rPr>
+                <w:rFonts w:hint="eastAsia" w:ascii="Times New Roman" w:hAnsi="Times New Roman" w:eastAsia="微软雅黑" w:cs="Times New Roman"/>
+                <w:bCs/>
+                <w:sz w:val="18"/>
+                <w:szCs w:val="18"/>
+                <w:lang w:eastAsia="zh-CN"/>
+              </w:rPr>
+              <w:t>≥</w:t>
+            </w:r>
+            <w:r>
+              <w:rPr>
+                <w:rFonts w:ascii="Times New Roman" w:hAnsi="Times New Roman" w:eastAsia="微软雅黑" w:cs="Times New Roman"/>
+                <w:bCs/>
+                <w:sz w:val="18"/>
+                <w:szCs w:val="18"/>
+                <w:lang w:eastAsia="zh-CN"/>
+              </w:rPr>
+              <w:t>200</w:t>
+            </w:r>
+          </w:p>
+        </w:tc>
+      </w:tr>
+      <w:tr>
+        <w:tblPrEx>
+          <w:tblBorders>
+            <w:top w:val="single" w:color="416AAB" w:sz="24" w:space="0"/>
+            <w:left w:val="single" w:color="416AAB" w:sz="24" w:space="0"/>
+            <w:bottom w:val="single" w:color="A4A4A4" w:sz="4" w:space="0"/>
+            <w:right w:val="single" w:color="416AAB" w:sz="24" w:space="0"/>
+            <w:insideH w:val="single" w:color="A4A4A4" w:sz="4" w:space="0"/>
+            <w:insideV w:val="single" w:color="A4A4A4" w:sz="4" w:space="0"/>
+          </w:tblBorders>
+          <w:tblCellMar>
+            <w:top w:w="0" w:type="dxa"/>
+            <w:left w:w="0" w:type="dxa"/>
+            <w:bottom w:w="0" w:type="dxa"/>
+            <w:right w:w="0" w:type="dxa"/>
+          </w:tblCellMar>
+        </w:tblPrEx>
+        <w:trPr>
+          <w:trHeight w:val="512" w:hRule="atLeast"/>
+          <w:jc w:val="center"/>
+        </w:trPr>
+        <w:tc>
+          <w:tcPr>
+            <w:tcW w:w="1987" w:type="dxa"/>
+            <w:vMerge w:val="continue"/>
+            <w:tcBorders>
+              <w:left w:val="nil"/>
+            </w:tcBorders>
+            <w:vAlign w:val="center"/>
+          </w:tcPr>
+          <w:p>
+            <w:pPr>
+              <w:widowControl w:val="0"/>
+              <w:spacing w:after="0" w:line="240" w:lineRule="auto"/>
+              <w:ind w:left="119"/>
+              <w:jc w:val="center"/>
+              <w:rPr>
+                <w:rFonts w:ascii="Times New Roman" w:hAnsi="Times New Roman" w:eastAsia="微软雅黑" w:cs="Times New Roman"/>
+                <w:b/>
+                <w:sz w:val="18"/>
+                <w:szCs w:val="18"/>
+              </w:rPr>
+            </w:pPr>
+          </w:p>
+        </w:tc>
+        <w:tc>
+          <w:tcPr>
+            <w:tcW w:w="2721" w:type="dxa"/>
+            <w:vAlign w:val="center"/>
+          </w:tcPr>
+          <w:p>
+            <w:pPr>
+              <w:widowControl w:val="0"/>
+              <w:spacing w:after="0" w:line="240" w:lineRule="auto"/>
+              <w:ind w:left="119"/>
+              <w:jc w:val="center"/>
+              <w:rPr>
+                <w:rFonts w:ascii="Times New Roman" w:hAnsi="Times New Roman" w:eastAsia="微软雅黑" w:cs="Times New Roman"/>
+                <w:bCs/>
+                <w:sz w:val="18"/>
+                <w:szCs w:val="18"/>
+                <w:lang w:eastAsia="zh-CN"/>
+              </w:rPr>
+            </w:pPr>
+            <w:r>
+              <w:rPr>
+                <w:rFonts w:ascii="Times New Roman" w:hAnsi="Times New Roman" w:eastAsia="微软雅黑" w:cs="Times New Roman"/>
+                <w:bCs/>
+                <w:sz w:val="18"/>
+                <w:szCs w:val="18"/>
+                <w:lang w:eastAsia="zh-CN"/>
+              </w:rPr>
+              <w:t>HRD Score</w:t>
+            </w:r>
+            <w:r>
+              <w:rPr>
+                <w:rFonts w:hint="eastAsia" w:ascii="Times New Roman" w:hAnsi="Times New Roman" w:eastAsia="微软雅黑" w:cs="Times New Roman"/>
+                <w:bCs/>
+                <w:sz w:val="18"/>
+                <w:szCs w:val="18"/>
+                <w:lang w:eastAsia="zh-CN"/>
+              </w:rPr>
+              <w:t>覆盖均一性</w:t>
+            </w:r>
+          </w:p>
+        </w:tc>
+        <w:tc>
+          <w:tcPr>
+            <w:tcW w:w="2381" w:type="dxa"/>
+            <w:vAlign w:val="center"/>
+          </w:tcPr>
+          <w:p>
+            <w:pPr>
+              <w:widowControl w:val="0"/>
+              <w:spacing w:after="0" w:line="240" w:lineRule="auto"/>
+              <w:ind w:left="119"/>
+              <w:jc w:val="center"/>
+              <w:rPr>
+                <w:rFonts w:ascii="Times New Roman" w:hAnsi="Times New Roman" w:eastAsia="微软雅黑" w:cs="Times New Roman"/>
+                <w:sz w:val="18"/>
+                <w:szCs w:val="18"/>
+                <w:lang w:eastAsia="zh-CN"/>
+              </w:rPr>
+            </w:pPr>
+            <w:r>
+              <w:rPr>
+                <w:rFonts w:hint="eastAsia" w:ascii="Times New Roman" w:hAnsi="Times New Roman" w:eastAsia="微软雅黑" w:cs="Times New Roman"/>
+                <w:sz w:val="18"/>
+                <w:szCs w:val="18"/>
+                <w:lang w:eastAsia="zh-CN"/>
+              </w:rPr>
+              <w:t xml:space="preserve">{{ </w:t>
+            </w:r>
+            <w:r>
+              <w:rPr>
+                <w:rFonts w:ascii="Times New Roman" w:hAnsi="Times New Roman" w:eastAsia="微软雅黑" w:cs="Times New Roman"/>
+                <w:sz w:val="18"/>
+                <w:szCs w:val="18"/>
+                <w:lang w:eastAsia="zh-CN"/>
+              </w:rPr>
+              <w:t>ql_qc_g</w:t>
+            </w:r>
+            <w:r>
+              <w:rPr>
+                <w:rFonts w:hint="eastAsia" w:ascii="Times New Roman" w:hAnsi="Times New Roman" w:eastAsia="微软雅黑" w:cs="Times New Roman"/>
+                <w:sz w:val="18"/>
+                <w:szCs w:val="18"/>
+                <w:lang w:val="en-US" w:eastAsia="zh-CN"/>
+              </w:rPr>
+              <w:t>_hrd_</w:t>
+            </w:r>
+            <w:r>
+              <w:rPr>
+                <w:rFonts w:ascii="Times New Roman" w:hAnsi="Times New Roman" w:eastAsia="微软雅黑" w:cs="Times New Roman"/>
+                <w:sz w:val="18"/>
+                <w:szCs w:val="18"/>
+                <w:lang w:eastAsia="zh-CN"/>
+              </w:rPr>
+              <w:t>info</w:t>
+            </w:r>
+            <w:r>
+              <w:rPr>
+                <w:rFonts w:hint="eastAsia" w:ascii="Times New Roman" w:hAnsi="Times New Roman" w:eastAsia="微软雅黑" w:cs="Times New Roman"/>
+                <w:sz w:val="18"/>
+                <w:szCs w:val="18"/>
+                <w:lang w:eastAsia="zh-CN"/>
+              </w:rPr>
+              <w:t>.coverage_uniformity }}</w:t>
+            </w:r>
+          </w:p>
+        </w:tc>
+        <w:tc>
+          <w:tcPr>
+            <w:tcW w:w="2721" w:type="dxa"/>
+            <w:tcBorders>
+              <w:right w:val="nil"/>
+            </w:tcBorders>
+            <w:vAlign w:val="center"/>
+          </w:tcPr>
+          <w:p>
+            <w:pPr>
+              <w:widowControl w:val="0"/>
+              <w:spacing w:after="0" w:line="240" w:lineRule="auto"/>
+              <w:ind w:left="119"/>
+              <w:jc w:val="center"/>
+              <w:rPr>
+                <w:rFonts w:ascii="Times New Roman" w:hAnsi="Times New Roman" w:eastAsia="微软雅黑" w:cs="Times New Roman"/>
+                <w:bCs/>
+                <w:sz w:val="18"/>
+                <w:szCs w:val="18"/>
+                <w:lang w:eastAsia="zh-CN"/>
+              </w:rPr>
+            </w:pPr>
+            <w:r>
+              <w:rPr>
+                <w:rFonts w:hint="eastAsia" w:ascii="Times New Roman" w:hAnsi="Times New Roman" w:eastAsia="微软雅黑" w:cs="Times New Roman"/>
+                <w:bCs/>
+                <w:sz w:val="18"/>
+                <w:szCs w:val="18"/>
+                <w:lang w:eastAsia="zh-CN"/>
+              </w:rPr>
+              <w:t>≥</w:t>
+            </w:r>
+            <w:r>
+              <w:rPr>
+                <w:rFonts w:ascii="Times New Roman" w:hAnsi="Times New Roman" w:eastAsia="微软雅黑" w:cs="Times New Roman"/>
+                <w:bCs/>
+                <w:sz w:val="18"/>
+                <w:szCs w:val="18"/>
+                <w:lang w:eastAsia="zh-CN"/>
+              </w:rPr>
+              <w:t>8</w:t>
+            </w:r>
+            <w:r>
+              <w:rPr>
+                <w:rFonts w:hint="eastAsia" w:ascii="Times New Roman" w:hAnsi="Times New Roman" w:eastAsia="微软雅黑" w:cs="Times New Roman"/>
+                <w:bCs/>
+                <w:sz w:val="18"/>
+                <w:szCs w:val="18"/>
+                <w:lang w:eastAsia="zh-CN"/>
+              </w:rPr>
+              <w:t>0%</w:t>
+            </w:r>
+          </w:p>
+        </w:tc>
+      </w:tr>
+      <w:tr>
+        <w:tblPrEx>
+          <w:tblBorders>
+            <w:top w:val="single" w:color="416AAB" w:sz="24" w:space="0"/>
+            <w:left w:val="single" w:color="416AAB" w:sz="24" w:space="0"/>
+            <w:bottom w:val="single" w:color="A4A4A4" w:sz="4" w:space="0"/>
+            <w:right w:val="single" w:color="416AAB" w:sz="24" w:space="0"/>
+            <w:insideH w:val="single" w:color="A4A4A4" w:sz="4" w:space="0"/>
+            <w:insideV w:val="single" w:color="A4A4A4" w:sz="4" w:space="0"/>
+          </w:tblBorders>
+          <w:tblCellMar>
+            <w:top w:w="0" w:type="dxa"/>
+            <w:left w:w="0" w:type="dxa"/>
+            <w:bottom w:w="0" w:type="dxa"/>
+            <w:right w:w="0" w:type="dxa"/>
+          </w:tblCellMar>
+        </w:tblPrEx>
+        <w:trPr>
+          <w:trHeight w:val="512" w:hRule="atLeast"/>
+          <w:jc w:val="center"/>
+        </w:trPr>
+        <w:tc>
+          <w:tcPr>
+            <w:tcW w:w="1987" w:type="dxa"/>
+            <w:vMerge w:val="continue"/>
+            <w:tcBorders>
+              <w:left w:val="nil"/>
+            </w:tcBorders>
+            <w:vAlign w:val="center"/>
+          </w:tcPr>
+          <w:p>
+            <w:pPr>
+              <w:widowControl w:val="0"/>
+              <w:spacing w:after="0" w:line="240" w:lineRule="auto"/>
+              <w:ind w:left="119"/>
+              <w:jc w:val="center"/>
+              <w:rPr>
+                <w:rFonts w:ascii="Times New Roman" w:hAnsi="Times New Roman" w:eastAsia="微软雅黑" w:cs="Times New Roman"/>
+                <w:b/>
+                <w:sz w:val="18"/>
+                <w:szCs w:val="18"/>
+              </w:rPr>
+            </w:pPr>
+          </w:p>
+        </w:tc>
+        <w:tc>
+          <w:tcPr>
+            <w:tcW w:w="2721" w:type="dxa"/>
+            <w:vAlign w:val="center"/>
+          </w:tcPr>
+          <w:p>
+            <w:pPr>
+              <w:widowControl w:val="0"/>
+              <w:spacing w:after="0" w:line="240" w:lineRule="auto"/>
+              <w:ind w:left="119"/>
+              <w:jc w:val="center"/>
+              <w:rPr>
+                <w:rFonts w:ascii="Times New Roman" w:hAnsi="Times New Roman" w:eastAsia="微软雅黑" w:cs="Times New Roman"/>
+                <w:bCs/>
+                <w:sz w:val="18"/>
+                <w:szCs w:val="18"/>
+                <w:lang w:eastAsia="zh-CN"/>
+              </w:rPr>
+            </w:pPr>
+            <w:r>
+              <w:rPr>
+                <w:rFonts w:ascii="Times New Roman" w:hAnsi="Times New Roman" w:eastAsia="微软雅黑" w:cs="Times New Roman"/>
+                <w:bCs/>
+                <w:sz w:val="18"/>
+                <w:szCs w:val="18"/>
+                <w:lang w:eastAsia="zh-CN"/>
+              </w:rPr>
+              <w:t>HRR</w:t>
+            </w:r>
+            <w:r>
+              <w:rPr>
+                <w:rFonts w:hint="eastAsia" w:ascii="Times New Roman" w:hAnsi="Times New Roman" w:eastAsia="微软雅黑" w:cs="Times New Roman"/>
+                <w:bCs/>
+                <w:sz w:val="18"/>
+                <w:szCs w:val="18"/>
+                <w:lang w:eastAsia="zh-CN"/>
+              </w:rPr>
+              <w:t>基因平均测序深度</w:t>
+            </w:r>
+          </w:p>
+        </w:tc>
+        <w:tc>
+          <w:tcPr>
+            <w:tcW w:w="2381" w:type="dxa"/>
+            <w:vAlign w:val="center"/>
+          </w:tcPr>
+          <w:p>
+            <w:pPr>
+              <w:widowControl w:val="0"/>
+              <w:spacing w:after="0" w:line="240" w:lineRule="auto"/>
+              <w:ind w:left="119"/>
+              <w:jc w:val="center"/>
+              <w:rPr>
+                <w:rFonts w:ascii="Times New Roman" w:hAnsi="Times New Roman" w:eastAsia="微软雅黑" w:cs="Times New Roman"/>
+                <w:sz w:val="18"/>
+                <w:szCs w:val="18"/>
+                <w:lang w:eastAsia="zh-CN"/>
+              </w:rPr>
+            </w:pPr>
+            <w:r>
+              <w:rPr>
+                <w:rFonts w:hint="eastAsia" w:ascii="Times New Roman" w:hAnsi="Times New Roman" w:eastAsia="微软雅黑" w:cs="Times New Roman"/>
+                <w:sz w:val="18"/>
+                <w:szCs w:val="18"/>
+                <w:lang w:eastAsia="zh-CN"/>
+              </w:rPr>
+              <w:t xml:space="preserve">{{ </w:t>
+            </w:r>
+            <w:r>
+              <w:rPr>
+                <w:rFonts w:ascii="Times New Roman" w:hAnsi="Times New Roman" w:eastAsia="微软雅黑" w:cs="Times New Roman"/>
+                <w:sz w:val="18"/>
+                <w:szCs w:val="18"/>
+                <w:lang w:eastAsia="zh-CN"/>
+              </w:rPr>
+              <w:t>ql_qc_g_info</w:t>
+            </w:r>
+            <w:r>
+              <w:rPr>
+                <w:rFonts w:hint="eastAsia" w:ascii="Times New Roman" w:hAnsi="Times New Roman" w:eastAsia="微软雅黑" w:cs="Times New Roman"/>
+                <w:sz w:val="18"/>
+                <w:szCs w:val="18"/>
+                <w:lang w:val="en-US" w:eastAsia="zh-CN"/>
+              </w:rPr>
+              <w:t>.</w:t>
+            </w:r>
+            <w:r>
+              <w:rPr>
+                <w:rFonts w:hint="eastAsia" w:ascii="Times New Roman" w:hAnsi="Times New Roman" w:eastAsia="微软雅黑" w:cs="Times New Roman"/>
+                <w:sz w:val="18"/>
+                <w:szCs w:val="18"/>
+                <w:lang w:eastAsia="zh-CN"/>
+              </w:rPr>
+              <w:t>sequencing_depth }}</w:t>
+            </w:r>
+          </w:p>
+        </w:tc>
+        <w:tc>
+          <w:tcPr>
+            <w:tcW w:w="2721" w:type="dxa"/>
+            <w:tcBorders>
+              <w:right w:val="nil"/>
+            </w:tcBorders>
+            <w:vAlign w:val="center"/>
+          </w:tcPr>
+          <w:p>
+            <w:pPr>
+              <w:widowControl w:val="0"/>
+              <w:spacing w:after="0" w:line="240" w:lineRule="auto"/>
+              <w:ind w:left="119"/>
+              <w:jc w:val="center"/>
+              <w:rPr>
+                <w:rFonts w:ascii="Times New Roman" w:hAnsi="Times New Roman" w:eastAsia="微软雅黑" w:cs="Times New Roman"/>
+                <w:bCs/>
+                <w:sz w:val="18"/>
+                <w:szCs w:val="18"/>
+                <w:lang w:eastAsia="zh-CN"/>
+              </w:rPr>
+            </w:pPr>
+            <w:r>
+              <w:rPr>
+                <w:rFonts w:hint="eastAsia" w:ascii="Times New Roman" w:hAnsi="Times New Roman" w:eastAsia="微软雅黑" w:cs="Times New Roman"/>
+                <w:bCs/>
+                <w:sz w:val="18"/>
+                <w:szCs w:val="18"/>
+                <w:lang w:eastAsia="zh-CN"/>
+              </w:rPr>
+              <w:t>≥</w:t>
+            </w:r>
+            <w:r>
+              <w:rPr>
+                <w:rFonts w:ascii="Times New Roman" w:hAnsi="Times New Roman" w:eastAsia="微软雅黑" w:cs="Times New Roman"/>
+                <w:bCs/>
+                <w:sz w:val="18"/>
+                <w:szCs w:val="18"/>
+                <w:lang w:eastAsia="zh-CN"/>
+              </w:rPr>
+              <w:t>500</w:t>
+            </w:r>
+          </w:p>
+        </w:tc>
+      </w:tr>
+      <w:tr>
+        <w:tblPrEx>
+          <w:tblBorders>
+            <w:top w:val="single" w:color="416AAB" w:sz="24" w:space="0"/>
+            <w:left w:val="single" w:color="416AAB" w:sz="24" w:space="0"/>
+            <w:bottom w:val="single" w:color="A4A4A4" w:sz="4" w:space="0"/>
+            <w:right w:val="single" w:color="416AAB" w:sz="24" w:space="0"/>
+            <w:insideH w:val="single" w:color="A4A4A4" w:sz="4" w:space="0"/>
+            <w:insideV w:val="single" w:color="A4A4A4" w:sz="4" w:space="0"/>
+          </w:tblBorders>
+          <w:tblCellMar>
+            <w:top w:w="0" w:type="dxa"/>
+            <w:left w:w="0" w:type="dxa"/>
+            <w:bottom w:w="0" w:type="dxa"/>
+            <w:right w:w="0" w:type="dxa"/>
+          </w:tblCellMar>
+        </w:tblPrEx>
+        <w:trPr>
+          <w:trHeight w:val="512" w:hRule="atLeast"/>
+          <w:jc w:val="center"/>
+        </w:trPr>
+        <w:tc>
+          <w:tcPr>
+            <w:tcW w:w="1987" w:type="dxa"/>
+            <w:vMerge w:val="continue"/>
+            <w:tcBorders>
+              <w:left w:val="nil"/>
+            </w:tcBorders>
+            <w:vAlign w:val="center"/>
+          </w:tcPr>
+          <w:p>
+            <w:pPr>
+              <w:widowControl w:val="0"/>
+              <w:spacing w:after="0" w:line="240" w:lineRule="auto"/>
+              <w:ind w:left="119"/>
+              <w:jc w:val="center"/>
+              <w:rPr>
+                <w:rFonts w:ascii="Times New Roman" w:hAnsi="Times New Roman" w:eastAsia="微软雅黑" w:cs="Times New Roman"/>
+                <w:b/>
+                <w:sz w:val="18"/>
+                <w:szCs w:val="18"/>
+              </w:rPr>
+            </w:pPr>
+          </w:p>
+        </w:tc>
+        <w:tc>
+          <w:tcPr>
+            <w:tcW w:w="2721" w:type="dxa"/>
+            <w:vAlign w:val="center"/>
+          </w:tcPr>
+          <w:p>
+            <w:pPr>
+              <w:widowControl w:val="0"/>
+              <w:spacing w:after="0" w:line="240" w:lineRule="auto"/>
+              <w:ind w:left="119"/>
+              <w:jc w:val="center"/>
+              <w:rPr>
+                <w:rFonts w:ascii="Times New Roman" w:hAnsi="Times New Roman" w:eastAsia="微软雅黑" w:cs="Times New Roman"/>
+                <w:bCs/>
+                <w:sz w:val="18"/>
+                <w:szCs w:val="18"/>
+                <w:lang w:eastAsia="zh-CN"/>
+              </w:rPr>
+            </w:pPr>
+            <w:r>
+              <w:rPr>
+                <w:rFonts w:ascii="Times New Roman" w:hAnsi="Times New Roman" w:eastAsia="微软雅黑" w:cs="Times New Roman"/>
+                <w:bCs/>
+                <w:sz w:val="18"/>
+                <w:szCs w:val="18"/>
+                <w:lang w:eastAsia="zh-CN"/>
+              </w:rPr>
+              <w:t>HRR</w:t>
+            </w:r>
+            <w:r>
+              <w:rPr>
+                <w:rFonts w:hint="eastAsia" w:ascii="Times New Roman" w:hAnsi="Times New Roman" w:eastAsia="微软雅黑" w:cs="Times New Roman"/>
+                <w:bCs/>
+                <w:sz w:val="18"/>
+                <w:szCs w:val="18"/>
+                <w:lang w:eastAsia="zh-CN"/>
+              </w:rPr>
+              <w:t>基因覆盖均一性</w:t>
+            </w:r>
+          </w:p>
+        </w:tc>
+        <w:tc>
+          <w:tcPr>
+            <w:tcW w:w="2381" w:type="dxa"/>
+            <w:vAlign w:val="center"/>
+          </w:tcPr>
+          <w:p>
+            <w:pPr>
+              <w:widowControl w:val="0"/>
+              <w:spacing w:after="0" w:line="240" w:lineRule="auto"/>
+              <w:ind w:left="119"/>
+              <w:jc w:val="center"/>
+              <w:rPr>
+                <w:rFonts w:ascii="Times New Roman" w:hAnsi="Times New Roman" w:eastAsia="微软雅黑" w:cs="Times New Roman"/>
+                <w:sz w:val="18"/>
+                <w:szCs w:val="18"/>
+                <w:lang w:eastAsia="zh-CN"/>
+              </w:rPr>
+            </w:pPr>
+            <w:r>
+              <w:rPr>
+                <w:rFonts w:hint="eastAsia" w:ascii="Times New Roman" w:hAnsi="Times New Roman" w:eastAsia="微软雅黑" w:cs="Times New Roman"/>
+                <w:sz w:val="18"/>
+                <w:szCs w:val="18"/>
+                <w:lang w:eastAsia="zh-CN"/>
+              </w:rPr>
+              <w:t xml:space="preserve">{{ </w:t>
+            </w:r>
+            <w:r>
+              <w:rPr>
+                <w:rFonts w:ascii="Times New Roman" w:hAnsi="Times New Roman" w:eastAsia="微软雅黑" w:cs="Times New Roman"/>
+                <w:sz w:val="18"/>
+                <w:szCs w:val="18"/>
+                <w:lang w:eastAsia="zh-CN"/>
+              </w:rPr>
+              <w:t>ql_qc_g_info</w:t>
+            </w:r>
+            <w:r>
+              <w:rPr>
+                <w:rFonts w:hint="eastAsia" w:ascii="Times New Roman" w:hAnsi="Times New Roman" w:eastAsia="微软雅黑" w:cs="Times New Roman"/>
+                <w:sz w:val="18"/>
+                <w:szCs w:val="18"/>
+                <w:lang w:val="en-US" w:eastAsia="zh-CN"/>
+              </w:rPr>
+              <w:t>.</w:t>
+            </w:r>
+            <w:r>
+              <w:rPr>
+                <w:rFonts w:hint="eastAsia" w:ascii="Times New Roman" w:hAnsi="Times New Roman" w:eastAsia="微软雅黑" w:cs="Times New Roman"/>
+                <w:sz w:val="18"/>
+                <w:szCs w:val="18"/>
+                <w:lang w:eastAsia="zh-CN"/>
+              </w:rPr>
+              <w:t>coverage_uniformity }}</w:t>
+            </w:r>
+          </w:p>
+        </w:tc>
+        <w:tc>
+          <w:tcPr>
+            <w:tcW w:w="2721" w:type="dxa"/>
+            <w:tcBorders>
+              <w:right w:val="nil"/>
+            </w:tcBorders>
+            <w:vAlign w:val="center"/>
+          </w:tcPr>
+          <w:p>
+            <w:pPr>
+              <w:widowControl w:val="0"/>
+              <w:spacing w:after="0" w:line="240" w:lineRule="auto"/>
+              <w:ind w:left="119"/>
+              <w:jc w:val="center"/>
+              <w:rPr>
+                <w:rFonts w:ascii="Times New Roman" w:hAnsi="Times New Roman" w:eastAsia="微软雅黑" w:cs="Times New Roman"/>
+                <w:bCs/>
+                <w:sz w:val="18"/>
+                <w:szCs w:val="18"/>
+                <w:lang w:eastAsia="zh-CN"/>
+              </w:rPr>
+            </w:pPr>
+            <w:r>
+              <w:rPr>
+                <w:rFonts w:hint="eastAsia" w:ascii="Times New Roman" w:hAnsi="Times New Roman" w:eastAsia="微软雅黑" w:cs="Times New Roman"/>
+                <w:bCs/>
+                <w:sz w:val="18"/>
+                <w:szCs w:val="18"/>
+                <w:lang w:eastAsia="zh-CN"/>
+              </w:rPr>
+              <w:t>≥</w:t>
+            </w:r>
+            <w:r>
+              <w:rPr>
+                <w:rFonts w:ascii="Times New Roman" w:hAnsi="Times New Roman" w:eastAsia="微软雅黑" w:cs="Times New Roman"/>
+                <w:bCs/>
+                <w:sz w:val="18"/>
+                <w:szCs w:val="18"/>
+                <w:lang w:eastAsia="zh-CN"/>
+              </w:rPr>
+              <w:t>90%</w:t>
+            </w:r>
+          </w:p>
+        </w:tc>
+      </w:tr>
+      <w:tr>
+        <w:tblPrEx>
+          <w:tblBorders>
+            <w:top w:val="single" w:color="416AAB" w:sz="24" w:space="0"/>
+            <w:left w:val="single" w:color="416AAB" w:sz="24" w:space="0"/>
+            <w:bottom w:val="single" w:color="A4A4A4" w:sz="4" w:space="0"/>
+            <w:right w:val="single" w:color="416AAB" w:sz="24" w:space="0"/>
+            <w:insideH w:val="single" w:color="A4A4A4" w:sz="4" w:space="0"/>
+            <w:insideV w:val="single" w:color="A4A4A4" w:sz="4" w:space="0"/>
+          </w:tblBorders>
+          <w:tblCellMar>
+            <w:top w:w="0" w:type="dxa"/>
+            <w:left w:w="0" w:type="dxa"/>
+            <w:bottom w:w="0" w:type="dxa"/>
+            <w:right w:w="0" w:type="dxa"/>
+          </w:tblCellMar>
+        </w:tblPrEx>
+        <w:trPr>
+          <w:trHeight w:val="512" w:hRule="atLeast"/>
+          <w:jc w:val="center"/>
+        </w:trPr>
+        <w:tc>
+          <w:tcPr>
+            <w:tcW w:w="1987" w:type="dxa"/>
+            <w:vMerge w:val="continue"/>
+            <w:tcBorders>
+              <w:left w:val="nil"/>
+            </w:tcBorders>
+            <w:vAlign w:val="center"/>
+          </w:tcPr>
+          <w:p>
+            <w:pPr>
+              <w:widowControl w:val="0"/>
+              <w:spacing w:after="0" w:line="240" w:lineRule="auto"/>
+              <w:ind w:left="119"/>
+              <w:jc w:val="center"/>
+              <w:rPr>
+                <w:rFonts w:ascii="Times New Roman" w:hAnsi="Times New Roman" w:eastAsia="微软雅黑" w:cs="Times New Roman"/>
+                <w:b/>
+                <w:sz w:val="18"/>
+                <w:szCs w:val="18"/>
+              </w:rPr>
+            </w:pPr>
+          </w:p>
+        </w:tc>
+        <w:tc>
+          <w:tcPr>
+            <w:tcW w:w="2721" w:type="dxa"/>
+            <w:vAlign w:val="center"/>
+          </w:tcPr>
+          <w:p>
+            <w:pPr>
+              <w:widowControl w:val="0"/>
+              <w:spacing w:after="0" w:line="240" w:lineRule="auto"/>
+              <w:ind w:left="119"/>
+              <w:jc w:val="center"/>
+              <w:rPr>
+                <w:rFonts w:ascii="Times New Roman" w:hAnsi="Times New Roman" w:eastAsia="微软雅黑" w:cs="Times New Roman"/>
+                <w:bCs/>
+                <w:sz w:val="18"/>
+                <w:szCs w:val="18"/>
+                <w:lang w:eastAsia="zh-CN"/>
+              </w:rPr>
+            </w:pPr>
+            <w:r>
+              <w:rPr>
+                <w:rFonts w:hint="eastAsia" w:ascii="Times New Roman" w:hAnsi="Times New Roman" w:eastAsia="微软雅黑" w:cs="Times New Roman"/>
+                <w:bCs/>
+                <w:sz w:val="18"/>
+                <w:szCs w:val="18"/>
+                <w:lang w:eastAsia="zh-CN"/>
+              </w:rPr>
+              <w:t>基因组比对率</w:t>
+            </w:r>
+          </w:p>
+        </w:tc>
+        <w:tc>
+          <w:tcPr>
+            <w:tcW w:w="2381" w:type="dxa"/>
+            <w:vAlign w:val="center"/>
+          </w:tcPr>
+          <w:p>
+            <w:pPr>
+              <w:widowControl w:val="0"/>
+              <w:spacing w:after="0" w:line="240" w:lineRule="auto"/>
+              <w:ind w:left="119"/>
+              <w:jc w:val="center"/>
+              <w:rPr>
+                <w:rFonts w:ascii="Times New Roman" w:hAnsi="Times New Roman" w:eastAsia="微软雅黑" w:cs="Times New Roman"/>
+                <w:sz w:val="18"/>
+                <w:szCs w:val="18"/>
+                <w:lang w:eastAsia="zh-CN"/>
+              </w:rPr>
+            </w:pPr>
+            <w:r>
+              <w:rPr>
+                <w:rFonts w:hint="eastAsia" w:ascii="Times New Roman" w:hAnsi="Times New Roman" w:eastAsia="微软雅黑" w:cs="Times New Roman"/>
+                <w:sz w:val="18"/>
+                <w:szCs w:val="18"/>
+                <w:lang w:eastAsia="zh-CN"/>
+              </w:rPr>
+              <w:t xml:space="preserve">{{ </w:t>
+            </w:r>
+            <w:r>
+              <w:rPr>
+                <w:rFonts w:ascii="Times New Roman" w:hAnsi="Times New Roman" w:eastAsia="微软雅黑" w:cs="Times New Roman"/>
+                <w:sz w:val="18"/>
+                <w:szCs w:val="18"/>
+                <w:lang w:eastAsia="zh-CN"/>
+              </w:rPr>
+              <w:t>ql_qc_g_info</w:t>
+            </w:r>
+            <w:r>
+              <w:rPr>
+                <w:rFonts w:hint="eastAsia" w:ascii="Times New Roman" w:hAnsi="Times New Roman" w:eastAsia="微软雅黑" w:cs="Times New Roman"/>
+                <w:sz w:val="18"/>
+                <w:szCs w:val="18"/>
+                <w:lang w:val="en-US" w:eastAsia="zh-CN"/>
+              </w:rPr>
+              <w:t>.</w:t>
+            </w:r>
+            <w:r>
+              <w:rPr>
+                <w:rFonts w:hint="eastAsia" w:ascii="Times New Roman" w:hAnsi="Times New Roman" w:eastAsia="微软雅黑" w:cs="Times New Roman"/>
+                <w:sz w:val="18"/>
+                <w:szCs w:val="18"/>
+                <w:lang w:eastAsia="zh-CN"/>
+              </w:rPr>
+              <w:t>genome_alignment }}</w:t>
+            </w:r>
+          </w:p>
+        </w:tc>
+        <w:tc>
+          <w:tcPr>
+            <w:tcW w:w="2721" w:type="dxa"/>
+            <w:tcBorders>
+              <w:right w:val="nil"/>
+            </w:tcBorders>
+            <w:vAlign w:val="center"/>
+          </w:tcPr>
+          <w:p>
+            <w:pPr>
+              <w:widowControl w:val="0"/>
+              <w:spacing w:after="0" w:line="240" w:lineRule="auto"/>
+              <w:ind w:left="119"/>
+              <w:jc w:val="center"/>
+              <w:rPr>
+                <w:rFonts w:ascii="Times New Roman" w:hAnsi="Times New Roman" w:eastAsia="微软雅黑" w:cs="Times New Roman"/>
+                <w:bCs/>
+                <w:sz w:val="18"/>
+                <w:szCs w:val="18"/>
+                <w:lang w:eastAsia="zh-CN"/>
+              </w:rPr>
+            </w:pPr>
+            <w:r>
+              <w:rPr>
+                <w:rFonts w:hint="eastAsia" w:ascii="Times New Roman" w:hAnsi="Times New Roman" w:eastAsia="微软雅黑" w:cs="Times New Roman"/>
+                <w:bCs/>
+                <w:sz w:val="18"/>
+                <w:szCs w:val="18"/>
+                <w:lang w:eastAsia="zh-CN"/>
+              </w:rPr>
+              <w:t>≥9</w:t>
+            </w:r>
+            <w:r>
+              <w:rPr>
+                <w:rFonts w:ascii="Times New Roman" w:hAnsi="Times New Roman" w:eastAsia="微软雅黑" w:cs="Times New Roman"/>
+                <w:bCs/>
+                <w:sz w:val="18"/>
+                <w:szCs w:val="18"/>
+              </w:rPr>
+              <w:t>5%</w:t>
+            </w:r>
+          </w:p>
+        </w:tc>
+      </w:tr>
+      <w:tr>
+        <w:tblPrEx>
+          <w:tblBorders>
+            <w:top w:val="single" w:color="416AAB" w:sz="24" w:space="0"/>
+            <w:left w:val="single" w:color="416AAB" w:sz="24" w:space="0"/>
+            <w:bottom w:val="single" w:color="A4A4A4" w:sz="4" w:space="0"/>
+            <w:right w:val="single" w:color="416AAB" w:sz="24" w:space="0"/>
+            <w:insideH w:val="single" w:color="A4A4A4" w:sz="4" w:space="0"/>
+            <w:insideV w:val="single" w:color="A4A4A4" w:sz="4" w:space="0"/>
+          </w:tblBorders>
+          <w:tblCellMar>
+            <w:top w:w="0" w:type="dxa"/>
+            <w:left w:w="0" w:type="dxa"/>
+            <w:bottom w:w="0" w:type="dxa"/>
+            <w:right w:w="0" w:type="dxa"/>
+          </w:tblCellMar>
+        </w:tblPrEx>
+        <w:trPr>
+          <w:trHeight w:val="512" w:hRule="atLeast"/>
+          <w:jc w:val="center"/>
+        </w:trPr>
+        <w:tc>
+          <w:tcPr>
+            <w:tcW w:w="1987" w:type="dxa"/>
+            <w:vMerge w:val="continue"/>
+            <w:tcBorders>
+              <w:left w:val="nil"/>
+            </w:tcBorders>
+            <w:vAlign w:val="center"/>
+          </w:tcPr>
+          <w:p>
+            <w:pPr>
+              <w:widowControl w:val="0"/>
+              <w:spacing w:after="0" w:line="240" w:lineRule="auto"/>
+              <w:ind w:left="119"/>
+              <w:jc w:val="center"/>
+              <w:rPr>
+                <w:rFonts w:ascii="Times New Roman" w:hAnsi="Times New Roman" w:eastAsia="微软雅黑" w:cs="Times New Roman"/>
+                <w:b/>
+                <w:sz w:val="21"/>
+              </w:rPr>
+            </w:pPr>
+          </w:p>
+        </w:tc>
+        <w:tc>
+          <w:tcPr>
+            <w:tcW w:w="2721" w:type="dxa"/>
+            <w:vAlign w:val="center"/>
+          </w:tcPr>
+          <w:p>
+            <w:pPr>
+              <w:widowControl w:val="0"/>
+              <w:spacing w:after="0" w:line="240" w:lineRule="auto"/>
+              <w:ind w:left="119"/>
+              <w:jc w:val="center"/>
+              <w:rPr>
+                <w:rFonts w:ascii="Times New Roman" w:hAnsi="Times New Roman" w:eastAsia="微软雅黑" w:cs="Times New Roman"/>
+                <w:bCs/>
+                <w:sz w:val="18"/>
+                <w:szCs w:val="18"/>
+                <w:lang w:eastAsia="zh-CN"/>
+              </w:rPr>
+            </w:pPr>
+            <w:r>
+              <w:rPr>
+                <w:rFonts w:ascii="Times New Roman" w:hAnsi="Times New Roman" w:eastAsia="微软雅黑" w:cs="Times New Roman"/>
+                <w:bCs/>
+                <w:sz w:val="18"/>
+                <w:szCs w:val="18"/>
+              </w:rPr>
+              <w:t>碱基质量Q30</w:t>
+            </w:r>
+            <w:r>
+              <w:rPr>
+                <w:rFonts w:hint="eastAsia" w:ascii="Times New Roman" w:hAnsi="Times New Roman" w:eastAsia="微软雅黑" w:cs="Times New Roman"/>
+                <w:bCs/>
+                <w:sz w:val="18"/>
+                <w:szCs w:val="18"/>
+                <w:lang w:eastAsia="zh-CN"/>
+              </w:rPr>
+              <w:t>占比</w:t>
+            </w:r>
+          </w:p>
+        </w:tc>
+        <w:tc>
+          <w:tcPr>
+            <w:tcW w:w="2381" w:type="dxa"/>
+            <w:vAlign w:val="center"/>
+          </w:tcPr>
+          <w:p>
+            <w:pPr>
+              <w:widowControl w:val="0"/>
+              <w:spacing w:after="0" w:line="240" w:lineRule="auto"/>
+              <w:ind w:left="119"/>
+              <w:jc w:val="center"/>
+              <w:rPr>
+                <w:rFonts w:ascii="Times New Roman" w:hAnsi="Times New Roman" w:eastAsia="微软雅黑" w:cs="Times New Roman"/>
+                <w:sz w:val="18"/>
+                <w:szCs w:val="18"/>
+                <w:lang w:eastAsia="zh-CN"/>
+              </w:rPr>
+            </w:pPr>
+            <w:r>
+              <w:rPr>
+                <w:rFonts w:hint="eastAsia" w:ascii="Times New Roman" w:hAnsi="Times New Roman" w:eastAsia="微软雅黑" w:cs="Times New Roman"/>
+                <w:sz w:val="18"/>
+                <w:szCs w:val="18"/>
+                <w:lang w:eastAsia="zh-CN"/>
+              </w:rPr>
+              <w:t xml:space="preserve">{{ </w:t>
+            </w:r>
+            <w:r>
+              <w:rPr>
+                <w:rFonts w:ascii="Times New Roman" w:hAnsi="Times New Roman" w:eastAsia="微软雅黑" w:cs="Times New Roman"/>
+                <w:sz w:val="18"/>
+                <w:szCs w:val="18"/>
+                <w:lang w:eastAsia="zh-CN"/>
+              </w:rPr>
+              <w:t>ql_qc_g_info</w:t>
+            </w:r>
+            <w:r>
+              <w:rPr>
+                <w:rFonts w:hint="eastAsia" w:ascii="Times New Roman" w:hAnsi="Times New Roman" w:eastAsia="微软雅黑" w:cs="Times New Roman"/>
+                <w:sz w:val="18"/>
+                <w:szCs w:val="18"/>
+                <w:lang w:val="en-US" w:eastAsia="zh-CN"/>
+              </w:rPr>
+              <w:t>.</w:t>
+            </w:r>
+            <w:r>
+              <w:rPr>
+                <w:rFonts w:hint="eastAsia" w:ascii="Times New Roman" w:hAnsi="Times New Roman" w:eastAsia="微软雅黑" w:cs="Times New Roman"/>
+                <w:sz w:val="18"/>
+                <w:szCs w:val="18"/>
+                <w:lang w:eastAsia="zh-CN"/>
+              </w:rPr>
+              <w:t>base_quality }}</w:t>
+            </w:r>
+          </w:p>
+        </w:tc>
+        <w:tc>
+          <w:tcPr>
+            <w:tcW w:w="2721" w:type="dxa"/>
+            <w:tcBorders>
+              <w:right w:val="nil"/>
+            </w:tcBorders>
+            <w:vAlign w:val="center"/>
+          </w:tcPr>
+          <w:p>
+            <w:pPr>
+              <w:widowControl w:val="0"/>
+              <w:spacing w:after="0" w:line="240" w:lineRule="auto"/>
+              <w:ind w:left="119"/>
+              <w:jc w:val="center"/>
+              <w:rPr>
+                <w:rFonts w:ascii="Times New Roman" w:hAnsi="Times New Roman" w:eastAsia="微软雅黑" w:cs="Times New Roman"/>
+                <w:bCs/>
+                <w:sz w:val="18"/>
+                <w:szCs w:val="18"/>
+                <w:lang w:eastAsia="zh-CN"/>
+              </w:rPr>
+            </w:pPr>
+            <w:r>
+              <w:rPr>
+                <w:rFonts w:hint="eastAsia" w:ascii="Times New Roman" w:hAnsi="Times New Roman" w:eastAsia="微软雅黑" w:cs="Times New Roman"/>
+                <w:bCs/>
+                <w:sz w:val="18"/>
+                <w:szCs w:val="18"/>
+                <w:lang w:eastAsia="zh-CN"/>
+              </w:rPr>
+              <w:t>≥</w:t>
+            </w:r>
+            <w:r>
+              <w:rPr>
+                <w:rFonts w:ascii="Times New Roman" w:hAnsi="Times New Roman" w:eastAsia="微软雅黑" w:cs="Times New Roman"/>
+                <w:bCs/>
+                <w:sz w:val="18"/>
+                <w:szCs w:val="18"/>
+              </w:rPr>
+              <w:t>8</w:t>
+            </w:r>
+            <w:r>
+              <w:rPr>
+                <w:rFonts w:hint="eastAsia" w:ascii="Times New Roman" w:hAnsi="Times New Roman" w:eastAsia="微软雅黑" w:cs="Times New Roman"/>
+                <w:bCs/>
+                <w:sz w:val="18"/>
+                <w:szCs w:val="18"/>
+                <w:lang w:eastAsia="zh-CN"/>
+              </w:rPr>
+              <w:t>0</w:t>
+            </w:r>
+            <w:r>
+              <w:rPr>
+                <w:rFonts w:ascii="Times New Roman" w:hAnsi="Times New Roman" w:eastAsia="微软雅黑" w:cs="Times New Roman"/>
+                <w:bCs/>
+                <w:sz w:val="18"/>
+                <w:szCs w:val="18"/>
+              </w:rPr>
+              <w:t>%</w:t>
+            </w:r>
+          </w:p>
+        </w:tc>
+      </w:tr>
+      <w:tr>
+        <w:tblPrEx>
+          <w:tblBorders>
+            <w:top w:val="single" w:color="416AAB" w:sz="24" w:space="0"/>
+            <w:left w:val="single" w:color="416AAB" w:sz="24" w:space="0"/>
+            <w:bottom w:val="single" w:color="A4A4A4" w:sz="4" w:space="0"/>
+            <w:right w:val="single" w:color="416AAB" w:sz="24" w:space="0"/>
+            <w:insideH w:val="single" w:color="A4A4A4" w:sz="4" w:space="0"/>
+            <w:insideV w:val="single" w:color="A4A4A4" w:sz="4" w:space="0"/>
+          </w:tblBorders>
+          <w:tblCellMar>
+            <w:top w:w="0" w:type="dxa"/>
+            <w:left w:w="0" w:type="dxa"/>
+            <w:bottom w:w="0" w:type="dxa"/>
+            <w:right w:w="0" w:type="dxa"/>
+          </w:tblCellMar>
+        </w:tblPrEx>
+        <w:trPr>
+          <w:trHeight w:val="510" w:hRule="atLeast"/>
+          <w:jc w:val="center"/>
+        </w:trPr>
+        <w:tc>
+          <w:tcPr>
+            <w:tcW w:w="1987" w:type="dxa"/>
+            <w:tcBorders>
+              <w:left w:val="nil"/>
+            </w:tcBorders>
+            <w:shd w:val="clear" w:color="auto" w:fill="F1F1F1"/>
+            <w:vAlign w:val="center"/>
+          </w:tcPr>
+          <w:p>
+            <w:pPr>
+              <w:widowControl w:val="0"/>
+              <w:spacing w:after="0" w:line="240" w:lineRule="auto"/>
+              <w:ind w:left="119"/>
+              <w:jc w:val="center"/>
+              <w:rPr>
+                <w:rFonts w:ascii="Times New Roman" w:hAnsi="Times New Roman" w:eastAsia="微软雅黑" w:cs="Times New Roman"/>
+                <w:b/>
+                <w:sz w:val="21"/>
+              </w:rPr>
+            </w:pPr>
+            <w:r>
+              <w:rPr>
+                <w:rFonts w:ascii="Times New Roman" w:hAnsi="Times New Roman" w:eastAsia="微软雅黑" w:cs="Times New Roman"/>
+                <w:b/>
+                <w:sz w:val="21"/>
+              </w:rPr>
+              <w:t>总体质量评估</w:t>
+            </w:r>
+          </w:p>
+        </w:tc>
+        <w:tc>
+          <w:tcPr>
+            <w:tcW w:w="7823" w:type="dxa"/>
+            <w:gridSpan w:val="3"/>
+            <w:tcBorders>
+              <w:right w:val="nil"/>
+            </w:tcBorders>
+            <w:shd w:val="clear" w:color="auto" w:fill="F1F1F1"/>
+            <w:vAlign w:val="center"/>
+          </w:tcPr>
+          <w:p>
+            <w:pPr>
+              <w:widowControl w:val="0"/>
+              <w:spacing w:after="0" w:line="240" w:lineRule="auto"/>
+              <w:ind w:left="119"/>
+              <w:jc w:val="center"/>
+              <w:rPr>
+                <w:rFonts w:hint="default" w:ascii="Times New Roman" w:hAnsi="Times New Roman" w:eastAsia="微软雅黑" w:cs="Times New Roman"/>
+                <w:bCs/>
+                <w:sz w:val="21"/>
+                <w:lang w:val="en-US" w:eastAsia="zh-CN"/>
+              </w:rPr>
+            </w:pPr>
+            <w:r>
+              <w:rPr>
+                <w:rFonts w:hint="eastAsia" w:ascii="Times New Roman" w:hAnsi="Times New Roman" w:eastAsia="微软雅黑" w:cs="Times New Roman"/>
+                <w:bCs/>
+                <w:sz w:val="21"/>
+                <w:lang w:val="en-US" w:eastAsia="zh-CN"/>
+              </w:rPr>
+              <w:t>{{</w:t>
+            </w:r>
+            <w:r>
+              <w:rPr>
+                <w:rFonts w:hint="eastAsia" w:ascii="Times New Roman" w:hAnsi="Times New Roman" w:eastAsia="微软雅黑" w:cs="Times New Roman"/>
+                <w:color w:val="000000"/>
+                <w:sz w:val="21"/>
+                <w:szCs w:val="21"/>
+                <w:lang w:val="en-US" w:eastAsia="zh-CN"/>
+              </w:rPr>
+              <w:t>sample_quality</w:t>
+            </w:r>
+            <w:bookmarkStart w:id="17" w:name="_GoBack"/>
+            <w:bookmarkEnd w:id="17"/>
+            <w:r>
+              <w:rPr>
+                <w:rFonts w:hint="eastAsia" w:ascii="Times New Roman" w:hAnsi="Times New Roman" w:eastAsia="微软雅黑" w:cs="Times New Roman"/>
+                <w:bCs/>
+                <w:sz w:val="21"/>
+                <w:lang w:val="en-US" w:eastAsia="zh-CN"/>
+              </w:rPr>
+              <w:t>}}</w:t>
+            </w:r>
+          </w:p>
+        </w:tc>
+      </w:tr>
+    </w:tbl>
+    <w:p>
+      <w:pPr>
+        <w:widowControl w:val="0"/>
+        <w:tabs>
+          <w:tab w:val="left" w:pos="1317"/>
+        </w:tabs>
+        <w:kinsoku w:val="0"/>
+        <w:overflowPunct w:val="0"/>
+        <w:spacing w:before="40" w:after="0" w:line="187" w:lineRule="auto"/>
+        <w:ind w:right="1128"/>
+        <w:rPr>
+          <w:rFonts w:hint="eastAsia" w:ascii="Times New Roman" w:hAnsi="Times New Roman" w:eastAsia="微软雅黑" w:cs="Times New Roman"/>
+          <w:b/>
+          <w:bCs/>
+          <w:sz w:val="18"/>
+          <w:lang w:eastAsia="zh-CN"/>
+        </w:rPr>
+      </w:pPr>
+    </w:p>
     <w:p>
       <w:pPr>
         <w:widowControl w:val="0"/>

--- a/WebContent/docx/HRD+HRR检测报告-齐鲁.docx
+++ b/WebContent/docx/HRD+HRR检测报告-齐鲁.docx
@@ -2406,6 +2406,12 @@
             <w:insideH w:val="single" w:color="A4A4A4" w:sz="4" w:space="0"/>
             <w:insideV w:val="single" w:color="A4A4A4" w:sz="4" w:space="0"/>
           </w:tblBorders>
+          <w:tblCellMar>
+            <w:top w:w="0" w:type="dxa"/>
+            <w:left w:w="108" w:type="dxa"/>
+            <w:bottom w:w="0" w:type="dxa"/>
+            <w:right w:w="108" w:type="dxa"/>
+          </w:tblCellMar>
         </w:tblPrEx>
         <w:trPr>
           <w:trHeight w:val="454" w:hRule="atLeast"/>
@@ -8133,10 +8139,10 @@
           <w:lang w:eastAsia="zh-CN"/>
         </w:rPr>
       </w:pPr>
-      <w:bookmarkStart w:id="2" w:name="_Toc27793"/>
-      <w:bookmarkStart w:id="3" w:name="_Toc20084"/>
-      <w:bookmarkStart w:id="4" w:name="_Toc28455"/>
-      <w:bookmarkStart w:id="5" w:name="_Toc149837259"/>
+      <w:bookmarkStart w:id="2" w:name="_Toc20084"/>
+      <w:bookmarkStart w:id="3" w:name="_Toc149837259"/>
+      <w:bookmarkStart w:id="4" w:name="_Toc27793"/>
+      <w:bookmarkStart w:id="5" w:name="_Toc28455"/>
       <w:r>
         <w:rPr>
           <w:rFonts w:hint="eastAsia" w:ascii="微软雅黑" w:hAnsi="微软雅黑" w:eastAsia="微软雅黑"/>
@@ -14892,9 +14898,9 @@
           </w14:shadow>
         </w:rPr>
       </w:pPr>
-      <w:bookmarkStart w:id="8" w:name="_Toc27011"/>
+      <w:bookmarkStart w:id="8" w:name="_Toc18974"/>
       <w:bookmarkStart w:id="9" w:name="_Toc3250"/>
-      <w:bookmarkStart w:id="10" w:name="_Toc18974"/>
+      <w:bookmarkStart w:id="10" w:name="_Toc27011"/>
       <w:bookmarkStart w:id="11" w:name="_Toc149837264"/>
       <w:r>
         <w:rPr>
@@ -19138,6 +19144,12 @@
             <w:insideH w:val="dotted" w:color="45A3A7" w:sz="4" w:space="0"/>
             <w:insideV w:val="dotted" w:color="45A3A7" w:sz="4" w:space="0"/>
           </w:tblBorders>
+          <w:tblCellMar>
+            <w:top w:w="0" w:type="dxa"/>
+            <w:left w:w="108" w:type="dxa"/>
+            <w:bottom w:w="0" w:type="dxa"/>
+            <w:right w:w="108" w:type="dxa"/>
+          </w:tblCellMar>
         </w:tblPrEx>
         <w:trPr>
           <w:trHeight w:val="420" w:hRule="atLeast"/>
@@ -24944,8 +24956,8 @@
         <w:tc>
           <w:tcPr>
             <w:tcW w:w="1987" w:type="dxa"/>
+            <w:vMerge w:val="restart"/>
             <w:tcBorders>
-              <w:top w:val="nil"/>
               <w:left w:val="nil"/>
             </w:tcBorders>
             <w:vAlign w:val="center"/>
@@ -24966,31 +24978,19 @@
             </w:pPr>
             <w:r>
               <w:rPr>
-                <w:rFonts w:ascii="Times New Roman" w:hAnsi="Times New Roman" w:eastAsia="微软雅黑" w:cs="Times New Roman"/>
-                <w:b/>
-                <w:sz w:val="18"/>
-                <w:szCs w:val="18"/>
-              </w:rPr>
-              <w:t>病理</w:t>
-            </w:r>
-            <w:r>
-              <w:rPr>
                 <w:rFonts w:hint="eastAsia" w:ascii="Times New Roman" w:hAnsi="Times New Roman" w:eastAsia="微软雅黑" w:cs="Times New Roman"/>
                 <w:b/>
                 <w:sz w:val="18"/>
                 <w:szCs w:val="18"/>
                 <w:lang w:eastAsia="zh-CN"/>
               </w:rPr>
-              <w:t>评估</w:t>
+              <w:t>核酸质量评估</w:t>
             </w:r>
           </w:p>
         </w:tc>
         <w:tc>
           <w:tcPr>
             <w:tcW w:w="2721" w:type="dxa"/>
-            <w:tcBorders>
-              <w:top w:val="nil"/>
-            </w:tcBorders>
             <w:vAlign w:val="center"/>
           </w:tcPr>
           <w:p>
@@ -25004,6 +25004,7 @@
                 <w:bCs/>
                 <w:sz w:val="18"/>
                 <w:szCs w:val="18"/>
+                <w:lang w:eastAsia="zh-CN"/>
               </w:rPr>
             </w:pPr>
             <w:r>
@@ -25013,16 +25014,42 @@
                 <w:sz w:val="18"/>
                 <w:szCs w:val="18"/>
               </w:rPr>
-              <w:t>肿瘤细胞含量</w:t>
+              <w:t>DNA总量</w:t>
+            </w:r>
+            <w:r>
+              <w:rPr>
+                <w:rFonts w:hint="eastAsia" w:ascii="Times New Roman" w:hAnsi="Times New Roman" w:eastAsia="微软雅黑" w:cs="Times New Roman"/>
+                <w:bCs/>
+                <w:sz w:val="18"/>
+                <w:szCs w:val="18"/>
+                <w:lang w:eastAsia="zh-CN"/>
+              </w:rPr>
+              <w:t>（</w:t>
+            </w:r>
+            <w:r>
+              <w:rPr>
+                <w:rFonts w:ascii="Times New Roman" w:hAnsi="Times New Roman" w:eastAsia="微软雅黑" w:cs="Times New Roman"/>
+                <w:bCs/>
+                <w:sz w:val="18"/>
+                <w:szCs w:val="18"/>
+              </w:rPr>
+              <w:t>ng</w:t>
+            </w:r>
+            <w:r>
+              <w:rPr>
+                <w:rFonts w:hint="eastAsia" w:ascii="Times New Roman" w:hAnsi="Times New Roman" w:eastAsia="微软雅黑" w:cs="Times New Roman"/>
+                <w:bCs/>
+                <w:sz w:val="18"/>
+                <w:szCs w:val="18"/>
+                <w:lang w:eastAsia="zh-CN"/>
+              </w:rPr>
+              <w:t>）</w:t>
             </w:r>
           </w:p>
         </w:tc>
         <w:tc>
           <w:tcPr>
             <w:tcW w:w="2381" w:type="dxa"/>
-            <w:tcBorders>
-              <w:top w:val="nil"/>
-            </w:tcBorders>
             <w:vAlign w:val="center"/>
           </w:tcPr>
           <w:p>
@@ -25072,7 +25099,7 @@
                 <w:szCs w:val="18"/>
                 <w:lang w:eastAsia="zh-CN"/>
               </w:rPr>
-              <w:t>tumorcellcontent</w:t>
+              <w:t>DNA_total</w:t>
             </w:r>
             <w:r>
               <w:rPr>
@@ -25089,7 +25116,6 @@
           <w:tcPr>
             <w:tcW w:w="2721" w:type="dxa"/>
             <w:tcBorders>
-              <w:top w:val="nil"/>
               <w:right w:val="nil"/>
             </w:tcBorders>
             <w:vAlign w:val="center"/>
@@ -25116,16 +25142,16 @@
                 <w:szCs w:val="18"/>
                 <w:lang w:eastAsia="zh-CN"/>
               </w:rPr>
-              <w:t>≥10</w:t>
-            </w:r>
-            <w:r>
-              <w:rPr>
-                <w:rFonts w:ascii="Times New Roman" w:hAnsi="Times New Roman" w:eastAsia="微软雅黑" w:cs="Times New Roman"/>
+              <w:t>≥2</w:t>
+            </w:r>
+            <w:r>
+              <w:rPr>
+                <w:rFonts w:hint="eastAsia" w:ascii="Times New Roman" w:hAnsi="Times New Roman" w:eastAsia="微软雅黑" w:cs="Times New Roman"/>
                 <w:bCs/>
                 <w:sz w:val="18"/>
                 <w:szCs w:val="18"/>
               </w:rPr>
-              <w:t>%</w:t>
+              <w:t>00</w:t>
             </w:r>
           </w:p>
         </w:tc>
@@ -25154,7 +25180,7 @@
         <w:tc>
           <w:tcPr>
             <w:tcW w:w="1987" w:type="dxa"/>
-            <w:vMerge w:val="restart"/>
+            <w:vMerge w:val="continue"/>
             <w:tcBorders>
               <w:left w:val="nil"/>
             </w:tcBorders>
@@ -25171,19 +25197,8 @@
                 <w:b/>
                 <w:sz w:val="18"/>
                 <w:szCs w:val="18"/>
-                <w:lang w:eastAsia="zh-CN"/>
-              </w:rPr>
-            </w:pPr>
-            <w:r>
-              <w:rPr>
-                <w:rFonts w:hint="eastAsia" w:ascii="Times New Roman" w:hAnsi="Times New Roman" w:eastAsia="微软雅黑" w:cs="Times New Roman"/>
-                <w:b/>
-                <w:sz w:val="18"/>
-                <w:szCs w:val="18"/>
-                <w:lang w:eastAsia="zh-CN"/>
-              </w:rPr>
-              <w:t>核酸质量评估</w:t>
-            </w:r>
+              </w:rPr>
+            </w:pPr>
           </w:p>
         </w:tc>
         <w:tc>
@@ -25202,7 +25217,6 @@
                 <w:bCs/>
                 <w:sz w:val="18"/>
                 <w:szCs w:val="18"/>
-                <w:lang w:eastAsia="zh-CN"/>
               </w:rPr>
             </w:pPr>
             <w:r>
@@ -25212,36 +25226,7 @@
                 <w:sz w:val="18"/>
                 <w:szCs w:val="18"/>
               </w:rPr>
-              <w:t>DNA总量</w:t>
-            </w:r>
-            <w:r>
-              <w:rPr>
-                <w:rFonts w:hint="eastAsia" w:ascii="Times New Roman" w:hAnsi="Times New Roman" w:eastAsia="微软雅黑" w:cs="Times New Roman"/>
-                <w:bCs/>
-                <w:sz w:val="18"/>
-                <w:szCs w:val="18"/>
-                <w:lang w:eastAsia="zh-CN"/>
-              </w:rPr>
-              <w:t>（</w:t>
-            </w:r>
-            <w:r>
-              <w:rPr>
-                <w:rFonts w:ascii="Times New Roman" w:hAnsi="Times New Roman" w:eastAsia="微软雅黑" w:cs="Times New Roman"/>
-                <w:bCs/>
-                <w:sz w:val="18"/>
-                <w:szCs w:val="18"/>
-              </w:rPr>
-              <w:t>ng</w:t>
-            </w:r>
-            <w:r>
-              <w:rPr>
-                <w:rFonts w:hint="eastAsia" w:ascii="Times New Roman" w:hAnsi="Times New Roman" w:eastAsia="微软雅黑" w:cs="Times New Roman"/>
-                <w:bCs/>
-                <w:sz w:val="18"/>
-                <w:szCs w:val="18"/>
-                <w:lang w:eastAsia="zh-CN"/>
-              </w:rPr>
-              <w:t>）</w:t>
+              <w:t>DNA降解程度</w:t>
             </w:r>
           </w:p>
         </w:tc>
@@ -25270,7 +25255,7 @@
                 <w:szCs w:val="18"/>
                 <w:lang w:eastAsia="zh-CN"/>
               </w:rPr>
-              <w:t xml:space="preserve">{{ </w:t>
+              <w:t xml:space="preserve">{{  </w:t>
             </w:r>
             <w:r>
               <w:rPr>
@@ -25297,7 +25282,7 @@
                 <w:szCs w:val="18"/>
                 <w:lang w:eastAsia="zh-CN"/>
               </w:rPr>
-              <w:t>DNA_total</w:t>
+              <w:t>DNA_degradation</w:t>
             </w:r>
             <w:r>
               <w:rPr>
@@ -25340,7 +25325,17 @@
                 <w:szCs w:val="18"/>
                 <w:lang w:eastAsia="zh-CN"/>
               </w:rPr>
-              <w:t>≥2</w:t>
+              <w:t>A</w:t>
+            </w:r>
+            <w:r>
+              <w:rPr>
+                <w:rFonts w:ascii="Times New Roman" w:hAnsi="Times New Roman" w:eastAsia="微软雅黑" w:cs="Times New Roman"/>
+                <w:bCs/>
+                <w:sz w:val="18"/>
+                <w:szCs w:val="18"/>
+                <w:lang w:eastAsia="zh-CN"/>
+              </w:rPr>
+              <w:t>/B/</w:t>
             </w:r>
             <w:r>
               <w:rPr>
@@ -25349,7 +25344,7 @@
                 <w:sz w:val="18"/>
                 <w:szCs w:val="18"/>
               </w:rPr>
-              <w:t>00</w:t>
+              <w:t>C级</w:t>
             </w:r>
           </w:p>
         </w:tc>
@@ -25415,8 +25410,19 @@
                 <w:bCs/>
                 <w:sz w:val="18"/>
                 <w:szCs w:val="18"/>
-              </w:rPr>
-            </w:pPr>
+                <w:lang w:eastAsia="zh-CN"/>
+              </w:rPr>
+            </w:pPr>
+            <w:r>
+              <w:rPr>
+                <w:rFonts w:hint="eastAsia" w:ascii="Times New Roman" w:hAnsi="Times New Roman" w:eastAsia="微软雅黑" w:cs="Times New Roman"/>
+                <w:bCs/>
+                <w:sz w:val="18"/>
+                <w:szCs w:val="18"/>
+                <w:lang w:eastAsia="zh-CN"/>
+              </w:rPr>
+              <w:t>预</w:t>
+            </w:r>
             <w:r>
               <w:rPr>
                 <w:rFonts w:ascii="Times New Roman" w:hAnsi="Times New Roman" w:eastAsia="微软雅黑" w:cs="Times New Roman"/>
@@ -25424,7 +25430,36 @@
                 <w:sz w:val="18"/>
                 <w:szCs w:val="18"/>
               </w:rPr>
-              <w:t>DNA降解程度</w:t>
+              <w:t>文库</w:t>
+            </w:r>
+            <w:r>
+              <w:rPr>
+                <w:rFonts w:hint="eastAsia" w:ascii="Times New Roman" w:hAnsi="Times New Roman" w:eastAsia="微软雅黑" w:cs="Times New Roman"/>
+                <w:bCs/>
+                <w:sz w:val="18"/>
+                <w:szCs w:val="18"/>
+                <w:lang w:eastAsia="zh-CN"/>
+              </w:rPr>
+              <w:t>总</w:t>
+            </w:r>
+            <w:r>
+              <w:rPr>
+                <w:rFonts w:ascii="Times New Roman" w:hAnsi="Times New Roman" w:eastAsia="微软雅黑" w:cs="Times New Roman"/>
+                <w:bCs/>
+                <w:sz w:val="18"/>
+                <w:szCs w:val="18"/>
+              </w:rPr>
+              <w:t>量</w:t>
+            </w:r>
+            <w:r>
+              <w:rPr>
+                <w:rFonts w:hint="eastAsia" w:ascii="Times New Roman" w:hAnsi="Times New Roman" w:eastAsia="微软雅黑" w:cs="Times New Roman"/>
+                <w:bCs/>
+                <w:sz w:val="18"/>
+                <w:szCs w:val="18"/>
+                <w:lang w:eastAsia="zh-CN"/>
+              </w:rPr>
+              <w:t>（ng）</w:t>
             </w:r>
           </w:p>
         </w:tc>
@@ -25453,7 +25488,7 @@
                 <w:szCs w:val="18"/>
                 <w:lang w:eastAsia="zh-CN"/>
               </w:rPr>
-              <w:t xml:space="preserve">{{  </w:t>
+              <w:t xml:space="preserve">{{ </w:t>
             </w:r>
             <w:r>
               <w:rPr>
@@ -25480,7 +25515,7 @@
                 <w:szCs w:val="18"/>
                 <w:lang w:eastAsia="zh-CN"/>
               </w:rPr>
-              <w:t>DNA_degradation</w:t>
+              <w:t>outbound_quantity</w:t>
             </w:r>
             <w:r>
               <w:rPr>
@@ -25512,7 +25547,6 @@
                 <w:bCs/>
                 <w:sz w:val="18"/>
                 <w:szCs w:val="18"/>
-                <w:lang w:eastAsia="zh-CN"/>
               </w:rPr>
             </w:pPr>
             <w:r>
@@ -25523,26 +25557,7 @@
                 <w:szCs w:val="18"/>
                 <w:lang w:eastAsia="zh-CN"/>
               </w:rPr>
-              <w:t>A</w:t>
-            </w:r>
-            <w:r>
-              <w:rPr>
-                <w:rFonts w:ascii="Times New Roman" w:hAnsi="Times New Roman" w:eastAsia="微软雅黑" w:cs="Times New Roman"/>
-                <w:bCs/>
-                <w:sz w:val="18"/>
-                <w:szCs w:val="18"/>
-                <w:lang w:eastAsia="zh-CN"/>
-              </w:rPr>
-              <w:t>/B/</w:t>
-            </w:r>
-            <w:r>
-              <w:rPr>
-                <w:rFonts w:hint="eastAsia" w:ascii="Times New Roman" w:hAnsi="Times New Roman" w:eastAsia="微软雅黑" w:cs="Times New Roman"/>
-                <w:bCs/>
-                <w:sz w:val="18"/>
-                <w:szCs w:val="18"/>
-              </w:rPr>
-              <w:t>C级</w:t>
+              <w:t>≥500</w:t>
             </w:r>
           </w:p>
         </w:tc>
@@ -25571,7 +25586,7 @@
         <w:tc>
           <w:tcPr>
             <w:tcW w:w="1987" w:type="dxa"/>
-            <w:vMerge w:val="continue"/>
+            <w:vMerge w:val="restart"/>
             <w:tcBorders>
               <w:left w:val="nil"/>
             </w:tcBorders>
@@ -25588,8 +25603,28 @@
                 <w:b/>
                 <w:sz w:val="18"/>
                 <w:szCs w:val="18"/>
-              </w:rPr>
-            </w:pPr>
+                <w:lang w:eastAsia="zh-CN"/>
+              </w:rPr>
+            </w:pPr>
+            <w:r>
+              <w:rPr>
+                <w:rFonts w:ascii="Times New Roman" w:hAnsi="Times New Roman" w:eastAsia="微软雅黑" w:cs="Times New Roman"/>
+                <w:b/>
+                <w:sz w:val="18"/>
+                <w:szCs w:val="18"/>
+              </w:rPr>
+              <w:t>测序</w:t>
+            </w:r>
+            <w:r>
+              <w:rPr>
+                <w:rFonts w:hint="eastAsia" w:ascii="Times New Roman" w:hAnsi="Times New Roman" w:eastAsia="微软雅黑" w:cs="Times New Roman"/>
+                <w:b/>
+                <w:sz w:val="18"/>
+                <w:szCs w:val="18"/>
+                <w:lang w:eastAsia="zh-CN"/>
+              </w:rPr>
+              <w:t>质量评估</w:t>
+            </w:r>
           </w:p>
         </w:tc>
         <w:tc>
@@ -25608,37 +25643,17 @@
                 <w:bCs/>
                 <w:sz w:val="18"/>
                 <w:szCs w:val="18"/>
-                <w:lang w:eastAsia="zh-CN"/>
-              </w:rPr>
-            </w:pPr>
-            <w:r>
-              <w:rPr>
-                <w:rFonts w:hint="eastAsia" w:ascii="Times New Roman" w:hAnsi="Times New Roman" w:eastAsia="微软雅黑" w:cs="Times New Roman"/>
-                <w:bCs/>
-                <w:sz w:val="18"/>
-                <w:szCs w:val="18"/>
-                <w:lang w:eastAsia="zh-CN"/>
-              </w:rPr>
-              <w:t>预</w:t>
-            </w:r>
+              </w:rPr>
+            </w:pPr>
             <w:r>
               <w:rPr>
                 <w:rFonts w:ascii="Times New Roman" w:hAnsi="Times New Roman" w:eastAsia="微软雅黑" w:cs="Times New Roman"/>
                 <w:bCs/>
                 <w:sz w:val="18"/>
                 <w:szCs w:val="18"/>
-              </w:rPr>
-              <w:t>文库</w:t>
-            </w:r>
-            <w:r>
-              <w:rPr>
-                <w:rFonts w:hint="eastAsia" w:ascii="Times New Roman" w:hAnsi="Times New Roman" w:eastAsia="微软雅黑" w:cs="Times New Roman"/>
-                <w:bCs/>
-                <w:sz w:val="18"/>
-                <w:szCs w:val="18"/>
-                <w:lang w:eastAsia="zh-CN"/>
-              </w:rPr>
-              <w:t>总</w:t>
+                <w:lang w:eastAsia="zh-CN"/>
+              </w:rPr>
+              <w:t>HRD Score</w:t>
             </w:r>
             <w:r>
               <w:rPr>
@@ -25647,17 +25662,7 @@
                 <w:sz w:val="18"/>
                 <w:szCs w:val="18"/>
               </w:rPr>
-              <w:t>量</w:t>
-            </w:r>
-            <w:r>
-              <w:rPr>
-                <w:rFonts w:hint="eastAsia" w:ascii="Times New Roman" w:hAnsi="Times New Roman" w:eastAsia="微软雅黑" w:cs="Times New Roman"/>
-                <w:bCs/>
-                <w:sz w:val="18"/>
-                <w:szCs w:val="18"/>
-                <w:lang w:eastAsia="zh-CN"/>
-              </w:rPr>
-              <w:t>（ng）</w:t>
+              <w:t>平均测序深度</w:t>
             </w:r>
           </w:p>
         </w:tc>
@@ -25674,9 +25679,9 @@
               <w:jc w:val="center"/>
               <w:rPr>
                 <w:rFonts w:ascii="Times New Roman" w:hAnsi="Times New Roman" w:eastAsia="微软雅黑" w:cs="Times New Roman"/>
-                <w:sz w:val="18"/>
-                <w:szCs w:val="18"/>
-                <w:lang w:eastAsia="zh-CN"/>
+                <w:bCs/>
+                <w:sz w:val="18"/>
+                <w:szCs w:val="18"/>
               </w:rPr>
             </w:pPr>
             <w:r>
@@ -25686,7 +25691,7 @@
                 <w:szCs w:val="18"/>
                 <w:lang w:eastAsia="zh-CN"/>
               </w:rPr>
-              <w:t xml:space="preserve">{{ </w:t>
+              <w:t xml:space="preserve">{{  </w:t>
             </w:r>
             <w:r>
               <w:rPr>
@@ -25695,7 +25700,7 @@
                 <w:szCs w:val="18"/>
                 <w:lang w:eastAsia="zh-CN"/>
               </w:rPr>
-              <w:t>ql_qc_g_info</w:t>
+              <w:t>ql_qc_g</w:t>
             </w:r>
             <w:r>
               <w:rPr>
@@ -25704,6 +25709,24 @@
                 <w:szCs w:val="18"/>
                 <w:lang w:val="en-US" w:eastAsia="zh-CN"/>
               </w:rPr>
+              <w:t>_hrd_</w:t>
+            </w:r>
+            <w:r>
+              <w:rPr>
+                <w:rFonts w:ascii="Times New Roman" w:hAnsi="Times New Roman" w:eastAsia="微软雅黑" w:cs="Times New Roman"/>
+                <w:sz w:val="18"/>
+                <w:szCs w:val="18"/>
+                <w:lang w:eastAsia="zh-CN"/>
+              </w:rPr>
+              <w:t>info</w:t>
+            </w:r>
+            <w:r>
+              <w:rPr>
+                <w:rFonts w:hint="eastAsia" w:ascii="Times New Roman" w:hAnsi="Times New Roman" w:eastAsia="微软雅黑" w:cs="Times New Roman"/>
+                <w:sz w:val="18"/>
+                <w:szCs w:val="18"/>
+                <w:lang w:eastAsia="zh-CN"/>
+              </w:rPr>
               <w:t>.</w:t>
             </w:r>
             <w:r>
@@ -25713,7 +25736,7 @@
                 <w:szCs w:val="18"/>
                 <w:lang w:eastAsia="zh-CN"/>
               </w:rPr>
-              <w:t>outbound_quantity</w:t>
+              <w:t>sequencing_depth</w:t>
             </w:r>
             <w:r>
               <w:rPr>
@@ -25745,6 +25768,7 @@
                 <w:bCs/>
                 <w:sz w:val="18"/>
                 <w:szCs w:val="18"/>
+                <w:lang w:eastAsia="zh-CN"/>
               </w:rPr>
             </w:pPr>
             <w:r>
@@ -25755,7 +25779,17 @@
                 <w:szCs w:val="18"/>
                 <w:lang w:eastAsia="zh-CN"/>
               </w:rPr>
-              <w:t>≥500</w:t>
+              <w:t>≥</w:t>
+            </w:r>
+            <w:r>
+              <w:rPr>
+                <w:rFonts w:ascii="Times New Roman" w:hAnsi="Times New Roman" w:eastAsia="微软雅黑" w:cs="Times New Roman"/>
+                <w:bCs/>
+                <w:sz w:val="18"/>
+                <w:szCs w:val="18"/>
+                <w:lang w:eastAsia="zh-CN"/>
+              </w:rPr>
+              <w:t>200</w:t>
             </w:r>
           </w:p>
         </w:tc>
@@ -25784,7 +25818,7 @@
         <w:tc>
           <w:tcPr>
             <w:tcW w:w="1987" w:type="dxa"/>
-            <w:vMerge w:val="restart"/>
+            <w:vMerge w:val="continue"/>
             <w:tcBorders>
               <w:left w:val="nil"/>
             </w:tcBorders>
@@ -25801,28 +25835,8 @@
                 <w:b/>
                 <w:sz w:val="18"/>
                 <w:szCs w:val="18"/>
-                <w:lang w:eastAsia="zh-CN"/>
-              </w:rPr>
-            </w:pPr>
-            <w:r>
-              <w:rPr>
-                <w:rFonts w:ascii="Times New Roman" w:hAnsi="Times New Roman" w:eastAsia="微软雅黑" w:cs="Times New Roman"/>
-                <w:b/>
-                <w:sz w:val="18"/>
-                <w:szCs w:val="18"/>
-              </w:rPr>
-              <w:t>测序</w:t>
-            </w:r>
-            <w:r>
-              <w:rPr>
-                <w:rFonts w:hint="eastAsia" w:ascii="Times New Roman" w:hAnsi="Times New Roman" w:eastAsia="微软雅黑" w:cs="Times New Roman"/>
-                <w:b/>
-                <w:sz w:val="18"/>
-                <w:szCs w:val="18"/>
-                <w:lang w:eastAsia="zh-CN"/>
-              </w:rPr>
-              <w:t>质量评估</w:t>
-            </w:r>
+              </w:rPr>
+            </w:pPr>
           </w:p>
         </w:tc>
         <w:tc>
@@ -25841,6 +25855,7 @@
                 <w:bCs/>
                 <w:sz w:val="18"/>
                 <w:szCs w:val="18"/>
+                <w:lang w:eastAsia="zh-CN"/>
               </w:rPr>
             </w:pPr>
             <w:r>
@@ -25855,12 +25870,13 @@
             </w:r>
             <w:r>
               <w:rPr>
-                <w:rFonts w:ascii="Times New Roman" w:hAnsi="Times New Roman" w:eastAsia="微软雅黑" w:cs="Times New Roman"/>
+                <w:rFonts w:hint="eastAsia" w:ascii="Times New Roman" w:hAnsi="Times New Roman" w:eastAsia="微软雅黑" w:cs="Times New Roman"/>
                 <w:bCs/>
                 <w:sz w:val="18"/>
                 <w:szCs w:val="18"/>
-              </w:rPr>
-              <w:t>平均测序深度</w:t>
+                <w:lang w:eastAsia="zh-CN"/>
+              </w:rPr>
+              <w:t>覆盖均一性</w:t>
             </w:r>
           </w:p>
         </w:tc>
@@ -25877,9 +25893,9 @@
               <w:jc w:val="center"/>
               <w:rPr>
                 <w:rFonts w:ascii="Times New Roman" w:hAnsi="Times New Roman" w:eastAsia="微软雅黑" w:cs="Times New Roman"/>
-                <w:bCs/>
-                <w:sz w:val="18"/>
-                <w:szCs w:val="18"/>
+                <w:sz w:val="18"/>
+                <w:szCs w:val="18"/>
+                <w:lang w:eastAsia="zh-CN"/>
               </w:rPr>
             </w:pPr>
             <w:r>
@@ -25889,7 +25905,7 @@
                 <w:szCs w:val="18"/>
                 <w:lang w:eastAsia="zh-CN"/>
               </w:rPr>
-              <w:t xml:space="preserve">{{  </w:t>
+              <w:t xml:space="preserve">{{ </w:t>
             </w:r>
             <w:r>
               <w:rPr>
@@ -25925,25 +25941,7 @@
                 <w:szCs w:val="18"/>
                 <w:lang w:eastAsia="zh-CN"/>
               </w:rPr>
-              <w:t>.</w:t>
-            </w:r>
-            <w:r>
-              <w:rPr>
-                <w:rFonts w:ascii="Times New Roman" w:hAnsi="Times New Roman" w:eastAsia="微软雅黑" w:cs="Times New Roman"/>
-                <w:sz w:val="18"/>
-                <w:szCs w:val="18"/>
-                <w:lang w:eastAsia="zh-CN"/>
-              </w:rPr>
-              <w:t>sequencing_depth</w:t>
-            </w:r>
-            <w:r>
-              <w:rPr>
-                <w:rFonts w:hint="eastAsia" w:ascii="Times New Roman" w:hAnsi="Times New Roman" w:eastAsia="微软雅黑" w:cs="Times New Roman"/>
-                <w:sz w:val="18"/>
-                <w:szCs w:val="18"/>
-                <w:lang w:eastAsia="zh-CN"/>
-              </w:rPr>
-              <w:t xml:space="preserve"> }}</w:t>
+              <w:t>.coverage_uniformity }}</w:t>
             </w:r>
           </w:p>
         </w:tc>
@@ -25987,7 +25985,17 @@
                 <w:szCs w:val="18"/>
                 <w:lang w:eastAsia="zh-CN"/>
               </w:rPr>
-              <w:t>200</w:t>
+              <w:t>8</w:t>
+            </w:r>
+            <w:r>
+              <w:rPr>
+                <w:rFonts w:hint="eastAsia" w:ascii="Times New Roman" w:hAnsi="Times New Roman" w:eastAsia="微软雅黑" w:cs="Times New Roman"/>
+                <w:bCs/>
+                <w:sz w:val="18"/>
+                <w:szCs w:val="18"/>
+                <w:lang w:eastAsia="zh-CN"/>
+              </w:rPr>
+              <w:t>0%</w:t>
             </w:r>
           </w:p>
         </w:tc>
@@ -26064,7 +26072,7 @@
                 <w:szCs w:val="18"/>
                 <w:lang w:eastAsia="zh-CN"/>
               </w:rPr>
-              <w:t>HRD Score</w:t>
+              <w:t>HRR</w:t>
             </w:r>
             <w:r>
               <w:rPr>
@@ -26074,7 +26082,7 @@
                 <w:szCs w:val="18"/>
                 <w:lang w:eastAsia="zh-CN"/>
               </w:rPr>
-              <w:t>覆盖均一性</w:t>
+              <w:t>基因平均测序深度</w:t>
             </w:r>
           </w:p>
         </w:tc>
@@ -26112,7 +26120,7 @@
                 <w:szCs w:val="18"/>
                 <w:lang w:eastAsia="zh-CN"/>
               </w:rPr>
-              <w:t>ql_qc_g</w:t>
+              <w:t>ql_qc_g_info</w:t>
             </w:r>
             <w:r>
               <w:rPr>
@@ -26121,16 +26129,7 @@
                 <w:szCs w:val="18"/>
                 <w:lang w:val="en-US" w:eastAsia="zh-CN"/>
               </w:rPr>
-              <w:t>_hrd_</w:t>
-            </w:r>
-            <w:r>
-              <w:rPr>
-                <w:rFonts w:ascii="Times New Roman" w:hAnsi="Times New Roman" w:eastAsia="微软雅黑" w:cs="Times New Roman"/>
-                <w:sz w:val="18"/>
-                <w:szCs w:val="18"/>
-                <w:lang w:eastAsia="zh-CN"/>
-              </w:rPr>
-              <w:t>info</w:t>
+              <w:t>.</w:t>
             </w:r>
             <w:r>
               <w:rPr>
@@ -26139,7 +26138,7 @@
                 <w:szCs w:val="18"/>
                 <w:lang w:eastAsia="zh-CN"/>
               </w:rPr>
-              <w:t>.coverage_uniformity }}</w:t>
+              <w:t>sequencing_depth }}</w:t>
             </w:r>
           </w:p>
         </w:tc>
@@ -26183,17 +26182,7 @@
                 <w:szCs w:val="18"/>
                 <w:lang w:eastAsia="zh-CN"/>
               </w:rPr>
-              <w:t>8</w:t>
-            </w:r>
-            <w:r>
-              <w:rPr>
-                <w:rFonts w:hint="eastAsia" w:ascii="Times New Roman" w:hAnsi="Times New Roman" w:eastAsia="微软雅黑" w:cs="Times New Roman"/>
-                <w:bCs/>
-                <w:sz w:val="18"/>
-                <w:szCs w:val="18"/>
-                <w:lang w:eastAsia="zh-CN"/>
-              </w:rPr>
-              <w:t>0%</w:t>
+              <w:t>500</w:t>
             </w:r>
           </w:p>
         </w:tc>
@@ -26280,7 +26269,7 @@
                 <w:szCs w:val="18"/>
                 <w:lang w:eastAsia="zh-CN"/>
               </w:rPr>
-              <w:t>基因平均测序深度</w:t>
+              <w:t>基因覆盖均一性</w:t>
             </w:r>
           </w:p>
         </w:tc>
@@ -26336,7 +26325,7 @@
                 <w:szCs w:val="18"/>
                 <w:lang w:eastAsia="zh-CN"/>
               </w:rPr>
-              <w:t>sequencing_depth }}</w:t>
+              <w:t>coverage_uniformity }}</w:t>
             </w:r>
           </w:p>
         </w:tc>
@@ -26380,7 +26369,7 @@
                 <w:szCs w:val="18"/>
                 <w:lang w:eastAsia="zh-CN"/>
               </w:rPr>
-              <w:t>500</w:t>
+              <w:t>90%</w:t>
             </w:r>
           </w:p>
         </w:tc>
@@ -26451,23 +26440,13 @@
             </w:pPr>
             <w:r>
               <w:rPr>
-                <w:rFonts w:ascii="Times New Roman" w:hAnsi="Times New Roman" w:eastAsia="微软雅黑" w:cs="Times New Roman"/>
-                <w:bCs/>
-                <w:sz w:val="18"/>
-                <w:szCs w:val="18"/>
-                <w:lang w:eastAsia="zh-CN"/>
-              </w:rPr>
-              <w:t>HRR</w:t>
-            </w:r>
-            <w:r>
-              <w:rPr>
                 <w:rFonts w:hint="eastAsia" w:ascii="Times New Roman" w:hAnsi="Times New Roman" w:eastAsia="微软雅黑" w:cs="Times New Roman"/>
                 <w:bCs/>
                 <w:sz w:val="18"/>
                 <w:szCs w:val="18"/>
                 <w:lang w:eastAsia="zh-CN"/>
               </w:rPr>
-              <w:t>基因覆盖均一性</w:t>
+              <w:t>基因组比对率</w:t>
             </w:r>
           </w:p>
         </w:tc>
@@ -26523,7 +26502,7 @@
                 <w:szCs w:val="18"/>
                 <w:lang w:eastAsia="zh-CN"/>
               </w:rPr>
-              <w:t>coverage_uniformity }}</w:t>
+              <w:t>genome_alignment }}</w:t>
             </w:r>
           </w:p>
         </w:tc>
@@ -26557,7 +26536,7 @@
                 <w:szCs w:val="18"/>
                 <w:lang w:eastAsia="zh-CN"/>
               </w:rPr>
-              <w:t>≥</w:t>
+              <w:t>≥9</w:t>
             </w:r>
             <w:r>
               <w:rPr>
@@ -26565,9 +26544,8 @@
                 <w:bCs/>
                 <w:sz w:val="18"/>
                 <w:szCs w:val="18"/>
-                <w:lang w:eastAsia="zh-CN"/>
-              </w:rPr>
-              <w:t>90%</w:t>
+              </w:rPr>
+              <w:t>5%</w:t>
             </w:r>
           </w:p>
         </w:tc>
@@ -26611,182 +26589,6 @@
               <w:rPr>
                 <w:rFonts w:ascii="Times New Roman" w:hAnsi="Times New Roman" w:eastAsia="微软雅黑" w:cs="Times New Roman"/>
                 <w:b/>
-                <w:sz w:val="18"/>
-                <w:szCs w:val="18"/>
-              </w:rPr>
-            </w:pPr>
-          </w:p>
-        </w:tc>
-        <w:tc>
-          <w:tcPr>
-            <w:tcW w:w="2721" w:type="dxa"/>
-            <w:vAlign w:val="center"/>
-          </w:tcPr>
-          <w:p>
-            <w:pPr>
-              <w:widowControl w:val="0"/>
-              <w:spacing w:after="0" w:line="240" w:lineRule="auto"/>
-              <w:ind w:left="119"/>
-              <w:jc w:val="center"/>
-              <w:rPr>
-                <w:rFonts w:ascii="Times New Roman" w:hAnsi="Times New Roman" w:eastAsia="微软雅黑" w:cs="Times New Roman"/>
-                <w:bCs/>
-                <w:sz w:val="18"/>
-                <w:szCs w:val="18"/>
-                <w:lang w:eastAsia="zh-CN"/>
-              </w:rPr>
-            </w:pPr>
-            <w:r>
-              <w:rPr>
-                <w:rFonts w:hint="eastAsia" w:ascii="Times New Roman" w:hAnsi="Times New Roman" w:eastAsia="微软雅黑" w:cs="Times New Roman"/>
-                <w:bCs/>
-                <w:sz w:val="18"/>
-                <w:szCs w:val="18"/>
-                <w:lang w:eastAsia="zh-CN"/>
-              </w:rPr>
-              <w:t>基因组比对率</w:t>
-            </w:r>
-          </w:p>
-        </w:tc>
-        <w:tc>
-          <w:tcPr>
-            <w:tcW w:w="2381" w:type="dxa"/>
-            <w:vAlign w:val="center"/>
-          </w:tcPr>
-          <w:p>
-            <w:pPr>
-              <w:widowControl w:val="0"/>
-              <w:spacing w:after="0" w:line="240" w:lineRule="auto"/>
-              <w:ind w:left="119"/>
-              <w:jc w:val="center"/>
-              <w:rPr>
-                <w:rFonts w:ascii="Times New Roman" w:hAnsi="Times New Roman" w:eastAsia="微软雅黑" w:cs="Times New Roman"/>
-                <w:sz w:val="18"/>
-                <w:szCs w:val="18"/>
-                <w:lang w:eastAsia="zh-CN"/>
-              </w:rPr>
-            </w:pPr>
-            <w:r>
-              <w:rPr>
-                <w:rFonts w:hint="eastAsia" w:ascii="Times New Roman" w:hAnsi="Times New Roman" w:eastAsia="微软雅黑" w:cs="Times New Roman"/>
-                <w:sz w:val="18"/>
-                <w:szCs w:val="18"/>
-                <w:lang w:eastAsia="zh-CN"/>
-              </w:rPr>
-              <w:t xml:space="preserve">{{ </w:t>
-            </w:r>
-            <w:r>
-              <w:rPr>
-                <w:rFonts w:ascii="Times New Roman" w:hAnsi="Times New Roman" w:eastAsia="微软雅黑" w:cs="Times New Roman"/>
-                <w:sz w:val="18"/>
-                <w:szCs w:val="18"/>
-                <w:lang w:eastAsia="zh-CN"/>
-              </w:rPr>
-              <w:t>ql_qc_g_info</w:t>
-            </w:r>
-            <w:r>
-              <w:rPr>
-                <w:rFonts w:hint="eastAsia" w:ascii="Times New Roman" w:hAnsi="Times New Roman" w:eastAsia="微软雅黑" w:cs="Times New Roman"/>
-                <w:sz w:val="18"/>
-                <w:szCs w:val="18"/>
-                <w:lang w:val="en-US" w:eastAsia="zh-CN"/>
-              </w:rPr>
-              <w:t>.</w:t>
-            </w:r>
-            <w:r>
-              <w:rPr>
-                <w:rFonts w:hint="eastAsia" w:ascii="Times New Roman" w:hAnsi="Times New Roman" w:eastAsia="微软雅黑" w:cs="Times New Roman"/>
-                <w:sz w:val="18"/>
-                <w:szCs w:val="18"/>
-                <w:lang w:eastAsia="zh-CN"/>
-              </w:rPr>
-              <w:t>genome_alignment }}</w:t>
-            </w:r>
-          </w:p>
-        </w:tc>
-        <w:tc>
-          <w:tcPr>
-            <w:tcW w:w="2721" w:type="dxa"/>
-            <w:tcBorders>
-              <w:right w:val="nil"/>
-            </w:tcBorders>
-            <w:vAlign w:val="center"/>
-          </w:tcPr>
-          <w:p>
-            <w:pPr>
-              <w:widowControl w:val="0"/>
-              <w:spacing w:after="0" w:line="240" w:lineRule="auto"/>
-              <w:ind w:left="119"/>
-              <w:jc w:val="center"/>
-              <w:rPr>
-                <w:rFonts w:ascii="Times New Roman" w:hAnsi="Times New Roman" w:eastAsia="微软雅黑" w:cs="Times New Roman"/>
-                <w:bCs/>
-                <w:sz w:val="18"/>
-                <w:szCs w:val="18"/>
-                <w:lang w:eastAsia="zh-CN"/>
-              </w:rPr>
-            </w:pPr>
-            <w:r>
-              <w:rPr>
-                <w:rFonts w:hint="eastAsia" w:ascii="Times New Roman" w:hAnsi="Times New Roman" w:eastAsia="微软雅黑" w:cs="Times New Roman"/>
-                <w:bCs/>
-                <w:sz w:val="18"/>
-                <w:szCs w:val="18"/>
-                <w:lang w:eastAsia="zh-CN"/>
-              </w:rPr>
-              <w:t>≥9</w:t>
-            </w:r>
-            <w:r>
-              <w:rPr>
-                <w:rFonts w:ascii="Times New Roman" w:hAnsi="Times New Roman" w:eastAsia="微软雅黑" w:cs="Times New Roman"/>
-                <w:bCs/>
-                <w:sz w:val="18"/>
-                <w:szCs w:val="18"/>
-              </w:rPr>
-              <w:t>5%</w:t>
-            </w:r>
-          </w:p>
-        </w:tc>
-      </w:tr>
-      <w:tr>
-        <w:tblPrEx>
-          <w:tblBorders>
-            <w:top w:val="single" w:color="416AAB" w:sz="24" w:space="0"/>
-            <w:left w:val="single" w:color="416AAB" w:sz="24" w:space="0"/>
-            <w:bottom w:val="single" w:color="A4A4A4" w:sz="4" w:space="0"/>
-            <w:right w:val="single" w:color="416AAB" w:sz="24" w:space="0"/>
-            <w:insideH w:val="single" w:color="A4A4A4" w:sz="4" w:space="0"/>
-            <w:insideV w:val="single" w:color="A4A4A4" w:sz="4" w:space="0"/>
-          </w:tblBorders>
-          <w:tblCellMar>
-            <w:top w:w="0" w:type="dxa"/>
-            <w:left w:w="0" w:type="dxa"/>
-            <w:bottom w:w="0" w:type="dxa"/>
-            <w:right w:w="0" w:type="dxa"/>
-          </w:tblCellMar>
-        </w:tblPrEx>
-        <w:trPr>
-          <w:trHeight w:val="512" w:hRule="atLeast"/>
-          <w:jc w:val="center"/>
-        </w:trPr>
-        <w:tc>
-          <w:tcPr>
-            <w:tcW w:w="1987" w:type="dxa"/>
-            <w:vMerge w:val="continue"/>
-            <w:tcBorders>
-              <w:left w:val="nil"/>
-            </w:tcBorders>
-            <w:vAlign w:val="center"/>
-          </w:tcPr>
-          <w:p>
-            <w:pPr>
-              <w:widowControl w:val="0"/>
-              <w:spacing w:after="0" w:line="240" w:lineRule="auto"/>
-              <w:ind w:left="119"/>
-              <w:jc w:val="center"/>
-              <w:rPr>
-                <w:rFonts w:ascii="Times New Roman" w:hAnsi="Times New Roman" w:eastAsia="微软雅黑" w:cs="Times New Roman"/>
-                <w:b/>
                 <w:sz w:val="21"/>
               </w:rPr>
             </w:pPr>
@@ -27028,34 +26830,56 @@
             </w:pPr>
             <w:r>
               <w:rPr>
-                <w:rFonts w:hint="eastAsia" w:ascii="Times New Roman" w:hAnsi="Times New Roman" w:eastAsia="微软雅黑" w:cs="Times New Roman"/>
-                <w:bCs/>
-                <w:sz w:val="21"/>
-                <w:lang w:val="en-US" w:eastAsia="zh-CN"/>
-              </w:rPr>
-              <w:t>{{</w:t>
-            </w:r>
-            <w:r>
-              <w:rPr>
-                <w:rFonts w:hint="eastAsia" w:ascii="Times New Roman" w:hAnsi="Times New Roman" w:eastAsia="微软雅黑" w:cs="Times New Roman"/>
+                <w:rFonts w:hint="eastAsia" w:ascii="微软雅黑" w:hAnsi="微软雅黑" w:eastAsia="微软雅黑" w:cs="宋体"/>
                 <w:color w:val="000000"/>
                 <w:sz w:val="21"/>
                 <w:szCs w:val="21"/>
-                <w:lang w:val="en-US" w:eastAsia="zh-CN"/>
-              </w:rPr>
-              <w:t>sample_quality</w:t>
+                <w:lang w:eastAsia="zh-CN"/>
+              </w:rPr>
+              <w:t>{{</w:t>
+            </w:r>
+            <w:r>
+              <w:rPr>
+                <w:rFonts w:ascii="微软雅黑" w:hAnsi="微软雅黑" w:eastAsia="微软雅黑" w:cs="宋体"/>
+                <w:color w:val="000000"/>
+                <w:sz w:val="21"/>
+                <w:szCs w:val="21"/>
+                <w:lang w:eastAsia="zh-CN"/>
+              </w:rPr>
+              <w:t xml:space="preserve"> sequencing_depth</w:t>
+            </w:r>
+            <w:r>
+              <w:rPr>
+                <w:rFonts w:hint="eastAsia" w:ascii="微软雅黑" w:hAnsi="微软雅黑" w:eastAsia="微软雅黑" w:cs="宋体"/>
+                <w:color w:val="000000"/>
+                <w:sz w:val="21"/>
+                <w:szCs w:val="21"/>
+                <w:lang w:eastAsia="zh-CN"/>
+              </w:rPr>
+              <w:t xml:space="preserve"> | oqa(50</w:t>
+            </w:r>
+            <w:r>
+              <w:rPr>
+                <w:rFonts w:ascii="微软雅黑" w:hAnsi="微软雅黑" w:eastAsia="微软雅黑" w:cs="宋体"/>
+                <w:color w:val="000000"/>
+                <w:sz w:val="21"/>
+                <w:szCs w:val="21"/>
+                <w:lang w:eastAsia="zh-CN"/>
+              </w:rPr>
+              <w:t>0</w:t>
+            </w:r>
+            <w:r>
+              <w:rPr>
+                <w:rFonts w:hint="eastAsia" w:ascii="微软雅黑" w:hAnsi="微软雅黑" w:eastAsia="微软雅黑" w:cs="宋体"/>
+                <w:color w:val="000000"/>
+                <w:sz w:val="21"/>
+                <w:szCs w:val="21"/>
+                <w:lang w:eastAsia="zh-CN"/>
+              </w:rPr>
+              <w:t>,400) }}</w:t>
             </w:r>
             <w:bookmarkStart w:id="17" w:name="_GoBack"/>
             <w:bookmarkEnd w:id="17"/>
-            <w:r>
-              <w:rPr>
-                <w:rFonts w:hint="eastAsia" w:ascii="Times New Roman" w:hAnsi="Times New Roman" w:eastAsia="微软雅黑" w:cs="Times New Roman"/>
-                <w:bCs/>
-                <w:sz w:val="21"/>
-                <w:lang w:val="en-US" w:eastAsia="zh-CN"/>
-              </w:rPr>
-              <w:t>}}</w:t>
-            </w:r>
           </w:p>
         </w:tc>
       </w:tr>

--- a/WebContent/docx/HRD+HRR检测报告-齐鲁.docx
+++ b/WebContent/docx/HRD+HRR检测报告-齐鲁.docx
@@ -2392,8 +2392,7 @@
       </w:tblPr>
       <w:tblGrid>
         <w:gridCol w:w="2004"/>
-        <w:gridCol w:w="1859"/>
-        <w:gridCol w:w="4036"/>
+        <w:gridCol w:w="5895"/>
         <w:gridCol w:w="1960"/>
       </w:tblGrid>
       <w:tr>
@@ -2458,48 +2457,7 @@
         </w:tc>
         <w:tc>
           <w:tcPr>
-            <w:tcW w:w="1859" w:type="dxa"/>
-            <w:tcBorders>
-              <w:top w:val="nil"/>
-              <w:left w:val="single" w:color="FFFFFF" w:sz="18" w:space="0"/>
-              <w:bottom w:val="nil"/>
-              <w:right w:val="single" w:color="FFFFFF" w:sz="18" w:space="0"/>
-            </w:tcBorders>
-            <w:shd w:val="clear" w:color="auto" w:fill="006600"/>
-            <w:vAlign w:val="center"/>
-          </w:tcPr>
-          <w:p>
-            <w:pPr>
-              <w:widowControl/>
-              <w:spacing w:after="0" w:line="240" w:lineRule="auto"/>
-              <w:jc w:val="center"/>
-              <w:textAlignment w:val="center"/>
-              <w:rPr>
-                <w:rFonts w:hint="default" w:ascii="Times New Roman" w:hAnsi="Times New Roman" w:eastAsia="微软雅黑" w:cs="Times New Roman"/>
-                <w:b/>
-                <w:bCs/>
-                <w:color w:val="FFFFFF"/>
-                <w:sz w:val="21"/>
-                <w:szCs w:val="21"/>
-              </w:rPr>
-            </w:pPr>
-            <w:r>
-              <w:rPr>
-                <w:rFonts w:hint="default" w:ascii="Times New Roman" w:hAnsi="Times New Roman" w:eastAsia="微软雅黑" w:cs="Times New Roman"/>
-                <w:b/>
-                <w:bCs/>
-                <w:color w:val="FFFFFF"/>
-                <w:sz w:val="21"/>
-                <w:szCs w:val="21"/>
-                <w:lang w:eastAsia="zh-CN" w:bidi="ar"/>
-              </w:rPr>
-              <w:t>变异类型</w:t>
-            </w:r>
-          </w:p>
-        </w:tc>
-        <w:tc>
-          <w:tcPr>
-            <w:tcW w:w="4036" w:type="dxa"/>
+            <w:tcW w:w="5895" w:type="dxa"/>
             <w:tcBorders>
               <w:top w:val="nil"/>
               <w:left w:val="single" w:color="FFFFFF" w:sz="18" w:space="0"/>
@@ -2639,7 +2597,7 @@
         <w:tc>
           <w:tcPr>
             <w:tcW w:w="9859" w:type="dxa"/>
-            <w:gridSpan w:val="4"/>
+            <w:gridSpan w:val="3"/>
             <w:tcBorders>
               <w:top w:val="nil"/>
               <w:bottom w:val="single" w:color="A4A4A4" w:sz="4" w:space="0"/>
@@ -2727,44 +2685,12 @@
         </w:tc>
         <w:tc>
           <w:tcPr>
-            <w:tcW w:w="1859" w:type="dxa"/>
+            <w:tcW w:w="5895" w:type="dxa"/>
             <w:tcBorders>
               <w:top w:val="single" w:color="A4A4A4" w:sz="4" w:space="0"/>
             </w:tcBorders>
             <w:shd w:val="clear" w:color="auto" w:fill="auto"/>
             <w:noWrap/>
-            <w:vAlign w:val="center"/>
-          </w:tcPr>
-          <w:p>
-            <w:pPr>
-              <w:widowControl w:val="0"/>
-              <w:spacing w:after="0" w:line="240" w:lineRule="auto"/>
-              <w:jc w:val="center"/>
-              <w:rPr>
-                <w:rFonts w:hint="default" w:ascii="Times New Roman" w:hAnsi="Times New Roman" w:eastAsia="微软雅黑" w:cs="Times New Roman"/>
-                <w:color w:val="000000"/>
-                <w:sz w:val="21"/>
-                <w:szCs w:val="21"/>
-              </w:rPr>
-            </w:pPr>
-            <w:r>
-              <w:rPr>
-                <w:rFonts w:hint="default" w:ascii="Times New Roman" w:hAnsi="Times New Roman" w:eastAsia="微软雅黑" w:cs="Times New Roman"/>
-                <w:sz w:val="21"/>
-                <w:szCs w:val="21"/>
-                <w:lang w:eastAsia="zh-CN"/>
-              </w:rPr>
-              <w:t>{{ it.info }}</w:t>
-            </w:r>
-          </w:p>
-        </w:tc>
-        <w:tc>
-          <w:tcPr>
-            <w:tcW w:w="4036" w:type="dxa"/>
-            <w:tcBorders>
-              <w:top w:val="single" w:color="A4A4A4" w:sz="4" w:space="0"/>
-            </w:tcBorders>
-            <w:shd w:val="clear" w:color="auto" w:fill="auto"/>
             <w:vAlign w:val="center"/>
           </w:tcPr>
           <w:p>
@@ -2951,7 +2877,7 @@
         <w:tc>
           <w:tcPr>
             <w:tcW w:w="9859" w:type="dxa"/>
-            <w:gridSpan w:val="4"/>
+            <w:gridSpan w:val="3"/>
             <w:shd w:val="clear" w:color="auto" w:fill="auto"/>
             <w:noWrap/>
             <w:vAlign w:val="center"/>
@@ -8139,10 +8065,10 @@
           <w:lang w:eastAsia="zh-CN"/>
         </w:rPr>
       </w:pPr>
-      <w:bookmarkStart w:id="2" w:name="_Toc20084"/>
-      <w:bookmarkStart w:id="3" w:name="_Toc149837259"/>
-      <w:bookmarkStart w:id="4" w:name="_Toc27793"/>
-      <w:bookmarkStart w:id="5" w:name="_Toc28455"/>
+      <w:bookmarkStart w:id="2" w:name="_Toc28455"/>
+      <w:bookmarkStart w:id="3" w:name="_Toc20084"/>
+      <w:bookmarkStart w:id="4" w:name="_Toc149837259"/>
+      <w:bookmarkStart w:id="5" w:name="_Toc27793"/>
       <w:r>
         <w:rPr>
           <w:rFonts w:hint="eastAsia" w:ascii="微软雅黑" w:hAnsi="微软雅黑" w:eastAsia="微软雅黑"/>
@@ -10366,8 +10292,8 @@
           </w14:shadow>
         </w:rPr>
       </w:pPr>
-      <w:bookmarkStart w:id="6" w:name="_Toc31913"/>
-      <w:bookmarkStart w:id="7" w:name="_Toc12657"/>
+      <w:bookmarkStart w:id="6" w:name="_Toc12657"/>
+      <w:bookmarkStart w:id="7" w:name="_Toc31913"/>
       <w:r>
         <w:rPr>
           <w:rFonts w:hint="default" w:ascii="Times New Roman" w:hAnsi="Times New Roman" w:eastAsia="微软雅黑" w:cs="Times New Roman"/>
@@ -14899,8 +14825,8 @@
         </w:rPr>
       </w:pPr>
       <w:bookmarkStart w:id="8" w:name="_Toc18974"/>
-      <w:bookmarkStart w:id="9" w:name="_Toc3250"/>
-      <w:bookmarkStart w:id="10" w:name="_Toc27011"/>
+      <w:bookmarkStart w:id="9" w:name="_Toc27011"/>
+      <w:bookmarkStart w:id="10" w:name="_Toc3250"/>
       <w:bookmarkStart w:id="11" w:name="_Toc149837264"/>
       <w:r>
         <w:rPr>
@@ -22913,7 +22839,27 @@
                 <w:szCs w:val="18"/>
                 <w:lang w:eastAsia="zh-CN"/>
               </w:rPr>
-              <w:t>≥10</w:t>
+              <w:t>≥</w:t>
+            </w:r>
+            <w:r>
+              <w:rPr>
+                <w:rFonts w:hint="eastAsia" w:ascii="Times New Roman" w:hAnsi="Times New Roman" w:eastAsia="微软雅黑" w:cs="Times New Roman"/>
+                <w:bCs/>
+                <w:sz w:val="18"/>
+                <w:szCs w:val="18"/>
+                <w:lang w:val="en-US" w:eastAsia="zh-CN"/>
+              </w:rPr>
+              <w:t>2</w:t>
+            </w:r>
+            <w:r>
+              <w:rPr>
+                <w:rFonts w:hint="eastAsia" w:ascii="Times New Roman" w:hAnsi="Times New Roman" w:eastAsia="微软雅黑" w:cs="Times New Roman"/>
+                <w:bCs/>
+                <w:sz w:val="18"/>
+                <w:szCs w:val="18"/>
+                <w:lang w:eastAsia="zh-CN"/>
+              </w:rPr>
+              <w:t>0</w:t>
             </w:r>
             <w:r>
               <w:rPr>
@@ -23127,8 +23073,18 @@
                 <w:bCs/>
                 <w:sz w:val="18"/>
                 <w:szCs w:val="18"/>
-              </w:rPr>
-              <w:t>00</w:t>
+                <w:lang w:val="en-US" w:eastAsia="zh-CN"/>
+              </w:rPr>
+              <w:t>5</w:t>
+            </w:r>
+            <w:r>
+              <w:rPr>
+                <w:rFonts w:hint="eastAsia" w:ascii="Times New Roman" w:hAnsi="Times New Roman" w:eastAsia="微软雅黑" w:cs="Times New Roman"/>
+                <w:bCs/>
+                <w:sz w:val="18"/>
+                <w:szCs w:val="18"/>
+              </w:rPr>
+              <w:t>0</w:t>
             </w:r>
           </w:p>
         </w:tc>
@@ -23282,19 +23238,9 @@
                 <w:bCs/>
                 <w:sz w:val="18"/>
                 <w:szCs w:val="18"/>
-                <w:lang w:eastAsia="zh-CN"/>
-              </w:rPr>
-              <w:t>A</w:t>
-            </w:r>
-            <w:r>
-              <w:rPr>
-                <w:rFonts w:ascii="Times New Roman" w:hAnsi="Times New Roman" w:eastAsia="微软雅黑" w:cs="Times New Roman"/>
-                <w:bCs/>
-                <w:sz w:val="18"/>
-                <w:szCs w:val="18"/>
-                <w:lang w:eastAsia="zh-CN"/>
-              </w:rPr>
-              <w:t>/B/</w:t>
+                <w:lang w:val="en-US" w:eastAsia="zh-CN"/>
+              </w:rPr>
+              <w:t>1-2</w:t>
             </w:r>
             <w:r>
               <w:rPr>
@@ -23303,7 +23249,7 @@
                 <w:sz w:val="18"/>
                 <w:szCs w:val="18"/>
               </w:rPr>
-              <w:t>C级</w:t>
+              <w:t>级</w:t>
             </w:r>
           </w:p>
         </w:tc>
@@ -23498,7 +23444,27 @@
                 <w:szCs w:val="18"/>
                 <w:lang w:eastAsia="zh-CN"/>
               </w:rPr>
-              <w:t>≥500</w:t>
+              <w:t>≥</w:t>
+            </w:r>
+            <w:r>
+              <w:rPr>
+                <w:rFonts w:hint="eastAsia" w:ascii="Times New Roman" w:hAnsi="Times New Roman" w:eastAsia="微软雅黑" w:cs="Times New Roman"/>
+                <w:bCs/>
+                <w:sz w:val="18"/>
+                <w:szCs w:val="18"/>
+                <w:lang w:val="en-US" w:eastAsia="zh-CN"/>
+              </w:rPr>
+              <w:t>64</w:t>
+            </w:r>
+            <w:r>
+              <w:rPr>
+                <w:rFonts w:hint="eastAsia" w:ascii="Times New Roman" w:hAnsi="Times New Roman" w:eastAsia="微软雅黑" w:cs="Times New Roman"/>
+                <w:bCs/>
+                <w:sz w:val="18"/>
+                <w:szCs w:val="18"/>
+                <w:lang w:eastAsia="zh-CN"/>
+              </w:rPr>
+              <w:t>0</w:t>
             </w:r>
           </w:p>
         </w:tc>
@@ -24745,10 +24711,10 @@
         <w:tblBorders>
           <w:top w:val="single" w:color="416AAB" w:sz="24" w:space="0"/>
           <w:left w:val="single" w:color="416AAB" w:sz="24" w:space="0"/>
-          <w:bottom w:val="single" w:color="A4A4A4" w:sz="4" w:space="0"/>
+          <w:bottom w:val="single" w:color="416AAB" w:sz="24" w:space="0"/>
           <w:right w:val="single" w:color="416AAB" w:sz="24" w:space="0"/>
-          <w:insideH w:val="single" w:color="A4A4A4" w:sz="4" w:space="0"/>
-          <w:insideV w:val="single" w:color="A4A4A4" w:sz="4" w:space="0"/>
+          <w:insideH w:val="single" w:color="416AAB" w:sz="24" w:space="0"/>
+          <w:insideV w:val="single" w:color="416AAB" w:sz="24" w:space="0"/>
         </w:tblBorders>
         <w:tblLayout w:type="fixed"/>
         <w:tblCellMar>
@@ -24759,20 +24725,21 @@
         </w:tblCellMar>
       </w:tblPr>
       <w:tblGrid>
-        <w:gridCol w:w="1987"/>
-        <w:gridCol w:w="2721"/>
-        <w:gridCol w:w="2381"/>
-        <w:gridCol w:w="2721"/>
+        <w:gridCol w:w="1984"/>
+        <w:gridCol w:w="2717"/>
+        <w:gridCol w:w="2378"/>
+        <w:gridCol w:w="2712"/>
+        <w:gridCol w:w="19"/>
       </w:tblGrid>
       <w:tr>
         <w:tblPrEx>
           <w:tblBorders>
             <w:top w:val="single" w:color="416AAB" w:sz="24" w:space="0"/>
             <w:left w:val="single" w:color="416AAB" w:sz="24" w:space="0"/>
-            <w:bottom w:val="single" w:color="A4A4A4" w:sz="4" w:space="0"/>
+            <w:bottom w:val="single" w:color="416AAB" w:sz="24" w:space="0"/>
             <w:right w:val="single" w:color="416AAB" w:sz="24" w:space="0"/>
-            <w:insideH w:val="single" w:color="A4A4A4" w:sz="4" w:space="0"/>
-            <w:insideV w:val="single" w:color="A4A4A4" w:sz="4" w:space="0"/>
+            <w:insideH w:val="single" w:color="416AAB" w:sz="24" w:space="0"/>
+            <w:insideV w:val="single" w:color="416AAB" w:sz="24" w:space="0"/>
           </w:tblBorders>
           <w:tblCellMar>
             <w:top w:w="0" w:type="dxa"/>
@@ -24787,7 +24754,7 @@
         </w:trPr>
         <w:tc>
           <w:tcPr>
-            <w:tcW w:w="1987" w:type="dxa"/>
+            <w:tcW w:w="1984" w:type="dxa"/>
             <w:tcBorders>
               <w:top w:val="nil"/>
               <w:left w:val="nil"/>
@@ -24800,22 +24767,26 @@
           <w:p>
             <w:pPr>
               <w:widowControl w:val="0"/>
+              <w:autoSpaceDE w:val="0"/>
               <w:spacing w:after="0" w:line="240" w:lineRule="auto"/>
-              <w:ind w:left="119"/>
+              <w:ind w:left="110" w:leftChars="50"/>
               <w:jc w:val="center"/>
               <w:rPr>
-                <w:rFonts w:ascii="Times New Roman" w:hAnsi="Times New Roman" w:eastAsia="微软雅黑" w:cs="Times New Roman"/>
+                <w:rFonts w:hint="default" w:ascii="Times New Roman" w:hAnsi="Times New Roman" w:eastAsia="微软雅黑" w:cs="Times New Roman"/>
                 <w:b/>
                 <w:color w:val="FFFFFF"/>
                 <w:sz w:val="21"/>
-              </w:rPr>
-            </w:pPr>
-            <w:r>
-              <w:rPr>
-                <w:rFonts w:ascii="Times New Roman" w:hAnsi="Times New Roman" w:eastAsia="微软雅黑" w:cs="Times New Roman"/>
+                <w:szCs w:val="21"/>
+              </w:rPr>
+            </w:pPr>
+            <w:r>
+              <w:rPr>
+                <w:rFonts w:hint="default" w:ascii="Times New Roman" w:hAnsi="Times New Roman" w:eastAsia="微软雅黑" w:cs="Times New Roman"/>
                 <w:b/>
                 <w:color w:val="FFFFFF"/>
                 <w:sz w:val="21"/>
+                <w:szCs w:val="21"/>
+                <w:lang w:eastAsia="zh-CN"/>
               </w:rPr>
               <w:t>质控环节</w:t>
             </w:r>
@@ -24823,7 +24794,7 @@
         </w:tc>
         <w:tc>
           <w:tcPr>
-            <w:tcW w:w="2721" w:type="dxa"/>
+            <w:tcW w:w="2717" w:type="dxa"/>
             <w:tcBorders>
               <w:top w:val="nil"/>
               <w:left w:val="single" w:color="FFFFFF" w:sz="18" w:space="0"/>
@@ -24836,22 +24807,26 @@
           <w:p>
             <w:pPr>
               <w:widowControl w:val="0"/>
+              <w:autoSpaceDE w:val="0"/>
               <w:spacing w:after="0" w:line="240" w:lineRule="auto"/>
-              <w:ind w:left="119"/>
+              <w:ind w:left="110" w:leftChars="50"/>
               <w:jc w:val="center"/>
               <w:rPr>
-                <w:rFonts w:ascii="Times New Roman" w:hAnsi="Times New Roman" w:eastAsia="微软雅黑" w:cs="Times New Roman"/>
+                <w:rFonts w:hint="default" w:ascii="Times New Roman" w:hAnsi="Times New Roman" w:eastAsia="微软雅黑" w:cs="Times New Roman"/>
                 <w:b/>
                 <w:color w:val="FFFFFF"/>
                 <w:sz w:val="21"/>
-              </w:rPr>
-            </w:pPr>
-            <w:r>
-              <w:rPr>
-                <w:rFonts w:ascii="Times New Roman" w:hAnsi="Times New Roman" w:eastAsia="微软雅黑" w:cs="Times New Roman"/>
+                <w:szCs w:val="21"/>
+              </w:rPr>
+            </w:pPr>
+            <w:r>
+              <w:rPr>
+                <w:rFonts w:hint="default" w:ascii="Times New Roman" w:hAnsi="Times New Roman" w:eastAsia="微软雅黑" w:cs="Times New Roman"/>
                 <w:b/>
                 <w:color w:val="FFFFFF"/>
                 <w:sz w:val="21"/>
+                <w:szCs w:val="21"/>
+                <w:lang w:eastAsia="zh-CN"/>
               </w:rPr>
               <w:t>质控参数</w:t>
             </w:r>
@@ -24859,7 +24834,7 @@
         </w:tc>
         <w:tc>
           <w:tcPr>
-            <w:tcW w:w="2381" w:type="dxa"/>
+            <w:tcW w:w="2378" w:type="dxa"/>
             <w:tcBorders>
               <w:top w:val="nil"/>
               <w:left w:val="single" w:color="FFFFFF" w:sz="18" w:space="0"/>
@@ -24872,23 +24847,25 @@
           <w:p>
             <w:pPr>
               <w:widowControl w:val="0"/>
+              <w:autoSpaceDE w:val="0"/>
               <w:spacing w:after="0" w:line="240" w:lineRule="auto"/>
-              <w:ind w:left="119"/>
+              <w:ind w:left="110" w:leftChars="50"/>
               <w:jc w:val="center"/>
               <w:rPr>
-                <w:rFonts w:ascii="Times New Roman" w:hAnsi="Times New Roman" w:eastAsia="微软雅黑" w:cs="Times New Roman"/>
+                <w:rFonts w:hint="default" w:ascii="Times New Roman" w:hAnsi="Times New Roman" w:eastAsia="微软雅黑" w:cs="Times New Roman"/>
                 <w:b/>
                 <w:color w:val="FFFFFF"/>
                 <w:sz w:val="21"/>
-                <w:lang w:eastAsia="zh-CN"/>
-              </w:rPr>
-            </w:pPr>
-            <w:r>
-              <w:rPr>
-                <w:rFonts w:hint="eastAsia" w:ascii="Times New Roman" w:hAnsi="Times New Roman" w:eastAsia="微软雅黑" w:cs="Times New Roman"/>
+                <w:szCs w:val="21"/>
+              </w:rPr>
+            </w:pPr>
+            <w:r>
+              <w:rPr>
+                <w:rFonts w:hint="default" w:ascii="Times New Roman" w:hAnsi="Times New Roman" w:eastAsia="微软雅黑" w:cs="Times New Roman"/>
                 <w:b/>
                 <w:color w:val="FFFFFF"/>
                 <w:sz w:val="21"/>
+                <w:szCs w:val="21"/>
                 <w:lang w:eastAsia="zh-CN"/>
               </w:rPr>
               <w:t>质控数值</w:t>
@@ -24897,7 +24874,8 @@
         </w:tc>
         <w:tc>
           <w:tcPr>
-            <w:tcW w:w="2721" w:type="dxa"/>
+            <w:tcW w:w="2731" w:type="dxa"/>
+            <w:gridSpan w:val="2"/>
             <w:tcBorders>
               <w:top w:val="nil"/>
               <w:left w:val="single" w:color="FFFFFF" w:sz="18" w:space="0"/>
@@ -24910,22 +24888,26 @@
           <w:p>
             <w:pPr>
               <w:widowControl w:val="0"/>
+              <w:autoSpaceDE w:val="0"/>
               <w:spacing w:after="0" w:line="240" w:lineRule="auto"/>
-              <w:ind w:left="119"/>
+              <w:ind w:left="110" w:leftChars="50"/>
               <w:jc w:val="center"/>
               <w:rPr>
-                <w:rFonts w:ascii="Times New Roman" w:hAnsi="Times New Roman" w:eastAsia="微软雅黑" w:cs="Times New Roman"/>
+                <w:rFonts w:hint="default" w:ascii="Times New Roman" w:hAnsi="Times New Roman" w:eastAsia="微软雅黑" w:cs="Times New Roman"/>
                 <w:b/>
                 <w:color w:val="FFFFFF"/>
                 <w:sz w:val="21"/>
-              </w:rPr>
-            </w:pPr>
-            <w:r>
-              <w:rPr>
-                <w:rFonts w:ascii="Times New Roman" w:hAnsi="Times New Roman" w:eastAsia="微软雅黑" w:cs="Times New Roman"/>
+                <w:szCs w:val="21"/>
+              </w:rPr>
+            </w:pPr>
+            <w:r>
+              <w:rPr>
+                <w:rFonts w:hint="default" w:ascii="Times New Roman" w:hAnsi="Times New Roman" w:eastAsia="微软雅黑" w:cs="Times New Roman"/>
                 <w:b/>
                 <w:color w:val="FFFFFF"/>
                 <w:sz w:val="21"/>
+                <w:szCs w:val="21"/>
+                <w:lang w:eastAsia="zh-CN"/>
               </w:rPr>
               <w:t>质控标准</w:t>
             </w:r>
@@ -24937,10 +24919,10 @@
           <w:tblBorders>
             <w:top w:val="single" w:color="416AAB" w:sz="24" w:space="0"/>
             <w:left w:val="single" w:color="416AAB" w:sz="24" w:space="0"/>
-            <w:bottom w:val="single" w:color="A4A4A4" w:sz="4" w:space="0"/>
+            <w:bottom w:val="single" w:color="416AAB" w:sz="24" w:space="0"/>
             <w:right w:val="single" w:color="416AAB" w:sz="24" w:space="0"/>
-            <w:insideH w:val="single" w:color="A4A4A4" w:sz="4" w:space="0"/>
-            <w:insideV w:val="single" w:color="A4A4A4" w:sz="4" w:space="0"/>
+            <w:insideH w:val="single" w:color="416AAB" w:sz="24" w:space="0"/>
+            <w:insideV w:val="single" w:color="416AAB" w:sz="24" w:space="0"/>
           </w:tblBorders>
           <w:tblCellMar>
             <w:top w:w="0" w:type="dxa"/>
@@ -24950,39 +24932,58 @@
           </w:tblCellMar>
         </w:tblPrEx>
         <w:trPr>
-          <w:trHeight w:val="512" w:hRule="atLeast"/>
+          <w:trHeight w:val="454" w:hRule="atLeast"/>
           <w:jc w:val="center"/>
         </w:trPr>
         <w:tc>
           <w:tcPr>
-            <w:tcW w:w="1987" w:type="dxa"/>
+            <w:tcW w:w="1984" w:type="dxa"/>
             <w:vMerge w:val="restart"/>
             <w:tcBorders>
+              <w:top w:val="single" w:color="A4A4A4" w:sz="4" w:space="0"/>
               <w:left w:val="nil"/>
+              <w:bottom w:val="single" w:color="A4A4A4" w:sz="4" w:space="0"/>
+              <w:right w:val="single" w:color="A4A4A4" w:sz="4" w:space="0"/>
             </w:tcBorders>
-            <w:vAlign w:val="center"/>
-          </w:tcPr>
-          <w:p>
-            <w:pPr>
+            <w:shd w:val="clear" w:color="auto" w:fill="auto"/>
+            <w:vAlign w:val="center"/>
+          </w:tcPr>
+          <w:p>
+            <w:pPr>
+              <w:keepNext w:val="0"/>
+              <w:keepLines w:val="0"/>
+              <w:pageBreakBefore w:val="0"/>
               <w:widowControl w:val="0"/>
+              <w:kinsoku/>
+              <w:wordWrap/>
+              <w:overflowPunct/>
+              <w:topLinePunct w:val="0"/>
+              <w:autoSpaceDE w:val="0"/>
+              <w:autoSpaceDN/>
+              <w:bidi w:val="0"/>
+              <w:adjustRightInd/>
+              <w:snapToGrid/>
               <w:spacing w:after="0" w:line="240" w:lineRule="auto"/>
-              <w:ind w:left="119"/>
+              <w:ind w:left="110" w:leftChars="50"/>
               <w:jc w:val="center"/>
-              <w:rPr>
-                <w:rFonts w:ascii="Times New Roman" w:hAnsi="Times New Roman" w:eastAsia="微软雅黑" w:cs="Times New Roman"/>
-                <w:b/>
-                <w:sz w:val="18"/>
-                <w:szCs w:val="18"/>
-                <w:lang w:eastAsia="zh-CN"/>
-              </w:rPr>
-            </w:pPr>
-            <w:r>
+              <w:textAlignment w:val="auto"/>
               <w:rPr>
                 <w:rFonts w:hint="eastAsia" w:ascii="Times New Roman" w:hAnsi="Times New Roman" w:eastAsia="微软雅黑" w:cs="Times New Roman"/>
                 <w:b/>
-                <w:sz w:val="18"/>
-                <w:szCs w:val="18"/>
-                <w:lang w:eastAsia="zh-CN"/>
+                <w:bCs/>
+                <w:sz w:val="18"/>
+                <w:szCs w:val="18"/>
+                <w:lang w:val="en-US" w:eastAsia="zh-CN" w:bidi="ar"/>
+              </w:rPr>
+            </w:pPr>
+            <w:r>
+              <w:rPr>
+                <w:rFonts w:hint="eastAsia" w:ascii="Times New Roman" w:hAnsi="Times New Roman" w:eastAsia="微软雅黑" w:cs="Times New Roman"/>
+                <w:b/>
+                <w:bCs/>
+                <w:sz w:val="18"/>
+                <w:szCs w:val="18"/>
+                <w:lang w:eastAsia="zh-CN" w:bidi="ar"/>
               </w:rPr>
               <w:t>核酸质量评估</w:t>
             </w:r>
@@ -24990,102 +24991,102 @@
         </w:tc>
         <w:tc>
           <w:tcPr>
-            <w:tcW w:w="2721" w:type="dxa"/>
-            <w:vAlign w:val="center"/>
-          </w:tcPr>
-          <w:p>
-            <w:pPr>
+            <w:tcW w:w="2717" w:type="dxa"/>
+            <w:tcBorders>
+              <w:top w:val="single" w:color="A4A4A4" w:sz="4" w:space="0"/>
+              <w:left w:val="single" w:color="A4A4A4" w:sz="4" w:space="0"/>
+              <w:bottom w:val="single" w:color="A4A4A4" w:sz="4" w:space="0"/>
+              <w:right w:val="single" w:color="A4A4A4" w:sz="4" w:space="0"/>
+            </w:tcBorders>
+            <w:shd w:val="clear" w:color="auto" w:fill="auto"/>
+            <w:vAlign w:val="center"/>
+          </w:tcPr>
+          <w:p>
+            <w:pPr>
+              <w:keepNext w:val="0"/>
+              <w:keepLines w:val="0"/>
+              <w:pageBreakBefore w:val="0"/>
               <w:widowControl w:val="0"/>
+              <w:kinsoku/>
+              <w:wordWrap/>
+              <w:overflowPunct/>
+              <w:topLinePunct w:val="0"/>
+              <w:autoSpaceDE w:val="0"/>
+              <w:autoSpaceDN/>
+              <w:bidi w:val="0"/>
+              <w:adjustRightInd/>
+              <w:snapToGrid/>
               <w:spacing w:after="0" w:line="240" w:lineRule="auto"/>
-              <w:ind w:left="119"/>
+              <w:ind w:left="110" w:leftChars="50"/>
               <w:jc w:val="center"/>
-              <w:rPr>
-                <w:rFonts w:ascii="Times New Roman" w:hAnsi="Times New Roman" w:eastAsia="微软雅黑" w:cs="Times New Roman"/>
-                <w:bCs/>
-                <w:sz w:val="18"/>
-                <w:szCs w:val="18"/>
-                <w:lang w:eastAsia="zh-CN"/>
-              </w:rPr>
-            </w:pPr>
-            <w:r>
-              <w:rPr>
-                <w:rFonts w:ascii="Times New Roman" w:hAnsi="Times New Roman" w:eastAsia="微软雅黑" w:cs="Times New Roman"/>
-                <w:bCs/>
-                <w:sz w:val="18"/>
-                <w:szCs w:val="18"/>
-              </w:rPr>
-              <w:t>DNA总量</w:t>
+              <w:textAlignment w:val="auto"/>
+              <w:rPr>
+                <w:rFonts w:hint="default" w:ascii="Times New Roman" w:hAnsi="Times New Roman" w:eastAsia="微软雅黑" w:cs="Times New Roman"/>
+                <w:sz w:val="18"/>
+                <w:szCs w:val="18"/>
+                <w:lang w:eastAsia="zh-CN" w:bidi="ar"/>
+              </w:rPr>
+            </w:pPr>
+            <w:r>
+              <w:rPr>
+                <w:rFonts w:hint="default" w:ascii="Times New Roman" w:hAnsi="Times New Roman" w:eastAsia="微软雅黑" w:cs="Times New Roman"/>
+                <w:sz w:val="18"/>
+                <w:szCs w:val="18"/>
+                <w:lang w:eastAsia="zh-CN" w:bidi="ar"/>
+              </w:rPr>
+              <w:t>DNA总量（ng）</w:t>
+            </w:r>
+          </w:p>
+        </w:tc>
+        <w:tc>
+          <w:tcPr>
+            <w:tcW w:w="2378" w:type="dxa"/>
+            <w:tcBorders>
+              <w:top w:val="single" w:color="A4A4A4" w:sz="4" w:space="0"/>
+              <w:left w:val="single" w:color="A4A4A4" w:sz="4" w:space="0"/>
+              <w:bottom w:val="single" w:color="A4A4A4" w:sz="4" w:space="0"/>
+              <w:right w:val="single" w:color="A4A4A4" w:sz="4" w:space="0"/>
+            </w:tcBorders>
+            <w:shd w:val="clear" w:color="auto" w:fill="auto"/>
+            <w:vAlign w:val="center"/>
+          </w:tcPr>
+          <w:p>
+            <w:pPr>
+              <w:keepNext w:val="0"/>
+              <w:keepLines w:val="0"/>
+              <w:pageBreakBefore w:val="0"/>
+              <w:widowControl/>
+              <w:kinsoku/>
+              <w:wordWrap/>
+              <w:overflowPunct/>
+              <w:topLinePunct w:val="0"/>
+              <w:autoSpaceDN/>
+              <w:bidi w:val="0"/>
+              <w:adjustRightInd/>
+              <w:snapToGrid/>
+              <w:spacing w:after="0" w:line="240" w:lineRule="auto"/>
+              <w:ind w:left="119" w:leftChars="0"/>
+              <w:jc w:val="center"/>
+              <w:textAlignment w:val="auto"/>
+              <w:rPr>
+                <w:rFonts w:hint="default" w:ascii="Times New Roman" w:hAnsi="Times New Roman" w:eastAsia="微软雅黑" w:cs="Times New Roman"/>
+                <w:sz w:val="18"/>
+                <w:szCs w:val="18"/>
+                <w:lang w:eastAsia="zh-CN"/>
+              </w:rPr>
+            </w:pPr>
+            <w:r>
+              <w:rPr>
+                <w:rFonts w:hint="default" w:ascii="Times New Roman" w:hAnsi="Times New Roman" w:eastAsia="微软雅黑" w:cs="Times New Roman"/>
+                <w:sz w:val="18"/>
+                <w:szCs w:val="18"/>
+                <w:lang w:eastAsia="zh-CN"/>
+              </w:rPr>
+              <w:t>{{ ql_qc_g_info</w:t>
             </w:r>
             <w:r>
               <w:rPr>
                 <w:rFonts w:hint="eastAsia" w:ascii="Times New Roman" w:hAnsi="Times New Roman" w:eastAsia="微软雅黑" w:cs="Times New Roman"/>
-                <w:bCs/>
-                <w:sz w:val="18"/>
-                <w:szCs w:val="18"/>
-                <w:lang w:eastAsia="zh-CN"/>
-              </w:rPr>
-              <w:t>（</w:t>
-            </w:r>
-            <w:r>
-              <w:rPr>
-                <w:rFonts w:ascii="Times New Roman" w:hAnsi="Times New Roman" w:eastAsia="微软雅黑" w:cs="Times New Roman"/>
-                <w:bCs/>
-                <w:sz w:val="18"/>
-                <w:szCs w:val="18"/>
-              </w:rPr>
-              <w:t>ng</w:t>
-            </w:r>
-            <w:r>
-              <w:rPr>
-                <w:rFonts w:hint="eastAsia" w:ascii="Times New Roman" w:hAnsi="Times New Roman" w:eastAsia="微软雅黑" w:cs="Times New Roman"/>
-                <w:bCs/>
-                <w:sz w:val="18"/>
-                <w:szCs w:val="18"/>
-                <w:lang w:eastAsia="zh-CN"/>
-              </w:rPr>
-              <w:t>）</w:t>
-            </w:r>
-          </w:p>
-        </w:tc>
-        <w:tc>
-          <w:tcPr>
-            <w:tcW w:w="2381" w:type="dxa"/>
-            <w:vAlign w:val="center"/>
-          </w:tcPr>
-          <w:p>
-            <w:pPr>
-              <w:widowControl w:val="0"/>
-              <w:spacing w:after="0" w:line="240" w:lineRule="auto"/>
-              <w:ind w:left="119"/>
-              <w:jc w:val="center"/>
-              <w:rPr>
-                <w:rFonts w:ascii="Times New Roman" w:hAnsi="Times New Roman" w:eastAsia="微软雅黑" w:cs="Times New Roman"/>
-                <w:sz w:val="18"/>
-                <w:szCs w:val="18"/>
-                <w:lang w:eastAsia="zh-CN"/>
-              </w:rPr>
-            </w:pPr>
-            <w:r>
-              <w:rPr>
-                <w:rFonts w:hint="eastAsia" w:ascii="Times New Roman" w:hAnsi="Times New Roman" w:eastAsia="微软雅黑" w:cs="Times New Roman"/>
-                <w:sz w:val="18"/>
-                <w:szCs w:val="18"/>
-                <w:lang w:eastAsia="zh-CN"/>
-              </w:rPr>
-              <w:t xml:space="preserve">{{ </w:t>
-            </w:r>
-            <w:r>
-              <w:rPr>
-                <w:rFonts w:ascii="Times New Roman" w:hAnsi="Times New Roman" w:eastAsia="微软雅黑" w:cs="Times New Roman"/>
-                <w:sz w:val="18"/>
-                <w:szCs w:val="18"/>
-                <w:lang w:eastAsia="zh-CN"/>
-              </w:rPr>
-              <w:t>ql_qc_g_info</w:t>
-            </w:r>
-            <w:r>
-              <w:rPr>
-                <w:rFonts w:hint="eastAsia" w:ascii="Times New Roman" w:hAnsi="Times New Roman" w:eastAsia="微软雅黑" w:cs="Times New Roman"/>
                 <w:sz w:val="18"/>
                 <w:szCs w:val="18"/>
                 <w:lang w:val="en-US" w:eastAsia="zh-CN"/>
@@ -25094,64 +25095,80 @@
             </w:r>
             <w:r>
               <w:rPr>
-                <w:rFonts w:ascii="Times New Roman" w:hAnsi="Times New Roman" w:eastAsia="微软雅黑" w:cs="Times New Roman"/>
-                <w:sz w:val="18"/>
-                <w:szCs w:val="18"/>
-                <w:lang w:eastAsia="zh-CN"/>
-              </w:rPr>
-              <w:t>DNA_total</w:t>
-            </w:r>
-            <w:r>
-              <w:rPr>
-                <w:rFonts w:hint="eastAsia" w:ascii="Times New Roman" w:hAnsi="Times New Roman" w:eastAsia="微软雅黑" w:cs="Times New Roman"/>
-                <w:sz w:val="18"/>
-                <w:szCs w:val="18"/>
-                <w:lang w:eastAsia="zh-CN"/>
-              </w:rPr>
-              <w:t xml:space="preserve"> }}</w:t>
-            </w:r>
-          </w:p>
-        </w:tc>
-        <w:tc>
-          <w:tcPr>
-            <w:tcW w:w="2721" w:type="dxa"/>
+                <w:rFonts w:hint="default" w:ascii="Times New Roman" w:hAnsi="Times New Roman" w:eastAsia="微软雅黑" w:cs="Times New Roman"/>
+                <w:sz w:val="18"/>
+                <w:szCs w:val="18"/>
+                <w:lang w:eastAsia="zh-CN"/>
+              </w:rPr>
+              <w:t>DNA_total }}</w:t>
+            </w:r>
+          </w:p>
+        </w:tc>
+        <w:tc>
+          <w:tcPr>
+            <w:tcW w:w="2731" w:type="dxa"/>
+            <w:gridSpan w:val="2"/>
             <w:tcBorders>
+              <w:top w:val="single" w:color="A4A4A4" w:sz="4" w:space="0"/>
+              <w:left w:val="single" w:color="A4A4A4" w:sz="4" w:space="0"/>
+              <w:bottom w:val="single" w:color="A4A4A4" w:sz="4" w:space="0"/>
               <w:right w:val="nil"/>
             </w:tcBorders>
-            <w:vAlign w:val="center"/>
-          </w:tcPr>
-          <w:p>
-            <w:pPr>
-              <w:widowControl w:val="0"/>
+            <w:shd w:val="clear" w:color="auto" w:fill="auto"/>
+            <w:vAlign w:val="center"/>
+          </w:tcPr>
+          <w:p>
+            <w:pPr>
+              <w:keepNext w:val="0"/>
+              <w:keepLines w:val="0"/>
+              <w:pageBreakBefore w:val="0"/>
+              <w:widowControl/>
+              <w:kinsoku/>
+              <w:wordWrap/>
+              <w:overflowPunct/>
+              <w:topLinePunct w:val="0"/>
+              <w:autoSpaceDE w:val="0"/>
+              <w:autoSpaceDN/>
+              <w:bidi w:val="0"/>
+              <w:adjustRightInd/>
+              <w:snapToGrid/>
               <w:spacing w:after="0" w:line="240" w:lineRule="auto"/>
-              <w:ind w:left="119"/>
+              <w:ind w:left="110" w:leftChars="50"/>
               <w:jc w:val="center"/>
-              <w:rPr>
-                <w:rFonts w:ascii="Times New Roman" w:hAnsi="Times New Roman" w:eastAsia="微软雅黑" w:cs="Times New Roman"/>
-                <w:bCs/>
-                <w:sz w:val="18"/>
-                <w:szCs w:val="18"/>
-                <w:lang w:eastAsia="zh-CN"/>
-              </w:rPr>
-            </w:pPr>
+              <w:textAlignment w:val="auto"/>
+              <w:rPr>
+                <w:rFonts w:hint="default" w:ascii="Times New Roman" w:hAnsi="Times New Roman" w:eastAsia="微软雅黑" w:cs="Times New Roman"/>
+                <w:sz w:val="21"/>
+                <w:szCs w:val="21"/>
+                <w:highlight w:val="none"/>
+              </w:rPr>
+            </w:pPr>
+            <w:r>
+              <w:rPr>
+                <w:rFonts w:hint="default" w:ascii="Times New Roman" w:hAnsi="Times New Roman" w:eastAsia="微软雅黑" w:cs="Times New Roman"/>
+                <w:sz w:val="18"/>
+                <w:szCs w:val="18"/>
+                <w:lang w:eastAsia="zh-CN" w:bidi="ar"/>
+              </w:rPr>
+              <w:t>≥</w:t>
+            </w:r>
             <w:r>
               <w:rPr>
                 <w:rFonts w:hint="eastAsia" w:ascii="Times New Roman" w:hAnsi="Times New Roman" w:eastAsia="微软雅黑" w:cs="Times New Roman"/>
-                <w:bCs/>
-                <w:sz w:val="18"/>
-                <w:szCs w:val="18"/>
-                <w:lang w:eastAsia="zh-CN"/>
-              </w:rPr>
-              <w:t>≥2</w:t>
-            </w:r>
-            <w:r>
-              <w:rPr>
-                <w:rFonts w:hint="eastAsia" w:ascii="Times New Roman" w:hAnsi="Times New Roman" w:eastAsia="微软雅黑" w:cs="Times New Roman"/>
-                <w:bCs/>
-                <w:sz w:val="18"/>
-                <w:szCs w:val="18"/>
-              </w:rPr>
-              <w:t>00</w:t>
+                <w:sz w:val="18"/>
+                <w:szCs w:val="18"/>
+                <w:lang w:val="en-US" w:eastAsia="zh-CN" w:bidi="ar"/>
+              </w:rPr>
+              <w:t>5</w:t>
+            </w:r>
+            <w:r>
+              <w:rPr>
+                <w:rFonts w:hint="default" w:ascii="Times New Roman" w:hAnsi="Times New Roman" w:eastAsia="微软雅黑" w:cs="Times New Roman"/>
+                <w:sz w:val="18"/>
+                <w:szCs w:val="18"/>
+                <w:lang w:eastAsia="zh-CN" w:bidi="ar"/>
+              </w:rPr>
+              <w:t>0</w:t>
             </w:r>
           </w:p>
         </w:tc>
@@ -25161,10 +25178,10 @@
           <w:tblBorders>
             <w:top w:val="single" w:color="416AAB" w:sz="24" w:space="0"/>
             <w:left w:val="single" w:color="416AAB" w:sz="24" w:space="0"/>
-            <w:bottom w:val="single" w:color="A4A4A4" w:sz="4" w:space="0"/>
+            <w:bottom w:val="single" w:color="416AAB" w:sz="24" w:space="0"/>
             <w:right w:val="single" w:color="416AAB" w:sz="24" w:space="0"/>
-            <w:insideH w:val="single" w:color="A4A4A4" w:sz="4" w:space="0"/>
-            <w:insideV w:val="single" w:color="A4A4A4" w:sz="4" w:space="0"/>
+            <w:insideH w:val="single" w:color="416AAB" w:sz="24" w:space="0"/>
+            <w:insideV w:val="single" w:color="416AAB" w:sz="24" w:space="0"/>
           </w:tblBorders>
           <w:tblCellMar>
             <w:top w:w="0" w:type="dxa"/>
@@ -25174,57 +25191,96 @@
           </w:tblCellMar>
         </w:tblPrEx>
         <w:trPr>
-          <w:trHeight w:val="512" w:hRule="atLeast"/>
+          <w:trHeight w:val="454" w:hRule="atLeast"/>
           <w:jc w:val="center"/>
         </w:trPr>
         <w:tc>
           <w:tcPr>
-            <w:tcW w:w="1987" w:type="dxa"/>
+            <w:tcW w:w="1984" w:type="dxa"/>
             <w:vMerge w:val="continue"/>
             <w:tcBorders>
+              <w:top w:val="single" w:color="A4A4A4" w:sz="4" w:space="0"/>
               <w:left w:val="nil"/>
+              <w:bottom w:val="single" w:color="A4A4A4" w:sz="4" w:space="0"/>
+              <w:right w:val="single" w:color="A4A4A4" w:sz="4" w:space="0"/>
             </w:tcBorders>
-            <w:vAlign w:val="center"/>
-          </w:tcPr>
-          <w:p>
-            <w:pPr>
+            <w:shd w:val="clear" w:color="auto" w:fill="auto"/>
+            <w:vAlign w:val="center"/>
+          </w:tcPr>
+          <w:p>
+            <w:pPr>
+              <w:keepNext w:val="0"/>
+              <w:keepLines w:val="0"/>
+              <w:pageBreakBefore w:val="0"/>
               <w:widowControl w:val="0"/>
+              <w:kinsoku/>
+              <w:wordWrap/>
+              <w:overflowPunct/>
+              <w:topLinePunct w:val="0"/>
+              <w:autoSpaceDE w:val="0"/>
+              <w:autoSpaceDN/>
+              <w:bidi w:val="0"/>
+              <w:adjustRightInd/>
+              <w:snapToGrid/>
               <w:spacing w:after="0" w:line="240" w:lineRule="auto"/>
-              <w:ind w:left="119"/>
+              <w:ind w:left="110" w:leftChars="50"/>
               <w:jc w:val="center"/>
-              <w:rPr>
-                <w:rFonts w:ascii="Times New Roman" w:hAnsi="Times New Roman" w:eastAsia="微软雅黑" w:cs="Times New Roman"/>
+              <w:textAlignment w:val="auto"/>
+              <w:rPr>
+                <w:rFonts w:hint="eastAsia" w:ascii="Times New Roman" w:hAnsi="Times New Roman" w:eastAsia="微软雅黑" w:cs="Times New Roman"/>
                 <w:b/>
-                <w:sz w:val="18"/>
-                <w:szCs w:val="18"/>
-              </w:rPr>
-            </w:pPr>
-          </w:p>
-        </w:tc>
-        <w:tc>
-          <w:tcPr>
-            <w:tcW w:w="2721" w:type="dxa"/>
-            <w:vAlign w:val="center"/>
-          </w:tcPr>
-          <w:p>
-            <w:pPr>
+                <w:bCs/>
+                <w:sz w:val="18"/>
+                <w:szCs w:val="18"/>
+                <w:lang w:eastAsia="zh-CN" w:bidi="ar"/>
+              </w:rPr>
+            </w:pPr>
+          </w:p>
+        </w:tc>
+        <w:tc>
+          <w:tcPr>
+            <w:tcW w:w="2717" w:type="dxa"/>
+            <w:tcBorders>
+              <w:top w:val="single" w:color="A4A4A4" w:sz="4" w:space="0"/>
+              <w:left w:val="single" w:color="A4A4A4" w:sz="4" w:space="0"/>
+              <w:bottom w:val="single" w:color="A4A4A4" w:sz="4" w:space="0"/>
+              <w:right w:val="single" w:color="A4A4A4" w:sz="4" w:space="0"/>
+            </w:tcBorders>
+            <w:shd w:val="clear" w:color="auto" w:fill="auto"/>
+            <w:vAlign w:val="center"/>
+          </w:tcPr>
+          <w:p>
+            <w:pPr>
+              <w:keepNext w:val="0"/>
+              <w:keepLines w:val="0"/>
+              <w:pageBreakBefore w:val="0"/>
               <w:widowControl w:val="0"/>
+              <w:kinsoku/>
+              <w:wordWrap/>
+              <w:overflowPunct/>
+              <w:topLinePunct w:val="0"/>
+              <w:autoSpaceDE w:val="0"/>
+              <w:autoSpaceDN/>
+              <w:bidi w:val="0"/>
+              <w:adjustRightInd/>
+              <w:snapToGrid/>
               <w:spacing w:after="0" w:line="240" w:lineRule="auto"/>
-              <w:ind w:left="119"/>
+              <w:ind w:left="110" w:leftChars="50"/>
               <w:jc w:val="center"/>
-              <w:rPr>
-                <w:rFonts w:ascii="Times New Roman" w:hAnsi="Times New Roman" w:eastAsia="微软雅黑" w:cs="Times New Roman"/>
-                <w:bCs/>
-                <w:sz w:val="18"/>
-                <w:szCs w:val="18"/>
-              </w:rPr>
-            </w:pPr>
-            <w:r>
-              <w:rPr>
-                <w:rFonts w:ascii="Times New Roman" w:hAnsi="Times New Roman" w:eastAsia="微软雅黑" w:cs="Times New Roman"/>
-                <w:bCs/>
-                <w:sz w:val="18"/>
-                <w:szCs w:val="18"/>
+              <w:textAlignment w:val="auto"/>
+              <w:rPr>
+                <w:rFonts w:hint="default" w:ascii="Times New Roman" w:hAnsi="Times New Roman" w:eastAsia="微软雅黑" w:cs="Times New Roman"/>
+                <w:sz w:val="18"/>
+                <w:szCs w:val="18"/>
+                <w:lang w:eastAsia="zh-CN" w:bidi="ar"/>
+              </w:rPr>
+            </w:pPr>
+            <w:r>
+              <w:rPr>
+                <w:rFonts w:hint="default" w:ascii="Times New Roman" w:hAnsi="Times New Roman" w:eastAsia="微软雅黑" w:cs="Times New Roman"/>
+                <w:sz w:val="18"/>
+                <w:szCs w:val="18"/>
+                <w:lang w:eastAsia="zh-CN" w:bidi="ar"/>
               </w:rPr>
               <w:t>DNA降解程度</w:t>
             </w:r>
@@ -25232,119 +25288,126 @@
         </w:tc>
         <w:tc>
           <w:tcPr>
-            <w:tcW w:w="2381" w:type="dxa"/>
-            <w:vAlign w:val="center"/>
-          </w:tcPr>
-          <w:p>
-            <w:pPr>
-              <w:widowControl w:val="0"/>
+            <w:tcW w:w="2378" w:type="dxa"/>
+            <w:tcBorders>
+              <w:top w:val="single" w:color="A4A4A4" w:sz="4" w:space="0"/>
+              <w:left w:val="single" w:color="A4A4A4" w:sz="4" w:space="0"/>
+              <w:bottom w:val="single" w:color="A4A4A4" w:sz="4" w:space="0"/>
+              <w:right w:val="single" w:color="A4A4A4" w:sz="4" w:space="0"/>
+            </w:tcBorders>
+            <w:shd w:val="clear" w:color="auto" w:fill="auto"/>
+            <w:vAlign w:val="center"/>
+          </w:tcPr>
+          <w:p>
+            <w:pPr>
+              <w:keepNext w:val="0"/>
+              <w:keepLines w:val="0"/>
+              <w:pageBreakBefore w:val="0"/>
+              <w:widowControl/>
+              <w:kinsoku/>
+              <w:wordWrap/>
+              <w:overflowPunct/>
+              <w:topLinePunct w:val="0"/>
+              <w:autoSpaceDN/>
+              <w:bidi w:val="0"/>
+              <w:adjustRightInd/>
+              <w:snapToGrid/>
               <w:spacing w:after="0" w:line="240" w:lineRule="auto"/>
-              <w:ind w:left="119"/>
+              <w:ind w:left="119" w:leftChars="0"/>
               <w:jc w:val="center"/>
-              <w:rPr>
-                <w:rFonts w:ascii="Times New Roman" w:hAnsi="Times New Roman" w:eastAsia="微软雅黑" w:cs="Times New Roman"/>
-                <w:sz w:val="18"/>
-                <w:szCs w:val="18"/>
-                <w:lang w:eastAsia="zh-CN"/>
-              </w:rPr>
-            </w:pPr>
+              <w:textAlignment w:val="auto"/>
+              <w:rPr>
+                <w:rFonts w:hint="default" w:ascii="Times New Roman" w:hAnsi="Times New Roman" w:eastAsia="微软雅黑" w:cs="Times New Roman"/>
+                <w:sz w:val="18"/>
+                <w:szCs w:val="18"/>
+                <w:lang w:eastAsia="zh-CN"/>
+              </w:rPr>
+            </w:pPr>
+            <w:r>
+              <w:rPr>
+                <w:rFonts w:hint="default" w:ascii="Times New Roman" w:hAnsi="Times New Roman" w:eastAsia="微软雅黑" w:cs="Times New Roman"/>
+                <w:sz w:val="18"/>
+                <w:szCs w:val="18"/>
+                <w:lang w:eastAsia="zh-CN"/>
+              </w:rPr>
+              <w:t>{{ ql_qc_g_info</w:t>
+            </w:r>
             <w:r>
               <w:rPr>
                 <w:rFonts w:hint="eastAsia" w:ascii="Times New Roman" w:hAnsi="Times New Roman" w:eastAsia="微软雅黑" w:cs="Times New Roman"/>
                 <w:sz w:val="18"/>
                 <w:szCs w:val="18"/>
-                <w:lang w:eastAsia="zh-CN"/>
-              </w:rPr>
-              <w:t xml:space="preserve">{{  </w:t>
-            </w:r>
-            <w:r>
-              <w:rPr>
-                <w:rFonts w:ascii="Times New Roman" w:hAnsi="Times New Roman" w:eastAsia="微软雅黑" w:cs="Times New Roman"/>
-                <w:sz w:val="18"/>
-                <w:szCs w:val="18"/>
-                <w:lang w:eastAsia="zh-CN"/>
-              </w:rPr>
-              <w:t>ql_qc_g_info</w:t>
-            </w:r>
-            <w:r>
-              <w:rPr>
-                <w:rFonts w:hint="eastAsia" w:ascii="Times New Roman" w:hAnsi="Times New Roman" w:eastAsia="微软雅黑" w:cs="Times New Roman"/>
-                <w:sz w:val="18"/>
-                <w:szCs w:val="18"/>
                 <w:lang w:val="en-US" w:eastAsia="zh-CN"/>
               </w:rPr>
               <w:t>.</w:t>
             </w:r>
             <w:r>
               <w:rPr>
-                <w:rFonts w:ascii="Times New Roman" w:hAnsi="Times New Roman" w:eastAsia="微软雅黑" w:cs="Times New Roman"/>
-                <w:sz w:val="18"/>
-                <w:szCs w:val="18"/>
-                <w:lang w:eastAsia="zh-CN"/>
-              </w:rPr>
-              <w:t>DNA_degradation</w:t>
-            </w:r>
-            <w:r>
-              <w:rPr>
-                <w:rFonts w:hint="eastAsia" w:ascii="Times New Roman" w:hAnsi="Times New Roman" w:eastAsia="微软雅黑" w:cs="Times New Roman"/>
-                <w:sz w:val="18"/>
-                <w:szCs w:val="18"/>
-                <w:lang w:eastAsia="zh-CN"/>
-              </w:rPr>
-              <w:t xml:space="preserve"> }}</w:t>
-            </w:r>
-          </w:p>
-        </w:tc>
-        <w:tc>
-          <w:tcPr>
-            <w:tcW w:w="2721" w:type="dxa"/>
+                <w:rFonts w:hint="default" w:ascii="Times New Roman" w:hAnsi="Times New Roman" w:eastAsia="微软雅黑" w:cs="Times New Roman"/>
+                <w:sz w:val="18"/>
+                <w:szCs w:val="18"/>
+                <w:lang w:eastAsia="zh-CN"/>
+              </w:rPr>
+              <w:t>DNA_degradation }}</w:t>
+            </w:r>
+          </w:p>
+        </w:tc>
+        <w:tc>
+          <w:tcPr>
+            <w:tcW w:w="2731" w:type="dxa"/>
+            <w:gridSpan w:val="2"/>
             <w:tcBorders>
+              <w:top w:val="single" w:color="A4A4A4" w:sz="4" w:space="0"/>
+              <w:left w:val="single" w:color="A4A4A4" w:sz="4" w:space="0"/>
+              <w:bottom w:val="single" w:color="A4A4A4" w:sz="4" w:space="0"/>
               <w:right w:val="nil"/>
             </w:tcBorders>
-            <w:vAlign w:val="center"/>
-          </w:tcPr>
-          <w:p>
-            <w:pPr>
-              <w:widowControl w:val="0"/>
+            <w:shd w:val="clear" w:color="auto" w:fill="auto"/>
+            <w:vAlign w:val="center"/>
+          </w:tcPr>
+          <w:p>
+            <w:pPr>
+              <w:keepNext w:val="0"/>
+              <w:keepLines w:val="0"/>
+              <w:pageBreakBefore w:val="0"/>
+              <w:widowControl/>
+              <w:kinsoku/>
+              <w:wordWrap/>
+              <w:overflowPunct/>
+              <w:topLinePunct w:val="0"/>
+              <w:autoSpaceDE w:val="0"/>
+              <w:autoSpaceDN/>
+              <w:bidi w:val="0"/>
+              <w:adjustRightInd/>
+              <w:snapToGrid/>
               <w:spacing w:after="0" w:line="240" w:lineRule="auto"/>
-              <w:ind w:left="119"/>
+              <w:ind w:left="110" w:leftChars="50"/>
               <w:jc w:val="center"/>
-              <w:rPr>
-                <w:rFonts w:ascii="Times New Roman" w:hAnsi="Times New Roman" w:eastAsia="微软雅黑" w:cs="Times New Roman"/>
-                <w:bCs/>
-                <w:sz w:val="18"/>
-                <w:szCs w:val="18"/>
-                <w:lang w:eastAsia="zh-CN"/>
+              <w:textAlignment w:val="auto"/>
+              <w:rPr>
+                <w:rFonts w:hint="default" w:ascii="微软雅黑" w:hAnsi="微软雅黑" w:eastAsia="微软雅黑" w:cs="微软雅黑"/>
+                <w:sz w:val="18"/>
+                <w:szCs w:val="18"/>
+                <w:lang w:eastAsia="zh-CN" w:bidi="ar"/>
               </w:rPr>
             </w:pPr>
             <w:r>
               <w:rPr>
                 <w:rFonts w:hint="eastAsia" w:ascii="Times New Roman" w:hAnsi="Times New Roman" w:eastAsia="微软雅黑" w:cs="Times New Roman"/>
-                <w:bCs/>
-                <w:sz w:val="18"/>
-                <w:szCs w:val="18"/>
-                <w:lang w:eastAsia="zh-CN"/>
-              </w:rPr>
-              <w:t>A</w:t>
-            </w:r>
-            <w:r>
-              <w:rPr>
-                <w:rFonts w:ascii="Times New Roman" w:hAnsi="Times New Roman" w:eastAsia="微软雅黑" w:cs="Times New Roman"/>
-                <w:bCs/>
-                <w:sz w:val="18"/>
-                <w:szCs w:val="18"/>
-                <w:lang w:eastAsia="zh-CN"/>
-              </w:rPr>
-              <w:t>/B/</w:t>
-            </w:r>
-            <w:r>
-              <w:rPr>
-                <w:rFonts w:hint="eastAsia" w:ascii="Times New Roman" w:hAnsi="Times New Roman" w:eastAsia="微软雅黑" w:cs="Times New Roman"/>
-                <w:bCs/>
-                <w:sz w:val="18"/>
-                <w:szCs w:val="18"/>
-              </w:rPr>
-              <w:t>C级</w:t>
+                <w:sz w:val="18"/>
+                <w:szCs w:val="18"/>
+                <w:lang w:val="en-US" w:eastAsia="zh-CN" w:bidi="ar"/>
+              </w:rPr>
+              <w:t>1-2</w:t>
+            </w:r>
+            <w:r>
+              <w:rPr>
+                <w:rFonts w:hint="default" w:ascii="Times New Roman" w:hAnsi="Times New Roman" w:eastAsia="微软雅黑" w:cs="Times New Roman"/>
+                <w:sz w:val="18"/>
+                <w:szCs w:val="18"/>
+                <w:lang w:eastAsia="zh-CN" w:bidi="ar"/>
+              </w:rPr>
+              <w:t>级</w:t>
             </w:r>
           </w:p>
         </w:tc>
@@ -25354,10 +25417,10 @@
           <w:tblBorders>
             <w:top w:val="single" w:color="416AAB" w:sz="24" w:space="0"/>
             <w:left w:val="single" w:color="416AAB" w:sz="24" w:space="0"/>
-            <w:bottom w:val="single" w:color="A4A4A4" w:sz="4" w:space="0"/>
+            <w:bottom w:val="single" w:color="416AAB" w:sz="24" w:space="0"/>
             <w:right w:val="single" w:color="416AAB" w:sz="24" w:space="0"/>
-            <w:insideH w:val="single" w:color="A4A4A4" w:sz="4" w:space="0"/>
-            <w:insideV w:val="single" w:color="A4A4A4" w:sz="4" w:space="0"/>
+            <w:insideH w:val="single" w:color="416AAB" w:sz="24" w:space="0"/>
+            <w:insideV w:val="single" w:color="416AAB" w:sz="24" w:space="0"/>
           </w:tblBorders>
           <w:tblCellMar>
             <w:top w:w="0" w:type="dxa"/>
@@ -25367,141 +25430,150 @@
           </w:tblCellMar>
         </w:tblPrEx>
         <w:trPr>
-          <w:trHeight w:val="512" w:hRule="atLeast"/>
+          <w:trHeight w:val="454" w:hRule="atLeast"/>
           <w:jc w:val="center"/>
         </w:trPr>
         <w:tc>
           <w:tcPr>
-            <w:tcW w:w="1987" w:type="dxa"/>
+            <w:tcW w:w="1984" w:type="dxa"/>
             <w:vMerge w:val="continue"/>
             <w:tcBorders>
+              <w:top w:val="single" w:color="A4A4A4" w:sz="4" w:space="0"/>
               <w:left w:val="nil"/>
+              <w:bottom w:val="single" w:color="A4A4A4" w:sz="4" w:space="0"/>
+              <w:right w:val="single" w:color="A4A4A4" w:sz="4" w:space="0"/>
             </w:tcBorders>
-            <w:vAlign w:val="center"/>
-          </w:tcPr>
-          <w:p>
-            <w:pPr>
+            <w:shd w:val="clear" w:color="auto" w:fill="auto"/>
+            <w:vAlign w:val="center"/>
+          </w:tcPr>
+          <w:p>
+            <w:pPr>
+              <w:keepNext w:val="0"/>
+              <w:keepLines w:val="0"/>
+              <w:pageBreakBefore w:val="0"/>
               <w:widowControl w:val="0"/>
+              <w:kinsoku/>
+              <w:wordWrap/>
+              <w:overflowPunct/>
+              <w:topLinePunct w:val="0"/>
+              <w:autoSpaceDE w:val="0"/>
+              <w:autoSpaceDN/>
+              <w:bidi w:val="0"/>
+              <w:adjustRightInd/>
+              <w:snapToGrid/>
               <w:spacing w:after="0" w:line="240" w:lineRule="auto"/>
-              <w:ind w:left="119"/>
+              <w:ind w:left="110" w:leftChars="50"/>
               <w:jc w:val="center"/>
-              <w:rPr>
-                <w:rFonts w:ascii="Times New Roman" w:hAnsi="Times New Roman" w:eastAsia="微软雅黑" w:cs="Times New Roman"/>
+              <w:textAlignment w:val="auto"/>
+              <w:rPr>
+                <w:rFonts w:hint="eastAsia" w:ascii="Times New Roman" w:hAnsi="Times New Roman" w:eastAsia="微软雅黑" w:cs="Times New Roman"/>
                 <w:b/>
-                <w:sz w:val="18"/>
-                <w:szCs w:val="18"/>
-              </w:rPr>
-            </w:pPr>
-          </w:p>
-        </w:tc>
-        <w:tc>
-          <w:tcPr>
-            <w:tcW w:w="2721" w:type="dxa"/>
-            <w:vAlign w:val="center"/>
-          </w:tcPr>
-          <w:p>
-            <w:pPr>
+                <w:bCs/>
+                <w:sz w:val="18"/>
+                <w:szCs w:val="18"/>
+                <w:lang w:eastAsia="zh-CN" w:bidi="ar"/>
+              </w:rPr>
+            </w:pPr>
+          </w:p>
+        </w:tc>
+        <w:tc>
+          <w:tcPr>
+            <w:tcW w:w="2717" w:type="dxa"/>
+            <w:tcBorders>
+              <w:top w:val="single" w:color="A4A4A4" w:sz="4" w:space="0"/>
+              <w:left w:val="single" w:color="A4A4A4" w:sz="4" w:space="0"/>
+              <w:bottom w:val="single" w:color="A4A4A4" w:sz="4" w:space="0"/>
+              <w:right w:val="single" w:color="A4A4A4" w:sz="4" w:space="0"/>
+            </w:tcBorders>
+            <w:shd w:val="clear" w:color="auto" w:fill="auto"/>
+            <w:vAlign w:val="center"/>
+          </w:tcPr>
+          <w:p>
+            <w:pPr>
+              <w:keepNext w:val="0"/>
+              <w:keepLines w:val="0"/>
+              <w:pageBreakBefore w:val="0"/>
               <w:widowControl w:val="0"/>
+              <w:kinsoku/>
+              <w:wordWrap/>
+              <w:overflowPunct/>
+              <w:topLinePunct w:val="0"/>
+              <w:autoSpaceDE w:val="0"/>
+              <w:autoSpaceDN/>
+              <w:bidi w:val="0"/>
+              <w:adjustRightInd/>
+              <w:snapToGrid/>
               <w:spacing w:after="0" w:line="240" w:lineRule="auto"/>
-              <w:ind w:left="119"/>
+              <w:ind w:left="110" w:leftChars="50"/>
               <w:jc w:val="center"/>
-              <w:rPr>
-                <w:rFonts w:ascii="Times New Roman" w:hAnsi="Times New Roman" w:eastAsia="微软雅黑" w:cs="Times New Roman"/>
-                <w:bCs/>
-                <w:sz w:val="18"/>
-                <w:szCs w:val="18"/>
-                <w:lang w:eastAsia="zh-CN"/>
-              </w:rPr>
-            </w:pPr>
+              <w:textAlignment w:val="auto"/>
+              <w:rPr>
+                <w:rFonts w:hint="default" w:ascii="Times New Roman" w:hAnsi="Times New Roman" w:eastAsia="微软雅黑" w:cs="Times New Roman"/>
+                <w:sz w:val="18"/>
+                <w:szCs w:val="18"/>
+                <w:lang w:eastAsia="zh-CN" w:bidi="ar"/>
+              </w:rPr>
+            </w:pPr>
+            <w:r>
+              <w:rPr>
+                <w:rFonts w:hint="default" w:ascii="Times New Roman" w:hAnsi="Times New Roman" w:eastAsia="微软雅黑" w:cs="Times New Roman"/>
+                <w:sz w:val="18"/>
+                <w:szCs w:val="18"/>
+                <w:lang w:eastAsia="zh-CN" w:bidi="ar"/>
+              </w:rPr>
+              <w:t>DNA预文库总量（ng）</w:t>
+            </w:r>
+          </w:p>
+        </w:tc>
+        <w:tc>
+          <w:tcPr>
+            <w:tcW w:w="2378" w:type="dxa"/>
+            <w:tcBorders>
+              <w:top w:val="single" w:color="A4A4A4" w:sz="4" w:space="0"/>
+              <w:left w:val="single" w:color="A4A4A4" w:sz="4" w:space="0"/>
+              <w:bottom w:val="single" w:color="A4A4A4" w:sz="4" w:space="0"/>
+              <w:right w:val="single" w:color="A4A4A4" w:sz="4" w:space="0"/>
+            </w:tcBorders>
+            <w:shd w:val="clear" w:color="auto" w:fill="auto"/>
+            <w:vAlign w:val="center"/>
+          </w:tcPr>
+          <w:p>
+            <w:pPr>
+              <w:keepNext w:val="0"/>
+              <w:keepLines w:val="0"/>
+              <w:pageBreakBefore w:val="0"/>
+              <w:widowControl/>
+              <w:kinsoku/>
+              <w:wordWrap/>
+              <w:overflowPunct/>
+              <w:topLinePunct w:val="0"/>
+              <w:autoSpaceDN/>
+              <w:bidi w:val="0"/>
+              <w:adjustRightInd/>
+              <w:snapToGrid/>
+              <w:spacing w:after="0" w:line="240" w:lineRule="auto"/>
+              <w:ind w:left="119" w:leftChars="0"/>
+              <w:jc w:val="center"/>
+              <w:textAlignment w:val="auto"/>
+              <w:rPr>
+                <w:rFonts w:hint="default" w:ascii="Times New Roman" w:hAnsi="Times New Roman" w:eastAsia="微软雅黑" w:cs="Times New Roman"/>
+                <w:sz w:val="18"/>
+                <w:szCs w:val="18"/>
+                <w:lang w:eastAsia="zh-CN"/>
+              </w:rPr>
+            </w:pPr>
+            <w:r>
+              <w:rPr>
+                <w:rFonts w:hint="default" w:ascii="Times New Roman" w:hAnsi="Times New Roman" w:eastAsia="微软雅黑" w:cs="Times New Roman"/>
+                <w:sz w:val="18"/>
+                <w:szCs w:val="18"/>
+                <w:lang w:eastAsia="zh-CN"/>
+              </w:rPr>
+              <w:t>{{ ql_qc_g_info</w:t>
+            </w:r>
             <w:r>
               <w:rPr>
                 <w:rFonts w:hint="eastAsia" w:ascii="Times New Roman" w:hAnsi="Times New Roman" w:eastAsia="微软雅黑" w:cs="Times New Roman"/>
-                <w:bCs/>
-                <w:sz w:val="18"/>
-                <w:szCs w:val="18"/>
-                <w:lang w:eastAsia="zh-CN"/>
-              </w:rPr>
-              <w:t>预</w:t>
-            </w:r>
-            <w:r>
-              <w:rPr>
-                <w:rFonts w:ascii="Times New Roman" w:hAnsi="Times New Roman" w:eastAsia="微软雅黑" w:cs="Times New Roman"/>
-                <w:bCs/>
-                <w:sz w:val="18"/>
-                <w:szCs w:val="18"/>
-              </w:rPr>
-              <w:t>文库</w:t>
-            </w:r>
-            <w:r>
-              <w:rPr>
-                <w:rFonts w:hint="eastAsia" w:ascii="Times New Roman" w:hAnsi="Times New Roman" w:eastAsia="微软雅黑" w:cs="Times New Roman"/>
-                <w:bCs/>
-                <w:sz w:val="18"/>
-                <w:szCs w:val="18"/>
-                <w:lang w:eastAsia="zh-CN"/>
-              </w:rPr>
-              <w:t>总</w:t>
-            </w:r>
-            <w:r>
-              <w:rPr>
-                <w:rFonts w:ascii="Times New Roman" w:hAnsi="Times New Roman" w:eastAsia="微软雅黑" w:cs="Times New Roman"/>
-                <w:bCs/>
-                <w:sz w:val="18"/>
-                <w:szCs w:val="18"/>
-              </w:rPr>
-              <w:t>量</w:t>
-            </w:r>
-            <w:r>
-              <w:rPr>
-                <w:rFonts w:hint="eastAsia" w:ascii="Times New Roman" w:hAnsi="Times New Roman" w:eastAsia="微软雅黑" w:cs="Times New Roman"/>
-                <w:bCs/>
-                <w:sz w:val="18"/>
-                <w:szCs w:val="18"/>
-                <w:lang w:eastAsia="zh-CN"/>
-              </w:rPr>
-              <w:t>（ng）</w:t>
-            </w:r>
-          </w:p>
-        </w:tc>
-        <w:tc>
-          <w:tcPr>
-            <w:tcW w:w="2381" w:type="dxa"/>
-            <w:vAlign w:val="center"/>
-          </w:tcPr>
-          <w:p>
-            <w:pPr>
-              <w:widowControl w:val="0"/>
-              <w:spacing w:after="0" w:line="240" w:lineRule="auto"/>
-              <w:ind w:left="119"/>
-              <w:jc w:val="center"/>
-              <w:rPr>
-                <w:rFonts w:ascii="Times New Roman" w:hAnsi="Times New Roman" w:eastAsia="微软雅黑" w:cs="Times New Roman"/>
-                <w:sz w:val="18"/>
-                <w:szCs w:val="18"/>
-                <w:lang w:eastAsia="zh-CN"/>
-              </w:rPr>
-            </w:pPr>
-            <w:r>
-              <w:rPr>
-                <w:rFonts w:hint="eastAsia" w:ascii="Times New Roman" w:hAnsi="Times New Roman" w:eastAsia="微软雅黑" w:cs="Times New Roman"/>
-                <w:sz w:val="18"/>
-                <w:szCs w:val="18"/>
-                <w:lang w:eastAsia="zh-CN"/>
-              </w:rPr>
-              <w:t xml:space="preserve">{{ </w:t>
-            </w:r>
-            <w:r>
-              <w:rPr>
-                <w:rFonts w:ascii="Times New Roman" w:hAnsi="Times New Roman" w:eastAsia="微软雅黑" w:cs="Times New Roman"/>
-                <w:sz w:val="18"/>
-                <w:szCs w:val="18"/>
-                <w:lang w:eastAsia="zh-CN"/>
-              </w:rPr>
-              <w:t>ql_qc_g_info</w:t>
-            </w:r>
-            <w:r>
-              <w:rPr>
-                <w:rFonts w:hint="eastAsia" w:ascii="Times New Roman" w:hAnsi="Times New Roman" w:eastAsia="微软雅黑" w:cs="Times New Roman"/>
                 <w:sz w:val="18"/>
                 <w:szCs w:val="18"/>
                 <w:lang w:val="en-US" w:eastAsia="zh-CN"/>
@@ -25510,54 +25582,80 @@
             </w:r>
             <w:r>
               <w:rPr>
-                <w:rFonts w:ascii="Times New Roman" w:hAnsi="Times New Roman" w:eastAsia="微软雅黑" w:cs="Times New Roman"/>
-                <w:sz w:val="18"/>
-                <w:szCs w:val="18"/>
-                <w:lang w:eastAsia="zh-CN"/>
-              </w:rPr>
-              <w:t>outbound_quantity</w:t>
-            </w:r>
-            <w:r>
-              <w:rPr>
-                <w:rFonts w:hint="eastAsia" w:ascii="Times New Roman" w:hAnsi="Times New Roman" w:eastAsia="微软雅黑" w:cs="Times New Roman"/>
-                <w:sz w:val="18"/>
-                <w:szCs w:val="18"/>
-                <w:lang w:eastAsia="zh-CN"/>
-              </w:rPr>
-              <w:t xml:space="preserve"> }}</w:t>
-            </w:r>
-          </w:p>
-        </w:tc>
-        <w:tc>
-          <w:tcPr>
-            <w:tcW w:w="2721" w:type="dxa"/>
+                <w:rFonts w:hint="default" w:ascii="Times New Roman" w:hAnsi="Times New Roman" w:eastAsia="微软雅黑" w:cs="Times New Roman"/>
+                <w:sz w:val="18"/>
+                <w:szCs w:val="18"/>
+                <w:lang w:eastAsia="zh-CN"/>
+              </w:rPr>
+              <w:t>outbound_quantity }}</w:t>
+            </w:r>
+          </w:p>
+        </w:tc>
+        <w:tc>
+          <w:tcPr>
+            <w:tcW w:w="2731" w:type="dxa"/>
+            <w:gridSpan w:val="2"/>
             <w:tcBorders>
+              <w:top w:val="single" w:color="A4A4A4" w:sz="4" w:space="0"/>
+              <w:left w:val="single" w:color="A4A4A4" w:sz="4" w:space="0"/>
+              <w:bottom w:val="single" w:color="A4A4A4" w:sz="4" w:space="0"/>
               <w:right w:val="nil"/>
             </w:tcBorders>
-            <w:vAlign w:val="center"/>
-          </w:tcPr>
-          <w:p>
-            <w:pPr>
-              <w:widowControl w:val="0"/>
+            <w:shd w:val="clear" w:color="auto" w:fill="auto"/>
+            <w:vAlign w:val="center"/>
+          </w:tcPr>
+          <w:p>
+            <w:pPr>
+              <w:keepNext w:val="0"/>
+              <w:keepLines w:val="0"/>
+              <w:pageBreakBefore w:val="0"/>
+              <w:widowControl/>
+              <w:kinsoku/>
+              <w:wordWrap/>
+              <w:overflowPunct/>
+              <w:topLinePunct w:val="0"/>
+              <w:autoSpaceDE w:val="0"/>
+              <w:autoSpaceDN/>
+              <w:bidi w:val="0"/>
+              <w:adjustRightInd/>
+              <w:snapToGrid/>
               <w:spacing w:after="0" w:line="240" w:lineRule="auto"/>
-              <w:ind w:left="119"/>
+              <w:ind w:left="110" w:leftChars="50"/>
               <w:jc w:val="center"/>
-              <w:rPr>
-                <w:rFonts w:ascii="Times New Roman" w:hAnsi="Times New Roman" w:eastAsia="微软雅黑" w:cs="Times New Roman"/>
-                <w:bCs/>
-                <w:sz w:val="18"/>
-                <w:szCs w:val="18"/>
-              </w:rPr>
-            </w:pPr>
-            <w:r>
-              <w:rPr>
-                <w:rFonts w:hint="eastAsia" w:ascii="Times New Roman" w:hAnsi="Times New Roman" w:eastAsia="微软雅黑" w:cs="Times New Roman"/>
-                <w:bCs/>
-                <w:sz w:val="18"/>
-                <w:szCs w:val="18"/>
-                <w:lang w:eastAsia="zh-CN"/>
-              </w:rPr>
-              <w:t>≥500</w:t>
+              <w:textAlignment w:val="auto"/>
+              <w:rPr>
+                <w:rFonts w:hint="default" w:ascii="Times New Roman" w:hAnsi="Times New Roman" w:eastAsia="方正兰亭大黑_GBK" w:cs="Times New Roman"/>
+                <w:sz w:val="18"/>
+                <w:szCs w:val="18"/>
+                <w:lang w:eastAsia="zh-CN" w:bidi="ar"/>
+              </w:rPr>
+            </w:pPr>
+            <w:r>
+              <w:rPr>
+                <w:rFonts w:hint="eastAsia" w:ascii="Times New Roman" w:hAnsi="Times New Roman" w:eastAsia="方正兰亭大黑_GBK" w:cs="Times New Roman"/>
+                <w:sz w:val="18"/>
+                <w:szCs w:val="18"/>
+                <w:lang w:eastAsia="zh-CN" w:bidi="ar"/>
+              </w:rPr>
+              <w:t>≥</w:t>
+            </w:r>
+            <w:r>
+              <w:rPr>
+                <w:rFonts w:hint="eastAsia" w:ascii="Times New Roman" w:hAnsi="Times New Roman" w:eastAsia="方正兰亭大黑_GBK" w:cs="Times New Roman"/>
+                <w:sz w:val="18"/>
+                <w:szCs w:val="18"/>
+                <w:lang w:val="en-US" w:eastAsia="zh-CN" w:bidi="ar"/>
+              </w:rPr>
+              <w:t>32</w:t>
+            </w:r>
+            <w:r>
+              <w:rPr>
+                <w:rFonts w:hint="eastAsia" w:ascii="Times New Roman" w:hAnsi="Times New Roman" w:eastAsia="方正兰亭大黑_GBK" w:cs="Times New Roman"/>
+                <w:sz w:val="18"/>
+                <w:szCs w:val="18"/>
+                <w:lang w:eastAsia="zh-CN" w:bidi="ar"/>
+              </w:rPr>
+              <w:t>0</w:t>
             </w:r>
           </w:p>
         </w:tc>
@@ -25567,10 +25665,10 @@
           <w:tblBorders>
             <w:top w:val="single" w:color="416AAB" w:sz="24" w:space="0"/>
             <w:left w:val="single" w:color="416AAB" w:sz="24" w:space="0"/>
-            <w:bottom w:val="single" w:color="A4A4A4" w:sz="4" w:space="0"/>
+            <w:bottom w:val="single" w:color="416AAB" w:sz="24" w:space="0"/>
             <w:right w:val="single" w:color="416AAB" w:sz="24" w:space="0"/>
-            <w:insideH w:val="single" w:color="A4A4A4" w:sz="4" w:space="0"/>
-            <w:insideV w:val="single" w:color="A4A4A4" w:sz="4" w:space="0"/>
+            <w:insideH w:val="single" w:color="416AAB" w:sz="24" w:space="0"/>
+            <w:insideV w:val="single" w:color="416AAB" w:sz="24" w:space="0"/>
           </w:tblBorders>
           <w:tblCellMar>
             <w:top w:w="0" w:type="dxa"/>
@@ -25580,216 +25678,243 @@
           </w:tblCellMar>
         </w:tblPrEx>
         <w:trPr>
-          <w:trHeight w:val="512" w:hRule="atLeast"/>
+          <w:trHeight w:val="454" w:hRule="atLeast"/>
           <w:jc w:val="center"/>
         </w:trPr>
         <w:tc>
           <w:tcPr>
-            <w:tcW w:w="1987" w:type="dxa"/>
+            <w:tcW w:w="1984" w:type="dxa"/>
             <w:vMerge w:val="restart"/>
             <w:tcBorders>
+              <w:top w:val="single" w:color="A4A4A4" w:sz="4" w:space="0"/>
               <w:left w:val="nil"/>
+              <w:bottom w:val="single" w:color="A4A4A4" w:sz="4" w:space="0"/>
+              <w:right w:val="single" w:color="A4A4A4" w:sz="4" w:space="0"/>
             </w:tcBorders>
-            <w:vAlign w:val="center"/>
-          </w:tcPr>
-          <w:p>
-            <w:pPr>
+            <w:shd w:val="clear" w:color="auto" w:fill="auto"/>
+            <w:vAlign w:val="center"/>
+          </w:tcPr>
+          <w:p>
+            <w:pPr>
+              <w:keepNext w:val="0"/>
+              <w:keepLines w:val="0"/>
+              <w:pageBreakBefore w:val="0"/>
               <w:widowControl w:val="0"/>
+              <w:kinsoku/>
+              <w:wordWrap/>
+              <w:overflowPunct/>
+              <w:topLinePunct w:val="0"/>
+              <w:autoSpaceDE w:val="0"/>
+              <w:autoSpaceDN/>
+              <w:bidi w:val="0"/>
+              <w:adjustRightInd/>
+              <w:snapToGrid/>
               <w:spacing w:after="0" w:line="240" w:lineRule="auto"/>
-              <w:ind w:left="119"/>
+              <w:ind w:left="110" w:leftChars="50"/>
               <w:jc w:val="center"/>
-              <w:rPr>
-                <w:rFonts w:ascii="Times New Roman" w:hAnsi="Times New Roman" w:eastAsia="微软雅黑" w:cs="Times New Roman"/>
-                <w:b/>
-                <w:sz w:val="18"/>
-                <w:szCs w:val="18"/>
-                <w:lang w:eastAsia="zh-CN"/>
-              </w:rPr>
-            </w:pPr>
-            <w:r>
-              <w:rPr>
-                <w:rFonts w:ascii="Times New Roman" w:hAnsi="Times New Roman" w:eastAsia="微软雅黑" w:cs="Times New Roman"/>
-                <w:b/>
-                <w:sz w:val="18"/>
-                <w:szCs w:val="18"/>
-              </w:rPr>
-              <w:t>测序</w:t>
-            </w:r>
-            <w:r>
+              <w:textAlignment w:val="auto"/>
               <w:rPr>
                 <w:rFonts w:hint="eastAsia" w:ascii="Times New Roman" w:hAnsi="Times New Roman" w:eastAsia="微软雅黑" w:cs="Times New Roman"/>
                 <w:b/>
-                <w:sz w:val="18"/>
-                <w:szCs w:val="18"/>
-                <w:lang w:eastAsia="zh-CN"/>
-              </w:rPr>
-              <w:t>质量评估</w:t>
-            </w:r>
-          </w:p>
-        </w:tc>
-        <w:tc>
-          <w:tcPr>
-            <w:tcW w:w="2721" w:type="dxa"/>
-            <w:vAlign w:val="center"/>
-          </w:tcPr>
-          <w:p>
-            <w:pPr>
+                <w:bCs/>
+                <w:sz w:val="18"/>
+                <w:szCs w:val="18"/>
+                <w:lang w:eastAsia="zh-CN" w:bidi="ar"/>
+              </w:rPr>
+            </w:pPr>
+            <w:r>
+              <w:rPr>
+                <w:rFonts w:hint="eastAsia" w:ascii="Times New Roman" w:hAnsi="Times New Roman" w:eastAsia="微软雅黑" w:cs="Times New Roman"/>
+                <w:b/>
+                <w:bCs/>
+                <w:sz w:val="18"/>
+                <w:szCs w:val="18"/>
+                <w:lang w:eastAsia="zh-CN" w:bidi="ar"/>
+              </w:rPr>
+              <w:t>测序质量评估</w:t>
+            </w:r>
+          </w:p>
+        </w:tc>
+        <w:tc>
+          <w:tcPr>
+            <w:tcW w:w="2717" w:type="dxa"/>
+            <w:tcBorders>
+              <w:top w:val="single" w:color="A4A4A4" w:sz="4" w:space="0"/>
+              <w:left w:val="single" w:color="A4A4A4" w:sz="4" w:space="0"/>
+              <w:bottom w:val="single" w:color="A4A4A4" w:sz="4" w:space="0"/>
+              <w:right w:val="single" w:color="A4A4A4" w:sz="4" w:space="0"/>
+            </w:tcBorders>
+            <w:shd w:val="clear" w:color="auto" w:fill="auto"/>
+            <w:vAlign w:val="center"/>
+          </w:tcPr>
+          <w:p>
+            <w:pPr>
+              <w:keepNext w:val="0"/>
+              <w:keepLines w:val="0"/>
+              <w:pageBreakBefore w:val="0"/>
               <w:widowControl w:val="0"/>
+              <w:kinsoku/>
+              <w:wordWrap/>
+              <w:overflowPunct/>
+              <w:topLinePunct w:val="0"/>
+              <w:autoSpaceDE w:val="0"/>
+              <w:autoSpaceDN/>
+              <w:bidi w:val="0"/>
+              <w:adjustRightInd/>
+              <w:snapToGrid/>
               <w:spacing w:after="0" w:line="240" w:lineRule="auto"/>
-              <w:ind w:left="119"/>
+              <w:ind w:left="110" w:leftChars="50"/>
               <w:jc w:val="center"/>
-              <w:rPr>
-                <w:rFonts w:ascii="Times New Roman" w:hAnsi="Times New Roman" w:eastAsia="微软雅黑" w:cs="Times New Roman"/>
-                <w:bCs/>
-                <w:sz w:val="18"/>
-                <w:szCs w:val="18"/>
-              </w:rPr>
-            </w:pPr>
-            <w:r>
-              <w:rPr>
-                <w:rFonts w:ascii="Times New Roman" w:hAnsi="Times New Roman" w:eastAsia="微软雅黑" w:cs="Times New Roman"/>
-                <w:bCs/>
-                <w:sz w:val="18"/>
-                <w:szCs w:val="18"/>
-                <w:lang w:eastAsia="zh-CN"/>
-              </w:rPr>
-              <w:t>HRD Score</w:t>
-            </w:r>
-            <w:r>
-              <w:rPr>
-                <w:rFonts w:ascii="Times New Roman" w:hAnsi="Times New Roman" w:eastAsia="微软雅黑" w:cs="Times New Roman"/>
-                <w:bCs/>
-                <w:sz w:val="18"/>
-                <w:szCs w:val="18"/>
-              </w:rPr>
-              <w:t>平均测序深度</w:t>
-            </w:r>
-          </w:p>
-        </w:tc>
-        <w:tc>
-          <w:tcPr>
-            <w:tcW w:w="2381" w:type="dxa"/>
-            <w:vAlign w:val="center"/>
-          </w:tcPr>
-          <w:p>
-            <w:pPr>
-              <w:widowControl w:val="0"/>
+              <w:textAlignment w:val="auto"/>
+              <w:rPr>
+                <w:rFonts w:hint="default" w:ascii="Times New Roman" w:hAnsi="Times New Roman" w:eastAsia="微软雅黑" w:cs="Times New Roman"/>
+                <w:sz w:val="18"/>
+                <w:szCs w:val="18"/>
+                <w:lang w:val="en-US" w:eastAsia="zh-CN" w:bidi="ar"/>
+              </w:rPr>
+            </w:pPr>
+            <w:r>
+              <w:rPr>
+                <w:rFonts w:hint="default" w:ascii="Times New Roman" w:hAnsi="Times New Roman" w:eastAsia="微软雅黑" w:cs="Times New Roman"/>
+                <w:sz w:val="18"/>
+                <w:szCs w:val="18"/>
+                <w:lang w:eastAsia="zh-CN" w:bidi="ar"/>
+              </w:rPr>
+              <w:t>DNA平均测序深度</w:t>
+            </w:r>
+          </w:p>
+        </w:tc>
+        <w:tc>
+          <w:tcPr>
+            <w:tcW w:w="2378" w:type="dxa"/>
+            <w:tcBorders>
+              <w:top w:val="single" w:color="A4A4A4" w:sz="4" w:space="0"/>
+              <w:left w:val="single" w:color="A4A4A4" w:sz="4" w:space="0"/>
+              <w:bottom w:val="single" w:color="A4A4A4" w:sz="4" w:space="0"/>
+              <w:right w:val="single" w:color="A4A4A4" w:sz="4" w:space="0"/>
+            </w:tcBorders>
+            <w:shd w:val="clear" w:color="auto" w:fill="auto"/>
+            <w:vAlign w:val="center"/>
+          </w:tcPr>
+          <w:p>
+            <w:pPr>
+              <w:keepNext w:val="0"/>
+              <w:keepLines w:val="0"/>
+              <w:pageBreakBefore w:val="0"/>
+              <w:widowControl/>
+              <w:kinsoku/>
+              <w:wordWrap/>
+              <w:overflowPunct/>
+              <w:topLinePunct w:val="0"/>
+              <w:autoSpaceDN/>
+              <w:bidi w:val="0"/>
+              <w:adjustRightInd/>
+              <w:snapToGrid/>
               <w:spacing w:after="0" w:line="240" w:lineRule="auto"/>
-              <w:ind w:left="119"/>
+              <w:ind w:left="119" w:leftChars="0"/>
               <w:jc w:val="center"/>
-              <w:rPr>
-                <w:rFonts w:ascii="Times New Roman" w:hAnsi="Times New Roman" w:eastAsia="微软雅黑" w:cs="Times New Roman"/>
-                <w:bCs/>
-                <w:sz w:val="18"/>
-                <w:szCs w:val="18"/>
-              </w:rPr>
-            </w:pPr>
+              <w:textAlignment w:val="auto"/>
+              <w:rPr>
+                <w:rFonts w:hint="default" w:ascii="Times New Roman" w:hAnsi="Times New Roman" w:eastAsia="微软雅黑" w:cs="Times New Roman"/>
+                <w:sz w:val="18"/>
+                <w:szCs w:val="18"/>
+                <w:lang w:val="en-US" w:eastAsia="zh-CN"/>
+              </w:rPr>
+            </w:pPr>
+            <w:r>
+              <w:rPr>
+                <w:rFonts w:hint="default" w:ascii="Times New Roman" w:hAnsi="Times New Roman" w:eastAsia="微软雅黑" w:cs="Times New Roman"/>
+                <w:sz w:val="18"/>
+                <w:szCs w:val="18"/>
+                <w:lang w:eastAsia="zh-CN"/>
+              </w:rPr>
+              <w:t>{{ ql_qc_g_info</w:t>
+            </w:r>
             <w:r>
               <w:rPr>
                 <w:rFonts w:hint="eastAsia" w:ascii="Times New Roman" w:hAnsi="Times New Roman" w:eastAsia="微软雅黑" w:cs="Times New Roman"/>
                 <w:sz w:val="18"/>
                 <w:szCs w:val="18"/>
-                <w:lang w:eastAsia="zh-CN"/>
-              </w:rPr>
-              <w:t xml:space="preserve">{{  </w:t>
-            </w:r>
-            <w:r>
-              <w:rPr>
-                <w:rFonts w:ascii="Times New Roman" w:hAnsi="Times New Roman" w:eastAsia="微软雅黑" w:cs="Times New Roman"/>
-                <w:sz w:val="18"/>
-                <w:szCs w:val="18"/>
-                <w:lang w:eastAsia="zh-CN"/>
-              </w:rPr>
-              <w:t>ql_qc_g</w:t>
-            </w:r>
-            <w:r>
-              <w:rPr>
-                <w:rFonts w:hint="eastAsia" w:ascii="Times New Roman" w:hAnsi="Times New Roman" w:eastAsia="微软雅黑" w:cs="Times New Roman"/>
-                <w:sz w:val="18"/>
-                <w:szCs w:val="18"/>
                 <w:lang w:val="en-US" w:eastAsia="zh-CN"/>
               </w:rPr>
-              <w:t>_hrd_</w:t>
-            </w:r>
-            <w:r>
-              <w:rPr>
-                <w:rFonts w:ascii="Times New Roman" w:hAnsi="Times New Roman" w:eastAsia="微软雅黑" w:cs="Times New Roman"/>
-                <w:sz w:val="18"/>
-                <w:szCs w:val="18"/>
-                <w:lang w:eastAsia="zh-CN"/>
-              </w:rPr>
-              <w:t>info</w:t>
-            </w:r>
-            <w:r>
-              <w:rPr>
-                <w:rFonts w:hint="eastAsia" w:ascii="Times New Roman" w:hAnsi="Times New Roman" w:eastAsia="微软雅黑" w:cs="Times New Roman"/>
-                <w:sz w:val="18"/>
-                <w:szCs w:val="18"/>
-                <w:lang w:eastAsia="zh-CN"/>
-              </w:rPr>
               <w:t>.</w:t>
             </w:r>
             <w:r>
               <w:rPr>
-                <w:rFonts w:ascii="Times New Roman" w:hAnsi="Times New Roman" w:eastAsia="微软雅黑" w:cs="Times New Roman"/>
-                <w:sz w:val="18"/>
-                <w:szCs w:val="18"/>
-                <w:lang w:eastAsia="zh-CN"/>
-              </w:rPr>
-              <w:t>sequencing_depth</w:t>
-            </w:r>
-            <w:r>
-              <w:rPr>
-                <w:rFonts w:hint="eastAsia" w:ascii="Times New Roman" w:hAnsi="Times New Roman" w:eastAsia="微软雅黑" w:cs="Times New Roman"/>
-                <w:sz w:val="18"/>
-                <w:szCs w:val="18"/>
-                <w:lang w:eastAsia="zh-CN"/>
-              </w:rPr>
-              <w:t xml:space="preserve"> }}</w:t>
-            </w:r>
-          </w:p>
-        </w:tc>
-        <w:tc>
-          <w:tcPr>
-            <w:tcW w:w="2721" w:type="dxa"/>
+                <w:rFonts w:hint="default" w:ascii="Times New Roman" w:hAnsi="Times New Roman" w:eastAsia="微软雅黑" w:cs="Times New Roman"/>
+                <w:sz w:val="18"/>
+                <w:szCs w:val="18"/>
+                <w:lang w:eastAsia="zh-CN"/>
+              </w:rPr>
+              <w:t>sequencing_depth }}</w:t>
+            </w:r>
+          </w:p>
+        </w:tc>
+        <w:tc>
+          <w:tcPr>
+            <w:tcW w:w="2731" w:type="dxa"/>
+            <w:gridSpan w:val="2"/>
             <w:tcBorders>
+              <w:top w:val="single" w:color="A4A4A4" w:sz="4" w:space="0"/>
+              <w:left w:val="single" w:color="A4A4A4" w:sz="4" w:space="0"/>
+              <w:bottom w:val="single" w:color="A4A4A4" w:sz="4" w:space="0"/>
               <w:right w:val="nil"/>
             </w:tcBorders>
-            <w:vAlign w:val="center"/>
-          </w:tcPr>
-          <w:p>
-            <w:pPr>
-              <w:widowControl w:val="0"/>
+            <w:shd w:val="clear" w:color="auto" w:fill="auto"/>
+            <w:vAlign w:val="center"/>
+          </w:tcPr>
+          <w:p>
+            <w:pPr>
+              <w:keepNext w:val="0"/>
+              <w:keepLines w:val="0"/>
+              <w:pageBreakBefore w:val="0"/>
+              <w:widowControl/>
+              <w:kinsoku/>
+              <w:wordWrap/>
+              <w:overflowPunct/>
+              <w:topLinePunct w:val="0"/>
+              <w:autoSpaceDE w:val="0"/>
+              <w:autoSpaceDN/>
+              <w:bidi w:val="0"/>
+              <w:adjustRightInd/>
+              <w:snapToGrid/>
               <w:spacing w:after="0" w:line="240" w:lineRule="auto"/>
-              <w:ind w:left="119"/>
+              <w:ind w:left="110" w:leftChars="50"/>
               <w:jc w:val="center"/>
-              <w:rPr>
-                <w:rFonts w:ascii="Times New Roman" w:hAnsi="Times New Roman" w:eastAsia="微软雅黑" w:cs="Times New Roman"/>
-                <w:bCs/>
-                <w:sz w:val="18"/>
-                <w:szCs w:val="18"/>
-                <w:lang w:eastAsia="zh-CN"/>
-              </w:rPr>
-            </w:pPr>
-            <w:r>
-              <w:rPr>
-                <w:rFonts w:hint="eastAsia" w:ascii="Times New Roman" w:hAnsi="Times New Roman" w:eastAsia="微软雅黑" w:cs="Times New Roman"/>
-                <w:bCs/>
-                <w:sz w:val="18"/>
-                <w:szCs w:val="18"/>
-                <w:lang w:eastAsia="zh-CN"/>
+              <w:textAlignment w:val="auto"/>
+              <w:rPr>
+                <w:rFonts w:hint="default" w:ascii="Times New Roman" w:hAnsi="Times New Roman" w:eastAsia="方正兰亭大黑_GBK" w:cs="Times New Roman"/>
+                <w:sz w:val="18"/>
+                <w:szCs w:val="18"/>
+                <w:lang w:val="en-US" w:eastAsia="zh-CN" w:bidi="ar"/>
+              </w:rPr>
+            </w:pPr>
+            <w:r>
+              <w:rPr>
+                <w:rFonts w:hint="default" w:ascii="Times New Roman" w:hAnsi="Times New Roman" w:eastAsia="方正兰亭大黑_GBK" w:cs="Times New Roman"/>
+                <w:sz w:val="18"/>
+                <w:szCs w:val="18"/>
+                <w:lang w:eastAsia="zh-CN" w:bidi="ar"/>
               </w:rPr>
               <w:t>≥</w:t>
             </w:r>
             <w:r>
               <w:rPr>
-                <w:rFonts w:ascii="Times New Roman" w:hAnsi="Times New Roman" w:eastAsia="微软雅黑" w:cs="Times New Roman"/>
-                <w:bCs/>
-                <w:sz w:val="18"/>
-                <w:szCs w:val="18"/>
-                <w:lang w:eastAsia="zh-CN"/>
-              </w:rPr>
-              <w:t>200</w:t>
+                <w:rFonts w:hint="eastAsia" w:ascii="Times New Roman" w:hAnsi="Times New Roman" w:eastAsia="方正兰亭大黑_GBK" w:cs="Times New Roman"/>
+                <w:sz w:val="18"/>
+                <w:szCs w:val="18"/>
+                <w:lang w:val="en-US" w:eastAsia="zh-CN" w:bidi="ar"/>
+              </w:rPr>
+              <w:t>1</w:t>
+            </w:r>
+            <w:r>
+              <w:rPr>
+                <w:rFonts w:hint="default" w:ascii="Times New Roman" w:hAnsi="Times New Roman" w:eastAsia="方正兰亭大黑_GBK" w:cs="Times New Roman"/>
+                <w:sz w:val="18"/>
+                <w:szCs w:val="18"/>
+                <w:lang w:eastAsia="zh-CN" w:bidi="ar"/>
+              </w:rPr>
+              <w:t>00</w:t>
             </w:r>
           </w:p>
         </w:tc>
@@ -25799,10 +25924,10 @@
           <w:tblBorders>
             <w:top w:val="single" w:color="416AAB" w:sz="24" w:space="0"/>
             <w:left w:val="single" w:color="416AAB" w:sz="24" w:space="0"/>
-            <w:bottom w:val="single" w:color="A4A4A4" w:sz="4" w:space="0"/>
+            <w:bottom w:val="single" w:color="416AAB" w:sz="24" w:space="0"/>
             <w:right w:val="single" w:color="416AAB" w:sz="24" w:space="0"/>
-            <w:insideH w:val="single" w:color="A4A4A4" w:sz="4" w:space="0"/>
-            <w:insideV w:val="single" w:color="A4A4A4" w:sz="4" w:space="0"/>
+            <w:insideH w:val="single" w:color="416AAB" w:sz="24" w:space="0"/>
+            <w:insideV w:val="single" w:color="416AAB" w:sz="24" w:space="0"/>
           </w:tblBorders>
           <w:tblCellMar>
             <w:top w:w="0" w:type="dxa"/>
@@ -25812,190 +25937,211 @@
           </w:tblCellMar>
         </w:tblPrEx>
         <w:trPr>
-          <w:trHeight w:val="512" w:hRule="atLeast"/>
+          <w:trHeight w:val="454" w:hRule="atLeast"/>
           <w:jc w:val="center"/>
         </w:trPr>
         <w:tc>
           <w:tcPr>
-            <w:tcW w:w="1987" w:type="dxa"/>
+            <w:tcW w:w="1984" w:type="dxa"/>
             <w:vMerge w:val="continue"/>
             <w:tcBorders>
+              <w:top w:val="single" w:color="A4A4A4" w:sz="4" w:space="0"/>
               <w:left w:val="nil"/>
+              <w:bottom w:val="single" w:color="A4A4A4" w:sz="4" w:space="0"/>
+              <w:right w:val="single" w:color="A4A4A4" w:sz="4" w:space="0"/>
             </w:tcBorders>
-            <w:vAlign w:val="center"/>
-          </w:tcPr>
-          <w:p>
-            <w:pPr>
+            <w:shd w:val="clear" w:color="auto" w:fill="auto"/>
+            <w:vAlign w:val="center"/>
+          </w:tcPr>
+          <w:p>
+            <w:pPr>
+              <w:keepNext w:val="0"/>
+              <w:keepLines w:val="0"/>
+              <w:pageBreakBefore w:val="0"/>
               <w:widowControl w:val="0"/>
+              <w:kinsoku/>
+              <w:wordWrap/>
+              <w:overflowPunct/>
+              <w:topLinePunct w:val="0"/>
+              <w:autoSpaceDN/>
+              <w:bidi w:val="0"/>
+              <w:adjustRightInd/>
+              <w:snapToGrid/>
+              <w:ind w:left="57" w:right="57"/>
+              <w:jc w:val="center"/>
+              <w:textAlignment w:val="auto"/>
+              <w:rPr>
+                <w:rFonts w:hint="eastAsia" w:ascii="微软雅黑" w:hAnsi="微软雅黑" w:eastAsia="微软雅黑" w:cs="微软雅黑"/>
+                <w:b/>
+                <w:bCs/>
+                <w:sz w:val="18"/>
+                <w:szCs w:val="18"/>
+              </w:rPr>
+            </w:pPr>
+          </w:p>
+        </w:tc>
+        <w:tc>
+          <w:tcPr>
+            <w:tcW w:w="2717" w:type="dxa"/>
+            <w:tcBorders>
+              <w:top w:val="single" w:color="A4A4A4" w:sz="4" w:space="0"/>
+              <w:left w:val="single" w:color="A4A4A4" w:sz="4" w:space="0"/>
+              <w:bottom w:val="single" w:color="A4A4A4" w:sz="4" w:space="0"/>
+              <w:right w:val="single" w:color="A4A4A4" w:sz="4" w:space="0"/>
+            </w:tcBorders>
+            <w:shd w:val="clear" w:color="auto" w:fill="auto"/>
+            <w:vAlign w:val="center"/>
+          </w:tcPr>
+          <w:p>
+            <w:pPr>
+              <w:keepNext w:val="0"/>
+              <w:keepLines w:val="0"/>
+              <w:pageBreakBefore w:val="0"/>
+              <w:widowControl w:val="0"/>
+              <w:kinsoku/>
+              <w:wordWrap/>
+              <w:overflowPunct/>
+              <w:topLinePunct w:val="0"/>
+              <w:autoSpaceDE w:val="0"/>
+              <w:autoSpaceDN/>
+              <w:bidi w:val="0"/>
+              <w:adjustRightInd/>
+              <w:snapToGrid/>
               <w:spacing w:after="0" w:line="240" w:lineRule="auto"/>
-              <w:ind w:left="119"/>
+              <w:ind w:left="110" w:leftChars="50"/>
               <w:jc w:val="center"/>
-              <w:rPr>
-                <w:rFonts w:ascii="Times New Roman" w:hAnsi="Times New Roman" w:eastAsia="微软雅黑" w:cs="Times New Roman"/>
-                <w:b/>
-                <w:sz w:val="18"/>
-                <w:szCs w:val="18"/>
-              </w:rPr>
-            </w:pPr>
-          </w:p>
-        </w:tc>
-        <w:tc>
-          <w:tcPr>
-            <w:tcW w:w="2721" w:type="dxa"/>
-            <w:vAlign w:val="center"/>
-          </w:tcPr>
-          <w:p>
-            <w:pPr>
-              <w:widowControl w:val="0"/>
+              <w:textAlignment w:val="auto"/>
+              <w:rPr>
+                <w:rFonts w:hint="default" w:ascii="Times New Roman" w:hAnsi="Times New Roman" w:eastAsia="微软雅黑" w:cs="Times New Roman"/>
+                <w:sz w:val="18"/>
+                <w:szCs w:val="18"/>
+                <w:lang w:val="en-US" w:eastAsia="zh-CN" w:bidi="ar"/>
+              </w:rPr>
+            </w:pPr>
+            <w:r>
+              <w:rPr>
+                <w:rFonts w:hint="default" w:ascii="Times New Roman" w:hAnsi="Times New Roman" w:eastAsia="微软雅黑" w:cs="Times New Roman"/>
+                <w:sz w:val="18"/>
+                <w:szCs w:val="18"/>
+                <w:lang w:eastAsia="zh-CN" w:bidi="ar"/>
+              </w:rPr>
+              <w:t>DNA覆盖均一性</w:t>
+            </w:r>
+          </w:p>
+        </w:tc>
+        <w:tc>
+          <w:tcPr>
+            <w:tcW w:w="2378" w:type="dxa"/>
+            <w:tcBorders>
+              <w:top w:val="single" w:color="A4A4A4" w:sz="4" w:space="0"/>
+              <w:left w:val="single" w:color="A4A4A4" w:sz="4" w:space="0"/>
+              <w:bottom w:val="single" w:color="A4A4A4" w:sz="4" w:space="0"/>
+              <w:right w:val="single" w:color="A4A4A4" w:sz="4" w:space="0"/>
+            </w:tcBorders>
+            <w:shd w:val="clear" w:color="auto" w:fill="auto"/>
+            <w:vAlign w:val="center"/>
+          </w:tcPr>
+          <w:p>
+            <w:pPr>
+              <w:keepNext w:val="0"/>
+              <w:keepLines w:val="0"/>
+              <w:pageBreakBefore w:val="0"/>
+              <w:widowControl/>
+              <w:kinsoku/>
+              <w:wordWrap/>
+              <w:overflowPunct/>
+              <w:topLinePunct w:val="0"/>
+              <w:autoSpaceDN/>
+              <w:bidi w:val="0"/>
+              <w:adjustRightInd/>
+              <w:snapToGrid/>
               <w:spacing w:after="0" w:line="240" w:lineRule="auto"/>
-              <w:ind w:left="119"/>
+              <w:ind w:left="119" w:leftChars="0"/>
               <w:jc w:val="center"/>
-              <w:rPr>
-                <w:rFonts w:ascii="Times New Roman" w:hAnsi="Times New Roman" w:eastAsia="微软雅黑" w:cs="Times New Roman"/>
-                <w:bCs/>
-                <w:sz w:val="18"/>
-                <w:szCs w:val="18"/>
-                <w:lang w:eastAsia="zh-CN"/>
-              </w:rPr>
-            </w:pPr>
-            <w:r>
-              <w:rPr>
-                <w:rFonts w:ascii="Times New Roman" w:hAnsi="Times New Roman" w:eastAsia="微软雅黑" w:cs="Times New Roman"/>
-                <w:bCs/>
-                <w:sz w:val="18"/>
-                <w:szCs w:val="18"/>
-                <w:lang w:eastAsia="zh-CN"/>
-              </w:rPr>
-              <w:t>HRD Score</w:t>
+              <w:textAlignment w:val="auto"/>
+              <w:rPr>
+                <w:rFonts w:hint="default" w:ascii="Times New Roman" w:hAnsi="Times New Roman" w:eastAsia="微软雅黑" w:cs="Times New Roman"/>
+                <w:sz w:val="18"/>
+                <w:szCs w:val="18"/>
+                <w:lang w:val="en-US" w:eastAsia="zh-CN"/>
+              </w:rPr>
+            </w:pPr>
+            <w:r>
+              <w:rPr>
+                <w:rFonts w:hint="default" w:ascii="Times New Roman" w:hAnsi="Times New Roman" w:eastAsia="微软雅黑" w:cs="Times New Roman"/>
+                <w:sz w:val="18"/>
+                <w:szCs w:val="18"/>
+                <w:lang w:eastAsia="zh-CN"/>
+              </w:rPr>
+              <w:t>{{ ql_qc_g_info</w:t>
             </w:r>
             <w:r>
               <w:rPr>
                 <w:rFonts w:hint="eastAsia" w:ascii="Times New Roman" w:hAnsi="Times New Roman" w:eastAsia="微软雅黑" w:cs="Times New Roman"/>
-                <w:bCs/>
-                <w:sz w:val="18"/>
-                <w:szCs w:val="18"/>
-                <w:lang w:eastAsia="zh-CN"/>
-              </w:rPr>
-              <w:t>覆盖均一性</w:t>
-            </w:r>
-          </w:p>
-        </w:tc>
-        <w:tc>
-          <w:tcPr>
-            <w:tcW w:w="2381" w:type="dxa"/>
-            <w:vAlign w:val="center"/>
-          </w:tcPr>
-          <w:p>
-            <w:pPr>
-              <w:widowControl w:val="0"/>
-              <w:spacing w:after="0" w:line="240" w:lineRule="auto"/>
-              <w:ind w:left="119"/>
-              <w:jc w:val="center"/>
-              <w:rPr>
-                <w:rFonts w:ascii="Times New Roman" w:hAnsi="Times New Roman" w:eastAsia="微软雅黑" w:cs="Times New Roman"/>
-                <w:sz w:val="18"/>
-                <w:szCs w:val="18"/>
-                <w:lang w:eastAsia="zh-CN"/>
-              </w:rPr>
-            </w:pPr>
-            <w:r>
-              <w:rPr>
-                <w:rFonts w:hint="eastAsia" w:ascii="Times New Roman" w:hAnsi="Times New Roman" w:eastAsia="微软雅黑" w:cs="Times New Roman"/>
-                <w:sz w:val="18"/>
-                <w:szCs w:val="18"/>
-                <w:lang w:eastAsia="zh-CN"/>
-              </w:rPr>
-              <w:t xml:space="preserve">{{ </w:t>
-            </w:r>
-            <w:r>
-              <w:rPr>
-                <w:rFonts w:ascii="Times New Roman" w:hAnsi="Times New Roman" w:eastAsia="微软雅黑" w:cs="Times New Roman"/>
-                <w:sz w:val="18"/>
-                <w:szCs w:val="18"/>
-                <w:lang w:eastAsia="zh-CN"/>
-              </w:rPr>
-              <w:t>ql_qc_g</w:t>
-            </w:r>
-            <w:r>
-              <w:rPr>
-                <w:rFonts w:hint="eastAsia" w:ascii="Times New Roman" w:hAnsi="Times New Roman" w:eastAsia="微软雅黑" w:cs="Times New Roman"/>
                 <w:sz w:val="18"/>
                 <w:szCs w:val="18"/>
                 <w:lang w:val="en-US" w:eastAsia="zh-CN"/>
               </w:rPr>
-              <w:t>_hrd_</w:t>
-            </w:r>
-            <w:r>
-              <w:rPr>
-                <w:rFonts w:ascii="Times New Roman" w:hAnsi="Times New Roman" w:eastAsia="微软雅黑" w:cs="Times New Roman"/>
-                <w:sz w:val="18"/>
-                <w:szCs w:val="18"/>
-                <w:lang w:eastAsia="zh-CN"/>
-              </w:rPr>
-              <w:t>info</w:t>
-            </w:r>
-            <w:r>
-              <w:rPr>
-                <w:rFonts w:hint="eastAsia" w:ascii="Times New Roman" w:hAnsi="Times New Roman" w:eastAsia="微软雅黑" w:cs="Times New Roman"/>
-                <w:sz w:val="18"/>
-                <w:szCs w:val="18"/>
-                <w:lang w:eastAsia="zh-CN"/>
-              </w:rPr>
-              <w:t>.coverage_uniformity }}</w:t>
-            </w:r>
-          </w:p>
-        </w:tc>
-        <w:tc>
-          <w:tcPr>
-            <w:tcW w:w="2721" w:type="dxa"/>
+              <w:t>.</w:t>
+            </w:r>
+            <w:r>
+              <w:rPr>
+                <w:rFonts w:hint="default" w:ascii="Times New Roman" w:hAnsi="Times New Roman" w:eastAsia="微软雅黑" w:cs="Times New Roman"/>
+                <w:sz w:val="18"/>
+                <w:szCs w:val="18"/>
+                <w:lang w:eastAsia="zh-CN"/>
+              </w:rPr>
+              <w:t>coverage_uniformity }}</w:t>
+            </w:r>
+          </w:p>
+        </w:tc>
+        <w:tc>
+          <w:tcPr>
+            <w:tcW w:w="2731" w:type="dxa"/>
+            <w:gridSpan w:val="2"/>
             <w:tcBorders>
+              <w:top w:val="single" w:color="A4A4A4" w:sz="4" w:space="0"/>
+              <w:left w:val="single" w:color="A4A4A4" w:sz="4" w:space="0"/>
+              <w:bottom w:val="single" w:color="A4A4A4" w:sz="4" w:space="0"/>
               <w:right w:val="nil"/>
             </w:tcBorders>
-            <w:vAlign w:val="center"/>
-          </w:tcPr>
-          <w:p>
-            <w:pPr>
-              <w:widowControl w:val="0"/>
+            <w:shd w:val="clear" w:color="auto" w:fill="auto"/>
+            <w:vAlign w:val="center"/>
+          </w:tcPr>
+          <w:p>
+            <w:pPr>
+              <w:keepNext w:val="0"/>
+              <w:keepLines w:val="0"/>
+              <w:pageBreakBefore w:val="0"/>
+              <w:widowControl/>
+              <w:kinsoku/>
+              <w:wordWrap/>
+              <w:overflowPunct/>
+              <w:topLinePunct w:val="0"/>
+              <w:autoSpaceDE w:val="0"/>
+              <w:autoSpaceDN/>
+              <w:bidi w:val="0"/>
+              <w:adjustRightInd/>
+              <w:snapToGrid/>
               <w:spacing w:after="0" w:line="240" w:lineRule="auto"/>
-              <w:ind w:left="119"/>
+              <w:ind w:left="110" w:leftChars="50"/>
               <w:jc w:val="center"/>
-              <w:rPr>
-                <w:rFonts w:ascii="Times New Roman" w:hAnsi="Times New Roman" w:eastAsia="微软雅黑" w:cs="Times New Roman"/>
-                <w:bCs/>
-                <w:sz w:val="18"/>
-                <w:szCs w:val="18"/>
-                <w:lang w:eastAsia="zh-CN"/>
-              </w:rPr>
-            </w:pPr>
-            <w:r>
-              <w:rPr>
-                <w:rFonts w:hint="eastAsia" w:ascii="Times New Roman" w:hAnsi="Times New Roman" w:eastAsia="微软雅黑" w:cs="Times New Roman"/>
-                <w:bCs/>
-                <w:sz w:val="18"/>
-                <w:szCs w:val="18"/>
-                <w:lang w:eastAsia="zh-CN"/>
-              </w:rPr>
-              <w:t>≥</w:t>
-            </w:r>
-            <w:r>
-              <w:rPr>
-                <w:rFonts w:ascii="Times New Roman" w:hAnsi="Times New Roman" w:eastAsia="微软雅黑" w:cs="Times New Roman"/>
-                <w:bCs/>
-                <w:sz w:val="18"/>
-                <w:szCs w:val="18"/>
-                <w:lang w:eastAsia="zh-CN"/>
-              </w:rPr>
-              <w:t>8</w:t>
-            </w:r>
-            <w:r>
-              <w:rPr>
-                <w:rFonts w:hint="eastAsia" w:ascii="Times New Roman" w:hAnsi="Times New Roman" w:eastAsia="微软雅黑" w:cs="Times New Roman"/>
-                <w:bCs/>
-                <w:sz w:val="18"/>
-                <w:szCs w:val="18"/>
-                <w:lang w:eastAsia="zh-CN"/>
-              </w:rPr>
-              <w:t>0%</w:t>
+              <w:textAlignment w:val="auto"/>
+              <w:rPr>
+                <w:rFonts w:hint="default" w:ascii="Times New Roman" w:hAnsi="Times New Roman" w:eastAsia="方正兰亭大黑_GBK" w:cs="Times New Roman"/>
+                <w:sz w:val="18"/>
+                <w:szCs w:val="18"/>
+                <w:lang w:val="en-US" w:eastAsia="zh-CN" w:bidi="ar"/>
+              </w:rPr>
+            </w:pPr>
+            <w:r>
+              <w:rPr>
+                <w:rFonts w:hint="default" w:ascii="Times New Roman" w:hAnsi="Times New Roman" w:eastAsia="方正兰亭大黑_GBK" w:cs="Times New Roman"/>
+                <w:sz w:val="18"/>
+                <w:szCs w:val="18"/>
+                <w:lang w:eastAsia="zh-CN" w:bidi="ar"/>
+              </w:rPr>
+              <w:t>≥90%</w:t>
             </w:r>
           </w:p>
         </w:tc>
@@ -26005,10 +26151,10 @@
           <w:tblBorders>
             <w:top w:val="single" w:color="416AAB" w:sz="24" w:space="0"/>
             <w:left w:val="single" w:color="416AAB" w:sz="24" w:space="0"/>
-            <w:bottom w:val="single" w:color="A4A4A4" w:sz="4" w:space="0"/>
+            <w:bottom w:val="single" w:color="416AAB" w:sz="24" w:space="0"/>
             <w:right w:val="single" w:color="416AAB" w:sz="24" w:space="0"/>
-            <w:insideH w:val="single" w:color="A4A4A4" w:sz="4" w:space="0"/>
-            <w:insideV w:val="single" w:color="A4A4A4" w:sz="4" w:space="0"/>
+            <w:insideH w:val="single" w:color="416AAB" w:sz="24" w:space="0"/>
+            <w:insideV w:val="single" w:color="416AAB" w:sz="24" w:space="0"/>
           </w:tblBorders>
           <w:tblCellMar>
             <w:top w:w="0" w:type="dxa"/>
@@ -26018,113 +26164,147 @@
           </w:tblCellMar>
         </w:tblPrEx>
         <w:trPr>
-          <w:trHeight w:val="512" w:hRule="atLeast"/>
+          <w:trHeight w:val="454" w:hRule="atLeast"/>
           <w:jc w:val="center"/>
         </w:trPr>
         <w:tc>
           <w:tcPr>
-            <w:tcW w:w="1987" w:type="dxa"/>
+            <w:tcW w:w="1984" w:type="dxa"/>
             <w:vMerge w:val="continue"/>
             <w:tcBorders>
+              <w:top w:val="single" w:color="A4A4A4" w:sz="4" w:space="0"/>
               <w:left w:val="nil"/>
+              <w:bottom w:val="single" w:color="A4A4A4" w:sz="4" w:space="0"/>
+              <w:right w:val="single" w:color="A4A4A4" w:sz="4" w:space="0"/>
             </w:tcBorders>
-            <w:vAlign w:val="center"/>
-          </w:tcPr>
-          <w:p>
-            <w:pPr>
+            <w:shd w:val="clear" w:color="auto" w:fill="auto"/>
+            <w:vAlign w:val="center"/>
+          </w:tcPr>
+          <w:p>
+            <w:pPr>
+              <w:keepNext w:val="0"/>
+              <w:keepLines w:val="0"/>
+              <w:pageBreakBefore w:val="0"/>
               <w:widowControl w:val="0"/>
+              <w:kinsoku/>
+              <w:wordWrap/>
+              <w:overflowPunct/>
+              <w:topLinePunct w:val="0"/>
+              <w:autoSpaceDN/>
+              <w:bidi w:val="0"/>
+              <w:adjustRightInd/>
+              <w:snapToGrid/>
+              <w:ind w:left="57" w:right="57"/>
+              <w:jc w:val="center"/>
+              <w:textAlignment w:val="auto"/>
+              <w:rPr>
+                <w:rFonts w:hint="eastAsia" w:ascii="微软雅黑" w:hAnsi="微软雅黑" w:eastAsia="微软雅黑" w:cs="微软雅黑"/>
+                <w:b/>
+                <w:bCs/>
+                <w:sz w:val="18"/>
+                <w:szCs w:val="18"/>
+              </w:rPr>
+            </w:pPr>
+          </w:p>
+        </w:tc>
+        <w:tc>
+          <w:tcPr>
+            <w:tcW w:w="2717" w:type="dxa"/>
+            <w:tcBorders>
+              <w:top w:val="single" w:color="A4A4A4" w:sz="4" w:space="0"/>
+              <w:left w:val="single" w:color="A4A4A4" w:sz="4" w:space="0"/>
+              <w:bottom w:val="single" w:color="A4A4A4" w:sz="4" w:space="0"/>
+              <w:right w:val="single" w:color="A4A4A4" w:sz="4" w:space="0"/>
+            </w:tcBorders>
+            <w:shd w:val="clear" w:color="auto" w:fill="auto"/>
+            <w:vAlign w:val="center"/>
+          </w:tcPr>
+          <w:p>
+            <w:pPr>
+              <w:keepNext w:val="0"/>
+              <w:keepLines w:val="0"/>
+              <w:pageBreakBefore w:val="0"/>
+              <w:widowControl w:val="0"/>
+              <w:kinsoku/>
+              <w:wordWrap/>
+              <w:overflowPunct/>
+              <w:topLinePunct w:val="0"/>
+              <w:autoSpaceDE w:val="0"/>
+              <w:autoSpaceDN/>
+              <w:bidi w:val="0"/>
+              <w:adjustRightInd/>
+              <w:snapToGrid/>
               <w:spacing w:after="0" w:line="240" w:lineRule="auto"/>
-              <w:ind w:left="119"/>
+              <w:ind w:left="110" w:leftChars="50"/>
               <w:jc w:val="center"/>
-              <w:rPr>
-                <w:rFonts w:ascii="Times New Roman" w:hAnsi="Times New Roman" w:eastAsia="微软雅黑" w:cs="Times New Roman"/>
-                <w:b/>
-                <w:sz w:val="18"/>
-                <w:szCs w:val="18"/>
-              </w:rPr>
-            </w:pPr>
-          </w:p>
-        </w:tc>
-        <w:tc>
-          <w:tcPr>
-            <w:tcW w:w="2721" w:type="dxa"/>
-            <w:vAlign w:val="center"/>
-          </w:tcPr>
-          <w:p>
-            <w:pPr>
-              <w:widowControl w:val="0"/>
+              <w:textAlignment w:val="auto"/>
+              <w:rPr>
+                <w:rFonts w:hint="default" w:ascii="Times New Roman" w:hAnsi="Times New Roman" w:eastAsia="微软雅黑" w:cs="Times New Roman"/>
+                <w:sz w:val="18"/>
+                <w:szCs w:val="18"/>
+                <w:lang w:val="en-US" w:eastAsia="zh-CN" w:bidi="ar"/>
+              </w:rPr>
+            </w:pPr>
+            <w:r>
+              <w:rPr>
+                <w:rFonts w:hint="default" w:ascii="Times New Roman" w:hAnsi="Times New Roman" w:eastAsia="微软雅黑" w:cs="Times New Roman"/>
+                <w:sz w:val="18"/>
+                <w:szCs w:val="18"/>
+                <w:lang w:eastAsia="zh-CN" w:bidi="ar"/>
+              </w:rPr>
+              <w:t>DNA基因组比对率</w:t>
+            </w:r>
+          </w:p>
+        </w:tc>
+        <w:tc>
+          <w:tcPr>
+            <w:tcW w:w="2378" w:type="dxa"/>
+            <w:tcBorders>
+              <w:top w:val="single" w:color="A4A4A4" w:sz="4" w:space="0"/>
+              <w:left w:val="single" w:color="A4A4A4" w:sz="4" w:space="0"/>
+              <w:bottom w:val="single" w:color="A4A4A4" w:sz="4" w:space="0"/>
+              <w:right w:val="single" w:color="A4A4A4" w:sz="4" w:space="0"/>
+            </w:tcBorders>
+            <w:shd w:val="clear" w:color="auto" w:fill="auto"/>
+            <w:vAlign w:val="center"/>
+          </w:tcPr>
+          <w:p>
+            <w:pPr>
+              <w:keepNext w:val="0"/>
+              <w:keepLines w:val="0"/>
+              <w:pageBreakBefore w:val="0"/>
+              <w:widowControl/>
+              <w:kinsoku/>
+              <w:wordWrap/>
+              <w:overflowPunct/>
+              <w:topLinePunct w:val="0"/>
+              <w:autoSpaceDN/>
+              <w:bidi w:val="0"/>
+              <w:adjustRightInd/>
+              <w:snapToGrid/>
               <w:spacing w:after="0" w:line="240" w:lineRule="auto"/>
-              <w:ind w:left="119"/>
+              <w:ind w:left="119" w:leftChars="0"/>
               <w:jc w:val="center"/>
-              <w:rPr>
-                <w:rFonts w:ascii="Times New Roman" w:hAnsi="Times New Roman" w:eastAsia="微软雅黑" w:cs="Times New Roman"/>
-                <w:bCs/>
-                <w:sz w:val="18"/>
-                <w:szCs w:val="18"/>
-                <w:lang w:eastAsia="zh-CN"/>
-              </w:rPr>
-            </w:pPr>
-            <w:r>
-              <w:rPr>
-                <w:rFonts w:ascii="Times New Roman" w:hAnsi="Times New Roman" w:eastAsia="微软雅黑" w:cs="Times New Roman"/>
-                <w:bCs/>
-                <w:sz w:val="18"/>
-                <w:szCs w:val="18"/>
-                <w:lang w:eastAsia="zh-CN"/>
-              </w:rPr>
-              <w:t>HRR</w:t>
+              <w:textAlignment w:val="auto"/>
+              <w:rPr>
+                <w:rFonts w:hint="default" w:ascii="Times New Roman" w:hAnsi="Times New Roman" w:eastAsia="微软雅黑" w:cs="Times New Roman"/>
+                <w:sz w:val="18"/>
+                <w:szCs w:val="18"/>
+                <w:lang w:val="en-US" w:eastAsia="zh-CN"/>
+              </w:rPr>
+            </w:pPr>
+            <w:r>
+              <w:rPr>
+                <w:rFonts w:hint="default" w:ascii="Times New Roman" w:hAnsi="Times New Roman" w:eastAsia="微软雅黑" w:cs="Times New Roman"/>
+                <w:sz w:val="18"/>
+                <w:szCs w:val="18"/>
+                <w:lang w:eastAsia="zh-CN"/>
+              </w:rPr>
+              <w:t>{{ ql_qc_g_info</w:t>
             </w:r>
             <w:r>
               <w:rPr>
                 <w:rFonts w:hint="eastAsia" w:ascii="Times New Roman" w:hAnsi="Times New Roman" w:eastAsia="微软雅黑" w:cs="Times New Roman"/>
-                <w:bCs/>
-                <w:sz w:val="18"/>
-                <w:szCs w:val="18"/>
-                <w:lang w:eastAsia="zh-CN"/>
-              </w:rPr>
-              <w:t>基因平均测序深度</w:t>
-            </w:r>
-          </w:p>
-        </w:tc>
-        <w:tc>
-          <w:tcPr>
-            <w:tcW w:w="2381" w:type="dxa"/>
-            <w:vAlign w:val="center"/>
-          </w:tcPr>
-          <w:p>
-            <w:pPr>
-              <w:widowControl w:val="0"/>
-              <w:spacing w:after="0" w:line="240" w:lineRule="auto"/>
-              <w:ind w:left="119"/>
-              <w:jc w:val="center"/>
-              <w:rPr>
-                <w:rFonts w:ascii="Times New Roman" w:hAnsi="Times New Roman" w:eastAsia="微软雅黑" w:cs="Times New Roman"/>
-                <w:sz w:val="18"/>
-                <w:szCs w:val="18"/>
-                <w:lang w:eastAsia="zh-CN"/>
-              </w:rPr>
-            </w:pPr>
-            <w:r>
-              <w:rPr>
-                <w:rFonts w:hint="eastAsia" w:ascii="Times New Roman" w:hAnsi="Times New Roman" w:eastAsia="微软雅黑" w:cs="Times New Roman"/>
-                <w:sz w:val="18"/>
-                <w:szCs w:val="18"/>
-                <w:lang w:eastAsia="zh-CN"/>
-              </w:rPr>
-              <w:t xml:space="preserve">{{ </w:t>
-            </w:r>
-            <w:r>
-              <w:rPr>
-                <w:rFonts w:ascii="Times New Roman" w:hAnsi="Times New Roman" w:eastAsia="微软雅黑" w:cs="Times New Roman"/>
-                <w:sz w:val="18"/>
-                <w:szCs w:val="18"/>
-                <w:lang w:eastAsia="zh-CN"/>
-              </w:rPr>
-              <w:t>ql_qc_g_info</w:t>
-            </w:r>
-            <w:r>
-              <w:rPr>
-                <w:rFonts w:hint="eastAsia" w:ascii="Times New Roman" w:hAnsi="Times New Roman" w:eastAsia="微软雅黑" w:cs="Times New Roman"/>
                 <w:sz w:val="18"/>
                 <w:szCs w:val="18"/>
                 <w:lang w:val="en-US" w:eastAsia="zh-CN"/>
@@ -26133,56 +26313,62 @@
             </w:r>
             <w:r>
               <w:rPr>
-                <w:rFonts w:hint="eastAsia" w:ascii="Times New Roman" w:hAnsi="Times New Roman" w:eastAsia="微软雅黑" w:cs="Times New Roman"/>
-                <w:sz w:val="18"/>
-                <w:szCs w:val="18"/>
-                <w:lang w:eastAsia="zh-CN"/>
-              </w:rPr>
-              <w:t>sequencing_depth }}</w:t>
-            </w:r>
-          </w:p>
-        </w:tc>
-        <w:tc>
-          <w:tcPr>
-            <w:tcW w:w="2721" w:type="dxa"/>
+                <w:rFonts w:hint="default" w:ascii="Times New Roman" w:hAnsi="Times New Roman" w:eastAsia="微软雅黑" w:cs="Times New Roman"/>
+                <w:sz w:val="18"/>
+                <w:szCs w:val="18"/>
+                <w:lang w:eastAsia="zh-CN"/>
+              </w:rPr>
+              <w:t>genome_alignment }}</w:t>
+            </w:r>
+          </w:p>
+        </w:tc>
+        <w:tc>
+          <w:tcPr>
+            <w:tcW w:w="2731" w:type="dxa"/>
+            <w:gridSpan w:val="2"/>
             <w:tcBorders>
+              <w:top w:val="single" w:color="A4A4A4" w:sz="4" w:space="0"/>
+              <w:left w:val="single" w:color="A4A4A4" w:sz="4" w:space="0"/>
+              <w:bottom w:val="single" w:color="A4A4A4" w:sz="4" w:space="0"/>
               <w:right w:val="nil"/>
             </w:tcBorders>
-            <w:vAlign w:val="center"/>
-          </w:tcPr>
-          <w:p>
-            <w:pPr>
-              <w:widowControl w:val="0"/>
+            <w:shd w:val="clear" w:color="auto" w:fill="auto"/>
+            <w:vAlign w:val="center"/>
+          </w:tcPr>
+          <w:p>
+            <w:pPr>
+              <w:keepNext w:val="0"/>
+              <w:keepLines w:val="0"/>
+              <w:pageBreakBefore w:val="0"/>
+              <w:widowControl/>
+              <w:kinsoku/>
+              <w:wordWrap/>
+              <w:overflowPunct/>
+              <w:topLinePunct w:val="0"/>
+              <w:autoSpaceDE w:val="0"/>
+              <w:autoSpaceDN/>
+              <w:bidi w:val="0"/>
+              <w:adjustRightInd/>
+              <w:snapToGrid/>
               <w:spacing w:after="0" w:line="240" w:lineRule="auto"/>
-              <w:ind w:left="119"/>
+              <w:ind w:left="110" w:leftChars="50"/>
               <w:jc w:val="center"/>
-              <w:rPr>
-                <w:rFonts w:ascii="Times New Roman" w:hAnsi="Times New Roman" w:eastAsia="微软雅黑" w:cs="Times New Roman"/>
-                <w:bCs/>
-                <w:sz w:val="18"/>
-                <w:szCs w:val="18"/>
-                <w:lang w:eastAsia="zh-CN"/>
-              </w:rPr>
-            </w:pPr>
-            <w:r>
-              <w:rPr>
-                <w:rFonts w:hint="eastAsia" w:ascii="Times New Roman" w:hAnsi="Times New Roman" w:eastAsia="微软雅黑" w:cs="Times New Roman"/>
-                <w:bCs/>
-                <w:sz w:val="18"/>
-                <w:szCs w:val="18"/>
-                <w:lang w:eastAsia="zh-CN"/>
-              </w:rPr>
-              <w:t>≥</w:t>
-            </w:r>
-            <w:r>
-              <w:rPr>
-                <w:rFonts w:ascii="Times New Roman" w:hAnsi="Times New Roman" w:eastAsia="微软雅黑" w:cs="Times New Roman"/>
-                <w:bCs/>
-                <w:sz w:val="18"/>
-                <w:szCs w:val="18"/>
-                <w:lang w:eastAsia="zh-CN"/>
-              </w:rPr>
-              <w:t>500</w:t>
+              <w:textAlignment w:val="auto"/>
+              <w:rPr>
+                <w:rFonts w:hint="default" w:ascii="Times New Roman" w:hAnsi="Times New Roman" w:eastAsia="方正兰亭大黑_GBK" w:cs="Times New Roman"/>
+                <w:sz w:val="18"/>
+                <w:szCs w:val="18"/>
+                <w:lang w:val="en-US" w:eastAsia="zh-CN" w:bidi="ar"/>
+              </w:rPr>
+            </w:pPr>
+            <w:r>
+              <w:rPr>
+                <w:rFonts w:hint="default" w:ascii="Times New Roman" w:hAnsi="Times New Roman" w:eastAsia="方正兰亭大黑_GBK" w:cs="Times New Roman"/>
+                <w:sz w:val="18"/>
+                <w:szCs w:val="18"/>
+                <w:lang w:val="en-US" w:eastAsia="zh-CN" w:bidi="ar"/>
+              </w:rPr>
+              <w:t>≥95%</w:t>
             </w:r>
           </w:p>
         </w:tc>
@@ -26192,10 +26378,10 @@
           <w:tblBorders>
             <w:top w:val="single" w:color="416AAB" w:sz="24" w:space="0"/>
             <w:left w:val="single" w:color="416AAB" w:sz="24" w:space="0"/>
-            <w:bottom w:val="single" w:color="A4A4A4" w:sz="4" w:space="0"/>
+            <w:bottom w:val="single" w:color="416AAB" w:sz="24" w:space="0"/>
             <w:right w:val="single" w:color="416AAB" w:sz="24" w:space="0"/>
-            <w:insideH w:val="single" w:color="A4A4A4" w:sz="4" w:space="0"/>
-            <w:insideV w:val="single" w:color="A4A4A4" w:sz="4" w:space="0"/>
+            <w:insideH w:val="single" w:color="416AAB" w:sz="24" w:space="0"/>
+            <w:insideV w:val="single" w:color="416AAB" w:sz="24" w:space="0"/>
           </w:tblBorders>
           <w:tblCellMar>
             <w:top w:w="0" w:type="dxa"/>
@@ -26205,92 +26391,153 @@
           </w:tblCellMar>
         </w:tblPrEx>
         <w:trPr>
-          <w:trHeight w:val="512" w:hRule="atLeast"/>
+          <w:trHeight w:val="454" w:hRule="atLeast"/>
           <w:jc w:val="center"/>
         </w:trPr>
         <w:tc>
           <w:tcPr>
-            <w:tcW w:w="1987" w:type="dxa"/>
+            <w:tcW w:w="1984" w:type="dxa"/>
             <w:vMerge w:val="continue"/>
             <w:tcBorders>
+              <w:top w:val="single" w:color="A4A4A4" w:sz="4" w:space="0"/>
               <w:left w:val="nil"/>
+              <w:bottom w:val="single" w:color="A4A4A4" w:sz="4" w:space="0"/>
+              <w:right w:val="single" w:color="A4A4A4" w:sz="4" w:space="0"/>
             </w:tcBorders>
-            <w:vAlign w:val="center"/>
-          </w:tcPr>
-          <w:p>
-            <w:pPr>
+            <w:shd w:val="clear" w:color="auto" w:fill="auto"/>
+            <w:vAlign w:val="center"/>
+          </w:tcPr>
+          <w:p>
+            <w:pPr>
+              <w:keepNext w:val="0"/>
+              <w:keepLines w:val="0"/>
+              <w:pageBreakBefore w:val="0"/>
               <w:widowControl w:val="0"/>
+              <w:kinsoku/>
+              <w:wordWrap/>
+              <w:overflowPunct/>
+              <w:topLinePunct w:val="0"/>
+              <w:autoSpaceDN/>
+              <w:bidi w:val="0"/>
+              <w:adjustRightInd/>
+              <w:snapToGrid/>
+              <w:ind w:left="57" w:right="57"/>
+              <w:jc w:val="center"/>
+              <w:textAlignment w:val="auto"/>
+              <w:rPr>
+                <w:rFonts w:hint="eastAsia" w:ascii="微软雅黑" w:hAnsi="微软雅黑" w:eastAsia="微软雅黑" w:cs="微软雅黑"/>
+                <w:b/>
+                <w:bCs/>
+                <w:sz w:val="18"/>
+                <w:szCs w:val="18"/>
+              </w:rPr>
+            </w:pPr>
+          </w:p>
+        </w:tc>
+        <w:tc>
+          <w:tcPr>
+            <w:tcW w:w="2717" w:type="dxa"/>
+            <w:tcBorders>
+              <w:top w:val="single" w:color="A4A4A4" w:sz="4" w:space="0"/>
+              <w:left w:val="single" w:color="A4A4A4" w:sz="4" w:space="0"/>
+              <w:bottom w:val="single" w:color="A4A4A4" w:sz="4" w:space="0"/>
+              <w:right w:val="single" w:color="A4A4A4" w:sz="4" w:space="0"/>
+            </w:tcBorders>
+            <w:shd w:val="clear" w:color="auto" w:fill="auto"/>
+            <w:vAlign w:val="center"/>
+          </w:tcPr>
+          <w:p>
+            <w:pPr>
+              <w:keepNext w:val="0"/>
+              <w:keepLines w:val="0"/>
+              <w:pageBreakBefore w:val="0"/>
+              <w:widowControl w:val="0"/>
+              <w:kinsoku/>
+              <w:wordWrap/>
+              <w:overflowPunct/>
+              <w:topLinePunct w:val="0"/>
+              <w:autoSpaceDE w:val="0"/>
+              <w:autoSpaceDN/>
+              <w:bidi w:val="0"/>
+              <w:adjustRightInd/>
+              <w:snapToGrid/>
               <w:spacing w:after="0" w:line="240" w:lineRule="auto"/>
-              <w:ind w:left="119"/>
+              <w:ind w:left="110" w:leftChars="50"/>
               <w:jc w:val="center"/>
-              <w:rPr>
-                <w:rFonts w:ascii="Times New Roman" w:hAnsi="Times New Roman" w:eastAsia="微软雅黑" w:cs="Times New Roman"/>
-                <w:b/>
-                <w:sz w:val="18"/>
-                <w:szCs w:val="18"/>
-              </w:rPr>
-            </w:pPr>
-          </w:p>
-        </w:tc>
-        <w:tc>
-          <w:tcPr>
-            <w:tcW w:w="2721" w:type="dxa"/>
-            <w:vAlign w:val="center"/>
-          </w:tcPr>
-          <w:p>
-            <w:pPr>
-              <w:widowControl w:val="0"/>
+              <w:textAlignment w:val="auto"/>
+              <w:rPr>
+                <w:rFonts w:hint="default" w:ascii="Times New Roman" w:hAnsi="Times New Roman" w:eastAsia="微软雅黑" w:cs="Times New Roman"/>
+                <w:sz w:val="18"/>
+                <w:szCs w:val="18"/>
+                <w:lang w:val="en-US" w:eastAsia="zh-CN" w:bidi="ar"/>
+              </w:rPr>
+            </w:pPr>
+            <w:r>
+              <w:rPr>
+                <w:rFonts w:hint="default" w:ascii="Times New Roman" w:hAnsi="Times New Roman" w:eastAsia="微软雅黑" w:cs="Times New Roman"/>
+                <w:sz w:val="18"/>
+                <w:szCs w:val="18"/>
+                <w:lang w:eastAsia="zh-CN" w:bidi="ar"/>
+              </w:rPr>
+              <w:t>DNA碱基质量Q30占比</w:t>
+            </w:r>
+          </w:p>
+        </w:tc>
+        <w:tc>
+          <w:tcPr>
+            <w:tcW w:w="2378" w:type="dxa"/>
+            <w:tcBorders>
+              <w:top w:val="single" w:color="A4A4A4" w:sz="4" w:space="0"/>
+              <w:left w:val="single" w:color="A4A4A4" w:sz="4" w:space="0"/>
+              <w:bottom w:val="single" w:color="A4A4A4" w:sz="4" w:space="0"/>
+              <w:right w:val="single" w:color="A4A4A4" w:sz="4" w:space="0"/>
+            </w:tcBorders>
+            <w:shd w:val="clear" w:color="auto" w:fill="auto"/>
+            <w:vAlign w:val="center"/>
+          </w:tcPr>
+          <w:p>
+            <w:pPr>
+              <w:keepNext w:val="0"/>
+              <w:keepLines w:val="0"/>
+              <w:pageBreakBefore w:val="0"/>
+              <w:widowControl/>
+              <w:kinsoku/>
+              <w:wordWrap/>
+              <w:overflowPunct/>
+              <w:topLinePunct w:val="0"/>
+              <w:autoSpaceDN/>
+              <w:bidi w:val="0"/>
+              <w:adjustRightInd/>
+              <w:snapToGrid/>
               <w:spacing w:after="0" w:line="240" w:lineRule="auto"/>
-              <w:ind w:left="119"/>
+              <w:ind w:left="119" w:leftChars="0"/>
               <w:jc w:val="center"/>
-              <w:rPr>
-                <w:rFonts w:ascii="Times New Roman" w:hAnsi="Times New Roman" w:eastAsia="微软雅黑" w:cs="Times New Roman"/>
-                <w:bCs/>
-                <w:sz w:val="18"/>
-                <w:szCs w:val="18"/>
-                <w:lang w:eastAsia="zh-CN"/>
-              </w:rPr>
-            </w:pPr>
-            <w:r>
-              <w:rPr>
-                <w:rFonts w:ascii="Times New Roman" w:hAnsi="Times New Roman" w:eastAsia="微软雅黑" w:cs="Times New Roman"/>
-                <w:bCs/>
-                <w:sz w:val="18"/>
-                <w:szCs w:val="18"/>
-                <w:lang w:eastAsia="zh-CN"/>
-              </w:rPr>
-              <w:t>HRR</w:t>
+              <w:textAlignment w:val="auto"/>
+              <w:rPr>
+                <w:rFonts w:hint="default" w:ascii="Times New Roman" w:hAnsi="Times New Roman" w:eastAsia="微软雅黑" w:cs="Times New Roman"/>
+                <w:sz w:val="18"/>
+                <w:szCs w:val="18"/>
+                <w:lang w:val="en-US" w:eastAsia="zh-CN"/>
+              </w:rPr>
+            </w:pPr>
+            <w:r>
+              <w:rPr>
+                <w:rFonts w:hint="default" w:ascii="Times New Roman" w:hAnsi="Times New Roman" w:eastAsia="微软雅黑" w:cs="Times New Roman"/>
+                <w:sz w:val="18"/>
+                <w:szCs w:val="18"/>
+                <w:lang w:eastAsia="zh-CN"/>
+              </w:rPr>
+              <w:t>{{ ql_qc_g_info</w:t>
             </w:r>
             <w:r>
               <w:rPr>
                 <w:rFonts w:hint="eastAsia" w:ascii="Times New Roman" w:hAnsi="Times New Roman" w:eastAsia="微软雅黑" w:cs="Times New Roman"/>
-                <w:bCs/>
-                <w:sz w:val="18"/>
-                <w:szCs w:val="18"/>
-                <w:lang w:eastAsia="zh-CN"/>
-              </w:rPr>
-              <w:t>基因覆盖均一性</w:t>
-            </w:r>
-          </w:p>
-        </w:tc>
-        <w:tc>
-          <w:tcPr>
-            <w:tcW w:w="2381" w:type="dxa"/>
-            <w:vAlign w:val="center"/>
-          </w:tcPr>
-          <w:p>
-            <w:pPr>
-              <w:widowControl w:val="0"/>
-              <w:spacing w:after="0" w:line="240" w:lineRule="auto"/>
-              <w:ind w:left="119"/>
-              <w:jc w:val="center"/>
-              <w:rPr>
-                <w:rFonts w:ascii="Times New Roman" w:hAnsi="Times New Roman" w:eastAsia="微软雅黑" w:cs="Times New Roman"/>
-                <w:sz w:val="18"/>
-                <w:szCs w:val="18"/>
-                <w:lang w:eastAsia="zh-CN"/>
-              </w:rPr>
-            </w:pPr>
+                <w:sz w:val="18"/>
+                <w:szCs w:val="18"/>
+                <w:lang w:val="en-US" w:eastAsia="zh-CN"/>
+              </w:rPr>
+              <w:t>.</w:t>
+            </w:r>
             <w:r>
               <w:rPr>
                 <w:rFonts w:hint="eastAsia" w:ascii="Times New Roman" w:hAnsi="Times New Roman" w:eastAsia="微软雅黑" w:cs="Times New Roman"/>
@@ -26298,78 +26545,66 @@
                 <w:szCs w:val="18"/>
                 <w:lang w:eastAsia="zh-CN"/>
               </w:rPr>
-              <w:t xml:space="preserve">{{ </w:t>
-            </w:r>
-            <w:r>
-              <w:rPr>
-                <w:rFonts w:ascii="Times New Roman" w:hAnsi="Times New Roman" w:eastAsia="微软雅黑" w:cs="Times New Roman"/>
-                <w:sz w:val="18"/>
-                <w:szCs w:val="18"/>
-                <w:lang w:eastAsia="zh-CN"/>
-              </w:rPr>
-              <w:t>ql_qc_g_info</w:t>
-            </w:r>
-            <w:r>
-              <w:rPr>
-                <w:rFonts w:hint="eastAsia" w:ascii="Times New Roman" w:hAnsi="Times New Roman" w:eastAsia="微软雅黑" w:cs="Times New Roman"/>
-                <w:sz w:val="18"/>
-                <w:szCs w:val="18"/>
-                <w:lang w:val="en-US" w:eastAsia="zh-CN"/>
-              </w:rPr>
-              <w:t>.</w:t>
-            </w:r>
-            <w:r>
-              <w:rPr>
-                <w:rFonts w:hint="eastAsia" w:ascii="Times New Roman" w:hAnsi="Times New Roman" w:eastAsia="微软雅黑" w:cs="Times New Roman"/>
-                <w:sz w:val="18"/>
-                <w:szCs w:val="18"/>
-                <w:lang w:eastAsia="zh-CN"/>
-              </w:rPr>
-              <w:t>coverage_uniformity }}</w:t>
-            </w:r>
-          </w:p>
-        </w:tc>
-        <w:tc>
-          <w:tcPr>
-            <w:tcW w:w="2721" w:type="dxa"/>
+              <w:t>base_quality</w:t>
+            </w:r>
+            <w:r>
+              <w:rPr>
+                <w:rFonts w:hint="default" w:ascii="Times New Roman" w:hAnsi="Times New Roman" w:eastAsia="微软雅黑" w:cs="Times New Roman"/>
+                <w:sz w:val="18"/>
+                <w:szCs w:val="18"/>
+                <w:lang w:eastAsia="zh-CN"/>
+              </w:rPr>
+              <w:t xml:space="preserve"> }}</w:t>
+            </w:r>
+          </w:p>
+        </w:tc>
+        <w:tc>
+          <w:tcPr>
+            <w:tcW w:w="2731" w:type="dxa"/>
+            <w:gridSpan w:val="2"/>
             <w:tcBorders>
+              <w:top w:val="single" w:color="A4A4A4" w:sz="4" w:space="0"/>
+              <w:left w:val="single" w:color="A4A4A4" w:sz="4" w:space="0"/>
+              <w:bottom w:val="single" w:color="A4A4A4" w:sz="4" w:space="0"/>
               <w:right w:val="nil"/>
             </w:tcBorders>
-            <w:vAlign w:val="center"/>
-          </w:tcPr>
-          <w:p>
-            <w:pPr>
-              <w:widowControl w:val="0"/>
+            <w:shd w:val="clear" w:color="auto" w:fill="auto"/>
+            <w:vAlign w:val="center"/>
+          </w:tcPr>
+          <w:p>
+            <w:pPr>
+              <w:keepNext w:val="0"/>
+              <w:keepLines w:val="0"/>
+              <w:pageBreakBefore w:val="0"/>
+              <w:widowControl/>
+              <w:kinsoku/>
+              <w:wordWrap/>
+              <w:overflowPunct/>
+              <w:topLinePunct w:val="0"/>
+              <w:autoSpaceDE w:val="0"/>
+              <w:autoSpaceDN/>
+              <w:bidi w:val="0"/>
+              <w:adjustRightInd/>
+              <w:snapToGrid/>
               <w:spacing w:after="0" w:line="240" w:lineRule="auto"/>
-              <w:ind w:left="119"/>
+              <w:ind w:left="110" w:leftChars="50"/>
               <w:jc w:val="center"/>
-              <w:rPr>
-                <w:rFonts w:ascii="Times New Roman" w:hAnsi="Times New Roman" w:eastAsia="微软雅黑" w:cs="Times New Roman"/>
-                <w:bCs/>
-                <w:sz w:val="18"/>
-                <w:szCs w:val="18"/>
-                <w:lang w:eastAsia="zh-CN"/>
-              </w:rPr>
-            </w:pPr>
-            <w:r>
-              <w:rPr>
-                <w:rFonts w:hint="eastAsia" w:ascii="Times New Roman" w:hAnsi="Times New Roman" w:eastAsia="微软雅黑" w:cs="Times New Roman"/>
-                <w:bCs/>
-                <w:sz w:val="18"/>
-                <w:szCs w:val="18"/>
-                <w:lang w:eastAsia="zh-CN"/>
-              </w:rPr>
-              <w:t>≥</w:t>
-            </w:r>
-            <w:r>
-              <w:rPr>
-                <w:rFonts w:ascii="Times New Roman" w:hAnsi="Times New Roman" w:eastAsia="微软雅黑" w:cs="Times New Roman"/>
-                <w:bCs/>
-                <w:sz w:val="18"/>
-                <w:szCs w:val="18"/>
-                <w:lang w:eastAsia="zh-CN"/>
-              </w:rPr>
-              <w:t>90%</w:t>
+              <w:textAlignment w:val="auto"/>
+              <w:rPr>
+                <w:rFonts w:hint="default" w:ascii="微软雅黑" w:hAnsi="微软雅黑" w:eastAsia="微软雅黑" w:cs="微软雅黑"/>
+                <w:sz w:val="18"/>
+                <w:szCs w:val="18"/>
+                <w:lang w:val="en-US" w:eastAsia="zh-CN" w:bidi="ar"/>
+              </w:rPr>
+            </w:pPr>
+            <w:r>
+              <w:rPr>
+                <w:rFonts w:hint="default" w:ascii="Times New Roman" w:hAnsi="Times New Roman" w:eastAsia="方正兰亭大黑_GBK" w:cs="Times New Roman"/>
+                <w:sz w:val="18"/>
+                <w:szCs w:val="18"/>
+                <w:lang w:eastAsia="zh-CN" w:bidi="ar"/>
+              </w:rPr>
+              <w:t>≥80%</w:t>
             </w:r>
           </w:p>
         </w:tc>
@@ -26379,10 +26614,10 @@
           <w:tblBorders>
             <w:top w:val="single" w:color="416AAB" w:sz="24" w:space="0"/>
             <w:left w:val="single" w:color="416AAB" w:sz="24" w:space="0"/>
-            <w:bottom w:val="single" w:color="A4A4A4" w:sz="4" w:space="0"/>
+            <w:bottom w:val="single" w:color="416AAB" w:sz="24" w:space="0"/>
             <w:right w:val="single" w:color="416AAB" w:sz="24" w:space="0"/>
-            <w:insideH w:val="single" w:color="A4A4A4" w:sz="4" w:space="0"/>
-            <w:insideV w:val="single" w:color="A4A4A4" w:sz="4" w:space="0"/>
+            <w:insideH w:val="single" w:color="416AAB" w:sz="24" w:space="0"/>
+            <w:insideV w:val="single" w:color="416AAB" w:sz="24" w:space="0"/>
           </w:tblBorders>
           <w:tblCellMar>
             <w:top w:w="0" w:type="dxa"/>
@@ -26392,414 +26627,58 @@
           </w:tblCellMar>
         </w:tblPrEx>
         <w:trPr>
-          <w:trHeight w:val="512" w:hRule="atLeast"/>
+          <w:gridAfter w:val="1"/>
+          <w:wAfter w:w="19" w:type="dxa"/>
+          <w:trHeight w:val="454" w:hRule="atLeast"/>
           <w:jc w:val="center"/>
         </w:trPr>
         <w:tc>
           <w:tcPr>
-            <w:tcW w:w="1987" w:type="dxa"/>
-            <w:vMerge w:val="continue"/>
+            <w:tcW w:w="1984" w:type="dxa"/>
             <w:tcBorders>
+              <w:top w:val="single" w:color="A4A4A4" w:sz="4" w:space="0"/>
               <w:left w:val="nil"/>
-            </w:tcBorders>
-            <w:vAlign w:val="center"/>
-          </w:tcPr>
-          <w:p>
-            <w:pPr>
-              <w:widowControl w:val="0"/>
-              <w:spacing w:after="0" w:line="240" w:lineRule="auto"/>
-              <w:ind w:left="119"/>
-              <w:jc w:val="center"/>
-              <w:rPr>
-                <w:rFonts w:ascii="Times New Roman" w:hAnsi="Times New Roman" w:eastAsia="微软雅黑" w:cs="Times New Roman"/>
-                <w:b/>
-                <w:sz w:val="18"/>
-                <w:szCs w:val="18"/>
-              </w:rPr>
-            </w:pPr>
-          </w:p>
-        </w:tc>
-        <w:tc>
-          <w:tcPr>
-            <w:tcW w:w="2721" w:type="dxa"/>
-            <w:vAlign w:val="center"/>
-          </w:tcPr>
-          <w:p>
-            <w:pPr>
-              <w:widowControl w:val="0"/>
-              <w:spacing w:after="0" w:line="240" w:lineRule="auto"/>
-              <w:ind w:left="119"/>
-              <w:jc w:val="center"/>
-              <w:rPr>
-                <w:rFonts w:ascii="Times New Roman" w:hAnsi="Times New Roman" w:eastAsia="微软雅黑" w:cs="Times New Roman"/>
-                <w:bCs/>
-                <w:sz w:val="18"/>
-                <w:szCs w:val="18"/>
-                <w:lang w:eastAsia="zh-CN"/>
-              </w:rPr>
-            </w:pPr>
-            <w:r>
-              <w:rPr>
-                <w:rFonts w:hint="eastAsia" w:ascii="Times New Roman" w:hAnsi="Times New Roman" w:eastAsia="微软雅黑" w:cs="Times New Roman"/>
-                <w:bCs/>
-                <w:sz w:val="18"/>
-                <w:szCs w:val="18"/>
-                <w:lang w:eastAsia="zh-CN"/>
-              </w:rPr>
-              <w:t>基因组比对率</w:t>
-            </w:r>
-          </w:p>
-        </w:tc>
-        <w:tc>
-          <w:tcPr>
-            <w:tcW w:w="2381" w:type="dxa"/>
-            <w:vAlign w:val="center"/>
-          </w:tcPr>
-          <w:p>
-            <w:pPr>
-              <w:widowControl w:val="0"/>
-              <w:spacing w:after="0" w:line="240" w:lineRule="auto"/>
-              <w:ind w:left="119"/>
-              <w:jc w:val="center"/>
-              <w:rPr>
-                <w:rFonts w:ascii="Times New Roman" w:hAnsi="Times New Roman" w:eastAsia="微软雅黑" w:cs="Times New Roman"/>
-                <w:sz w:val="18"/>
-                <w:szCs w:val="18"/>
-                <w:lang w:eastAsia="zh-CN"/>
-              </w:rPr>
-            </w:pPr>
-            <w:r>
-              <w:rPr>
-                <w:rFonts w:hint="eastAsia" w:ascii="Times New Roman" w:hAnsi="Times New Roman" w:eastAsia="微软雅黑" w:cs="Times New Roman"/>
-                <w:sz w:val="18"/>
-                <w:szCs w:val="18"/>
-                <w:lang w:eastAsia="zh-CN"/>
-              </w:rPr>
-              <w:t xml:space="preserve">{{ </w:t>
-            </w:r>
-            <w:r>
-              <w:rPr>
-                <w:rFonts w:ascii="Times New Roman" w:hAnsi="Times New Roman" w:eastAsia="微软雅黑" w:cs="Times New Roman"/>
-                <w:sz w:val="18"/>
-                <w:szCs w:val="18"/>
-                <w:lang w:eastAsia="zh-CN"/>
-              </w:rPr>
-              <w:t>ql_qc_g_info</w:t>
-            </w:r>
-            <w:r>
-              <w:rPr>
-                <w:rFonts w:hint="eastAsia" w:ascii="Times New Roman" w:hAnsi="Times New Roman" w:eastAsia="微软雅黑" w:cs="Times New Roman"/>
-                <w:sz w:val="18"/>
-                <w:szCs w:val="18"/>
-                <w:lang w:val="en-US" w:eastAsia="zh-CN"/>
-              </w:rPr>
-              <w:t>.</w:t>
-            </w:r>
-            <w:r>
-              <w:rPr>
-                <w:rFonts w:hint="eastAsia" w:ascii="Times New Roman" w:hAnsi="Times New Roman" w:eastAsia="微软雅黑" w:cs="Times New Roman"/>
-                <w:sz w:val="18"/>
-                <w:szCs w:val="18"/>
-                <w:lang w:eastAsia="zh-CN"/>
-              </w:rPr>
-              <w:t>genome_alignment }}</w:t>
-            </w:r>
-          </w:p>
-        </w:tc>
-        <w:tc>
-          <w:tcPr>
-            <w:tcW w:w="2721" w:type="dxa"/>
-            <w:tcBorders>
-              <w:right w:val="nil"/>
-            </w:tcBorders>
-            <w:vAlign w:val="center"/>
-          </w:tcPr>
-          <w:p>
-            <w:pPr>
-              <w:widowControl w:val="0"/>
-              <w:spacing w:after="0" w:line="240" w:lineRule="auto"/>
-              <w:ind w:left="119"/>
-              <w:jc w:val="center"/>
-              <w:rPr>
-                <w:rFonts w:ascii="Times New Roman" w:hAnsi="Times New Roman" w:eastAsia="微软雅黑" w:cs="Times New Roman"/>
-                <w:bCs/>
-                <w:sz w:val="18"/>
-                <w:szCs w:val="18"/>
-                <w:lang w:eastAsia="zh-CN"/>
-              </w:rPr>
-            </w:pPr>
-            <w:r>
-              <w:rPr>
-                <w:rFonts w:hint="eastAsia" w:ascii="Times New Roman" w:hAnsi="Times New Roman" w:eastAsia="微软雅黑" w:cs="Times New Roman"/>
-                <w:bCs/>
-                <w:sz w:val="18"/>
-                <w:szCs w:val="18"/>
-                <w:lang w:eastAsia="zh-CN"/>
-              </w:rPr>
-              <w:t>≥9</w:t>
-            </w:r>
-            <w:r>
-              <w:rPr>
-                <w:rFonts w:ascii="Times New Roman" w:hAnsi="Times New Roman" w:eastAsia="微软雅黑" w:cs="Times New Roman"/>
-                <w:bCs/>
-                <w:sz w:val="18"/>
-                <w:szCs w:val="18"/>
-              </w:rPr>
-              <w:t>5%</w:t>
-            </w:r>
-          </w:p>
-        </w:tc>
-      </w:tr>
-      <w:tr>
-        <w:tblPrEx>
-          <w:tblBorders>
-            <w:top w:val="single" w:color="416AAB" w:sz="24" w:space="0"/>
-            <w:left w:val="single" w:color="416AAB" w:sz="24" w:space="0"/>
-            <w:bottom w:val="single" w:color="A4A4A4" w:sz="4" w:space="0"/>
-            <w:right w:val="single" w:color="416AAB" w:sz="24" w:space="0"/>
-            <w:insideH w:val="single" w:color="A4A4A4" w:sz="4" w:space="0"/>
-            <w:insideV w:val="single" w:color="A4A4A4" w:sz="4" w:space="0"/>
-          </w:tblBorders>
-          <w:tblCellMar>
-            <w:top w:w="0" w:type="dxa"/>
-            <w:left w:w="0" w:type="dxa"/>
-            <w:bottom w:w="0" w:type="dxa"/>
-            <w:right w:w="0" w:type="dxa"/>
-          </w:tblCellMar>
-        </w:tblPrEx>
-        <w:trPr>
-          <w:trHeight w:val="512" w:hRule="atLeast"/>
-          <w:jc w:val="center"/>
-        </w:trPr>
-        <w:tc>
-          <w:tcPr>
-            <w:tcW w:w="1987" w:type="dxa"/>
-            <w:vMerge w:val="continue"/>
-            <w:tcBorders>
-              <w:left w:val="nil"/>
-            </w:tcBorders>
-            <w:vAlign w:val="center"/>
-          </w:tcPr>
-          <w:p>
-            <w:pPr>
-              <w:widowControl w:val="0"/>
-              <w:spacing w:after="0" w:line="240" w:lineRule="auto"/>
-              <w:ind w:left="119"/>
-              <w:jc w:val="center"/>
-              <w:rPr>
-                <w:rFonts w:ascii="Times New Roman" w:hAnsi="Times New Roman" w:eastAsia="微软雅黑" w:cs="Times New Roman"/>
-                <w:b/>
-                <w:sz w:val="21"/>
-              </w:rPr>
-            </w:pPr>
-          </w:p>
-        </w:tc>
-        <w:tc>
-          <w:tcPr>
-            <w:tcW w:w="2721" w:type="dxa"/>
-            <w:vAlign w:val="center"/>
-          </w:tcPr>
-          <w:p>
-            <w:pPr>
-              <w:widowControl w:val="0"/>
-              <w:spacing w:after="0" w:line="240" w:lineRule="auto"/>
-              <w:ind w:left="119"/>
-              <w:jc w:val="center"/>
-              <w:rPr>
-                <w:rFonts w:ascii="Times New Roman" w:hAnsi="Times New Roman" w:eastAsia="微软雅黑" w:cs="Times New Roman"/>
-                <w:bCs/>
-                <w:sz w:val="18"/>
-                <w:szCs w:val="18"/>
-                <w:lang w:eastAsia="zh-CN"/>
-              </w:rPr>
-            </w:pPr>
-            <w:r>
-              <w:rPr>
-                <w:rFonts w:ascii="Times New Roman" w:hAnsi="Times New Roman" w:eastAsia="微软雅黑" w:cs="Times New Roman"/>
-                <w:bCs/>
-                <w:sz w:val="18"/>
-                <w:szCs w:val="18"/>
-              </w:rPr>
-              <w:t>碱基质量Q30</w:t>
-            </w:r>
-            <w:r>
-              <w:rPr>
-                <w:rFonts w:hint="eastAsia" w:ascii="Times New Roman" w:hAnsi="Times New Roman" w:eastAsia="微软雅黑" w:cs="Times New Roman"/>
-                <w:bCs/>
-                <w:sz w:val="18"/>
-                <w:szCs w:val="18"/>
-                <w:lang w:eastAsia="zh-CN"/>
-              </w:rPr>
-              <w:t>占比</w:t>
-            </w:r>
-          </w:p>
-        </w:tc>
-        <w:tc>
-          <w:tcPr>
-            <w:tcW w:w="2381" w:type="dxa"/>
-            <w:vAlign w:val="center"/>
-          </w:tcPr>
-          <w:p>
-            <w:pPr>
-              <w:widowControl w:val="0"/>
-              <w:spacing w:after="0" w:line="240" w:lineRule="auto"/>
-              <w:ind w:left="119"/>
-              <w:jc w:val="center"/>
-              <w:rPr>
-                <w:rFonts w:ascii="Times New Roman" w:hAnsi="Times New Roman" w:eastAsia="微软雅黑" w:cs="Times New Roman"/>
-                <w:sz w:val="18"/>
-                <w:szCs w:val="18"/>
-                <w:lang w:eastAsia="zh-CN"/>
-              </w:rPr>
-            </w:pPr>
-            <w:r>
-              <w:rPr>
-                <w:rFonts w:hint="eastAsia" w:ascii="Times New Roman" w:hAnsi="Times New Roman" w:eastAsia="微软雅黑" w:cs="Times New Roman"/>
-                <w:sz w:val="18"/>
-                <w:szCs w:val="18"/>
-                <w:lang w:eastAsia="zh-CN"/>
-              </w:rPr>
-              <w:t xml:space="preserve">{{ </w:t>
-            </w:r>
-            <w:r>
-              <w:rPr>
-                <w:rFonts w:ascii="Times New Roman" w:hAnsi="Times New Roman" w:eastAsia="微软雅黑" w:cs="Times New Roman"/>
-                <w:sz w:val="18"/>
-                <w:szCs w:val="18"/>
-                <w:lang w:eastAsia="zh-CN"/>
-              </w:rPr>
-              <w:t>ql_qc_g_info</w:t>
-            </w:r>
-            <w:r>
-              <w:rPr>
-                <w:rFonts w:hint="eastAsia" w:ascii="Times New Roman" w:hAnsi="Times New Roman" w:eastAsia="微软雅黑" w:cs="Times New Roman"/>
-                <w:sz w:val="18"/>
-                <w:szCs w:val="18"/>
-                <w:lang w:val="en-US" w:eastAsia="zh-CN"/>
-              </w:rPr>
-              <w:t>.</w:t>
-            </w:r>
-            <w:r>
-              <w:rPr>
-                <w:rFonts w:hint="eastAsia" w:ascii="Times New Roman" w:hAnsi="Times New Roman" w:eastAsia="微软雅黑" w:cs="Times New Roman"/>
-                <w:sz w:val="18"/>
-                <w:szCs w:val="18"/>
-                <w:lang w:eastAsia="zh-CN"/>
-              </w:rPr>
-              <w:t>base_quality }}</w:t>
-            </w:r>
-          </w:p>
-        </w:tc>
-        <w:tc>
-          <w:tcPr>
-            <w:tcW w:w="2721" w:type="dxa"/>
-            <w:tcBorders>
-              <w:right w:val="nil"/>
-            </w:tcBorders>
-            <w:vAlign w:val="center"/>
-          </w:tcPr>
-          <w:p>
-            <w:pPr>
-              <w:widowControl w:val="0"/>
-              <w:spacing w:after="0" w:line="240" w:lineRule="auto"/>
-              <w:ind w:left="119"/>
-              <w:jc w:val="center"/>
-              <w:rPr>
-                <w:rFonts w:ascii="Times New Roman" w:hAnsi="Times New Roman" w:eastAsia="微软雅黑" w:cs="Times New Roman"/>
-                <w:bCs/>
-                <w:sz w:val="18"/>
-                <w:szCs w:val="18"/>
-                <w:lang w:eastAsia="zh-CN"/>
-              </w:rPr>
-            </w:pPr>
-            <w:r>
-              <w:rPr>
-                <w:rFonts w:hint="eastAsia" w:ascii="Times New Roman" w:hAnsi="Times New Roman" w:eastAsia="微软雅黑" w:cs="Times New Roman"/>
-                <w:bCs/>
-                <w:sz w:val="18"/>
-                <w:szCs w:val="18"/>
-                <w:lang w:eastAsia="zh-CN"/>
-              </w:rPr>
-              <w:t>≥</w:t>
-            </w:r>
-            <w:r>
-              <w:rPr>
-                <w:rFonts w:ascii="Times New Roman" w:hAnsi="Times New Roman" w:eastAsia="微软雅黑" w:cs="Times New Roman"/>
-                <w:bCs/>
-                <w:sz w:val="18"/>
-                <w:szCs w:val="18"/>
-              </w:rPr>
-              <w:t>8</w:t>
-            </w:r>
-            <w:r>
-              <w:rPr>
-                <w:rFonts w:hint="eastAsia" w:ascii="Times New Roman" w:hAnsi="Times New Roman" w:eastAsia="微软雅黑" w:cs="Times New Roman"/>
-                <w:bCs/>
-                <w:sz w:val="18"/>
-                <w:szCs w:val="18"/>
-                <w:lang w:eastAsia="zh-CN"/>
-              </w:rPr>
-              <w:t>0</w:t>
-            </w:r>
-            <w:r>
-              <w:rPr>
-                <w:rFonts w:ascii="Times New Roman" w:hAnsi="Times New Roman" w:eastAsia="微软雅黑" w:cs="Times New Roman"/>
-                <w:bCs/>
-                <w:sz w:val="18"/>
-                <w:szCs w:val="18"/>
-              </w:rPr>
-              <w:t>%</w:t>
-            </w:r>
-          </w:p>
-        </w:tc>
-      </w:tr>
-      <w:tr>
-        <w:tblPrEx>
-          <w:tblBorders>
-            <w:top w:val="single" w:color="416AAB" w:sz="24" w:space="0"/>
-            <w:left w:val="single" w:color="416AAB" w:sz="24" w:space="0"/>
-            <w:bottom w:val="single" w:color="A4A4A4" w:sz="4" w:space="0"/>
-            <w:right w:val="single" w:color="416AAB" w:sz="24" w:space="0"/>
-            <w:insideH w:val="single" w:color="A4A4A4" w:sz="4" w:space="0"/>
-            <w:insideV w:val="single" w:color="A4A4A4" w:sz="4" w:space="0"/>
-          </w:tblBorders>
-          <w:tblCellMar>
-            <w:top w:w="0" w:type="dxa"/>
-            <w:left w:w="0" w:type="dxa"/>
-            <w:bottom w:w="0" w:type="dxa"/>
-            <w:right w:w="0" w:type="dxa"/>
-          </w:tblCellMar>
-        </w:tblPrEx>
-        <w:trPr>
-          <w:trHeight w:val="510" w:hRule="atLeast"/>
-          <w:jc w:val="center"/>
-        </w:trPr>
-        <w:tc>
-          <w:tcPr>
-            <w:tcW w:w="1987" w:type="dxa"/>
-            <w:tcBorders>
-              <w:left w:val="nil"/>
+              <w:bottom w:val="single" w:color="A4A4A4" w:sz="4" w:space="0"/>
+              <w:right w:val="single" w:color="A4A4A4" w:sz="4" w:space="0"/>
             </w:tcBorders>
             <w:shd w:val="clear" w:color="auto" w:fill="F1F1F1"/>
             <w:vAlign w:val="center"/>
           </w:tcPr>
           <w:p>
             <w:pPr>
+              <w:keepNext w:val="0"/>
+              <w:keepLines w:val="0"/>
+              <w:pageBreakBefore w:val="0"/>
               <w:widowControl w:val="0"/>
+              <w:kinsoku/>
+              <w:wordWrap/>
+              <w:overflowPunct/>
+              <w:topLinePunct w:val="0"/>
+              <w:autoSpaceDE w:val="0"/>
+              <w:autoSpaceDN/>
+              <w:bidi w:val="0"/>
+              <w:adjustRightInd/>
+              <w:snapToGrid/>
               <w:spacing w:after="0" w:line="240" w:lineRule="auto"/>
-              <w:ind w:left="119"/>
+              <w:ind w:left="110" w:leftChars="50"/>
               <w:jc w:val="center"/>
-              <w:rPr>
-                <w:rFonts w:ascii="Times New Roman" w:hAnsi="Times New Roman" w:eastAsia="微软雅黑" w:cs="Times New Roman"/>
+              <w:textAlignment w:val="auto"/>
+              <w:rPr>
+                <w:rFonts w:hint="default" w:ascii="Times New Roman" w:hAnsi="Times New Roman" w:eastAsia="微软雅黑" w:cs="Times New Roman"/>
                 <w:b/>
+                <w:bCs/>
                 <w:sz w:val="21"/>
-              </w:rPr>
-            </w:pPr>
-            <w:r>
-              <w:rPr>
-                <w:rFonts w:ascii="Times New Roman" w:hAnsi="Times New Roman" w:eastAsia="微软雅黑" w:cs="Times New Roman"/>
+                <w:szCs w:val="21"/>
+              </w:rPr>
+            </w:pPr>
+            <w:r>
+              <w:rPr>
+                <w:rFonts w:hint="default" w:ascii="Times New Roman" w:hAnsi="Times New Roman" w:eastAsia="微软雅黑" w:cs="Times New Roman"/>
                 <w:b/>
+                <w:bCs/>
                 <w:sz w:val="21"/>
+                <w:szCs w:val="21"/>
+                <w:lang w:eastAsia="zh-CN" w:bidi="ar"/>
               </w:rPr>
               <w:t>总体质量评估</w:t>
             </w:r>
@@ -26807,9 +26686,12 @@
         </w:tc>
         <w:tc>
           <w:tcPr>
-            <w:tcW w:w="7823" w:type="dxa"/>
+            <w:tcW w:w="7807" w:type="dxa"/>
             <w:gridSpan w:val="3"/>
             <w:tcBorders>
+              <w:top w:val="single" w:color="A4A4A4" w:sz="4" w:space="0"/>
+              <w:left w:val="single" w:color="A4A4A4" w:sz="4" w:space="0"/>
+              <w:bottom w:val="single" w:color="A4A4A4" w:sz="4" w:space="0"/>
               <w:right w:val="nil"/>
             </w:tcBorders>
             <w:shd w:val="clear" w:color="auto" w:fill="F1F1F1"/>
@@ -26817,92 +26699,64 @@
           </w:tcPr>
           <w:p>
             <w:pPr>
+              <w:keepNext w:val="0"/>
+              <w:keepLines w:val="0"/>
+              <w:pageBreakBefore w:val="0"/>
               <w:widowControl w:val="0"/>
+              <w:kinsoku/>
+              <w:wordWrap/>
+              <w:overflowPunct/>
+              <w:topLinePunct w:val="0"/>
+              <w:autoSpaceDE w:val="0"/>
+              <w:autoSpaceDN/>
+              <w:bidi w:val="0"/>
+              <w:adjustRightInd/>
+              <w:snapToGrid/>
               <w:spacing w:after="0" w:line="240" w:lineRule="auto"/>
-              <w:ind w:left="119"/>
+              <w:ind w:left="110" w:leftChars="50"/>
               <w:jc w:val="center"/>
-              <w:rPr>
-                <w:rFonts w:hint="default" w:ascii="Times New Roman" w:hAnsi="Times New Roman" w:eastAsia="微软雅黑" w:cs="Times New Roman"/>
-                <w:bCs/>
+              <w:textAlignment w:val="auto"/>
+              <w:rPr>
+                <w:rFonts w:hint="default" w:ascii="Times New Roman" w:hAnsi="Times New Roman" w:eastAsia="微软雅黑" w:cs="Times New Roman"/>
                 <w:sz w:val="21"/>
-                <w:lang w:val="en-US" w:eastAsia="zh-CN"/>
-              </w:rPr>
-            </w:pPr>
-            <w:r>
-              <w:rPr>
-                <w:rFonts w:hint="eastAsia" w:ascii="微软雅黑" w:hAnsi="微软雅黑" w:eastAsia="微软雅黑" w:cs="宋体"/>
+                <w:szCs w:val="21"/>
+                <w:lang w:eastAsia="zh-CN"/>
+              </w:rPr>
+            </w:pPr>
+            <w:r>
+              <w:rPr>
+                <w:rFonts w:hint="eastAsia" w:ascii="微软雅黑" w:hAnsi="微软雅黑" w:eastAsia="微软雅黑"/>
                 <w:color w:val="000000"/>
                 <w:sz w:val="21"/>
                 <w:szCs w:val="21"/>
                 <w:lang w:eastAsia="zh-CN"/>
               </w:rPr>
-              <w:t>{{</w:t>
-            </w:r>
-            <w:r>
-              <w:rPr>
-                <w:rFonts w:ascii="微软雅黑" w:hAnsi="微软雅黑" w:eastAsia="微软雅黑" w:cs="宋体"/>
+              <w:t xml:space="preserve">{{ </w:t>
+            </w:r>
+            <w:r>
+              <w:rPr>
+                <w:rFonts w:ascii="微软雅黑" w:hAnsi="微软雅黑" w:eastAsia="微软雅黑"/>
                 <w:color w:val="000000"/>
                 <w:sz w:val="21"/>
                 <w:szCs w:val="21"/>
                 <w:lang w:eastAsia="zh-CN"/>
               </w:rPr>
-              <w:t xml:space="preserve"> sequencing_depth</w:t>
-            </w:r>
-            <w:r>
-              <w:rPr>
-                <w:rFonts w:hint="eastAsia" w:ascii="微软雅黑" w:hAnsi="微软雅黑" w:eastAsia="微软雅黑" w:cs="宋体"/>
+              <w:t>overall_quality_assessment</w:t>
+            </w:r>
+            <w:r>
+              <w:rPr>
+                <w:rFonts w:hint="eastAsia" w:ascii="微软雅黑" w:hAnsi="微软雅黑" w:eastAsia="微软雅黑"/>
                 <w:color w:val="000000"/>
                 <w:sz w:val="21"/>
                 <w:szCs w:val="21"/>
                 <w:lang w:eastAsia="zh-CN"/>
               </w:rPr>
-              <w:t xml:space="preserve"> | oqa(50</w:t>
-            </w:r>
-            <w:r>
-              <w:rPr>
-                <w:rFonts w:ascii="微软雅黑" w:hAnsi="微软雅黑" w:eastAsia="微软雅黑" w:cs="宋体"/>
-                <w:color w:val="000000"/>
-                <w:sz w:val="21"/>
-                <w:szCs w:val="21"/>
-                <w:lang w:eastAsia="zh-CN"/>
-              </w:rPr>
-              <w:t>0</w:t>
-            </w:r>
-            <w:r>
-              <w:rPr>
-                <w:rFonts w:hint="eastAsia" w:ascii="微软雅黑" w:hAnsi="微软雅黑" w:eastAsia="微软雅黑" w:cs="宋体"/>
-                <w:color w:val="000000"/>
-                <w:sz w:val="21"/>
-                <w:szCs w:val="21"/>
-                <w:lang w:eastAsia="zh-CN"/>
-              </w:rPr>
-              <w:t>,400) }}</w:t>
-            </w:r>
-            <w:bookmarkStart w:id="17" w:name="_GoBack"/>
-            <w:bookmarkEnd w:id="17"/>
+              <w:t xml:space="preserve"> }}</w:t>
+            </w:r>
           </w:p>
         </w:tc>
       </w:tr>
     </w:tbl>
-    <w:p>
-      <w:pPr>
-        <w:widowControl w:val="0"/>
-        <w:tabs>
-          <w:tab w:val="left" w:pos="1317"/>
-        </w:tabs>
-        <w:kinsoku w:val="0"/>
-        <w:overflowPunct w:val="0"/>
-        <w:spacing w:before="40" w:after="0" w:line="187" w:lineRule="auto"/>
-        <w:ind w:right="1128"/>
-        <w:rPr>
-          <w:rFonts w:hint="eastAsia" w:ascii="Times New Roman" w:hAnsi="Times New Roman" w:eastAsia="微软雅黑" w:cs="Times New Roman"/>
-          <w:b/>
-          <w:bCs/>
-          <w:sz w:val="18"/>
-          <w:lang w:eastAsia="zh-CN"/>
-        </w:rPr>
-      </w:pPr>
-    </w:p>
     <w:p>
       <w:pPr>
         <w:widowControl w:val="0"/>
@@ -26973,8 +26827,10 @@
           <w:szCs w:val="18"/>
           <w:lang w:eastAsia="zh-CN"/>
         </w:rPr>
-        <w:t>染色评估的肿瘤细胞含量。如送检样本不满足病理评估所需条件，则不进行此项评估。</w:t>
+        <w:t>染色评估的肿瘤细胞含量。如送检样本不满足病理评估所需条件，则不进行此项评估。{% if summaryOfRresults.type == “blood” %}血浆cfDNA样本不做此项评估。{% endif %}</w:t>
       </w:r>
+      <w:bookmarkStart w:id="17" w:name="_GoBack"/>
+      <w:bookmarkEnd w:id="17"/>
     </w:p>
     <w:p>
       <w:pPr>
@@ -27025,111 +26881,7 @@
           <w:szCs w:val="18"/>
           <w:lang w:eastAsia="zh-CN"/>
         </w:rPr>
-        <w:t>DNA降解程度：</w:t>
-      </w:r>
-    </w:p>
-    <w:p>
-      <w:pPr>
-        <w:widowControl w:val="0"/>
-        <w:numPr>
-          <w:ilvl w:val="0"/>
-          <w:numId w:val="14"/>
-        </w:numPr>
-        <w:spacing w:after="0" w:line="240" w:lineRule="auto"/>
-        <w:ind w:left="660" w:leftChars="0" w:hanging="440" w:firstLineChars="0"/>
-        <w:rPr>
-          <w:rFonts w:hint="eastAsia" w:ascii="Times New Roman" w:hAnsi="Times New Roman" w:eastAsia="微软雅黑" w:cs="Times New Roman"/>
-          <w:sz w:val="18"/>
-          <w:szCs w:val="18"/>
-          <w:lang w:eastAsia="zh-CN"/>
-        </w:rPr>
-      </w:pPr>
-      <w:r>
-        <w:rPr>
-          <w:rFonts w:hint="eastAsia" w:ascii="Times New Roman" w:hAnsi="Times New Roman" w:eastAsia="微软雅黑" w:cs="Times New Roman"/>
-          <w:sz w:val="18"/>
-          <w:szCs w:val="18"/>
-          <w:lang w:eastAsia="zh-CN"/>
-        </w:rPr>
-        <w:t>A级：有主带，或降解均匀且降解区域主要集中在5000bp以上；</w:t>
-      </w:r>
-    </w:p>
-    <w:p>
-      <w:pPr>
-        <w:widowControl w:val="0"/>
-        <w:numPr>
-          <w:ilvl w:val="0"/>
-          <w:numId w:val="14"/>
-        </w:numPr>
-        <w:spacing w:after="0" w:line="240" w:lineRule="auto"/>
-        <w:ind w:left="660" w:leftChars="0" w:hanging="440" w:firstLineChars="0"/>
-        <w:rPr>
-          <w:rFonts w:hint="eastAsia" w:ascii="Times New Roman" w:hAnsi="Times New Roman" w:eastAsia="微软雅黑" w:cs="Times New Roman"/>
-          <w:sz w:val="18"/>
-          <w:szCs w:val="18"/>
-          <w:lang w:eastAsia="zh-CN"/>
-        </w:rPr>
-      </w:pPr>
-      <w:r>
-        <w:rPr>
-          <w:rFonts w:hint="eastAsia" w:ascii="Times New Roman" w:hAnsi="Times New Roman" w:eastAsia="微软雅黑" w:cs="Times New Roman"/>
-          <w:sz w:val="18"/>
-          <w:szCs w:val="18"/>
-          <w:lang w:eastAsia="zh-CN"/>
-        </w:rPr>
-        <w:t>B级：无主带，降解均匀且降解区域主要集中在1500-5000bp之间；</w:t>
-      </w:r>
-    </w:p>
-    <w:p>
-      <w:pPr>
-        <w:widowControl w:val="0"/>
-        <w:numPr>
-          <w:ilvl w:val="0"/>
-          <w:numId w:val="14"/>
-        </w:numPr>
-        <w:spacing w:after="0" w:line="240" w:lineRule="auto"/>
-        <w:ind w:left="660" w:leftChars="0" w:hanging="440" w:firstLineChars="0"/>
-        <w:rPr>
-          <w:rFonts w:hint="eastAsia" w:ascii="Times New Roman" w:hAnsi="Times New Roman" w:eastAsia="微软雅黑" w:cs="Times New Roman"/>
-          <w:sz w:val="18"/>
-          <w:szCs w:val="18"/>
-          <w:lang w:eastAsia="zh-CN"/>
-        </w:rPr>
-      </w:pPr>
-      <w:r>
-        <w:rPr>
-          <w:rFonts w:hint="eastAsia" w:ascii="Times New Roman" w:hAnsi="Times New Roman" w:eastAsia="微软雅黑" w:cs="Times New Roman"/>
-          <w:sz w:val="18"/>
-          <w:szCs w:val="18"/>
-          <w:lang w:eastAsia="zh-CN"/>
-        </w:rPr>
-        <w:t>C级：无主带，降解均匀且降解区域主要集中在500-1500bp之间；</w:t>
-      </w:r>
-    </w:p>
-    <w:p>
-      <w:pPr>
-        <w:widowControl w:val="0"/>
-        <w:numPr>
-          <w:ilvl w:val="0"/>
-          <w:numId w:val="14"/>
-        </w:numPr>
-        <w:spacing w:after="0" w:line="240" w:lineRule="auto"/>
-        <w:ind w:left="660" w:leftChars="0" w:hanging="440" w:firstLineChars="0"/>
-        <w:rPr>
-          <w:rFonts w:hint="eastAsia" w:ascii="Times New Roman" w:hAnsi="Times New Roman" w:eastAsia="微软雅黑" w:cs="Times New Roman"/>
-          <w:sz w:val="18"/>
-          <w:szCs w:val="18"/>
-          <w:lang w:eastAsia="zh-CN"/>
-        </w:rPr>
-      </w:pPr>
-      <w:r>
-        <w:rPr>
-          <w:rFonts w:hint="eastAsia" w:ascii="Times New Roman" w:hAnsi="Times New Roman" w:eastAsia="微软雅黑" w:cs="Times New Roman"/>
-          <w:sz w:val="18"/>
-          <w:szCs w:val="18"/>
-          <w:lang w:eastAsia="zh-CN"/>
-        </w:rPr>
-        <w:t>D级（不合格）：无主带，降解均匀且降解区域主要集中在500-1500bp之间，但总量介于100ng到300ng之间；或降解区域弥散在150-1000bp，或集中在500bp以下。</w:t>
+        <w:t>DNA降解程度：1-2级别样本质量较好，3级不能满足检测要求{% if summaryOfRresults.type == “blood” %}；cfDNA样本不适用于此项评估{% endif %}。</w:t>
       </w:r>
     </w:p>
     <w:p>
@@ -29196,23 +28948,6 @@
     </w:lvl>
   </w:abstractNum>
   <w:abstractNum w:abstractNumId="2">
-    <w:nsid w:val="E8B3DAE0"/>
-    <w:multiLevelType w:val="singleLevel"/>
-    <w:tmpl w:val="E8B3DAE0"/>
-    <w:lvl w:ilvl="0" w:tentative="0">
-      <w:start w:val="1"/>
-      <w:numFmt w:val="bullet"/>
-      <w:lvlText w:val=""/>
-      <w:lvlJc w:val="left"/>
-      <w:pPr>
-        <w:ind w:left="420" w:hanging="420"/>
-      </w:pPr>
-      <w:rPr>
-        <w:rFonts w:hint="default" w:ascii="Wingdings" w:hAnsi="Wingdings"/>
-      </w:rPr>
-    </w:lvl>
-  </w:abstractNum>
-  <w:abstractNum w:abstractNumId="3">
     <w:nsid w:val="FFFFFF7E"/>
     <w:multiLevelType w:val="singleLevel"/>
     <w:tmpl w:val="FFFFFF7E"/>
@@ -29230,7 +28965,7 @@
       </w:pPr>
     </w:lvl>
   </w:abstractNum>
-  <w:abstractNum w:abstractNumId="4">
+  <w:abstractNum w:abstractNumId="3">
     <w:nsid w:val="FFFFFF7F"/>
     <w:multiLevelType w:val="singleLevel"/>
     <w:tmpl w:val="FFFFFF7F"/>
@@ -29248,7 +28983,7 @@
       </w:pPr>
     </w:lvl>
   </w:abstractNum>
-  <w:abstractNum w:abstractNumId="5">
+  <w:abstractNum w:abstractNumId="4">
     <w:nsid w:val="FFFFFF82"/>
     <w:multiLevelType w:val="singleLevel"/>
     <w:tmpl w:val="FFFFFF82"/>
@@ -29269,7 +29004,7 @@
       </w:rPr>
     </w:lvl>
   </w:abstractNum>
-  <w:abstractNum w:abstractNumId="6">
+  <w:abstractNum w:abstractNumId="5">
     <w:nsid w:val="FFFFFF83"/>
     <w:multiLevelType w:val="singleLevel"/>
     <w:tmpl w:val="FFFFFF83"/>
@@ -29290,7 +29025,7 @@
       </w:rPr>
     </w:lvl>
   </w:abstractNum>
-  <w:abstractNum w:abstractNumId="7">
+  <w:abstractNum w:abstractNumId="6">
     <w:nsid w:val="FFFFFF88"/>
     <w:multiLevelType w:val="singleLevel"/>
     <w:tmpl w:val="FFFFFF88"/>
@@ -29308,7 +29043,7 @@
       </w:pPr>
     </w:lvl>
   </w:abstractNum>
-  <w:abstractNum w:abstractNumId="8">
+  <w:abstractNum w:abstractNumId="7">
     <w:nsid w:val="FFFFFF89"/>
     <w:multiLevelType w:val="singleLevel"/>
     <w:tmpl w:val="FFFFFF89"/>
@@ -29329,7 +29064,7 @@
       </w:rPr>
     </w:lvl>
   </w:abstractNum>
-  <w:abstractNum w:abstractNumId="9">
+  <w:abstractNum w:abstractNumId="8">
     <w:nsid w:val="12167FD4"/>
     <w:multiLevelType w:val="multilevel"/>
     <w:tmpl w:val="12167FD4"/>
@@ -29415,7 +29150,7 @@
       </w:pPr>
     </w:lvl>
   </w:abstractNum>
-  <w:abstractNum w:abstractNumId="10">
+  <w:abstractNum w:abstractNumId="9">
     <w:nsid w:val="1C7D6809"/>
     <w:multiLevelType w:val="singleLevel"/>
     <w:tmpl w:val="1C7D6809"/>
@@ -29432,7 +29167,7 @@
       </w:rPr>
     </w:lvl>
   </w:abstractNum>
-  <w:abstractNum w:abstractNumId="11">
+  <w:abstractNum w:abstractNumId="10">
     <w:nsid w:val="29BFB0FD"/>
     <w:multiLevelType w:val="multilevel"/>
     <w:tmpl w:val="29BFB0FD"/>
@@ -29554,7 +29289,7 @@
       </w:rPr>
     </w:lvl>
   </w:abstractNum>
-  <w:abstractNum w:abstractNumId="12">
+  <w:abstractNum w:abstractNumId="11">
     <w:nsid w:val="479030E4"/>
     <w:multiLevelType w:val="singleLevel"/>
     <w:tmpl w:val="479030E4"/>
@@ -29573,7 +29308,7 @@
       </w:rPr>
     </w:lvl>
   </w:abstractNum>
-  <w:abstractNum w:abstractNumId="13">
+  <w:abstractNum w:abstractNumId="12">
     <w:nsid w:val="4C0A1103"/>
     <w:multiLevelType w:val="singleLevel"/>
     <w:tmpl w:val="4C0A1103"/>
@@ -29593,49 +29328,46 @@
     </w:lvl>
   </w:abstractNum>
   <w:num w:numId="1">
+    <w:abstractNumId w:val="3"/>
+  </w:num>
+  <w:num w:numId="2">
+    <w:abstractNumId w:val="6"/>
+  </w:num>
+  <w:num w:numId="3">
+    <w:abstractNumId w:val="7"/>
+  </w:num>
+  <w:num w:numId="4">
     <w:abstractNumId w:val="4"/>
   </w:num>
-  <w:num w:numId="2">
-    <w:abstractNumId w:val="7"/>
+  <w:num w:numId="5">
+    <w:abstractNumId w:val="2"/>
   </w:num>
-  <w:num w:numId="3">
-    <w:abstractNumId w:val="8"/>
-  </w:num>
-  <w:num w:numId="4">
+  <w:num w:numId="6">
     <w:abstractNumId w:val="5"/>
   </w:num>
-  <w:num w:numId="5">
-    <w:abstractNumId w:val="3"/>
-  </w:num>
-  <w:num w:numId="6">
-    <w:abstractNumId w:val="6"/>
-  </w:num>
   <w:num w:numId="7">
-    <w:abstractNumId w:val="11"/>
+    <w:abstractNumId w:val="10"/>
   </w:num>
   <w:num w:numId="8">
-    <w:abstractNumId w:val="9"/>
+    <w:abstractNumId w:val="8"/>
   </w:num>
   <w:num w:numId="9">
     <w:abstractNumId w:val="0"/>
   </w:num>
   <w:num w:numId="10">
-    <w:abstractNumId w:val="13"/>
+    <w:abstractNumId w:val="12"/>
     <w:lvlOverride w:ilvl="0">
       <w:startOverride w:val="1"/>
     </w:lvlOverride>
   </w:num>
   <w:num w:numId="11">
-    <w:abstractNumId w:val="12"/>
+    <w:abstractNumId w:val="11"/>
   </w:num>
   <w:num w:numId="12">
-    <w:abstractNumId w:val="10"/>
+    <w:abstractNumId w:val="9"/>
   </w:num>
   <w:num w:numId="13">
     <w:abstractNumId w:val="1"/>
-  </w:num>
-  <w:num w:numId="14">
-    <w:abstractNumId w:val="2"/>
   </w:num>
 </w:numbering>
 </file>
